--- a/8 семестр/МиСИИ/ЛР 7/МиСИИ ЛР 7.docx
+++ b/8 семестр/МиСИИ/ЛР 7/МиСИИ ЛР 7.docx
@@ -545,6 +545,55 @@
       <w:r>
         <w:t>:</w:t>
       </w:r>
+      <w:r>
+        <w:t xml:space="preserve"> </w:t>
+      </w:r>
+      <w:r>
+        <w:t xml:space="preserve">подобрать значения коэффициента дисконтирования, уровня шума и текущей награды для схемы </w:t>
+      </w:r>
+      <w:r>
+        <w:rPr>
+          <w:lang w:val="en-US"/>
+        </w:rPr>
+        <w:t>DiscountGrid</w:t>
+      </w:r>
+      <w:r>
+        <w:t>, чтобы сформировать оптимальные политики нескольких различных типов.</w:t>
+      </w:r>
+      <w:r>
+        <w:t xml:space="preserve"> </w:t>
+      </w:r>
+      <w:r>
+        <w:t>Внес</w:t>
+      </w:r>
+      <w:r>
+        <w:t xml:space="preserve">ти </w:t>
+      </w:r>
+      <w:r>
+        <w:t xml:space="preserve">необходимые значения параметров в функции от </w:t>
+      </w:r>
+      <w:r>
+        <w:rPr>
+          <w:rFonts w:ascii="Courier New" w:hAnsi="Courier New" w:cs="Courier New"/>
+          <w:sz w:val="24"/>
+          <w:szCs w:val="20"/>
+        </w:rPr>
+        <w:t>question2a</w:t>
+      </w:r>
+      <w:r>
+        <w:t xml:space="preserve"> до </w:t>
+      </w:r>
+      <w:r>
+        <w:rPr>
+          <w:rFonts w:ascii="Courier New" w:hAnsi="Courier New" w:cs="Courier New"/>
+          <w:sz w:val="24"/>
+          <w:szCs w:val="20"/>
+        </w:rPr>
+        <w:t>question2e</w:t>
+      </w:r>
+      <w:r>
+        <w:t xml:space="preserve"> в файле analysis.py.</w:t>
+      </w:r>
     </w:p>
     <w:p>
       <w:pPr>
@@ -706,7 +755,6 @@
     <w:p/>
     <w:p>
       <w:r>
-        <w:lastRenderedPageBreak/>
         <w:t xml:space="preserve">После изучения информации о недетерминированном поиске и марковских моделях была развёрнута и в ручном режиме запущена среда </w:t>
       </w:r>
       <w:proofErr w:type="spellStart"/>
@@ -1140,6 +1188,7 @@
         <w:t xml:space="preserve">вычисляет ценности </w:t>
       </w:r>
       <w:r>
+        <w:lastRenderedPageBreak/>
         <w:t>q-</w:t>
       </w:r>
       <w:r>
@@ -2603,6 +2652,7 @@
         <w:rPr>
           <w:lang w:val="en-US"/>
         </w:rPr>
+        <w:lastRenderedPageBreak/>
         <w:t xml:space="preserve">    def </w:t>
       </w:r>
       <w:proofErr w:type="spellStart"/>
@@ -2735,7 +2785,6 @@
         <w:rPr>
           <w:lang w:val="en-US"/>
         </w:rPr>
-        <w:lastRenderedPageBreak/>
         <w:t xml:space="preserve">        </w:t>
       </w:r>
       <w:r>
@@ -3326,13 +3375,1576 @@
         </w:numPr>
       </w:pPr>
       <w:r>
+        <w:lastRenderedPageBreak/>
         <w:t>Реализация политик</w:t>
       </w:r>
     </w:p>
     <w:p/>
     <w:p>
       <w:r>
-        <w:t>.</w:t>
+        <w:t xml:space="preserve">В рамках задания была рассмотрена среда </w:t>
+      </w:r>
+      <w:r>
+        <w:rPr>
+          <w:lang w:val="en-US"/>
+        </w:rPr>
+        <w:t>DiscountGrid</w:t>
+      </w:r>
+      <w:r>
+        <w:t xml:space="preserve">. </w:t>
+      </w:r>
+      <w:r>
+        <w:t>Есть два выхода – ближний и дальний (более ценный). Также есть два пути – вдоль обрыва (рискованный) и в обход (больше шагов).</w:t>
+      </w:r>
+    </w:p>
+    <w:p>
+      <w:r>
+        <w:t>Существует пять типов политик (предпочтения агента), которые можно реализовать:</w:t>
+      </w:r>
+    </w:p>
+    <w:p>
+      <w:pPr>
+        <w:pStyle w:val="aa"/>
+        <w:numPr>
+          <w:ilvl w:val="0"/>
+          <w:numId w:val="40"/>
+        </w:numPr>
+      </w:pPr>
+      <w:r>
+        <w:t xml:space="preserve">близкий выход (+1), </w:t>
+      </w:r>
+      <w:r>
+        <w:t>перемещение</w:t>
+      </w:r>
+      <w:r>
+        <w:t xml:space="preserve"> вдоль обрыва (-10);</w:t>
+      </w:r>
+    </w:p>
+    <w:p>
+      <w:pPr>
+        <w:pStyle w:val="aa"/>
+        <w:numPr>
+          <w:ilvl w:val="0"/>
+          <w:numId w:val="40"/>
+        </w:numPr>
+      </w:pPr>
+      <w:r>
+        <w:t xml:space="preserve">близкий выход (+1), </w:t>
+      </w:r>
+      <w:r>
+        <w:t>агент</w:t>
+      </w:r>
+      <w:r>
+        <w:t xml:space="preserve"> избегает обрыва (-10);</w:t>
+      </w:r>
+    </w:p>
+    <w:p>
+      <w:pPr>
+        <w:pStyle w:val="aa"/>
+        <w:numPr>
+          <w:ilvl w:val="0"/>
+          <w:numId w:val="40"/>
+        </w:numPr>
+      </w:pPr>
+      <w:r>
+        <w:t>дальний выход (+10), перемещ</w:t>
+      </w:r>
+      <w:r>
+        <w:t>ение</w:t>
+      </w:r>
+      <w:r>
+        <w:t xml:space="preserve"> вдоль обрыва (-10);</w:t>
+      </w:r>
+    </w:p>
+    <w:p>
+      <w:pPr>
+        <w:pStyle w:val="aa"/>
+        <w:numPr>
+          <w:ilvl w:val="0"/>
+          <w:numId w:val="40"/>
+        </w:numPr>
+      </w:pPr>
+      <w:r>
+        <w:t xml:space="preserve">дальний выход (+10), </w:t>
+      </w:r>
+      <w:r>
+        <w:t xml:space="preserve">агент </w:t>
+      </w:r>
+      <w:r>
+        <w:t>избегает обрыва (-10);</w:t>
+      </w:r>
+    </w:p>
+    <w:p>
+      <w:pPr>
+        <w:pStyle w:val="aa"/>
+        <w:numPr>
+          <w:ilvl w:val="0"/>
+          <w:numId w:val="40"/>
+        </w:numPr>
+      </w:pPr>
+      <w:r>
+        <w:t>агент предпочитает избегать оба выхода и обрыва (</w:t>
+      </w:r>
+      <w:r>
+        <w:t>бесконечное блуждание</w:t>
+      </w:r>
+      <w:r>
+        <w:t>).</w:t>
+      </w:r>
+    </w:p>
+    <w:p>
+      <w:r>
+        <w:t xml:space="preserve">Для каждой политики </w:t>
+      </w:r>
+      <w:r>
+        <w:t>в файле analysis.py</w:t>
+      </w:r>
+      <w:r>
+        <w:t xml:space="preserve"> были в</w:t>
+      </w:r>
+      <w:r>
+        <w:t>нес</w:t>
+      </w:r>
+      <w:r>
+        <w:t>ены</w:t>
+      </w:r>
+      <w:r>
+        <w:t xml:space="preserve"> параметр</w:t>
+      </w:r>
+      <w:r>
+        <w:t>ы</w:t>
+      </w:r>
+      <w:r>
+        <w:t xml:space="preserve"> соответствующих им</w:t>
+      </w:r>
+      <w:r>
+        <w:t xml:space="preserve"> функци</w:t>
+      </w:r>
+      <w:r>
+        <w:t xml:space="preserve">й </w:t>
+      </w:r>
+      <w:r>
+        <w:rPr>
+          <w:rFonts w:ascii="Courier New" w:hAnsi="Courier New" w:cs="Courier New"/>
+          <w:sz w:val="24"/>
+          <w:szCs w:val="20"/>
+        </w:rPr>
+        <w:t>question2a</w:t>
+      </w:r>
+      <w:r>
+        <w:t>-</w:t>
+      </w:r>
+      <w:r>
+        <w:rPr>
+          <w:rFonts w:ascii="Courier New" w:hAnsi="Courier New" w:cs="Courier New"/>
+          <w:sz w:val="24"/>
+          <w:szCs w:val="20"/>
+        </w:rPr>
+        <w:t>question2e</w:t>
+      </w:r>
+      <w:r>
+        <w:t xml:space="preserve"> </w:t>
+      </w:r>
+      <w:r>
+        <w:t>(листинг 3.2).</w:t>
+      </w:r>
+      <w:r>
+        <w:rPr>
+          <w:rFonts w:cs="Times New Roman"/>
+          <w:color w:val="000000"/>
+          <w:szCs w:val="28"/>
+        </w:rPr>
+        <w:t xml:space="preserve"> </w:t>
+      </w:r>
+      <w:r>
+        <w:rPr>
+          <w:rFonts w:cs="Times New Roman"/>
+          <w:color w:val="000000"/>
+          <w:szCs w:val="28"/>
+        </w:rPr>
+        <w:t xml:space="preserve">Параметры таковы: </w:t>
+      </w:r>
+      <w:r>
+        <w:t>коэффициент дисконтирования, уров</w:t>
+      </w:r>
+      <w:r>
+        <w:t>ень</w:t>
+      </w:r>
+      <w:r>
+        <w:t xml:space="preserve"> шума и</w:t>
+      </w:r>
+      <w:r>
+        <w:t xml:space="preserve"> уровень</w:t>
+      </w:r>
+      <w:r>
+        <w:t xml:space="preserve"> текущей награды</w:t>
+      </w:r>
+      <w:r>
+        <w:t>. Подбор осуществлялся экспериментально с учётом смысла параметров.</w:t>
+      </w:r>
+    </w:p>
+    <w:p/>
+    <w:p>
+      <w:r>
+        <w:t xml:space="preserve">Листинг 3.2 – </w:t>
+      </w:r>
+      <w:r>
+        <w:t>Параметры политик обхода состояний</w:t>
+      </w:r>
+    </w:p>
+    <w:p>
+      <w:pPr>
+        <w:pStyle w:val="af"/>
+      </w:pPr>
+      <w:proofErr w:type="spellStart"/>
+      <w:r>
+        <w:t>def</w:t>
+      </w:r>
+      <w:proofErr w:type="spellEnd"/>
+      <w:r>
+        <w:t xml:space="preserve"> </w:t>
+      </w:r>
+      <w:r>
+        <w:rPr>
+          <w:b/>
+          <w:bCs/>
+        </w:rPr>
+        <w:t>question2</w:t>
+      </w:r>
+      <w:proofErr w:type="gramStart"/>
+      <w:r>
+        <w:rPr>
+          <w:b/>
+          <w:bCs/>
+        </w:rPr>
+        <w:t>a</w:t>
+      </w:r>
+      <w:r>
+        <w:t>(</w:t>
+      </w:r>
+      <w:proofErr w:type="gramEnd"/>
+      <w:r>
+        <w:t>):</w:t>
+      </w:r>
+    </w:p>
+    <w:p>
+      <w:pPr>
+        <w:pStyle w:val="af"/>
+        <w:rPr>
+          <w:i/>
+          <w:iCs/>
+        </w:rPr>
+      </w:pPr>
+      <w:r>
+        <w:rPr>
+          <w:i/>
+          <w:iCs/>
+        </w:rPr>
+        <w:t>    """</w:t>
+      </w:r>
+    </w:p>
+    <w:p>
+      <w:pPr>
+        <w:pStyle w:val="af"/>
+        <w:rPr>
+          <w:i/>
+          <w:iCs/>
+        </w:rPr>
+      </w:pPr>
+      <w:r>
+        <w:rPr>
+          <w:i/>
+          <w:iCs/>
+        </w:rPr>
+        <w:t>      Предпочитает близкий выход (+1), перемещаясь вдоль обрыва (-10)</w:t>
+      </w:r>
+    </w:p>
+    <w:p>
+      <w:pPr>
+        <w:pStyle w:val="af"/>
+        <w:rPr>
+          <w:i/>
+          <w:iCs/>
+          <w:lang w:val="en-US"/>
+        </w:rPr>
+      </w:pPr>
+      <w:r>
+        <w:rPr>
+          <w:i/>
+          <w:iCs/>
+        </w:rPr>
+        <w:t xml:space="preserve">    </w:t>
+      </w:r>
+      <w:r>
+        <w:rPr>
+          <w:i/>
+          <w:iCs/>
+          <w:lang w:val="en-US"/>
+        </w:rPr>
+        <w:t>"""</w:t>
+      </w:r>
+    </w:p>
+    <w:p>
+      <w:pPr>
+        <w:pStyle w:val="af"/>
+        <w:rPr>
+          <w:lang w:val="en-US"/>
+        </w:rPr>
+      </w:pPr>
+      <w:r>
+        <w:rPr>
+          <w:lang w:val="en-US"/>
+        </w:rPr>
+        <w:t xml:space="preserve">    </w:t>
+      </w:r>
+      <w:proofErr w:type="spellStart"/>
+      <w:r>
+        <w:rPr>
+          <w:lang w:val="en-US"/>
+        </w:rPr>
+        <w:t>answerDiscount</w:t>
+      </w:r>
+      <w:proofErr w:type="spellEnd"/>
+      <w:r>
+        <w:rPr>
+          <w:lang w:val="en-US"/>
+        </w:rPr>
+        <w:t xml:space="preserve"> = </w:t>
+      </w:r>
+      <w:r>
+        <w:rPr>
+          <w:b/>
+          <w:bCs/>
+          <w:lang w:val="en-US"/>
+        </w:rPr>
+        <w:t>0.4</w:t>
+      </w:r>
+    </w:p>
+    <w:p>
+      <w:pPr>
+        <w:pStyle w:val="af"/>
+        <w:rPr>
+          <w:lang w:val="en-US"/>
+        </w:rPr>
+      </w:pPr>
+      <w:r>
+        <w:rPr>
+          <w:lang w:val="en-US"/>
+        </w:rPr>
+        <w:t xml:space="preserve">    </w:t>
+      </w:r>
+      <w:proofErr w:type="spellStart"/>
+      <w:r>
+        <w:rPr>
+          <w:lang w:val="en-US"/>
+        </w:rPr>
+        <w:t>answerNoise</w:t>
+      </w:r>
+      <w:proofErr w:type="spellEnd"/>
+      <w:r>
+        <w:rPr>
+          <w:lang w:val="en-US"/>
+        </w:rPr>
+        <w:t xml:space="preserve"> = </w:t>
+      </w:r>
+      <w:r>
+        <w:rPr>
+          <w:b/>
+          <w:bCs/>
+          <w:lang w:val="en-US"/>
+        </w:rPr>
+        <w:t>0.0</w:t>
+      </w:r>
+    </w:p>
+    <w:p>
+      <w:pPr>
+        <w:pStyle w:val="af"/>
+        <w:rPr>
+          <w:lang w:val="en-US"/>
+        </w:rPr>
+      </w:pPr>
+      <w:r>
+        <w:rPr>
+          <w:lang w:val="en-US"/>
+        </w:rPr>
+        <w:t xml:space="preserve">    </w:t>
+      </w:r>
+      <w:proofErr w:type="spellStart"/>
+      <w:r>
+        <w:rPr>
+          <w:lang w:val="en-US"/>
+        </w:rPr>
+        <w:t>answerLivingReward</w:t>
+      </w:r>
+      <w:proofErr w:type="spellEnd"/>
+      <w:r>
+        <w:rPr>
+          <w:lang w:val="en-US"/>
+        </w:rPr>
+        <w:t xml:space="preserve"> = </w:t>
+      </w:r>
+      <w:r>
+        <w:rPr>
+          <w:b/>
+          <w:bCs/>
+          <w:lang w:val="en-US"/>
+        </w:rPr>
+        <w:t>-2.0</w:t>
+      </w:r>
+    </w:p>
+    <w:p>
+      <w:pPr>
+        <w:pStyle w:val="af"/>
+        <w:rPr>
+          <w:lang w:val="en-US"/>
+        </w:rPr>
+      </w:pPr>
+      <w:r>
+        <w:rPr>
+          <w:lang w:val="en-US"/>
+        </w:rPr>
+        <w:t xml:space="preserve">    return </w:t>
+      </w:r>
+      <w:proofErr w:type="spellStart"/>
+      <w:r>
+        <w:rPr>
+          <w:lang w:val="en-US"/>
+        </w:rPr>
+        <w:t>answerDiscount</w:t>
+      </w:r>
+      <w:proofErr w:type="spellEnd"/>
+      <w:r>
+        <w:rPr>
+          <w:lang w:val="en-US"/>
+        </w:rPr>
+        <w:t xml:space="preserve">, </w:t>
+      </w:r>
+      <w:proofErr w:type="spellStart"/>
+      <w:r>
+        <w:rPr>
+          <w:lang w:val="en-US"/>
+        </w:rPr>
+        <w:t>answerNoise</w:t>
+      </w:r>
+      <w:proofErr w:type="spellEnd"/>
+      <w:r>
+        <w:rPr>
+          <w:lang w:val="en-US"/>
+        </w:rPr>
+        <w:t xml:space="preserve">, </w:t>
+      </w:r>
+      <w:proofErr w:type="spellStart"/>
+      <w:r>
+        <w:rPr>
+          <w:lang w:val="en-US"/>
+        </w:rPr>
+        <w:t>answerLivingReward</w:t>
+      </w:r>
+      <w:proofErr w:type="spellEnd"/>
+    </w:p>
+    <w:p>
+      <w:pPr>
+        <w:pStyle w:val="af"/>
+        <w:rPr>
+          <w:lang w:val="en-US"/>
+        </w:rPr>
+      </w:pPr>
+    </w:p>
+    <w:p>
+      <w:pPr>
+        <w:pStyle w:val="af"/>
+      </w:pPr>
+      <w:proofErr w:type="spellStart"/>
+      <w:r>
+        <w:t>def</w:t>
+      </w:r>
+      <w:proofErr w:type="spellEnd"/>
+      <w:r>
+        <w:t xml:space="preserve"> </w:t>
+      </w:r>
+      <w:r>
+        <w:rPr>
+          <w:b/>
+          <w:bCs/>
+        </w:rPr>
+        <w:t>question2</w:t>
+      </w:r>
+      <w:proofErr w:type="gramStart"/>
+      <w:r>
+        <w:rPr>
+          <w:b/>
+          <w:bCs/>
+        </w:rPr>
+        <w:t>b</w:t>
+      </w:r>
+      <w:r>
+        <w:t>(</w:t>
+      </w:r>
+      <w:proofErr w:type="gramEnd"/>
+      <w:r>
+        <w:t>):</w:t>
+      </w:r>
+    </w:p>
+    <w:p>
+      <w:pPr>
+        <w:pStyle w:val="af"/>
+        <w:rPr>
+          <w:i/>
+          <w:iCs/>
+        </w:rPr>
+      </w:pPr>
+      <w:r>
+        <w:rPr>
+          <w:i/>
+          <w:iCs/>
+        </w:rPr>
+        <w:t>    """</w:t>
+      </w:r>
+    </w:p>
+    <w:p>
+      <w:pPr>
+        <w:pStyle w:val="af"/>
+        <w:rPr>
+          <w:i/>
+          <w:iCs/>
+        </w:rPr>
+      </w:pPr>
+      <w:r>
+        <w:rPr>
+          <w:i/>
+          <w:iCs/>
+        </w:rPr>
+        <w:t>      Предпочитает близкий выход (+1), избегая обрыва (-10)</w:t>
+      </w:r>
+    </w:p>
+    <w:p>
+      <w:pPr>
+        <w:pStyle w:val="af"/>
+        <w:rPr>
+          <w:i/>
+          <w:iCs/>
+          <w:lang w:val="en-US"/>
+        </w:rPr>
+      </w:pPr>
+      <w:r>
+        <w:rPr>
+          <w:i/>
+          <w:iCs/>
+        </w:rPr>
+        <w:t xml:space="preserve">    </w:t>
+      </w:r>
+      <w:r>
+        <w:rPr>
+          <w:i/>
+          <w:iCs/>
+          <w:lang w:val="en-US"/>
+        </w:rPr>
+        <w:t>"""</w:t>
+      </w:r>
+    </w:p>
+    <w:p>
+      <w:pPr>
+        <w:pStyle w:val="af"/>
+        <w:rPr>
+          <w:lang w:val="en-US"/>
+        </w:rPr>
+      </w:pPr>
+      <w:r>
+        <w:rPr>
+          <w:lang w:val="en-US"/>
+        </w:rPr>
+        <w:t xml:space="preserve">    </w:t>
+      </w:r>
+      <w:proofErr w:type="spellStart"/>
+      <w:r>
+        <w:rPr>
+          <w:lang w:val="en-US"/>
+        </w:rPr>
+        <w:t>answerDiscount</w:t>
+      </w:r>
+      <w:proofErr w:type="spellEnd"/>
+      <w:r>
+        <w:rPr>
+          <w:lang w:val="en-US"/>
+        </w:rPr>
+        <w:t xml:space="preserve"> = </w:t>
+      </w:r>
+      <w:r>
+        <w:rPr>
+          <w:b/>
+          <w:bCs/>
+          <w:lang w:val="en-US"/>
+        </w:rPr>
+        <w:t>0.5</w:t>
+      </w:r>
+    </w:p>
+    <w:p>
+      <w:pPr>
+        <w:pStyle w:val="af"/>
+        <w:rPr>
+          <w:lang w:val="en-US"/>
+        </w:rPr>
+      </w:pPr>
+      <w:r>
+        <w:rPr>
+          <w:lang w:val="en-US"/>
+        </w:rPr>
+        <w:t xml:space="preserve">    </w:t>
+      </w:r>
+      <w:proofErr w:type="spellStart"/>
+      <w:r>
+        <w:rPr>
+          <w:lang w:val="en-US"/>
+        </w:rPr>
+        <w:t>answerNoise</w:t>
+      </w:r>
+      <w:proofErr w:type="spellEnd"/>
+      <w:r>
+        <w:rPr>
+          <w:lang w:val="en-US"/>
+        </w:rPr>
+        <w:t xml:space="preserve"> = </w:t>
+      </w:r>
+      <w:r>
+        <w:rPr>
+          <w:b/>
+          <w:bCs/>
+          <w:lang w:val="en-US"/>
+        </w:rPr>
+        <w:t>0.3</w:t>
+      </w:r>
+    </w:p>
+    <w:p>
+      <w:pPr>
+        <w:pStyle w:val="af"/>
+        <w:rPr>
+          <w:lang w:val="en-US"/>
+        </w:rPr>
+      </w:pPr>
+      <w:r>
+        <w:rPr>
+          <w:lang w:val="en-US"/>
+        </w:rPr>
+        <w:t xml:space="preserve">    </w:t>
+      </w:r>
+      <w:proofErr w:type="spellStart"/>
+      <w:r>
+        <w:rPr>
+          <w:lang w:val="en-US"/>
+        </w:rPr>
+        <w:t>answerLivingReward</w:t>
+      </w:r>
+      <w:proofErr w:type="spellEnd"/>
+      <w:r>
+        <w:rPr>
+          <w:lang w:val="en-US"/>
+        </w:rPr>
+        <w:t xml:space="preserve"> = </w:t>
+      </w:r>
+      <w:r>
+        <w:rPr>
+          <w:b/>
+          <w:bCs/>
+          <w:lang w:val="en-US"/>
+        </w:rPr>
+        <w:t>-1.0</w:t>
+      </w:r>
+    </w:p>
+    <w:p>
+      <w:pPr>
+        <w:pStyle w:val="af"/>
+        <w:rPr>
+          <w:lang w:val="en-US"/>
+        </w:rPr>
+      </w:pPr>
+      <w:r>
+        <w:rPr>
+          <w:lang w:val="en-US"/>
+        </w:rPr>
+        <w:t xml:space="preserve">    return </w:t>
+      </w:r>
+      <w:proofErr w:type="spellStart"/>
+      <w:r>
+        <w:rPr>
+          <w:lang w:val="en-US"/>
+        </w:rPr>
+        <w:t>answerDiscount</w:t>
+      </w:r>
+      <w:proofErr w:type="spellEnd"/>
+      <w:r>
+        <w:rPr>
+          <w:lang w:val="en-US"/>
+        </w:rPr>
+        <w:t xml:space="preserve">, </w:t>
+      </w:r>
+      <w:proofErr w:type="spellStart"/>
+      <w:r>
+        <w:rPr>
+          <w:lang w:val="en-US"/>
+        </w:rPr>
+        <w:t>answerNoise</w:t>
+      </w:r>
+      <w:proofErr w:type="spellEnd"/>
+      <w:r>
+        <w:rPr>
+          <w:lang w:val="en-US"/>
+        </w:rPr>
+        <w:t xml:space="preserve">, </w:t>
+      </w:r>
+      <w:proofErr w:type="spellStart"/>
+      <w:r>
+        <w:rPr>
+          <w:lang w:val="en-US"/>
+        </w:rPr>
+        <w:t>answerLivingReward</w:t>
+      </w:r>
+      <w:proofErr w:type="spellEnd"/>
+    </w:p>
+    <w:p>
+      <w:pPr>
+        <w:pStyle w:val="af"/>
+        <w:rPr>
+          <w:lang w:val="en-US"/>
+        </w:rPr>
+      </w:pPr>
+    </w:p>
+    <w:p>
+      <w:pPr>
+        <w:pStyle w:val="af"/>
+      </w:pPr>
+      <w:proofErr w:type="spellStart"/>
+      <w:r>
+        <w:t>def</w:t>
+      </w:r>
+      <w:proofErr w:type="spellEnd"/>
+      <w:r>
+        <w:t xml:space="preserve"> </w:t>
+      </w:r>
+      <w:r>
+        <w:rPr>
+          <w:b/>
+          <w:bCs/>
+        </w:rPr>
+        <w:t>question2</w:t>
+      </w:r>
+      <w:proofErr w:type="gramStart"/>
+      <w:r>
+        <w:rPr>
+          <w:b/>
+          <w:bCs/>
+        </w:rPr>
+        <w:t>c</w:t>
+      </w:r>
+      <w:r>
+        <w:t>(</w:t>
+      </w:r>
+      <w:proofErr w:type="gramEnd"/>
+      <w:r>
+        <w:t>):</w:t>
+      </w:r>
+    </w:p>
+    <w:p>
+      <w:pPr>
+        <w:pStyle w:val="af"/>
+        <w:rPr>
+          <w:i/>
+          <w:iCs/>
+        </w:rPr>
+      </w:pPr>
+      <w:r>
+        <w:rPr>
+          <w:i/>
+          <w:iCs/>
+        </w:rPr>
+        <w:t>    """</w:t>
+      </w:r>
+    </w:p>
+    <w:p>
+      <w:pPr>
+        <w:pStyle w:val="af"/>
+        <w:rPr>
+          <w:i/>
+          <w:iCs/>
+        </w:rPr>
+      </w:pPr>
+      <w:r>
+        <w:rPr>
+          <w:i/>
+          <w:iCs/>
+        </w:rPr>
+        <w:t>      Предпочитает дальний выход (+10), перемещаясь вдоль обрыва (-10)</w:t>
+      </w:r>
+    </w:p>
+    <w:p>
+      <w:pPr>
+        <w:pStyle w:val="af"/>
+        <w:rPr>
+          <w:i/>
+          <w:iCs/>
+          <w:lang w:val="en-US"/>
+        </w:rPr>
+      </w:pPr>
+      <w:r>
+        <w:rPr>
+          <w:i/>
+          <w:iCs/>
+        </w:rPr>
+        <w:t xml:space="preserve">    </w:t>
+      </w:r>
+      <w:r>
+        <w:rPr>
+          <w:i/>
+          <w:iCs/>
+          <w:lang w:val="en-US"/>
+        </w:rPr>
+        <w:t>"""</w:t>
+      </w:r>
+    </w:p>
+    <w:p>
+      <w:pPr>
+        <w:pStyle w:val="af"/>
+        <w:rPr>
+          <w:lang w:val="en-US"/>
+        </w:rPr>
+      </w:pPr>
+      <w:r>
+        <w:rPr>
+          <w:lang w:val="en-US"/>
+        </w:rPr>
+        <w:t xml:space="preserve">    </w:t>
+      </w:r>
+      <w:proofErr w:type="spellStart"/>
+      <w:r>
+        <w:rPr>
+          <w:lang w:val="en-US"/>
+        </w:rPr>
+        <w:t>answerDiscount</w:t>
+      </w:r>
+      <w:proofErr w:type="spellEnd"/>
+      <w:r>
+        <w:rPr>
+          <w:lang w:val="en-US"/>
+        </w:rPr>
+        <w:t xml:space="preserve"> = </w:t>
+      </w:r>
+      <w:r>
+        <w:rPr>
+          <w:b/>
+          <w:bCs/>
+          <w:lang w:val="en-US"/>
+        </w:rPr>
+        <w:t>0.9</w:t>
+      </w:r>
+    </w:p>
+    <w:p>
+      <w:pPr>
+        <w:pStyle w:val="af"/>
+        <w:rPr>
+          <w:lang w:val="en-US"/>
+        </w:rPr>
+      </w:pPr>
+      <w:r>
+        <w:rPr>
+          <w:lang w:val="en-US"/>
+        </w:rPr>
+        <w:t xml:space="preserve">    </w:t>
+      </w:r>
+      <w:proofErr w:type="spellStart"/>
+      <w:r>
+        <w:rPr>
+          <w:lang w:val="en-US"/>
+        </w:rPr>
+        <w:t>answerNoise</w:t>
+      </w:r>
+      <w:proofErr w:type="spellEnd"/>
+      <w:r>
+        <w:rPr>
+          <w:lang w:val="en-US"/>
+        </w:rPr>
+        <w:t xml:space="preserve"> = </w:t>
+      </w:r>
+      <w:r>
+        <w:rPr>
+          <w:b/>
+          <w:bCs/>
+          <w:lang w:val="en-US"/>
+        </w:rPr>
+        <w:t>0.1</w:t>
+      </w:r>
+    </w:p>
+    <w:p>
+      <w:pPr>
+        <w:pStyle w:val="af"/>
+        <w:rPr>
+          <w:b/>
+          <w:bCs/>
+          <w:lang w:val="en-US"/>
+        </w:rPr>
+      </w:pPr>
+      <w:r>
+        <w:rPr>
+          <w:lang w:val="en-US"/>
+        </w:rPr>
+        <w:lastRenderedPageBreak/>
+        <w:t xml:space="preserve">    </w:t>
+      </w:r>
+      <w:proofErr w:type="spellStart"/>
+      <w:r>
+        <w:rPr>
+          <w:lang w:val="en-US"/>
+        </w:rPr>
+        <w:t>answerLivingReward</w:t>
+      </w:r>
+      <w:proofErr w:type="spellEnd"/>
+      <w:r>
+        <w:rPr>
+          <w:lang w:val="en-US"/>
+        </w:rPr>
+        <w:t xml:space="preserve"> = </w:t>
+      </w:r>
+      <w:r>
+        <w:rPr>
+          <w:b/>
+          <w:bCs/>
+          <w:lang w:val="en-US"/>
+        </w:rPr>
+        <w:t>-2.0</w:t>
+      </w:r>
+    </w:p>
+    <w:p>
+      <w:pPr>
+        <w:pStyle w:val="af"/>
+        <w:rPr>
+          <w:lang w:val="en-US"/>
+        </w:rPr>
+      </w:pPr>
+      <w:r>
+        <w:rPr>
+          <w:lang w:val="en-US"/>
+        </w:rPr>
+        <w:t xml:space="preserve">    return </w:t>
+      </w:r>
+      <w:proofErr w:type="spellStart"/>
+      <w:r>
+        <w:rPr>
+          <w:lang w:val="en-US"/>
+        </w:rPr>
+        <w:t>answerDiscount</w:t>
+      </w:r>
+      <w:proofErr w:type="spellEnd"/>
+      <w:r>
+        <w:rPr>
+          <w:lang w:val="en-US"/>
+        </w:rPr>
+        <w:t xml:space="preserve">, </w:t>
+      </w:r>
+      <w:proofErr w:type="spellStart"/>
+      <w:r>
+        <w:rPr>
+          <w:lang w:val="en-US"/>
+        </w:rPr>
+        <w:t>answerNoise</w:t>
+      </w:r>
+      <w:proofErr w:type="spellEnd"/>
+      <w:r>
+        <w:rPr>
+          <w:lang w:val="en-US"/>
+        </w:rPr>
+        <w:t xml:space="preserve">, </w:t>
+      </w:r>
+      <w:proofErr w:type="spellStart"/>
+      <w:r>
+        <w:rPr>
+          <w:lang w:val="en-US"/>
+        </w:rPr>
+        <w:t>answerLivingReward</w:t>
+      </w:r>
+      <w:proofErr w:type="spellEnd"/>
+    </w:p>
+    <w:p>
+      <w:pPr>
+        <w:pStyle w:val="af"/>
+        <w:rPr>
+          <w:lang w:val="en-US"/>
+        </w:rPr>
+      </w:pPr>
+    </w:p>
+    <w:p>
+      <w:pPr>
+        <w:pStyle w:val="af"/>
+      </w:pPr>
+      <w:proofErr w:type="spellStart"/>
+      <w:r>
+        <w:t>def</w:t>
+      </w:r>
+      <w:proofErr w:type="spellEnd"/>
+      <w:r>
+        <w:t xml:space="preserve"> </w:t>
+      </w:r>
+      <w:r>
+        <w:rPr>
+          <w:b/>
+          <w:bCs/>
+        </w:rPr>
+        <w:t>question2</w:t>
+      </w:r>
+      <w:proofErr w:type="gramStart"/>
+      <w:r>
+        <w:rPr>
+          <w:b/>
+          <w:bCs/>
+        </w:rPr>
+        <w:t>d</w:t>
+      </w:r>
+      <w:r>
+        <w:t>(</w:t>
+      </w:r>
+      <w:proofErr w:type="gramEnd"/>
+      <w:r>
+        <w:t>):</w:t>
+      </w:r>
+    </w:p>
+    <w:p>
+      <w:pPr>
+        <w:pStyle w:val="af"/>
+        <w:rPr>
+          <w:i/>
+          <w:iCs/>
+        </w:rPr>
+      </w:pPr>
+      <w:r>
+        <w:t xml:space="preserve">    </w:t>
+      </w:r>
+      <w:r>
+        <w:rPr>
+          <w:i/>
+          <w:iCs/>
+        </w:rPr>
+        <w:t>"""</w:t>
+      </w:r>
+    </w:p>
+    <w:p>
+      <w:pPr>
+        <w:pStyle w:val="af"/>
+        <w:rPr>
+          <w:i/>
+          <w:iCs/>
+        </w:rPr>
+      </w:pPr>
+      <w:r>
+        <w:rPr>
+          <w:i/>
+          <w:iCs/>
+        </w:rPr>
+        <w:t>      Предпочитает дальний (+10), избегая обрыва (-10)</w:t>
+      </w:r>
+    </w:p>
+    <w:p>
+      <w:pPr>
+        <w:pStyle w:val="af"/>
+        <w:rPr>
+          <w:i/>
+          <w:iCs/>
+          <w:lang w:val="en-US"/>
+        </w:rPr>
+      </w:pPr>
+      <w:r>
+        <w:rPr>
+          <w:i/>
+          <w:iCs/>
+        </w:rPr>
+        <w:t xml:space="preserve">    </w:t>
+      </w:r>
+      <w:r>
+        <w:rPr>
+          <w:i/>
+          <w:iCs/>
+          <w:lang w:val="en-US"/>
+        </w:rPr>
+        <w:t>"""</w:t>
+      </w:r>
+    </w:p>
+    <w:p>
+      <w:pPr>
+        <w:pStyle w:val="af"/>
+        <w:rPr>
+          <w:lang w:val="en-US"/>
+        </w:rPr>
+      </w:pPr>
+      <w:r>
+        <w:rPr>
+          <w:lang w:val="en-US"/>
+        </w:rPr>
+        <w:t xml:space="preserve">    </w:t>
+      </w:r>
+      <w:proofErr w:type="spellStart"/>
+      <w:r>
+        <w:rPr>
+          <w:lang w:val="en-US"/>
+        </w:rPr>
+        <w:t>answerDiscount</w:t>
+      </w:r>
+      <w:proofErr w:type="spellEnd"/>
+      <w:r>
+        <w:rPr>
+          <w:lang w:val="en-US"/>
+        </w:rPr>
+        <w:t xml:space="preserve"> = </w:t>
+      </w:r>
+      <w:r>
+        <w:rPr>
+          <w:b/>
+          <w:bCs/>
+          <w:lang w:val="en-US"/>
+        </w:rPr>
+        <w:t>0.9</w:t>
+      </w:r>
+    </w:p>
+    <w:p>
+      <w:pPr>
+        <w:pStyle w:val="af"/>
+        <w:rPr>
+          <w:lang w:val="en-US"/>
+        </w:rPr>
+      </w:pPr>
+      <w:r>
+        <w:rPr>
+          <w:lang w:val="en-US"/>
+        </w:rPr>
+        <w:t xml:space="preserve">    </w:t>
+      </w:r>
+      <w:proofErr w:type="spellStart"/>
+      <w:r>
+        <w:rPr>
+          <w:lang w:val="en-US"/>
+        </w:rPr>
+        <w:t>answerNoise</w:t>
+      </w:r>
+      <w:proofErr w:type="spellEnd"/>
+      <w:r>
+        <w:rPr>
+          <w:lang w:val="en-US"/>
+        </w:rPr>
+        <w:t xml:space="preserve"> = </w:t>
+      </w:r>
+      <w:r>
+        <w:rPr>
+          <w:b/>
+          <w:bCs/>
+          <w:lang w:val="en-US"/>
+        </w:rPr>
+        <w:t>0.3</w:t>
+      </w:r>
+    </w:p>
+    <w:p>
+      <w:pPr>
+        <w:pStyle w:val="af"/>
+        <w:rPr>
+          <w:lang w:val="en-US"/>
+        </w:rPr>
+      </w:pPr>
+      <w:r>
+        <w:rPr>
+          <w:lang w:val="en-US"/>
+        </w:rPr>
+        <w:t xml:space="preserve">    </w:t>
+      </w:r>
+      <w:proofErr w:type="spellStart"/>
+      <w:r>
+        <w:rPr>
+          <w:lang w:val="en-US"/>
+        </w:rPr>
+        <w:t>answerLivingReward</w:t>
+      </w:r>
+      <w:proofErr w:type="spellEnd"/>
+      <w:r>
+        <w:rPr>
+          <w:lang w:val="en-US"/>
+        </w:rPr>
+        <w:t xml:space="preserve"> = </w:t>
+      </w:r>
+      <w:r>
+        <w:rPr>
+          <w:b/>
+          <w:bCs/>
+          <w:lang w:val="en-US"/>
+        </w:rPr>
+        <w:t>-1.0</w:t>
+      </w:r>
+    </w:p>
+    <w:p>
+      <w:pPr>
+        <w:pStyle w:val="af"/>
+      </w:pPr>
+      <w:r>
+        <w:rPr>
+          <w:lang w:val="en-US"/>
+        </w:rPr>
+        <w:t xml:space="preserve">    return </w:t>
+      </w:r>
+      <w:proofErr w:type="spellStart"/>
+      <w:r>
+        <w:rPr>
+          <w:lang w:val="en-US"/>
+        </w:rPr>
+        <w:t>answerDiscount</w:t>
+      </w:r>
+      <w:proofErr w:type="spellEnd"/>
+      <w:r>
+        <w:rPr>
+          <w:lang w:val="en-US"/>
+        </w:rPr>
+        <w:t xml:space="preserve">, </w:t>
+      </w:r>
+      <w:proofErr w:type="spellStart"/>
+      <w:r>
+        <w:rPr>
+          <w:lang w:val="en-US"/>
+        </w:rPr>
+        <w:t>answerNoise</w:t>
+      </w:r>
+      <w:proofErr w:type="spellEnd"/>
+      <w:r>
+        <w:rPr>
+          <w:lang w:val="en-US"/>
+        </w:rPr>
+        <w:t xml:space="preserve">, </w:t>
+      </w:r>
+      <w:proofErr w:type="spellStart"/>
+      <w:r>
+        <w:rPr>
+          <w:lang w:val="en-US"/>
+        </w:rPr>
+        <w:t>answerLivingReward</w:t>
+      </w:r>
+      <w:proofErr w:type="spellEnd"/>
+    </w:p>
+    <w:p>
+      <w:pPr>
+        <w:pStyle w:val="af"/>
+        <w:rPr>
+          <w:lang w:val="en-US"/>
+        </w:rPr>
+      </w:pPr>
+    </w:p>
+    <w:p>
+      <w:pPr>
+        <w:pStyle w:val="af"/>
+      </w:pPr>
+      <w:proofErr w:type="spellStart"/>
+      <w:r>
+        <w:t>def</w:t>
+      </w:r>
+      <w:proofErr w:type="spellEnd"/>
+      <w:r>
+        <w:t xml:space="preserve"> question2</w:t>
+      </w:r>
+      <w:proofErr w:type="gramStart"/>
+      <w:r>
+        <w:t>e(</w:t>
+      </w:r>
+      <w:proofErr w:type="gramEnd"/>
+      <w:r>
+        <w:t>):</w:t>
+      </w:r>
+    </w:p>
+    <w:p>
+      <w:pPr>
+        <w:pStyle w:val="af"/>
+        <w:rPr>
+          <w:i/>
+          <w:iCs/>
+        </w:rPr>
+      </w:pPr>
+      <w:r>
+        <w:t xml:space="preserve">    </w:t>
+      </w:r>
+      <w:r>
+        <w:rPr>
+          <w:i/>
+          <w:iCs/>
+        </w:rPr>
+        <w:t>"""</w:t>
+      </w:r>
+    </w:p>
+    <w:p>
+      <w:pPr>
+        <w:pStyle w:val="af"/>
+        <w:rPr>
+          <w:i/>
+          <w:iCs/>
+        </w:rPr>
+      </w:pPr>
+      <w:r>
+        <w:rPr>
+          <w:i/>
+          <w:iCs/>
+        </w:rPr>
+        <w:t>      Избегает оба выхода и обрыва (так что эпизод никогда не заканчивается)</w:t>
+      </w:r>
+    </w:p>
+    <w:p>
+      <w:pPr>
+        <w:pStyle w:val="af"/>
+        <w:rPr>
+          <w:i/>
+          <w:iCs/>
+          <w:lang w:val="en-US"/>
+        </w:rPr>
+      </w:pPr>
+      <w:r>
+        <w:rPr>
+          <w:i/>
+          <w:iCs/>
+        </w:rPr>
+        <w:t xml:space="preserve">    </w:t>
+      </w:r>
+      <w:r>
+        <w:rPr>
+          <w:i/>
+          <w:iCs/>
+          <w:lang w:val="en-US"/>
+        </w:rPr>
+        <w:t>"""</w:t>
+      </w:r>
+    </w:p>
+    <w:p>
+      <w:pPr>
+        <w:pStyle w:val="af"/>
+        <w:rPr>
+          <w:lang w:val="en-US"/>
+        </w:rPr>
+      </w:pPr>
+      <w:r>
+        <w:rPr>
+          <w:lang w:val="en-US"/>
+        </w:rPr>
+        <w:t xml:space="preserve">    </w:t>
+      </w:r>
+      <w:proofErr w:type="spellStart"/>
+      <w:r>
+        <w:rPr>
+          <w:lang w:val="en-US"/>
+        </w:rPr>
+        <w:t>answerDiscount</w:t>
+      </w:r>
+      <w:proofErr w:type="spellEnd"/>
+      <w:r>
+        <w:rPr>
+          <w:lang w:val="en-US"/>
+        </w:rPr>
+        <w:t xml:space="preserve"> = </w:t>
+      </w:r>
+      <w:r>
+        <w:rPr>
+          <w:b/>
+          <w:bCs/>
+          <w:lang w:val="en-US"/>
+        </w:rPr>
+        <w:t>1.0</w:t>
+      </w:r>
+    </w:p>
+    <w:p>
+      <w:pPr>
+        <w:pStyle w:val="af"/>
+        <w:rPr>
+          <w:lang w:val="en-US"/>
+        </w:rPr>
+      </w:pPr>
+      <w:r>
+        <w:rPr>
+          <w:lang w:val="en-US"/>
+        </w:rPr>
+        <w:t xml:space="preserve">    </w:t>
+      </w:r>
+      <w:proofErr w:type="spellStart"/>
+      <w:r>
+        <w:rPr>
+          <w:lang w:val="en-US"/>
+        </w:rPr>
+        <w:t>answerNoise</w:t>
+      </w:r>
+      <w:proofErr w:type="spellEnd"/>
+      <w:r>
+        <w:rPr>
+          <w:lang w:val="en-US"/>
+        </w:rPr>
+        <w:t xml:space="preserve"> = </w:t>
+      </w:r>
+      <w:r>
+        <w:rPr>
+          <w:b/>
+          <w:bCs/>
+          <w:lang w:val="en-US"/>
+        </w:rPr>
+        <w:t>0.0</w:t>
+      </w:r>
+    </w:p>
+    <w:p>
+      <w:pPr>
+        <w:pStyle w:val="af"/>
+        <w:rPr>
+          <w:lang w:val="en-US"/>
+        </w:rPr>
+      </w:pPr>
+      <w:r>
+        <w:rPr>
+          <w:lang w:val="en-US"/>
+        </w:rPr>
+        <w:t xml:space="preserve">    </w:t>
+      </w:r>
+      <w:proofErr w:type="spellStart"/>
+      <w:r>
+        <w:rPr>
+          <w:lang w:val="en-US"/>
+        </w:rPr>
+        <w:t>answerLivingReward</w:t>
+      </w:r>
+      <w:proofErr w:type="spellEnd"/>
+      <w:r>
+        <w:rPr>
+          <w:lang w:val="en-US"/>
+        </w:rPr>
+        <w:t xml:space="preserve"> = </w:t>
+      </w:r>
+      <w:r>
+        <w:rPr>
+          <w:b/>
+          <w:bCs/>
+          <w:lang w:val="en-US"/>
+        </w:rPr>
+        <w:t>2.0</w:t>
+      </w:r>
+    </w:p>
+    <w:p>
+      <w:pPr>
+        <w:pStyle w:val="af"/>
+        <w:rPr>
+          <w:lang w:val="en-US"/>
+        </w:rPr>
+      </w:pPr>
+      <w:r>
+        <w:rPr>
+          <w:lang w:val="en-US"/>
+        </w:rPr>
+        <w:t xml:space="preserve">    return </w:t>
+      </w:r>
+      <w:proofErr w:type="spellStart"/>
+      <w:r>
+        <w:rPr>
+          <w:lang w:val="en-US"/>
+        </w:rPr>
+        <w:t>answerDiscount</w:t>
+      </w:r>
+      <w:proofErr w:type="spellEnd"/>
+      <w:r>
+        <w:rPr>
+          <w:lang w:val="en-US"/>
+        </w:rPr>
+        <w:t xml:space="preserve">, </w:t>
+      </w:r>
+      <w:proofErr w:type="spellStart"/>
+      <w:r>
+        <w:rPr>
+          <w:lang w:val="en-US"/>
+        </w:rPr>
+        <w:t>answerNoise</w:t>
+      </w:r>
+      <w:proofErr w:type="spellEnd"/>
+      <w:r>
+        <w:rPr>
+          <w:lang w:val="en-US"/>
+        </w:rPr>
+        <w:t xml:space="preserve">, </w:t>
+      </w:r>
+      <w:proofErr w:type="spellStart"/>
+      <w:r>
+        <w:rPr>
+          <w:lang w:val="en-US"/>
+        </w:rPr>
+        <w:t>answerLivingReward</w:t>
+      </w:r>
+      <w:proofErr w:type="spellEnd"/>
+    </w:p>
+    <w:p/>
+    <w:p>
+      <w:r>
+        <w:t>При подобранных значениях программа успешно прошла тестирования автооценивателя (рисунок 3.2).</w:t>
+      </w:r>
+    </w:p>
+    <w:p/>
+    <w:p>
+      <w:pPr>
+        <w:ind w:firstLine="0"/>
+        <w:jc w:val="center"/>
+      </w:pPr>
+      <w:r>
+        <w:rPr>
+          <w:noProof/>
+        </w:rPr>
+        <w:drawing>
+          <wp:inline distT="0" distB="0" distL="0" distR="0" wp14:anchorId="5F5DA23C" wp14:editId="4C0BF5A4">
+            <wp:extent cx="4931332" cy="2654300"/>
+            <wp:effectExtent l="0" t="0" r="0" b="0"/>
+            <wp:docPr id="1615997636" name="Рисунок 1"/>
+            <wp:cNvGraphicFramePr>
+              <a:graphicFrameLocks xmlns:a="http://schemas.openxmlformats.org/drawingml/2006/main" noChangeAspect="1"/>
+            </wp:cNvGraphicFramePr>
+            <a:graphic xmlns:a="http://schemas.openxmlformats.org/drawingml/2006/main">
+              <a:graphicData uri="http://schemas.openxmlformats.org/drawingml/2006/picture">
+                <pic:pic xmlns:pic="http://schemas.openxmlformats.org/drawingml/2006/picture">
+                  <pic:nvPicPr>
+                    <pic:cNvPr id="1615997636" name=""/>
+                    <pic:cNvPicPr/>
+                  </pic:nvPicPr>
+                  <pic:blipFill>
+                    <a:blip r:embed="rId10"/>
+                    <a:stretch>
+                      <a:fillRect/>
+                    </a:stretch>
+                  </pic:blipFill>
+                  <pic:spPr>
+                    <a:xfrm>
+                      <a:off x="0" y="0"/>
+                      <a:ext cx="4936880" cy="2657286"/>
+                    </a:xfrm>
+                    <a:prstGeom prst="rect">
+                      <a:avLst/>
+                    </a:prstGeom>
+                  </pic:spPr>
+                </pic:pic>
+              </a:graphicData>
+            </a:graphic>
+          </wp:inline>
+        </w:drawing>
+      </w:r>
+    </w:p>
+    <w:p>
+      <w:pPr>
+        <w:ind w:firstLine="0"/>
+        <w:jc w:val="center"/>
+      </w:pPr>
+      <w:r>
+        <w:t xml:space="preserve">Рисунок 3.2 – Автооценивание подбора параметров </w:t>
+      </w:r>
+      <w:r>
+        <w:rPr>
+          <w:rFonts w:ascii="Courier New" w:hAnsi="Courier New" w:cs="Courier New"/>
+          <w:sz w:val="24"/>
+          <w:szCs w:val="20"/>
+        </w:rPr>
+        <w:t>question2a</w:t>
+      </w:r>
+      <w:r>
+        <w:t>-</w:t>
+      </w:r>
+      <w:r>
+        <w:rPr>
+          <w:rFonts w:ascii="Courier New" w:hAnsi="Courier New" w:cs="Courier New"/>
+          <w:sz w:val="24"/>
+          <w:szCs w:val="20"/>
+        </w:rPr>
+        <w:t>question2e</w:t>
       </w:r>
     </w:p>
     <w:p/>
@@ -3378,6 +4990,7 @@
         <w:rPr>
           <w:bCs/>
         </w:rPr>
+        <w:lastRenderedPageBreak/>
         <w:t>Эпсилон-жадная стратегия</w:t>
       </w:r>
     </w:p>
@@ -3493,8 +5106,8 @@
     </w:p>
     <w:p/>
     <w:sectPr>
-      <w:headerReference w:type="default" r:id="rId10"/>
-      <w:headerReference w:type="first" r:id="rId11"/>
+      <w:headerReference w:type="default" r:id="rId11"/>
+      <w:headerReference w:type="first" r:id="rId12"/>
       <w:pgSz w:w="11906" w:h="16838"/>
       <w:pgMar w:top="851" w:right="567" w:bottom="851" w:left="1418" w:header="680" w:footer="680" w:gutter="0"/>
       <w:cols w:space="708"/>
@@ -5399,6 +7012,119 @@
     </w:lvl>
   </w:abstractNum>
   <w:abstractNum w:abstractNumId="18" w15:restartNumberingAfterBreak="0">
+    <w:nsid w:val="384B6581"/>
+    <w:multiLevelType w:val="hybridMultilevel"/>
+    <w:tmpl w:val="A8D0D436"/>
+    <w:lvl w:ilvl="0" w:tplc="04190001">
+      <w:start w:val="1"/>
+      <w:numFmt w:val="bullet"/>
+      <w:lvlText w:val=""/>
+      <w:lvlJc w:val="left"/>
+      <w:pPr>
+        <w:ind w:left="1500" w:hanging="360"/>
+      </w:pPr>
+      <w:rPr>
+        <w:rFonts w:ascii="Symbol" w:hAnsi="Symbol" w:hint="default"/>
+      </w:rPr>
+    </w:lvl>
+    <w:lvl w:ilvl="1" w:tplc="04190003" w:tentative="1">
+      <w:start w:val="1"/>
+      <w:numFmt w:val="bullet"/>
+      <w:lvlText w:val="o"/>
+      <w:lvlJc w:val="left"/>
+      <w:pPr>
+        <w:ind w:left="2220" w:hanging="360"/>
+      </w:pPr>
+      <w:rPr>
+        <w:rFonts w:ascii="Courier New" w:hAnsi="Courier New" w:cs="Courier New" w:hint="default"/>
+      </w:rPr>
+    </w:lvl>
+    <w:lvl w:ilvl="2" w:tplc="04190005" w:tentative="1">
+      <w:start w:val="1"/>
+      <w:numFmt w:val="bullet"/>
+      <w:lvlText w:val=""/>
+      <w:lvlJc w:val="left"/>
+      <w:pPr>
+        <w:ind w:left="2940" w:hanging="360"/>
+      </w:pPr>
+      <w:rPr>
+        <w:rFonts w:ascii="Wingdings" w:hAnsi="Wingdings" w:hint="default"/>
+      </w:rPr>
+    </w:lvl>
+    <w:lvl w:ilvl="3" w:tplc="04190001" w:tentative="1">
+      <w:start w:val="1"/>
+      <w:numFmt w:val="bullet"/>
+      <w:lvlText w:val=""/>
+      <w:lvlJc w:val="left"/>
+      <w:pPr>
+        <w:ind w:left="3660" w:hanging="360"/>
+      </w:pPr>
+      <w:rPr>
+        <w:rFonts w:ascii="Symbol" w:hAnsi="Symbol" w:hint="default"/>
+      </w:rPr>
+    </w:lvl>
+    <w:lvl w:ilvl="4" w:tplc="04190003" w:tentative="1">
+      <w:start w:val="1"/>
+      <w:numFmt w:val="bullet"/>
+      <w:lvlText w:val="o"/>
+      <w:lvlJc w:val="left"/>
+      <w:pPr>
+        <w:ind w:left="4380" w:hanging="360"/>
+      </w:pPr>
+      <w:rPr>
+        <w:rFonts w:ascii="Courier New" w:hAnsi="Courier New" w:cs="Courier New" w:hint="default"/>
+      </w:rPr>
+    </w:lvl>
+    <w:lvl w:ilvl="5" w:tplc="04190005" w:tentative="1">
+      <w:start w:val="1"/>
+      <w:numFmt w:val="bullet"/>
+      <w:lvlText w:val=""/>
+      <w:lvlJc w:val="left"/>
+      <w:pPr>
+        <w:ind w:left="5100" w:hanging="360"/>
+      </w:pPr>
+      <w:rPr>
+        <w:rFonts w:ascii="Wingdings" w:hAnsi="Wingdings" w:hint="default"/>
+      </w:rPr>
+    </w:lvl>
+    <w:lvl w:ilvl="6" w:tplc="04190001" w:tentative="1">
+      <w:start w:val="1"/>
+      <w:numFmt w:val="bullet"/>
+      <w:lvlText w:val=""/>
+      <w:lvlJc w:val="left"/>
+      <w:pPr>
+        <w:ind w:left="5820" w:hanging="360"/>
+      </w:pPr>
+      <w:rPr>
+        <w:rFonts w:ascii="Symbol" w:hAnsi="Symbol" w:hint="default"/>
+      </w:rPr>
+    </w:lvl>
+    <w:lvl w:ilvl="7" w:tplc="04190003" w:tentative="1">
+      <w:start w:val="1"/>
+      <w:numFmt w:val="bullet"/>
+      <w:lvlText w:val="o"/>
+      <w:lvlJc w:val="left"/>
+      <w:pPr>
+        <w:ind w:left="6540" w:hanging="360"/>
+      </w:pPr>
+      <w:rPr>
+        <w:rFonts w:ascii="Courier New" w:hAnsi="Courier New" w:cs="Courier New" w:hint="default"/>
+      </w:rPr>
+    </w:lvl>
+    <w:lvl w:ilvl="8" w:tplc="04190005" w:tentative="1">
+      <w:start w:val="1"/>
+      <w:numFmt w:val="bullet"/>
+      <w:lvlText w:val=""/>
+      <w:lvlJc w:val="left"/>
+      <w:pPr>
+        <w:ind w:left="7260" w:hanging="360"/>
+      </w:pPr>
+      <w:rPr>
+        <w:rFonts w:ascii="Wingdings" w:hAnsi="Wingdings" w:hint="default"/>
+      </w:rPr>
+    </w:lvl>
+  </w:abstractNum>
+  <w:abstractNum w:abstractNumId="19" w15:restartNumberingAfterBreak="0">
     <w:nsid w:val="38863CAE"/>
     <w:multiLevelType w:val="hybridMultilevel"/>
     <w:tmpl w:val="3CB2D4F2"/>
@@ -5511,7 +7237,7 @@
       </w:rPr>
     </w:lvl>
   </w:abstractNum>
-  <w:abstractNum w:abstractNumId="19" w15:restartNumberingAfterBreak="0">
+  <w:abstractNum w:abstractNumId="20" w15:restartNumberingAfterBreak="0">
     <w:nsid w:val="388D3C08"/>
     <w:multiLevelType w:val="hybridMultilevel"/>
     <w:tmpl w:val="0AB0413E"/>
@@ -5600,7 +7326,7 @@
       </w:pPr>
     </w:lvl>
   </w:abstractNum>
-  <w:abstractNum w:abstractNumId="20" w15:restartNumberingAfterBreak="0">
+  <w:abstractNum w:abstractNumId="21" w15:restartNumberingAfterBreak="0">
     <w:nsid w:val="38AB4856"/>
     <w:multiLevelType w:val="hybridMultilevel"/>
     <w:tmpl w:val="C2B2DC14"/>
@@ -5713,7 +7439,7 @@
       </w:rPr>
     </w:lvl>
   </w:abstractNum>
-  <w:abstractNum w:abstractNumId="21" w15:restartNumberingAfterBreak="0">
+  <w:abstractNum w:abstractNumId="22" w15:restartNumberingAfterBreak="0">
     <w:nsid w:val="39F10AD6"/>
     <w:multiLevelType w:val="hybridMultilevel"/>
     <w:tmpl w:val="3BE29F88"/>
@@ -5802,7 +7528,7 @@
       </w:pPr>
     </w:lvl>
   </w:abstractNum>
-  <w:abstractNum w:abstractNumId="22" w15:restartNumberingAfterBreak="0">
+  <w:abstractNum w:abstractNumId="23" w15:restartNumberingAfterBreak="0">
     <w:nsid w:val="3E174836"/>
     <w:multiLevelType w:val="hybridMultilevel"/>
     <w:tmpl w:val="67104976"/>
@@ -5891,7 +7617,7 @@
       </w:pPr>
     </w:lvl>
   </w:abstractNum>
-  <w:abstractNum w:abstractNumId="23" w15:restartNumberingAfterBreak="0">
+  <w:abstractNum w:abstractNumId="24" w15:restartNumberingAfterBreak="0">
     <w:nsid w:val="407205B6"/>
     <w:multiLevelType w:val="hybridMultilevel"/>
     <w:tmpl w:val="3FCA9934"/>
@@ -5983,7 +7709,7 @@
       </w:pPr>
     </w:lvl>
   </w:abstractNum>
-  <w:abstractNum w:abstractNumId="24" w15:restartNumberingAfterBreak="0">
+  <w:abstractNum w:abstractNumId="25" w15:restartNumberingAfterBreak="0">
     <w:nsid w:val="49B32C19"/>
     <w:multiLevelType w:val="hybridMultilevel"/>
     <w:tmpl w:val="2F903250"/>
@@ -6072,7 +7798,7 @@
       </w:pPr>
     </w:lvl>
   </w:abstractNum>
-  <w:abstractNum w:abstractNumId="25" w15:restartNumberingAfterBreak="0">
+  <w:abstractNum w:abstractNumId="26" w15:restartNumberingAfterBreak="0">
     <w:nsid w:val="4C452988"/>
     <w:multiLevelType w:val="hybridMultilevel"/>
     <w:tmpl w:val="F7EE2C2C"/>
@@ -6158,7 +7884,7 @@
       </w:pPr>
     </w:lvl>
   </w:abstractNum>
-  <w:abstractNum w:abstractNumId="26" w15:restartNumberingAfterBreak="0">
+  <w:abstractNum w:abstractNumId="27" w15:restartNumberingAfterBreak="0">
     <w:nsid w:val="4C715EE2"/>
     <w:multiLevelType w:val="multilevel"/>
     <w:tmpl w:val="0419001F"/>
@@ -6244,7 +7970,7 @@
       </w:pPr>
     </w:lvl>
   </w:abstractNum>
-  <w:abstractNum w:abstractNumId="27" w15:restartNumberingAfterBreak="0">
+  <w:abstractNum w:abstractNumId="28" w15:restartNumberingAfterBreak="0">
     <w:nsid w:val="4CBE5273"/>
     <w:multiLevelType w:val="hybridMultilevel"/>
     <w:tmpl w:val="864A55E6"/>
@@ -6357,7 +8083,7 @@
       </w:rPr>
     </w:lvl>
   </w:abstractNum>
-  <w:abstractNum w:abstractNumId="28" w15:restartNumberingAfterBreak="0">
+  <w:abstractNum w:abstractNumId="29" w15:restartNumberingAfterBreak="0">
     <w:nsid w:val="4E944F8B"/>
     <w:multiLevelType w:val="hybridMultilevel"/>
     <w:tmpl w:val="F06E6690"/>
@@ -6447,7 +8173,7 @@
       </w:pPr>
     </w:lvl>
   </w:abstractNum>
-  <w:abstractNum w:abstractNumId="29" w15:restartNumberingAfterBreak="0">
+  <w:abstractNum w:abstractNumId="30" w15:restartNumberingAfterBreak="0">
     <w:nsid w:val="56BB1842"/>
     <w:multiLevelType w:val="hybridMultilevel"/>
     <w:tmpl w:val="ABE63A3A"/>
@@ -6533,7 +8259,7 @@
       </w:pPr>
     </w:lvl>
   </w:abstractNum>
-  <w:abstractNum w:abstractNumId="30" w15:restartNumberingAfterBreak="0">
+  <w:abstractNum w:abstractNumId="31" w15:restartNumberingAfterBreak="0">
     <w:nsid w:val="587665A4"/>
     <w:multiLevelType w:val="hybridMultilevel"/>
     <w:tmpl w:val="FF225FFC"/>
@@ -6619,7 +8345,7 @@
       </w:pPr>
     </w:lvl>
   </w:abstractNum>
-  <w:abstractNum w:abstractNumId="31" w15:restartNumberingAfterBreak="0">
+  <w:abstractNum w:abstractNumId="32" w15:restartNumberingAfterBreak="0">
     <w:nsid w:val="6B376AD6"/>
     <w:multiLevelType w:val="hybridMultilevel"/>
     <w:tmpl w:val="286039B8"/>
@@ -6711,7 +8437,7 @@
       </w:pPr>
     </w:lvl>
   </w:abstractNum>
-  <w:abstractNum w:abstractNumId="32" w15:restartNumberingAfterBreak="0">
+  <w:abstractNum w:abstractNumId="33" w15:restartNumberingAfterBreak="0">
     <w:nsid w:val="6E9346AF"/>
     <w:multiLevelType w:val="multilevel"/>
     <w:tmpl w:val="EB2E0CC4"/>
@@ -6824,7 +8550,7 @@
       </w:rPr>
     </w:lvl>
   </w:abstractNum>
-  <w:abstractNum w:abstractNumId="33" w15:restartNumberingAfterBreak="0">
+  <w:abstractNum w:abstractNumId="34" w15:restartNumberingAfterBreak="0">
     <w:nsid w:val="6F07307D"/>
     <w:multiLevelType w:val="hybridMultilevel"/>
     <w:tmpl w:val="AC6ADF38"/>
@@ -6937,7 +8663,7 @@
       </w:rPr>
     </w:lvl>
   </w:abstractNum>
-  <w:abstractNum w:abstractNumId="34" w15:restartNumberingAfterBreak="0">
+  <w:abstractNum w:abstractNumId="35" w15:restartNumberingAfterBreak="0">
     <w:nsid w:val="6F1A7BCB"/>
     <w:multiLevelType w:val="hybridMultilevel"/>
     <w:tmpl w:val="1DEEAC22"/>
@@ -7026,7 +8752,7 @@
       </w:pPr>
     </w:lvl>
   </w:abstractNum>
-  <w:abstractNum w:abstractNumId="35" w15:restartNumberingAfterBreak="0">
+  <w:abstractNum w:abstractNumId="36" w15:restartNumberingAfterBreak="0">
     <w:nsid w:val="76417436"/>
     <w:multiLevelType w:val="hybridMultilevel"/>
     <w:tmpl w:val="D90C6236"/>
@@ -7115,7 +8841,7 @@
       </w:pPr>
     </w:lvl>
   </w:abstractNum>
-  <w:abstractNum w:abstractNumId="36" w15:restartNumberingAfterBreak="0">
+  <w:abstractNum w:abstractNumId="37" w15:restartNumberingAfterBreak="0">
     <w:nsid w:val="77170CDC"/>
     <w:multiLevelType w:val="hybridMultilevel"/>
     <w:tmpl w:val="0F3CF674"/>
@@ -7201,7 +8927,7 @@
       </w:pPr>
     </w:lvl>
   </w:abstractNum>
-  <w:abstractNum w:abstractNumId="37" w15:restartNumberingAfterBreak="0">
+  <w:abstractNum w:abstractNumId="38" w15:restartNumberingAfterBreak="0">
     <w:nsid w:val="77AA0B70"/>
     <w:multiLevelType w:val="multilevel"/>
     <w:tmpl w:val="0419001F"/>
@@ -7287,7 +9013,7 @@
       </w:pPr>
     </w:lvl>
   </w:abstractNum>
-  <w:abstractNum w:abstractNumId="38" w15:restartNumberingAfterBreak="0">
+  <w:abstractNum w:abstractNumId="39" w15:restartNumberingAfterBreak="0">
     <w:nsid w:val="7EB527D0"/>
     <w:multiLevelType w:val="hybridMultilevel"/>
     <w:tmpl w:val="5ACA58B0"/>
@@ -7377,37 +9103,37 @@
     </w:lvl>
   </w:abstractNum>
   <w:num w:numId="1" w16cid:durableId="583152692">
-    <w:abstractNumId w:val="31"/>
+    <w:abstractNumId w:val="32"/>
   </w:num>
   <w:num w:numId="2" w16cid:durableId="811481258">
     <w:abstractNumId w:val="15"/>
   </w:num>
   <w:num w:numId="3" w16cid:durableId="1930581888">
-    <w:abstractNumId w:val="19"/>
+    <w:abstractNumId w:val="20"/>
   </w:num>
   <w:num w:numId="4" w16cid:durableId="227692356">
-    <w:abstractNumId w:val="22"/>
+    <w:abstractNumId w:val="23"/>
   </w:num>
   <w:num w:numId="5" w16cid:durableId="1122965328">
     <w:abstractNumId w:val="6"/>
   </w:num>
   <w:num w:numId="6" w16cid:durableId="1894268742">
-    <w:abstractNumId w:val="24"/>
+    <w:abstractNumId w:val="25"/>
   </w:num>
   <w:num w:numId="7" w16cid:durableId="501702979">
-    <w:abstractNumId w:val="38"/>
+    <w:abstractNumId w:val="39"/>
   </w:num>
   <w:num w:numId="8" w16cid:durableId="577986243">
-    <w:abstractNumId w:val="28"/>
+    <w:abstractNumId w:val="29"/>
   </w:num>
   <w:num w:numId="9" w16cid:durableId="1399403579">
-    <w:abstractNumId w:val="23"/>
+    <w:abstractNumId w:val="24"/>
   </w:num>
   <w:num w:numId="10" w16cid:durableId="104466794">
     <w:abstractNumId w:val="10"/>
   </w:num>
   <w:num w:numId="11" w16cid:durableId="1082993848">
-    <w:abstractNumId w:val="35"/>
+    <w:abstractNumId w:val="36"/>
   </w:num>
   <w:num w:numId="12" w16cid:durableId="1877619112">
     <w:abstractNumId w:val="4"/>
@@ -7416,10 +9142,10 @@
     <w:abstractNumId w:val="2"/>
   </w:num>
   <w:num w:numId="14" w16cid:durableId="1062406712">
-    <w:abstractNumId w:val="37"/>
+    <w:abstractNumId w:val="38"/>
   </w:num>
   <w:num w:numId="15" w16cid:durableId="2045709851">
-    <w:abstractNumId w:val="26"/>
+    <w:abstractNumId w:val="27"/>
   </w:num>
   <w:num w:numId="16" w16cid:durableId="984506477">
     <w:abstractNumId w:val="13"/>
@@ -7428,7 +9154,7 @@
     <w:abstractNumId w:val="8"/>
   </w:num>
   <w:num w:numId="18" w16cid:durableId="1016737598">
-    <w:abstractNumId w:val="21"/>
+    <w:abstractNumId w:val="22"/>
   </w:num>
   <w:num w:numId="19" w16cid:durableId="327950918">
     <w:abstractNumId w:val="17"/>
@@ -7437,31 +9163,31 @@
     <w:abstractNumId w:val="0"/>
   </w:num>
   <w:num w:numId="21" w16cid:durableId="1043362291">
-    <w:abstractNumId w:val="25"/>
+    <w:abstractNumId w:val="26"/>
   </w:num>
   <w:num w:numId="22" w16cid:durableId="1920096576">
     <w:abstractNumId w:val="11"/>
   </w:num>
   <w:num w:numId="23" w16cid:durableId="887179501">
-    <w:abstractNumId w:val="36"/>
+    <w:abstractNumId w:val="37"/>
   </w:num>
   <w:num w:numId="24" w16cid:durableId="136185210">
-    <w:abstractNumId w:val="29"/>
+    <w:abstractNumId w:val="30"/>
   </w:num>
   <w:num w:numId="25" w16cid:durableId="1179541330">
     <w:abstractNumId w:val="7"/>
   </w:num>
   <w:num w:numId="26" w16cid:durableId="571081611">
-    <w:abstractNumId w:val="34"/>
+    <w:abstractNumId w:val="35"/>
   </w:num>
   <w:num w:numId="27" w16cid:durableId="105469836">
-    <w:abstractNumId w:val="33"/>
+    <w:abstractNumId w:val="34"/>
   </w:num>
   <w:num w:numId="28" w16cid:durableId="1029839219">
     <w:abstractNumId w:val="5"/>
   </w:num>
   <w:num w:numId="29" w16cid:durableId="1295453238">
-    <w:abstractNumId w:val="18"/>
+    <w:abstractNumId w:val="19"/>
   </w:num>
   <w:num w:numId="30" w16cid:durableId="2114586564">
     <w:abstractNumId w:val="12"/>
@@ -7470,10 +9196,10 @@
     <w:abstractNumId w:val="9"/>
   </w:num>
   <w:num w:numId="32" w16cid:durableId="829564698">
-    <w:abstractNumId w:val="20"/>
+    <w:abstractNumId w:val="21"/>
   </w:num>
   <w:num w:numId="33" w16cid:durableId="864178753">
-    <w:abstractNumId w:val="27"/>
+    <w:abstractNumId w:val="28"/>
   </w:num>
   <w:num w:numId="34" w16cid:durableId="1700543545">
     <w:abstractNumId w:val="3"/>
@@ -7485,13 +9211,16 @@
     <w:abstractNumId w:val="16"/>
   </w:num>
   <w:num w:numId="37" w16cid:durableId="344409462">
-    <w:abstractNumId w:val="30"/>
+    <w:abstractNumId w:val="31"/>
   </w:num>
   <w:num w:numId="38" w16cid:durableId="1845902624">
     <w:abstractNumId w:val="14"/>
   </w:num>
   <w:num w:numId="39" w16cid:durableId="1765689831">
-    <w:abstractNumId w:val="32"/>
+    <w:abstractNumId w:val="33"/>
+  </w:num>
+  <w:num w:numId="40" w16cid:durableId="1294217503">
+    <w:abstractNumId w:val="18"/>
   </w:num>
 </w:numbering>
 </file>

--- a/8 семестр/МиСИИ/ЛР 7/МиСИИ ЛР 7.docx
+++ b/8 семестр/МиСИИ/ЛР 7/МиСИИ ЛР 7.docx
@@ -621,6 +621,94 @@
       <w:r>
         <w:t>:</w:t>
       </w:r>
+      <w:r>
+        <w:t xml:space="preserve"> </w:t>
+      </w:r>
+      <w:r>
+        <w:t>создать</w:t>
+      </w:r>
+      <w:r>
+        <w:t xml:space="preserve"> агента с </w:t>
+      </w:r>
+      <w:r>
+        <w:rPr>
+          <w:lang w:val="en-US"/>
+        </w:rPr>
+        <w:t>q</w:t>
+      </w:r>
+      <w:r>
+        <w:t xml:space="preserve">-обучением, который учится методом проб и ошибок, взаимодействуя со средой. </w:t>
+      </w:r>
+      <w:r>
+        <w:t xml:space="preserve"> </w:t>
+      </w:r>
+      <w:r>
+        <w:t>Р</w:t>
+      </w:r>
+      <w:r>
+        <w:t xml:space="preserve">еализовать методы </w:t>
+      </w:r>
+      <w:r>
+        <w:rPr>
+          <w:rFonts w:ascii="Courier New" w:hAnsi="Courier New" w:cs="Courier New"/>
+          <w:sz w:val="24"/>
+          <w:szCs w:val="20"/>
+          <w:lang w:val="en-US"/>
+        </w:rPr>
+        <w:t>update</w:t>
+      </w:r>
+      <w:r>
+        <w:t xml:space="preserve">, </w:t>
+      </w:r>
+      <w:proofErr w:type="spellStart"/>
+      <w:r>
+        <w:rPr>
+          <w:rFonts w:ascii="Courier New" w:hAnsi="Courier New" w:cs="Courier New"/>
+          <w:sz w:val="24"/>
+          <w:szCs w:val="20"/>
+          <w:lang w:val="en-US"/>
+        </w:rPr>
+        <w:t>computeValueFromQValues</w:t>
+      </w:r>
+      <w:proofErr w:type="spellEnd"/>
+      <w:r>
+        <w:t xml:space="preserve">, </w:t>
+      </w:r>
+      <w:proofErr w:type="spellStart"/>
+      <w:r>
+        <w:rPr>
+          <w:rFonts w:ascii="Courier New" w:hAnsi="Courier New" w:cs="Courier New"/>
+          <w:sz w:val="24"/>
+          <w:szCs w:val="20"/>
+          <w:lang w:val="en-US"/>
+        </w:rPr>
+        <w:t>getQValue</w:t>
+      </w:r>
+      <w:proofErr w:type="spellEnd"/>
+      <w:r>
+        <w:rPr>
+          <w:sz w:val="24"/>
+          <w:szCs w:val="20"/>
+        </w:rPr>
+        <w:t xml:space="preserve"> </w:t>
+      </w:r>
+      <w:r>
+        <w:t xml:space="preserve">и </w:t>
+      </w:r>
+      <w:proofErr w:type="spellStart"/>
+      <w:r>
+        <w:rPr>
+          <w:rFonts w:ascii="Courier New" w:hAnsi="Courier New" w:cs="Courier New"/>
+          <w:sz w:val="24"/>
+          <w:szCs w:val="20"/>
+          <w:lang w:val="en-US"/>
+        </w:rPr>
+        <w:t>computeActionFromQValues</w:t>
+      </w:r>
+      <w:proofErr w:type="spellEnd"/>
+      <w:r>
+        <w:t>.</w:t>
+      </w:r>
     </w:p>
     <w:p>
       <w:pPr>
@@ -717,6 +805,7 @@
           <w:b/>
           <w:bCs/>
         </w:rPr>
+        <w:lastRenderedPageBreak/>
         <w:t xml:space="preserve">Задание </w:t>
       </w:r>
       <w:r>
@@ -1045,6 +1134,7 @@
           <w:bCs/>
           <w:szCs w:val="28"/>
         </w:rPr>
+        <w:lastRenderedPageBreak/>
         <w:t xml:space="preserve">В методе </w:t>
       </w:r>
       <w:proofErr w:type="spellStart"/>
@@ -1188,7 +1278,6 @@
         <w:t xml:space="preserve">вычисляет ценности </w:t>
       </w:r>
       <w:r>
-        <w:lastRenderedPageBreak/>
         <w:t>q-</w:t>
       </w:r>
       <w:r>
@@ -2438,6 +2527,7 @@
         <w:rPr>
           <w:lang w:val="en-US"/>
         </w:rPr>
+        <w:lastRenderedPageBreak/>
         <w:t> </w:t>
       </w:r>
       <w:r>
@@ -2652,7 +2742,6 @@
         <w:rPr>
           <w:lang w:val="en-US"/>
         </w:rPr>
-        <w:lastRenderedPageBreak/>
         <w:t xml:space="preserve">    def </w:t>
       </w:r>
       <w:proofErr w:type="spellStart"/>
@@ -3375,7 +3464,6 @@
         </w:numPr>
       </w:pPr>
       <w:r>
-        <w:lastRenderedPageBreak/>
         <w:t>Реализация политик</w:t>
       </w:r>
     </w:p>
@@ -4172,6 +4260,7 @@
           <w:i/>
           <w:iCs/>
         </w:rPr>
+        <w:lastRenderedPageBreak/>
         <w:t>      Предпочитает дальний выход (+10), перемещаясь вдоль обрыва (-10)</w:t>
       </w:r>
     </w:p>
@@ -4285,7 +4374,6 @@
         <w:rPr>
           <w:lang w:val="en-US"/>
         </w:rPr>
-        <w:lastRenderedPageBreak/>
         <w:t xml:space="preserve">    </w:t>
       </w:r>
       <w:proofErr w:type="spellStart"/>
@@ -4948,7 +5036,13 @@
       </w:r>
     </w:p>
     <w:p/>
-    <w:p/>
+    <w:p>
+      <w:pPr>
+        <w:rPr>
+          <w:lang w:val="en-US"/>
+        </w:rPr>
+      </w:pPr>
+    </w:p>
     <w:p>
       <w:pPr>
         <w:pStyle w:val="2"/>
@@ -4970,8 +5064,2204 @@
     <w:p/>
     <w:p>
       <w:r>
+        <w:lastRenderedPageBreak/>
+        <w:t>Был создан</w:t>
+      </w:r>
+      <w:r>
+        <w:t xml:space="preserve"> агент </w:t>
+      </w:r>
+      <w:r>
+        <w:rPr>
+          <w:lang w:val="en-US"/>
+        </w:rPr>
+        <w:t>Q</w:t>
+      </w:r>
+      <w:r>
+        <w:t>-обучени</w:t>
+      </w:r>
+      <w:r>
+        <w:t xml:space="preserve">я, </w:t>
+      </w:r>
+      <w:r>
+        <w:t>который обучается на основе собственного опыта взаимодействия со средой</w:t>
+      </w:r>
+      <w:r>
+        <w:t xml:space="preserve">.  </w:t>
+      </w:r>
+      <w:r>
+        <w:t>Ключевая особенность этого агента заключается в обновлении Q-значений по правилу, учитывающему фактор обучения (α), коэффициент дисконтирования (γ) и моментальное вознаграждение.</w:t>
+      </w:r>
+    </w:p>
+    <w:p>
+      <w:r>
+        <w:t>Для этого в</w:t>
+      </w:r>
+      <w:r>
+        <w:t xml:space="preserve"> файле</w:t>
+      </w:r>
+      <w:r>
+        <w:rPr>
+          <w:rFonts w:ascii="Arial" w:hAnsi="Arial" w:cs="Arial"/>
+          <w:color w:val="000000"/>
+          <w:sz w:val="23"/>
+          <w:szCs w:val="23"/>
+        </w:rPr>
+        <w:t xml:space="preserve"> </w:t>
+      </w:r>
+      <w:r>
+        <w:t>qlearningAgents.py</w:t>
+      </w:r>
+      <w:r>
+        <w:t xml:space="preserve"> были реализованы методы класса </w:t>
+      </w:r>
+      <w:proofErr w:type="spellStart"/>
+      <w:r>
+        <w:rPr>
+          <w:rFonts w:ascii="Courier New" w:hAnsi="Courier New" w:cs="Courier New"/>
+          <w:sz w:val="24"/>
+          <w:szCs w:val="20"/>
+        </w:rPr>
+        <w:t>QLearningAgent</w:t>
+      </w:r>
+      <w:proofErr w:type="spellEnd"/>
+      <w:r>
+        <w:t xml:space="preserve"> (листинг 3.3).</w:t>
+      </w:r>
+    </w:p>
+    <w:p/>
+    <w:p>
+      <w:r>
+        <w:t xml:space="preserve">Листинг 3.3 – </w:t>
+      </w:r>
+      <w:r>
+        <w:t xml:space="preserve">Агент с </w:t>
+      </w:r>
+      <w:r>
+        <w:rPr>
+          <w:lang w:val="en-US"/>
+        </w:rPr>
+        <w:t>Q</w:t>
+      </w:r>
+      <w:r>
+        <w:t>-</w:t>
+      </w:r>
+      <w:r>
+        <w:t>обучением</w:t>
+      </w:r>
+    </w:p>
+    <w:p>
+      <w:pPr>
+        <w:pStyle w:val="af"/>
+        <w:rPr>
+          <w:lang w:val="en-US"/>
+        </w:rPr>
+      </w:pPr>
+      <w:r>
+        <w:rPr>
+          <w:lang w:val="en-US"/>
+        </w:rPr>
+        <w:t xml:space="preserve">class </w:t>
+      </w:r>
+      <w:proofErr w:type="spellStart"/>
+      <w:proofErr w:type="gramStart"/>
+      <w:r>
+        <w:rPr>
+          <w:b/>
+          <w:bCs/>
+          <w:lang w:val="en-US"/>
+        </w:rPr>
+        <w:t>QLearningAgent</w:t>
+      </w:r>
+      <w:proofErr w:type="spellEnd"/>
+      <w:r>
+        <w:rPr>
+          <w:lang w:val="en-US"/>
+        </w:rPr>
+        <w:t>(</w:t>
+      </w:r>
+      <w:proofErr w:type="spellStart"/>
+      <w:proofErr w:type="gramEnd"/>
+      <w:r>
+        <w:rPr>
+          <w:lang w:val="en-US"/>
+        </w:rPr>
+        <w:t>ReinforcementAgent</w:t>
+      </w:r>
+      <w:proofErr w:type="spellEnd"/>
+      <w:r>
+        <w:rPr>
+          <w:lang w:val="en-US"/>
+        </w:rPr>
+        <w:t>):</w:t>
+      </w:r>
+    </w:p>
+    <w:p>
+      <w:pPr>
+        <w:pStyle w:val="af"/>
+      </w:pPr>
+      <w:r>
+        <w:rPr>
+          <w:lang w:val="en-US"/>
+        </w:rPr>
+        <w:t>   </w:t>
+      </w:r>
+    </w:p>
+    <w:p>
+      <w:pPr>
+        <w:pStyle w:val="af"/>
+      </w:pPr>
+      <w:r>
+        <w:t xml:space="preserve">    </w:t>
+      </w:r>
+      <w:proofErr w:type="spellStart"/>
+      <w:r>
+        <w:t>def</w:t>
+      </w:r>
+      <w:proofErr w:type="spellEnd"/>
+      <w:r>
+        <w:t xml:space="preserve"> </w:t>
+      </w:r>
+      <w:r>
+        <w:rPr>
+          <w:b/>
+          <w:bCs/>
+        </w:rPr>
+        <w:t>__</w:t>
+      </w:r>
+      <w:proofErr w:type="spellStart"/>
+      <w:r>
+        <w:rPr>
+          <w:b/>
+          <w:bCs/>
+        </w:rPr>
+        <w:t>init</w:t>
+      </w:r>
+      <w:proofErr w:type="spellEnd"/>
+      <w:r>
+        <w:rPr>
+          <w:b/>
+          <w:bCs/>
+        </w:rPr>
+        <w:t>_</w:t>
+      </w:r>
+      <w:proofErr w:type="gramStart"/>
+      <w:r>
+        <w:rPr>
+          <w:b/>
+          <w:bCs/>
+        </w:rPr>
+        <w:t>_</w:t>
+      </w:r>
+      <w:r>
+        <w:t>(</w:t>
+      </w:r>
+      <w:proofErr w:type="spellStart"/>
+      <w:proofErr w:type="gramEnd"/>
+      <w:r>
+        <w:t>self</w:t>
+      </w:r>
+      <w:proofErr w:type="spellEnd"/>
+      <w:r>
+        <w:t>, **</w:t>
+      </w:r>
+      <w:proofErr w:type="spellStart"/>
+      <w:r>
+        <w:t>args</w:t>
+      </w:r>
+      <w:proofErr w:type="spellEnd"/>
+      <w:r>
+        <w:t>):</w:t>
+      </w:r>
+    </w:p>
+    <w:p>
+      <w:pPr>
+        <w:pStyle w:val="af"/>
+      </w:pPr>
+      <w:r>
+        <w:t>        "</w:t>
+      </w:r>
+      <w:proofErr w:type="gramStart"/>
+      <w:r>
+        <w:t>Инициализация  Q</w:t>
+      </w:r>
+      <w:proofErr w:type="gramEnd"/>
+      <w:r>
+        <w:t>-ценностей"</w:t>
+      </w:r>
+    </w:p>
+    <w:p>
+      <w:pPr>
+        <w:pStyle w:val="af"/>
+      </w:pPr>
+      <w:r>
+        <w:t xml:space="preserve">        </w:t>
+      </w:r>
+      <w:proofErr w:type="spellStart"/>
+      <w:proofErr w:type="gramStart"/>
+      <w:r>
+        <w:rPr>
+          <w:lang w:val="en-US"/>
+        </w:rPr>
+        <w:t>ReinforcementAgent</w:t>
+      </w:r>
+      <w:proofErr w:type="spellEnd"/>
+      <w:r>
+        <w:rPr>
+          <w:lang w:val="en-US"/>
+        </w:rPr>
+        <w:t>._</w:t>
+      </w:r>
+      <w:proofErr w:type="gramEnd"/>
+      <w:r>
+        <w:rPr>
+          <w:lang w:val="en-US"/>
+        </w:rPr>
+        <w:t>_</w:t>
+      </w:r>
+      <w:proofErr w:type="spellStart"/>
+      <w:r>
+        <w:rPr>
+          <w:lang w:val="en-US"/>
+        </w:rPr>
+        <w:t>init</w:t>
+      </w:r>
+      <w:proofErr w:type="spellEnd"/>
+      <w:r>
+        <w:rPr>
+          <w:lang w:val="en-US"/>
+        </w:rPr>
+        <w:t>_</w:t>
+      </w:r>
+      <w:proofErr w:type="gramStart"/>
+      <w:r>
+        <w:rPr>
+          <w:lang w:val="en-US"/>
+        </w:rPr>
+        <w:t>_(</w:t>
+      </w:r>
+      <w:proofErr w:type="gramEnd"/>
+      <w:r>
+        <w:rPr>
+          <w:lang w:val="en-US"/>
+        </w:rPr>
+        <w:t>self, **</w:t>
+      </w:r>
+      <w:proofErr w:type="spellStart"/>
+      <w:r>
+        <w:rPr>
+          <w:lang w:val="en-US"/>
+        </w:rPr>
+        <w:t>args</w:t>
+      </w:r>
+      <w:proofErr w:type="spellEnd"/>
+      <w:r>
+        <w:rPr>
+          <w:lang w:val="en-US"/>
+        </w:rPr>
+        <w:t>)</w:t>
+      </w:r>
+    </w:p>
+    <w:p>
+      <w:pPr>
+        <w:pStyle w:val="af"/>
+      </w:pPr>
+    </w:p>
+    <w:p>
+      <w:pPr>
+        <w:pStyle w:val="af"/>
+      </w:pPr>
+      <w:r>
+        <w:rPr>
+          <w:lang w:val="en-US"/>
+        </w:rPr>
+        <w:t> </w:t>
+      </w:r>
+      <w:r>
+        <w:t xml:space="preserve"> </w:t>
+      </w:r>
+      <w:r>
+        <w:rPr>
+          <w:lang w:val="en-US"/>
+        </w:rPr>
+        <w:t> </w:t>
+      </w:r>
+      <w:r>
+        <w:t xml:space="preserve"> </w:t>
+      </w:r>
+      <w:r>
+        <w:rPr>
+          <w:lang w:val="en-US"/>
+        </w:rPr>
+        <w:t> </w:t>
+      </w:r>
+      <w:r>
+        <w:t xml:space="preserve"> </w:t>
+      </w:r>
+      <w:r>
+        <w:rPr>
+          <w:lang w:val="en-US"/>
+        </w:rPr>
+        <w:t> </w:t>
+      </w:r>
+      <w:proofErr w:type="gramStart"/>
+      <w:r>
+        <w:rPr>
+          <w:lang w:val="en-US"/>
+        </w:rPr>
+        <w:t>self</w:t>
+      </w:r>
+      <w:r>
         <w:t>.</w:t>
       </w:r>
+      <w:r>
+        <w:rPr>
+          <w:lang w:val="en-US"/>
+        </w:rPr>
+        <w:t>values</w:t>
+      </w:r>
+      <w:proofErr w:type="gramEnd"/>
+      <w:r>
+        <w:t xml:space="preserve"> = </w:t>
+      </w:r>
+      <w:proofErr w:type="gramStart"/>
+      <w:r>
+        <w:rPr>
+          <w:lang w:val="en-US"/>
+        </w:rPr>
+        <w:t>util</w:t>
+      </w:r>
+      <w:r>
+        <w:t>.</w:t>
+      </w:r>
+      <w:r>
+        <w:rPr>
+          <w:lang w:val="en-US"/>
+        </w:rPr>
+        <w:t>Counter</w:t>
+      </w:r>
+      <w:proofErr w:type="gramEnd"/>
+      <w:r>
+        <w:t xml:space="preserve">() # </w:t>
+      </w:r>
+      <w:r>
+        <w:rPr>
+          <w:lang w:val="en-US"/>
+        </w:rPr>
+        <w:t>Counter</w:t>
+      </w:r>
+      <w:r>
+        <w:t xml:space="preserve"> - словарь </w:t>
+      </w:r>
+      <w:r>
+        <w:rPr>
+          <w:lang w:val="en-US"/>
+        </w:rPr>
+        <w:t>q</w:t>
+      </w:r>
+      <w:r>
+        <w:t xml:space="preserve"> ценностей, по умолчанию содержит 0</w:t>
+      </w:r>
+    </w:p>
+    <w:p>
+      <w:pPr>
+        <w:pStyle w:val="af"/>
+      </w:pPr>
+    </w:p>
+    <w:p>
+      <w:pPr>
+        <w:pStyle w:val="af"/>
+      </w:pPr>
+      <w:r>
+        <w:t xml:space="preserve">        </w:t>
+      </w:r>
+      <w:proofErr w:type="spellStart"/>
+      <w:proofErr w:type="gramStart"/>
+      <w:r>
+        <w:t>self.qVals</w:t>
+      </w:r>
+      <w:proofErr w:type="spellEnd"/>
+      <w:proofErr w:type="gramEnd"/>
+      <w:r>
+        <w:t xml:space="preserve"> = {}</w:t>
+      </w:r>
+    </w:p>
+    <w:p>
+      <w:pPr>
+        <w:pStyle w:val="af"/>
+        <w:rPr>
+          <w:lang w:val="en-US"/>
+        </w:rPr>
+      </w:pPr>
+      <w:r>
+        <w:t xml:space="preserve">        </w:t>
+      </w:r>
+      <w:proofErr w:type="spellStart"/>
+      <w:proofErr w:type="gramStart"/>
+      <w:r>
+        <w:rPr>
+          <w:lang w:val="en-US"/>
+        </w:rPr>
+        <w:t>self.eval</w:t>
+      </w:r>
+      <w:proofErr w:type="spellEnd"/>
+      <w:proofErr w:type="gramEnd"/>
+      <w:r>
+        <w:rPr>
+          <w:lang w:val="en-US"/>
+        </w:rPr>
+        <w:t xml:space="preserve"> = False</w:t>
+      </w:r>
+    </w:p>
+    <w:p>
+      <w:pPr>
+        <w:pStyle w:val="af"/>
+        <w:rPr>
+          <w:lang w:val="en-US"/>
+        </w:rPr>
+      </w:pPr>
+    </w:p>
+    <w:p>
+      <w:pPr>
+        <w:pStyle w:val="af"/>
+        <w:rPr>
+          <w:lang w:val="en-US"/>
+        </w:rPr>
+      </w:pPr>
+      <w:r>
+        <w:rPr>
+          <w:lang w:val="en-US"/>
+        </w:rPr>
+        <w:t xml:space="preserve">    def </w:t>
+      </w:r>
+      <w:proofErr w:type="spellStart"/>
+      <w:proofErr w:type="gramStart"/>
+      <w:r>
+        <w:rPr>
+          <w:b/>
+          <w:bCs/>
+          <w:lang w:val="en-US"/>
+        </w:rPr>
+        <w:t>getQValue</w:t>
+      </w:r>
+      <w:proofErr w:type="spellEnd"/>
+      <w:r>
+        <w:rPr>
+          <w:lang w:val="en-US"/>
+        </w:rPr>
+        <w:t>(</w:t>
+      </w:r>
+      <w:proofErr w:type="gramEnd"/>
+      <w:r>
+        <w:rPr>
+          <w:lang w:val="en-US"/>
+        </w:rPr>
+        <w:t>self, state, action):</w:t>
+      </w:r>
+    </w:p>
+    <w:p>
+      <w:pPr>
+        <w:pStyle w:val="af"/>
+        <w:rPr>
+          <w:lang w:val="en-US"/>
+        </w:rPr>
+      </w:pPr>
+      <w:r>
+        <w:rPr>
+          <w:lang w:val="en-US"/>
+        </w:rPr>
+        <w:t xml:space="preserve">        return </w:t>
+      </w:r>
+      <w:proofErr w:type="spellStart"/>
+      <w:proofErr w:type="gramStart"/>
+      <w:r>
+        <w:rPr>
+          <w:lang w:val="en-US"/>
+        </w:rPr>
+        <w:t>self.values</w:t>
+      </w:r>
+      <w:proofErr w:type="spellEnd"/>
+      <w:proofErr w:type="gramEnd"/>
+      <w:r>
+        <w:rPr>
+          <w:lang w:val="en-US"/>
+        </w:rPr>
+        <w:t>[(state, action)]</w:t>
+      </w:r>
+    </w:p>
+    <w:p>
+      <w:pPr>
+        <w:pStyle w:val="af"/>
+        <w:rPr>
+          <w:lang w:val="en-US"/>
+        </w:rPr>
+      </w:pPr>
+    </w:p>
+    <w:p>
+      <w:pPr>
+        <w:pStyle w:val="af"/>
+      </w:pPr>
+      <w:r>
+        <w:rPr>
+          <w:lang w:val="en-US"/>
+        </w:rPr>
+        <w:t xml:space="preserve">    def </w:t>
+      </w:r>
+      <w:proofErr w:type="spellStart"/>
+      <w:proofErr w:type="gramStart"/>
+      <w:r>
+        <w:rPr>
+          <w:b/>
+          <w:bCs/>
+          <w:lang w:val="en-US"/>
+        </w:rPr>
+        <w:t>computeValueFromQValues</w:t>
+      </w:r>
+      <w:proofErr w:type="spellEnd"/>
+      <w:r>
+        <w:rPr>
+          <w:lang w:val="en-US"/>
+        </w:rPr>
+        <w:t>(</w:t>
+      </w:r>
+      <w:proofErr w:type="gramEnd"/>
+      <w:r>
+        <w:rPr>
+          <w:lang w:val="en-US"/>
+        </w:rPr>
+        <w:t>self, state):</w:t>
+      </w:r>
+    </w:p>
+    <w:p>
+      <w:pPr>
+        <w:pStyle w:val="af"/>
+      </w:pPr>
+      <w:r>
+        <w:t>        # если состояние не имеет допустимых действий, возвращаем 0</w:t>
+      </w:r>
+    </w:p>
+    <w:p>
+      <w:pPr>
+        <w:pStyle w:val="af"/>
+        <w:rPr>
+          <w:lang w:val="en-US"/>
+        </w:rPr>
+      </w:pPr>
+      <w:r>
+        <w:t xml:space="preserve">        </w:t>
+      </w:r>
+      <w:r>
+        <w:rPr>
+          <w:lang w:val="en-US"/>
+        </w:rPr>
+        <w:t xml:space="preserve">if </w:t>
+      </w:r>
+      <w:proofErr w:type="spellStart"/>
+      <w:r>
+        <w:rPr>
+          <w:lang w:val="en-US"/>
+        </w:rPr>
+        <w:t>len</w:t>
+      </w:r>
+      <w:proofErr w:type="spellEnd"/>
+      <w:r>
+        <w:rPr>
+          <w:lang w:val="en-US"/>
+        </w:rPr>
+        <w:t>(</w:t>
+      </w:r>
+      <w:proofErr w:type="spellStart"/>
+      <w:proofErr w:type="gramStart"/>
+      <w:r>
+        <w:rPr>
+          <w:lang w:val="en-US"/>
+        </w:rPr>
+        <w:t>self.getLegalActions</w:t>
+      </w:r>
+      <w:proofErr w:type="spellEnd"/>
+      <w:proofErr w:type="gramEnd"/>
+      <w:r>
+        <w:rPr>
+          <w:lang w:val="en-US"/>
+        </w:rPr>
+        <w:t>(state)) == 0:</w:t>
+      </w:r>
+    </w:p>
+    <w:p>
+      <w:pPr>
+        <w:pStyle w:val="af"/>
+      </w:pPr>
+      <w:r>
+        <w:rPr>
+          <w:lang w:val="en-US"/>
+        </w:rPr>
+        <w:t xml:space="preserve">            </w:t>
+      </w:r>
+      <w:proofErr w:type="spellStart"/>
+      <w:r>
+        <w:t>return</w:t>
+      </w:r>
+      <w:proofErr w:type="spellEnd"/>
+      <w:r>
+        <w:t xml:space="preserve"> 0</w:t>
+      </w:r>
+    </w:p>
+    <w:p>
+      <w:pPr>
+        <w:pStyle w:val="af"/>
+      </w:pPr>
+    </w:p>
+    <w:p>
+      <w:pPr>
+        <w:pStyle w:val="af"/>
+      </w:pPr>
+      <w:r>
+        <w:t xml:space="preserve">        </w:t>
+      </w:r>
+      <w:proofErr w:type="spellStart"/>
+      <w:r>
+        <w:t>Qvalue_state</w:t>
+      </w:r>
+      <w:proofErr w:type="spellEnd"/>
+      <w:r>
+        <w:t xml:space="preserve"> = []</w:t>
+      </w:r>
+    </w:p>
+    <w:p>
+      <w:pPr>
+        <w:pStyle w:val="af"/>
+      </w:pPr>
+    </w:p>
+    <w:p>
+      <w:pPr>
+        <w:pStyle w:val="af"/>
+      </w:pPr>
+      <w:r>
+        <w:t>        # для всех допустимых действий</w:t>
+      </w:r>
+    </w:p>
+    <w:p>
+      <w:pPr>
+        <w:pStyle w:val="af"/>
+        <w:rPr>
+          <w:lang w:val="en-US"/>
+        </w:rPr>
+      </w:pPr>
+      <w:r>
+        <w:t xml:space="preserve">        </w:t>
+      </w:r>
+      <w:r>
+        <w:rPr>
+          <w:lang w:val="en-US"/>
+        </w:rPr>
+        <w:t xml:space="preserve">for action in </w:t>
+      </w:r>
+      <w:proofErr w:type="spellStart"/>
+      <w:proofErr w:type="gramStart"/>
+      <w:r>
+        <w:rPr>
+          <w:lang w:val="en-US"/>
+        </w:rPr>
+        <w:t>self.getLegalActions</w:t>
+      </w:r>
+      <w:proofErr w:type="spellEnd"/>
+      <w:proofErr w:type="gramEnd"/>
+      <w:r>
+        <w:rPr>
+          <w:lang w:val="en-US"/>
+        </w:rPr>
+        <w:t>(state):</w:t>
+      </w:r>
+    </w:p>
+    <w:p>
+      <w:pPr>
+        <w:pStyle w:val="af"/>
+      </w:pPr>
+      <w:r>
+        <w:rPr>
+          <w:lang w:val="en-US"/>
+        </w:rPr>
+        <w:t xml:space="preserve">            </w:t>
+      </w:r>
+      <w:r>
+        <w:t># извлекаем q-ценности состояний и добавляем их в список</w:t>
+      </w:r>
+    </w:p>
+    <w:p>
+      <w:pPr>
+        <w:pStyle w:val="af"/>
+        <w:rPr>
+          <w:lang w:val="en-US"/>
+        </w:rPr>
+      </w:pPr>
+      <w:r>
+        <w:t xml:space="preserve">            </w:t>
+      </w:r>
+      <w:proofErr w:type="spellStart"/>
+      <w:r>
+        <w:rPr>
+          <w:lang w:val="en-US"/>
+        </w:rPr>
+        <w:t>Qvalue_</w:t>
+      </w:r>
+      <w:proofErr w:type="gramStart"/>
+      <w:r>
+        <w:rPr>
+          <w:lang w:val="en-US"/>
+        </w:rPr>
+        <w:t>state.append</w:t>
+      </w:r>
+      <w:proofErr w:type="spellEnd"/>
+      <w:proofErr w:type="gramEnd"/>
+      <w:r>
+        <w:rPr>
+          <w:lang w:val="en-US"/>
+        </w:rPr>
+        <w:t>(</w:t>
+      </w:r>
+      <w:proofErr w:type="spellStart"/>
+      <w:proofErr w:type="gramStart"/>
+      <w:r>
+        <w:rPr>
+          <w:lang w:val="en-US"/>
+        </w:rPr>
+        <w:t>self.getQValue</w:t>
+      </w:r>
+      <w:proofErr w:type="spellEnd"/>
+      <w:proofErr w:type="gramEnd"/>
+      <w:r>
+        <w:rPr>
+          <w:lang w:val="en-US"/>
+        </w:rPr>
+        <w:t>(state, action))</w:t>
+      </w:r>
+    </w:p>
+    <w:p>
+      <w:pPr>
+        <w:pStyle w:val="af"/>
+        <w:rPr>
+          <w:lang w:val="en-US"/>
+        </w:rPr>
+      </w:pPr>
+    </w:p>
+    <w:p>
+      <w:pPr>
+        <w:pStyle w:val="af"/>
+      </w:pPr>
+      <w:r>
+        <w:rPr>
+          <w:lang w:val="en-US"/>
+        </w:rPr>
+        <w:t xml:space="preserve">        </w:t>
+      </w:r>
+      <w:r>
+        <w:t xml:space="preserve"># возвращаем ценность состояния </w:t>
+      </w:r>
+      <w:proofErr w:type="spellStart"/>
+      <w:r>
+        <w:t>state</w:t>
+      </w:r>
+      <w:proofErr w:type="spellEnd"/>
+    </w:p>
+    <w:p>
+      <w:pPr>
+        <w:pStyle w:val="af"/>
+      </w:pPr>
+      <w:r>
+        <w:t xml:space="preserve">        </w:t>
+      </w:r>
+      <w:proofErr w:type="spellStart"/>
+      <w:r>
+        <w:t>return</w:t>
+      </w:r>
+      <w:proofErr w:type="spellEnd"/>
+      <w:r>
+        <w:t xml:space="preserve"> </w:t>
+      </w:r>
+      <w:proofErr w:type="spellStart"/>
+      <w:proofErr w:type="gramStart"/>
+      <w:r>
+        <w:t>max</w:t>
+      </w:r>
+      <w:proofErr w:type="spellEnd"/>
+      <w:r>
+        <w:t>(</w:t>
+      </w:r>
+      <w:proofErr w:type="spellStart"/>
+      <w:proofErr w:type="gramEnd"/>
+      <w:r>
+        <w:t>Qvalue_state</w:t>
+      </w:r>
+      <w:proofErr w:type="spellEnd"/>
+      <w:r>
+        <w:t>)</w:t>
+      </w:r>
+    </w:p>
+    <w:p>
+      <w:pPr>
+        <w:pStyle w:val="af"/>
+      </w:pPr>
+    </w:p>
+    <w:p>
+      <w:pPr>
+        <w:pStyle w:val="af"/>
+      </w:pPr>
+      <w:r>
+        <w:t xml:space="preserve">    </w:t>
+      </w:r>
+      <w:proofErr w:type="spellStart"/>
+      <w:r>
+        <w:t>def</w:t>
+      </w:r>
+      <w:proofErr w:type="spellEnd"/>
+      <w:r>
+        <w:t xml:space="preserve"> </w:t>
+      </w:r>
+      <w:proofErr w:type="spellStart"/>
+      <w:proofErr w:type="gramStart"/>
+      <w:r>
+        <w:rPr>
+          <w:b/>
+          <w:bCs/>
+        </w:rPr>
+        <w:t>computeActionFromQValues</w:t>
+      </w:r>
+      <w:proofErr w:type="spellEnd"/>
+      <w:r>
+        <w:t>(</w:t>
+      </w:r>
+      <w:proofErr w:type="spellStart"/>
+      <w:proofErr w:type="gramEnd"/>
+      <w:r>
+        <w:t>self</w:t>
+      </w:r>
+      <w:proofErr w:type="spellEnd"/>
+      <w:r>
+        <w:t xml:space="preserve">, </w:t>
+      </w:r>
+      <w:proofErr w:type="spellStart"/>
+      <w:r>
+        <w:t>state</w:t>
+      </w:r>
+      <w:proofErr w:type="spellEnd"/>
+      <w:r>
+        <w:t>):</w:t>
+      </w:r>
+    </w:p>
+    <w:p>
+      <w:pPr>
+        <w:pStyle w:val="af"/>
+      </w:pPr>
+      <w:r>
+        <w:t xml:space="preserve">        # если состояние не имеет допустимых действий, возвращаем </w:t>
+      </w:r>
+      <w:proofErr w:type="spellStart"/>
+      <w:r>
+        <w:t>None</w:t>
+      </w:r>
+      <w:proofErr w:type="spellEnd"/>
+    </w:p>
+    <w:p>
+      <w:pPr>
+        <w:pStyle w:val="af"/>
+        <w:rPr>
+          <w:lang w:val="en-US"/>
+        </w:rPr>
+      </w:pPr>
+      <w:r>
+        <w:t xml:space="preserve">        </w:t>
+      </w:r>
+      <w:r>
+        <w:rPr>
+          <w:lang w:val="en-US"/>
+        </w:rPr>
+        <w:t xml:space="preserve">if </w:t>
+      </w:r>
+      <w:proofErr w:type="spellStart"/>
+      <w:r>
+        <w:rPr>
+          <w:lang w:val="en-US"/>
+        </w:rPr>
+        <w:t>len</w:t>
+      </w:r>
+      <w:proofErr w:type="spellEnd"/>
+      <w:r>
+        <w:rPr>
+          <w:lang w:val="en-US"/>
+        </w:rPr>
+        <w:t>(</w:t>
+      </w:r>
+      <w:proofErr w:type="spellStart"/>
+      <w:proofErr w:type="gramStart"/>
+      <w:r>
+        <w:rPr>
+          <w:lang w:val="en-US"/>
+        </w:rPr>
+        <w:t>self.getLegalActions</w:t>
+      </w:r>
+      <w:proofErr w:type="spellEnd"/>
+      <w:proofErr w:type="gramEnd"/>
+      <w:r>
+        <w:rPr>
+          <w:lang w:val="en-US"/>
+        </w:rPr>
+        <w:t>(state)) == 0:</w:t>
+      </w:r>
+    </w:p>
+    <w:p>
+      <w:pPr>
+        <w:pStyle w:val="af"/>
+      </w:pPr>
+      <w:r>
+        <w:rPr>
+          <w:lang w:val="en-US"/>
+        </w:rPr>
+        <w:t xml:space="preserve">            </w:t>
+      </w:r>
+      <w:proofErr w:type="spellStart"/>
+      <w:r>
+        <w:t>return</w:t>
+      </w:r>
+      <w:proofErr w:type="spellEnd"/>
+      <w:r>
+        <w:t xml:space="preserve"> </w:t>
+      </w:r>
+      <w:proofErr w:type="spellStart"/>
+      <w:r>
+        <w:t>None</w:t>
+      </w:r>
+      <w:proofErr w:type="spellEnd"/>
+    </w:p>
+    <w:p>
+      <w:pPr>
+        <w:pStyle w:val="af"/>
+      </w:pPr>
+      <w:r>
+        <w:t xml:space="preserve">        </w:t>
+      </w:r>
+    </w:p>
+    <w:p>
+      <w:pPr>
+        <w:pStyle w:val="af"/>
+      </w:pPr>
+      <w:r>
+        <w:t xml:space="preserve">        # вычисляем максимальную q-ценность для </w:t>
+      </w:r>
+      <w:proofErr w:type="spellStart"/>
+      <w:r>
+        <w:t>state</w:t>
+      </w:r>
+      <w:proofErr w:type="spellEnd"/>
+    </w:p>
+    <w:p>
+      <w:pPr>
+        <w:pStyle w:val="af"/>
+        <w:rPr>
+          <w:lang w:val="en-US"/>
+        </w:rPr>
+      </w:pPr>
+      <w:r>
+        <w:t xml:space="preserve">        </w:t>
+      </w:r>
+      <w:proofErr w:type="spellStart"/>
+      <w:r>
+        <w:rPr>
+          <w:lang w:val="en-US"/>
+        </w:rPr>
+        <w:t>bestQ</w:t>
+      </w:r>
+      <w:proofErr w:type="spellEnd"/>
+      <w:r>
+        <w:rPr>
+          <w:lang w:val="en-US"/>
+        </w:rPr>
+        <w:t xml:space="preserve"> = </w:t>
+      </w:r>
+      <w:proofErr w:type="spellStart"/>
+      <w:proofErr w:type="gramStart"/>
+      <w:r>
+        <w:rPr>
+          <w:lang w:val="en-US"/>
+        </w:rPr>
+        <w:t>self.computeValueFromQValues</w:t>
+      </w:r>
+      <w:proofErr w:type="spellEnd"/>
+      <w:proofErr w:type="gramEnd"/>
+      <w:r>
+        <w:rPr>
+          <w:lang w:val="en-US"/>
+        </w:rPr>
+        <w:t>(state)</w:t>
+      </w:r>
+    </w:p>
+    <w:p>
+      <w:pPr>
+        <w:pStyle w:val="af"/>
+        <w:rPr>
+          <w:lang w:val="en-US"/>
+        </w:rPr>
+      </w:pPr>
+      <w:r>
+        <w:rPr>
+          <w:lang w:val="en-US"/>
+        </w:rPr>
+        <w:t xml:space="preserve">        </w:t>
+      </w:r>
+      <w:proofErr w:type="spellStart"/>
+      <w:r>
+        <w:rPr>
+          <w:lang w:val="en-US"/>
+        </w:rPr>
+        <w:t>bestActions</w:t>
+      </w:r>
+      <w:proofErr w:type="spellEnd"/>
+      <w:r>
+        <w:rPr>
+          <w:lang w:val="en-US"/>
+        </w:rPr>
+        <w:t xml:space="preserve"> = []</w:t>
+      </w:r>
+    </w:p>
+    <w:p>
+      <w:pPr>
+        <w:pStyle w:val="af"/>
+        <w:rPr>
+          <w:lang w:val="en-US"/>
+        </w:rPr>
+      </w:pPr>
+    </w:p>
+    <w:p>
+      <w:pPr>
+        <w:pStyle w:val="af"/>
+        <w:rPr>
+          <w:lang w:val="en-US"/>
+        </w:rPr>
+      </w:pPr>
+      <w:r>
+        <w:rPr>
+          <w:lang w:val="en-US"/>
+        </w:rPr>
+        <w:t xml:space="preserve">        # </w:t>
+      </w:r>
+      <w:r>
+        <w:t>для</w:t>
+      </w:r>
+      <w:r>
+        <w:rPr>
+          <w:lang w:val="en-US"/>
+        </w:rPr>
+        <w:t xml:space="preserve"> </w:t>
+      </w:r>
+      <w:r>
+        <w:t>всех</w:t>
+      </w:r>
+      <w:r>
+        <w:rPr>
+          <w:lang w:val="en-US"/>
+        </w:rPr>
+        <w:t xml:space="preserve"> </w:t>
+      </w:r>
+      <w:r>
+        <w:t>допустимых</w:t>
+      </w:r>
+      <w:r>
+        <w:rPr>
+          <w:lang w:val="en-US"/>
+        </w:rPr>
+        <w:t xml:space="preserve"> </w:t>
+      </w:r>
+      <w:r>
+        <w:t>действий</w:t>
+      </w:r>
+      <w:r>
+        <w:rPr>
+          <w:lang w:val="en-US"/>
+        </w:rPr>
+        <w:t xml:space="preserve"> </w:t>
+      </w:r>
+    </w:p>
+    <w:p>
+      <w:pPr>
+        <w:pStyle w:val="af"/>
+        <w:rPr>
+          <w:lang w:val="en-US"/>
+        </w:rPr>
+      </w:pPr>
+      <w:r>
+        <w:rPr>
+          <w:lang w:val="en-US"/>
+        </w:rPr>
+        <w:t xml:space="preserve">        for action in </w:t>
+      </w:r>
+      <w:proofErr w:type="spellStart"/>
+      <w:proofErr w:type="gramStart"/>
+      <w:r>
+        <w:rPr>
+          <w:lang w:val="en-US"/>
+        </w:rPr>
+        <w:t>self.getLegalActions</w:t>
+      </w:r>
+      <w:proofErr w:type="spellEnd"/>
+      <w:proofErr w:type="gramEnd"/>
+      <w:r>
+        <w:rPr>
+          <w:lang w:val="en-US"/>
+        </w:rPr>
+        <w:t>(state):</w:t>
+      </w:r>
+    </w:p>
+    <w:p>
+      <w:pPr>
+        <w:pStyle w:val="af"/>
+      </w:pPr>
+      <w:r>
+        <w:rPr>
+          <w:lang w:val="en-US"/>
+        </w:rPr>
+        <w:t xml:space="preserve">            </w:t>
+      </w:r>
+      <w:r>
+        <w:t xml:space="preserve"># находим лучшие действия и помещаем их в список </w:t>
+      </w:r>
+      <w:proofErr w:type="spellStart"/>
+      <w:r>
+        <w:t>bestActions</w:t>
+      </w:r>
+      <w:proofErr w:type="spellEnd"/>
+    </w:p>
+    <w:p>
+      <w:pPr>
+        <w:pStyle w:val="af"/>
+        <w:rPr>
+          <w:lang w:val="en-US"/>
+        </w:rPr>
+      </w:pPr>
+      <w:r>
+        <w:t xml:space="preserve">            </w:t>
+      </w:r>
+      <w:r>
+        <w:rPr>
+          <w:lang w:val="en-US"/>
+        </w:rPr>
+        <w:t xml:space="preserve">if </w:t>
+      </w:r>
+      <w:proofErr w:type="spellStart"/>
+      <w:r>
+        <w:rPr>
+          <w:lang w:val="en-US"/>
+        </w:rPr>
+        <w:t>bestQ</w:t>
+      </w:r>
+      <w:proofErr w:type="spellEnd"/>
+      <w:r>
+        <w:rPr>
+          <w:lang w:val="en-US"/>
+        </w:rPr>
+        <w:t xml:space="preserve"> == </w:t>
+      </w:r>
+      <w:proofErr w:type="spellStart"/>
+      <w:proofErr w:type="gramStart"/>
+      <w:r>
+        <w:rPr>
+          <w:lang w:val="en-US"/>
+        </w:rPr>
+        <w:t>self.getQValue</w:t>
+      </w:r>
+      <w:proofErr w:type="spellEnd"/>
+      <w:proofErr w:type="gramEnd"/>
+      <w:r>
+        <w:rPr>
+          <w:lang w:val="en-US"/>
+        </w:rPr>
+        <w:t>(state, action):</w:t>
+      </w:r>
+    </w:p>
+    <w:p>
+      <w:pPr>
+        <w:pStyle w:val="af"/>
+      </w:pPr>
+      <w:r>
+        <w:rPr>
+          <w:lang w:val="en-US"/>
+        </w:rPr>
+        <w:t xml:space="preserve">                </w:t>
+      </w:r>
+      <w:proofErr w:type="spellStart"/>
+      <w:r>
+        <w:t>bestActions.append</w:t>
+      </w:r>
+      <w:proofErr w:type="spellEnd"/>
+      <w:r>
+        <w:t>(</w:t>
+      </w:r>
+      <w:proofErr w:type="spellStart"/>
+      <w:r>
+        <w:t>action</w:t>
+      </w:r>
+      <w:proofErr w:type="spellEnd"/>
+      <w:r>
+        <w:t>)</w:t>
+      </w:r>
+    </w:p>
+    <w:p>
+      <w:pPr>
+        <w:pStyle w:val="af"/>
+      </w:pPr>
+    </w:p>
+    <w:p>
+      <w:pPr>
+        <w:pStyle w:val="af"/>
+      </w:pPr>
+      <w:r>
+        <w:t xml:space="preserve">        # выбираем случайное действие среди лучших из </w:t>
+      </w:r>
+      <w:proofErr w:type="spellStart"/>
+      <w:r>
+        <w:t>bestActions</w:t>
+      </w:r>
+      <w:proofErr w:type="spellEnd"/>
+    </w:p>
+    <w:p>
+      <w:pPr>
+        <w:pStyle w:val="af"/>
+        <w:rPr>
+          <w:lang w:val="en-US"/>
+        </w:rPr>
+      </w:pPr>
+      <w:r>
+        <w:t xml:space="preserve">        </w:t>
+      </w:r>
+      <w:r>
+        <w:rPr>
+          <w:lang w:val="en-US"/>
+        </w:rPr>
+        <w:t xml:space="preserve">return </w:t>
+      </w:r>
+      <w:proofErr w:type="spellStart"/>
+      <w:proofErr w:type="gramStart"/>
+      <w:r>
+        <w:rPr>
+          <w:lang w:val="en-US"/>
+        </w:rPr>
+        <w:t>random.choice</w:t>
+      </w:r>
+      <w:proofErr w:type="spellEnd"/>
+      <w:proofErr w:type="gramEnd"/>
+      <w:r>
+        <w:rPr>
+          <w:lang w:val="en-US"/>
+        </w:rPr>
+        <w:t>(</w:t>
+      </w:r>
+      <w:proofErr w:type="spellStart"/>
+      <w:r>
+        <w:rPr>
+          <w:lang w:val="en-US"/>
+        </w:rPr>
+        <w:t>bestActions</w:t>
+      </w:r>
+      <w:proofErr w:type="spellEnd"/>
+      <w:r>
+        <w:rPr>
+          <w:lang w:val="en-US"/>
+        </w:rPr>
+        <w:t>)</w:t>
+      </w:r>
+    </w:p>
+    <w:p>
+      <w:pPr>
+        <w:pStyle w:val="af"/>
+        <w:rPr>
+          <w:lang w:val="en-US"/>
+        </w:rPr>
+      </w:pPr>
+    </w:p>
+    <w:p>
+      <w:pPr>
+        <w:pStyle w:val="af"/>
+      </w:pPr>
+      <w:r>
+        <w:rPr>
+          <w:lang w:val="en-US"/>
+        </w:rPr>
+        <w:lastRenderedPageBreak/>
+        <w:t xml:space="preserve">    def </w:t>
+      </w:r>
+      <w:proofErr w:type="spellStart"/>
+      <w:proofErr w:type="gramStart"/>
+      <w:r>
+        <w:rPr>
+          <w:b/>
+          <w:bCs/>
+          <w:lang w:val="en-US"/>
+        </w:rPr>
+        <w:t>getAction</w:t>
+      </w:r>
+      <w:proofErr w:type="spellEnd"/>
+      <w:r>
+        <w:rPr>
+          <w:lang w:val="en-US"/>
+        </w:rPr>
+        <w:t>(</w:t>
+      </w:r>
+      <w:proofErr w:type="gramEnd"/>
+      <w:r>
+        <w:rPr>
+          <w:lang w:val="en-US"/>
+        </w:rPr>
+        <w:t>self, state):</w:t>
+      </w:r>
+    </w:p>
+    <w:p>
+      <w:pPr>
+        <w:pStyle w:val="af"/>
+      </w:pPr>
+      <w:r>
+        <w:t>        # Получаем список допустимых действий</w:t>
+      </w:r>
+    </w:p>
+    <w:p>
+      <w:pPr>
+        <w:pStyle w:val="af"/>
+      </w:pPr>
+      <w:r>
+        <w:t xml:space="preserve">        </w:t>
+      </w:r>
+      <w:proofErr w:type="spellStart"/>
+      <w:r>
+        <w:t>legalActions</w:t>
+      </w:r>
+      <w:proofErr w:type="spellEnd"/>
+      <w:r>
+        <w:t xml:space="preserve"> = </w:t>
+      </w:r>
+      <w:proofErr w:type="spellStart"/>
+      <w:proofErr w:type="gramStart"/>
+      <w:r>
+        <w:t>self.getLegalActions</w:t>
+      </w:r>
+      <w:proofErr w:type="spellEnd"/>
+      <w:proofErr w:type="gramEnd"/>
+      <w:r>
+        <w:t>(</w:t>
+      </w:r>
+      <w:proofErr w:type="spellStart"/>
+      <w:r>
+        <w:t>state</w:t>
+      </w:r>
+      <w:proofErr w:type="spellEnd"/>
+      <w:r>
+        <w:t>)</w:t>
+      </w:r>
+    </w:p>
+    <w:p>
+      <w:pPr>
+        <w:pStyle w:val="af"/>
+      </w:pPr>
+      <w:r>
+        <w:t xml:space="preserve">        </w:t>
+      </w:r>
+      <w:proofErr w:type="spellStart"/>
+      <w:r>
+        <w:t>action</w:t>
+      </w:r>
+      <w:proofErr w:type="spellEnd"/>
+      <w:r>
+        <w:t xml:space="preserve"> = </w:t>
+      </w:r>
+      <w:proofErr w:type="spellStart"/>
+      <w:r>
+        <w:t>None</w:t>
+      </w:r>
+      <w:proofErr w:type="spellEnd"/>
+    </w:p>
+    <w:p>
+      <w:pPr>
+        <w:pStyle w:val="af"/>
+      </w:pPr>
+      <w:r>
+        <w:t xml:space="preserve">                </w:t>
+      </w:r>
+    </w:p>
+    <w:p>
+      <w:pPr>
+        <w:pStyle w:val="af"/>
+      </w:pPr>
+      <w:r>
+        <w:t>        # подбрасываем монетку</w:t>
+      </w:r>
+    </w:p>
+    <w:p>
+      <w:pPr>
+        <w:pStyle w:val="af"/>
+      </w:pPr>
+      <w:r>
+        <w:t xml:space="preserve">        </w:t>
+      </w:r>
+      <w:proofErr w:type="spellStart"/>
+      <w:r>
+        <w:t>if</w:t>
+      </w:r>
+      <w:proofErr w:type="spellEnd"/>
+      <w:r>
+        <w:t xml:space="preserve"> </w:t>
+      </w:r>
+      <w:proofErr w:type="spellStart"/>
+      <w:proofErr w:type="gramStart"/>
+      <w:r>
+        <w:t>util.flipCoin</w:t>
+      </w:r>
+      <w:proofErr w:type="spellEnd"/>
+      <w:proofErr w:type="gramEnd"/>
+      <w:r>
+        <w:t>(</w:t>
+      </w:r>
+      <w:proofErr w:type="spellStart"/>
+      <w:proofErr w:type="gramStart"/>
+      <w:r>
+        <w:t>self.epsilon</w:t>
+      </w:r>
+      <w:proofErr w:type="spellEnd"/>
+      <w:proofErr w:type="gramEnd"/>
+      <w:r>
+        <w:t>):</w:t>
+      </w:r>
+    </w:p>
+    <w:p>
+      <w:pPr>
+        <w:pStyle w:val="af"/>
+      </w:pPr>
+      <w:r>
+        <w:t xml:space="preserve">            #  с вероятностью </w:t>
+      </w:r>
+      <w:proofErr w:type="spellStart"/>
+      <w:r>
+        <w:t>epsilon</w:t>
+      </w:r>
+      <w:proofErr w:type="spellEnd"/>
+      <w:r>
+        <w:t xml:space="preserve"> выбираем случайное действие</w:t>
+      </w:r>
+    </w:p>
+    <w:p>
+      <w:pPr>
+        <w:pStyle w:val="af"/>
+        <w:rPr>
+          <w:lang w:val="en-US"/>
+        </w:rPr>
+      </w:pPr>
+      <w:r>
+        <w:t xml:space="preserve">            </w:t>
+      </w:r>
+      <w:r>
+        <w:rPr>
+          <w:lang w:val="en-US"/>
+        </w:rPr>
+        <w:t xml:space="preserve">action = </w:t>
+      </w:r>
+      <w:proofErr w:type="spellStart"/>
+      <w:proofErr w:type="gramStart"/>
+      <w:r>
+        <w:rPr>
+          <w:lang w:val="en-US"/>
+        </w:rPr>
+        <w:t>random.choice</w:t>
+      </w:r>
+      <w:proofErr w:type="spellEnd"/>
+      <w:proofErr w:type="gramEnd"/>
+      <w:r>
+        <w:rPr>
+          <w:lang w:val="en-US"/>
+        </w:rPr>
+        <w:t>(</w:t>
+      </w:r>
+      <w:proofErr w:type="spellStart"/>
+      <w:r>
+        <w:rPr>
+          <w:lang w:val="en-US"/>
+        </w:rPr>
+        <w:t>legalActions</w:t>
+      </w:r>
+      <w:proofErr w:type="spellEnd"/>
+      <w:r>
+        <w:rPr>
+          <w:lang w:val="en-US"/>
+        </w:rPr>
+        <w:t>)</w:t>
+      </w:r>
+    </w:p>
+    <w:p>
+      <w:pPr>
+        <w:pStyle w:val="af"/>
+        <w:rPr>
+          <w:lang w:val="en-US"/>
+        </w:rPr>
+      </w:pPr>
+      <w:r>
+        <w:rPr>
+          <w:lang w:val="en-US"/>
+        </w:rPr>
+        <w:t>        else:</w:t>
+      </w:r>
+    </w:p>
+    <w:p>
+      <w:pPr>
+        <w:pStyle w:val="af"/>
+        <w:rPr>
+          <w:lang w:val="en-US"/>
+        </w:rPr>
+      </w:pPr>
+      <w:r>
+        <w:rPr>
+          <w:lang w:val="en-US"/>
+        </w:rPr>
+        <w:t xml:space="preserve">            # </w:t>
+      </w:r>
+      <w:r>
+        <w:t>иначе</w:t>
+      </w:r>
+      <w:r>
+        <w:rPr>
+          <w:lang w:val="en-US"/>
+        </w:rPr>
+        <w:t xml:space="preserve"> </w:t>
+      </w:r>
+      <w:r>
+        <w:t>выбираем</w:t>
+      </w:r>
+      <w:r>
+        <w:rPr>
+          <w:lang w:val="en-US"/>
+        </w:rPr>
+        <w:t xml:space="preserve"> </w:t>
+      </w:r>
+      <w:r>
+        <w:t>лучшее</w:t>
+      </w:r>
+      <w:r>
+        <w:rPr>
+          <w:lang w:val="en-US"/>
+        </w:rPr>
+        <w:t xml:space="preserve"> </w:t>
+      </w:r>
+      <w:r>
+        <w:t>действие</w:t>
+      </w:r>
+    </w:p>
+    <w:p>
+      <w:pPr>
+        <w:pStyle w:val="af"/>
+        <w:rPr>
+          <w:lang w:val="en-US"/>
+        </w:rPr>
+      </w:pPr>
+      <w:r>
+        <w:rPr>
+          <w:lang w:val="en-US"/>
+        </w:rPr>
+        <w:t xml:space="preserve">            action = </w:t>
+      </w:r>
+      <w:proofErr w:type="spellStart"/>
+      <w:proofErr w:type="gramStart"/>
+      <w:r>
+        <w:rPr>
+          <w:lang w:val="en-US"/>
+        </w:rPr>
+        <w:t>self.computeActionFromQValues</w:t>
+      </w:r>
+      <w:proofErr w:type="spellEnd"/>
+      <w:proofErr w:type="gramEnd"/>
+      <w:r>
+        <w:rPr>
+          <w:lang w:val="en-US"/>
+        </w:rPr>
+        <w:t>(state)</w:t>
+      </w:r>
+    </w:p>
+    <w:p>
+      <w:pPr>
+        <w:pStyle w:val="af"/>
+        <w:rPr>
+          <w:lang w:val="en-US"/>
+        </w:rPr>
+      </w:pPr>
+      <w:r>
+        <w:rPr>
+          <w:lang w:val="en-US"/>
+        </w:rPr>
+        <w:t xml:space="preserve">        </w:t>
+      </w:r>
+    </w:p>
+    <w:p>
+      <w:pPr>
+        <w:pStyle w:val="af"/>
+        <w:rPr>
+          <w:lang w:val="en-US"/>
+        </w:rPr>
+      </w:pPr>
+      <w:r>
+        <w:rPr>
+          <w:lang w:val="en-US"/>
+        </w:rPr>
+        <w:t>        return action</w:t>
+      </w:r>
+    </w:p>
+    <w:p>
+      <w:pPr>
+        <w:pStyle w:val="af"/>
+        <w:rPr>
+          <w:lang w:val="en-US"/>
+        </w:rPr>
+      </w:pPr>
+    </w:p>
+    <w:p>
+      <w:pPr>
+        <w:pStyle w:val="af"/>
+      </w:pPr>
+      <w:r>
+        <w:rPr>
+          <w:lang w:val="en-US"/>
+        </w:rPr>
+        <w:t xml:space="preserve">    def </w:t>
+      </w:r>
+      <w:proofErr w:type="gramStart"/>
+      <w:r>
+        <w:rPr>
+          <w:b/>
+          <w:bCs/>
+          <w:lang w:val="en-US"/>
+        </w:rPr>
+        <w:t>update</w:t>
+      </w:r>
+      <w:r>
+        <w:rPr>
+          <w:lang w:val="en-US"/>
+        </w:rPr>
+        <w:t>(</w:t>
+      </w:r>
+      <w:proofErr w:type="gramEnd"/>
+      <w:r>
+        <w:rPr>
+          <w:lang w:val="en-US"/>
+        </w:rPr>
+        <w:t xml:space="preserve">self, state, action, </w:t>
+      </w:r>
+      <w:proofErr w:type="spellStart"/>
+      <w:r>
+        <w:rPr>
+          <w:lang w:val="en-US"/>
+        </w:rPr>
+        <w:t>nextState</w:t>
+      </w:r>
+      <w:proofErr w:type="spellEnd"/>
+      <w:r>
+        <w:rPr>
+          <w:lang w:val="en-US"/>
+        </w:rPr>
+        <w:t>, reward: float):    </w:t>
+      </w:r>
+    </w:p>
+    <w:p>
+      <w:pPr>
+        <w:pStyle w:val="af"/>
+        <w:rPr>
+          <w:lang w:val="en-US"/>
+        </w:rPr>
+      </w:pPr>
+      <w:r>
+        <w:rPr>
+          <w:lang w:val="en-US"/>
+        </w:rPr>
+        <w:t>        # q-</w:t>
+      </w:r>
+      <w:r>
+        <w:t>обучение</w:t>
+      </w:r>
+      <w:r>
+        <w:rPr>
+          <w:lang w:val="en-US"/>
+        </w:rPr>
+        <w:t xml:space="preserve"> q(</w:t>
+      </w:r>
+      <w:proofErr w:type="spellStart"/>
+      <w:proofErr w:type="gramStart"/>
+      <w:r>
+        <w:rPr>
+          <w:lang w:val="en-US"/>
+        </w:rPr>
+        <w:t>s,a</w:t>
+      </w:r>
+      <w:proofErr w:type="spellEnd"/>
+      <w:proofErr w:type="gramEnd"/>
+      <w:r>
+        <w:rPr>
+          <w:lang w:val="en-US"/>
+        </w:rPr>
+        <w:t>)=(1-</w:t>
+      </w:r>
+      <w:proofErr w:type="gramStart"/>
+      <w:r>
+        <w:rPr>
+          <w:lang w:val="en-US"/>
+        </w:rPr>
+        <w:t>alpha)*</w:t>
+      </w:r>
+      <w:proofErr w:type="gramEnd"/>
+      <w:r>
+        <w:rPr>
+          <w:lang w:val="en-US"/>
+        </w:rPr>
+        <w:t>q(</w:t>
+      </w:r>
+      <w:proofErr w:type="spellStart"/>
+      <w:proofErr w:type="gramStart"/>
+      <w:r>
+        <w:rPr>
+          <w:lang w:val="en-US"/>
+        </w:rPr>
+        <w:t>s,a</w:t>
+      </w:r>
+      <w:proofErr w:type="spellEnd"/>
+      <w:proofErr w:type="gramEnd"/>
+      <w:r>
+        <w:rPr>
+          <w:lang w:val="en-US"/>
+        </w:rPr>
+        <w:t>)+alpha*(</w:t>
+      </w:r>
+      <w:proofErr w:type="spellStart"/>
+      <w:r>
+        <w:rPr>
+          <w:lang w:val="en-US"/>
+        </w:rPr>
+        <w:t>r+gamma</w:t>
+      </w:r>
+      <w:proofErr w:type="spellEnd"/>
+      <w:r>
+        <w:rPr>
+          <w:lang w:val="en-US"/>
+        </w:rPr>
+        <w:t>*</w:t>
+      </w:r>
+      <w:proofErr w:type="spellStart"/>
+      <w:r>
+        <w:rPr>
+          <w:lang w:val="en-US"/>
+        </w:rPr>
+        <w:t>max_a</w:t>
+      </w:r>
+      <w:proofErr w:type="spellEnd"/>
+      <w:r>
+        <w:rPr>
+          <w:lang w:val="en-US"/>
+        </w:rPr>
+        <w:t>'(q(</w:t>
+      </w:r>
+      <w:proofErr w:type="spellStart"/>
+      <w:r>
+        <w:rPr>
+          <w:lang w:val="en-US"/>
+        </w:rPr>
+        <w:t>s</w:t>
+      </w:r>
+      <w:proofErr w:type="gramStart"/>
+      <w:r>
+        <w:rPr>
+          <w:lang w:val="en-US"/>
+        </w:rPr>
+        <w:t>',a</w:t>
+      </w:r>
+      <w:proofErr w:type="spellEnd"/>
+      <w:proofErr w:type="gramEnd"/>
+      <w:r>
+        <w:rPr>
+          <w:lang w:val="en-US"/>
+        </w:rPr>
+        <w:t>'))</w:t>
+      </w:r>
+    </w:p>
+    <w:p>
+      <w:pPr>
+        <w:pStyle w:val="af"/>
+        <w:rPr>
+          <w:lang w:val="en-US"/>
+        </w:rPr>
+      </w:pPr>
+      <w:r>
+        <w:rPr>
+          <w:lang w:val="en-US"/>
+        </w:rPr>
+        <w:t xml:space="preserve">  </w:t>
+      </w:r>
+      <w:r>
+        <w:rPr>
+          <w:lang w:val="en-US"/>
+        </w:rPr>
+        <w:t xml:space="preserve"> </w:t>
+      </w:r>
+      <w:proofErr w:type="spellStart"/>
+      <w:proofErr w:type="gramStart"/>
+      <w:r>
+        <w:rPr>
+          <w:lang w:val="en-US"/>
+        </w:rPr>
+        <w:t>self.values</w:t>
+      </w:r>
+      <w:proofErr w:type="spellEnd"/>
+      <w:proofErr w:type="gramEnd"/>
+      <w:r>
+        <w:rPr>
+          <w:lang w:val="en-US"/>
+        </w:rPr>
+        <w:t xml:space="preserve">[(state, action)] = (1 - </w:t>
+      </w:r>
+      <w:proofErr w:type="spellStart"/>
+      <w:proofErr w:type="gramStart"/>
+      <w:r>
+        <w:rPr>
+          <w:lang w:val="en-US"/>
+        </w:rPr>
+        <w:t>self.alpha</w:t>
+      </w:r>
+      <w:proofErr w:type="spellEnd"/>
+      <w:proofErr w:type="gramEnd"/>
+      <w:r>
+        <w:rPr>
+          <w:lang w:val="en-US"/>
+        </w:rPr>
+        <w:t xml:space="preserve">)* </w:t>
+      </w:r>
+      <w:proofErr w:type="spellStart"/>
+      <w:proofErr w:type="gramStart"/>
+      <w:r>
+        <w:rPr>
+          <w:lang w:val="en-US"/>
+        </w:rPr>
+        <w:t>self.values</w:t>
+      </w:r>
+      <w:proofErr w:type="spellEnd"/>
+      <w:proofErr w:type="gramEnd"/>
+      <w:r>
+        <w:rPr>
+          <w:lang w:val="en-US"/>
+        </w:rPr>
+        <w:t>[(</w:t>
+      </w:r>
+      <w:proofErr w:type="spellStart"/>
+      <w:proofErr w:type="gramStart"/>
+      <w:r>
+        <w:rPr>
+          <w:lang w:val="en-US"/>
+        </w:rPr>
+        <w:t>state,action</w:t>
+      </w:r>
+      <w:proofErr w:type="spellEnd"/>
+      <w:r>
+        <w:rPr>
+          <w:lang w:val="en-US"/>
+        </w:rPr>
+        <w:t>)]\</w:t>
+      </w:r>
+      <w:proofErr w:type="gramEnd"/>
+    </w:p>
+    <w:p>
+      <w:pPr>
+        <w:pStyle w:val="af"/>
+        <w:rPr>
+          <w:lang w:val="en-US"/>
+        </w:rPr>
+      </w:pPr>
+      <w:r>
+        <w:rPr>
+          <w:lang w:val="en-US"/>
+        </w:rPr>
+        <w:t xml:space="preserve">                                       + </w:t>
+      </w:r>
+      <w:proofErr w:type="spellStart"/>
+      <w:proofErr w:type="gramStart"/>
+      <w:r>
+        <w:rPr>
+          <w:lang w:val="en-US"/>
+        </w:rPr>
+        <w:t>self.alpha</w:t>
+      </w:r>
+      <w:proofErr w:type="spellEnd"/>
+      <w:proofErr w:type="gramEnd"/>
+      <w:r>
+        <w:rPr>
+          <w:lang w:val="en-US"/>
+        </w:rPr>
+        <w:t xml:space="preserve">*(reward + </w:t>
+      </w:r>
+      <w:proofErr w:type="spellStart"/>
+      <w:proofErr w:type="gramStart"/>
+      <w:r>
+        <w:rPr>
+          <w:lang w:val="en-US"/>
+        </w:rPr>
+        <w:t>self.discount</w:t>
+      </w:r>
+      <w:proofErr w:type="spellEnd"/>
+      <w:proofErr w:type="gramEnd"/>
+      <w:r>
+        <w:rPr>
+          <w:lang w:val="en-US"/>
+        </w:rPr>
+        <w:t xml:space="preserve"> * </w:t>
+      </w:r>
+      <w:proofErr w:type="spellStart"/>
+      <w:proofErr w:type="gramStart"/>
+      <w:r>
+        <w:rPr>
+          <w:lang w:val="en-US"/>
+        </w:rPr>
+        <w:t>self.getValue</w:t>
+      </w:r>
+      <w:proofErr w:type="spellEnd"/>
+      <w:proofErr w:type="gramEnd"/>
+      <w:r>
+        <w:rPr>
+          <w:lang w:val="en-US"/>
+        </w:rPr>
+        <w:t>(</w:t>
+      </w:r>
+      <w:proofErr w:type="spellStart"/>
+      <w:r>
+        <w:rPr>
+          <w:lang w:val="en-US"/>
+        </w:rPr>
+        <w:t>nextState</w:t>
+      </w:r>
+      <w:proofErr w:type="spellEnd"/>
+      <w:r>
+        <w:rPr>
+          <w:lang w:val="en-US"/>
+        </w:rPr>
+        <w:t>))</w:t>
+      </w:r>
+    </w:p>
+    <w:p>
+      <w:pPr>
+        <w:pStyle w:val="af"/>
+        <w:rPr>
+          <w:lang w:val="en-US"/>
+        </w:rPr>
+      </w:pPr>
+    </w:p>
+    <w:p>
+      <w:pPr>
+        <w:pStyle w:val="af"/>
+        <w:rPr>
+          <w:lang w:val="en-US"/>
+        </w:rPr>
+      </w:pPr>
+      <w:r>
+        <w:rPr>
+          <w:lang w:val="en-US"/>
+        </w:rPr>
+        <w:t xml:space="preserve">    def </w:t>
+      </w:r>
+      <w:proofErr w:type="spellStart"/>
+      <w:proofErr w:type="gramStart"/>
+      <w:r>
+        <w:rPr>
+          <w:b/>
+          <w:bCs/>
+          <w:lang w:val="en-US"/>
+        </w:rPr>
+        <w:t>getPolicy</w:t>
+      </w:r>
+      <w:proofErr w:type="spellEnd"/>
+      <w:r>
+        <w:rPr>
+          <w:lang w:val="en-US"/>
+        </w:rPr>
+        <w:t>(</w:t>
+      </w:r>
+      <w:proofErr w:type="gramEnd"/>
+      <w:r>
+        <w:rPr>
+          <w:lang w:val="en-US"/>
+        </w:rPr>
+        <w:t>self, state):</w:t>
+      </w:r>
+    </w:p>
+    <w:p>
+      <w:pPr>
+        <w:pStyle w:val="af"/>
+        <w:rPr>
+          <w:lang w:val="en-US"/>
+        </w:rPr>
+      </w:pPr>
+      <w:r>
+        <w:rPr>
+          <w:lang w:val="en-US"/>
+        </w:rPr>
+        <w:t xml:space="preserve">        return </w:t>
+      </w:r>
+      <w:proofErr w:type="spellStart"/>
+      <w:proofErr w:type="gramStart"/>
+      <w:r>
+        <w:rPr>
+          <w:lang w:val="en-US"/>
+        </w:rPr>
+        <w:t>self.computeActionFromQValues</w:t>
+      </w:r>
+      <w:proofErr w:type="spellEnd"/>
+      <w:proofErr w:type="gramEnd"/>
+      <w:r>
+        <w:rPr>
+          <w:lang w:val="en-US"/>
+        </w:rPr>
+        <w:t>(state)</w:t>
+      </w:r>
+    </w:p>
+    <w:p>
+      <w:pPr>
+        <w:pStyle w:val="af"/>
+        <w:rPr>
+          <w:lang w:val="en-US"/>
+        </w:rPr>
+      </w:pPr>
+    </w:p>
+    <w:p>
+      <w:pPr>
+        <w:pStyle w:val="af"/>
+        <w:rPr>
+          <w:lang w:val="en-US"/>
+        </w:rPr>
+      </w:pPr>
+      <w:r>
+        <w:rPr>
+          <w:lang w:val="en-US"/>
+        </w:rPr>
+        <w:t xml:space="preserve">    def </w:t>
+      </w:r>
+      <w:proofErr w:type="spellStart"/>
+      <w:proofErr w:type="gramStart"/>
+      <w:r>
+        <w:rPr>
+          <w:b/>
+          <w:bCs/>
+          <w:lang w:val="en-US"/>
+        </w:rPr>
+        <w:t>getValue</w:t>
+      </w:r>
+      <w:proofErr w:type="spellEnd"/>
+      <w:r>
+        <w:rPr>
+          <w:lang w:val="en-US"/>
+        </w:rPr>
+        <w:t>(</w:t>
+      </w:r>
+      <w:proofErr w:type="gramEnd"/>
+      <w:r>
+        <w:rPr>
+          <w:lang w:val="en-US"/>
+        </w:rPr>
+        <w:t>self, state):</w:t>
+      </w:r>
+    </w:p>
+    <w:p>
+      <w:pPr>
+        <w:pStyle w:val="af"/>
+        <w:rPr>
+          <w:lang w:val="en-US"/>
+        </w:rPr>
+      </w:pPr>
+      <w:r>
+        <w:rPr>
+          <w:lang w:val="en-US"/>
+        </w:rPr>
+        <w:t xml:space="preserve">        return </w:t>
+      </w:r>
+      <w:proofErr w:type="spellStart"/>
+      <w:proofErr w:type="gramStart"/>
+      <w:r>
+        <w:rPr>
+          <w:lang w:val="en-US"/>
+        </w:rPr>
+        <w:t>self.computeValueFromQValues</w:t>
+      </w:r>
+      <w:proofErr w:type="spellEnd"/>
+      <w:proofErr w:type="gramEnd"/>
+      <w:r>
+        <w:rPr>
+          <w:lang w:val="en-US"/>
+        </w:rPr>
+        <w:t>(state)</w:t>
+      </w:r>
+    </w:p>
+    <w:p/>
+    <w:p>
+      <w:r>
+        <w:t>Правильность реализации агента была успешно проверена с помощью запуска автооценивателя (рисунок 3.3).</w:t>
+      </w:r>
+    </w:p>
+    <w:p/>
+    <w:p>
+      <w:pPr>
+        <w:ind w:firstLine="0"/>
+        <w:jc w:val="center"/>
+      </w:pPr>
+      <w:r>
+        <w:rPr>
+          <w:noProof/>
+        </w:rPr>
+        <w:drawing>
+          <wp:inline distT="0" distB="0" distL="0" distR="0" wp14:anchorId="7F3B3CEF" wp14:editId="058A364B">
+            <wp:extent cx="4563758" cy="2320290"/>
+            <wp:effectExtent l="0" t="0" r="0" b="0"/>
+            <wp:docPr id="1119108844" name="Рисунок 1"/>
+            <wp:cNvGraphicFramePr>
+              <a:graphicFrameLocks xmlns:a="http://schemas.openxmlformats.org/drawingml/2006/main" noChangeAspect="1"/>
+            </wp:cNvGraphicFramePr>
+            <a:graphic xmlns:a="http://schemas.openxmlformats.org/drawingml/2006/main">
+              <a:graphicData uri="http://schemas.openxmlformats.org/drawingml/2006/picture">
+                <pic:pic xmlns:pic="http://schemas.openxmlformats.org/drawingml/2006/picture">
+                  <pic:nvPicPr>
+                    <pic:cNvPr id="1119108844" name=""/>
+                    <pic:cNvPicPr/>
+                  </pic:nvPicPr>
+                  <pic:blipFill>
+                    <a:blip r:embed="rId11"/>
+                    <a:stretch>
+                      <a:fillRect/>
+                    </a:stretch>
+                  </pic:blipFill>
+                  <pic:spPr>
+                    <a:xfrm>
+                      <a:off x="0" y="0"/>
+                      <a:ext cx="4565585" cy="2321219"/>
+                    </a:xfrm>
+                    <a:prstGeom prst="rect">
+                      <a:avLst/>
+                    </a:prstGeom>
+                  </pic:spPr>
+                </pic:pic>
+              </a:graphicData>
+            </a:graphic>
+          </wp:inline>
+        </w:drawing>
+      </w:r>
+    </w:p>
+    <w:p>
+      <w:pPr>
+        <w:ind w:firstLine="0"/>
+        <w:jc w:val="center"/>
+      </w:pPr>
+      <w:r>
+        <w:t xml:space="preserve">Рисунок 3.3 – Автооценивание класса </w:t>
+      </w:r>
+      <w:proofErr w:type="spellStart"/>
+      <w:r>
+        <w:rPr>
+          <w:rFonts w:ascii="Courier New" w:hAnsi="Courier New" w:cs="Courier New"/>
+          <w:sz w:val="24"/>
+          <w:szCs w:val="20"/>
+        </w:rPr>
+        <w:t>QLearningAgent</w:t>
+      </w:r>
+      <w:proofErr w:type="spellEnd"/>
     </w:p>
     <w:p/>
     <w:p/>
@@ -4990,7 +7280,6 @@
         <w:rPr>
           <w:bCs/>
         </w:rPr>
-        <w:lastRenderedPageBreak/>
         <w:t>Эпсилон-жадная стратегия</w:t>
       </w:r>
     </w:p>
@@ -5106,8 +7395,8 @@
     </w:p>
     <w:p/>
     <w:sectPr>
-      <w:headerReference w:type="default" r:id="rId11"/>
-      <w:headerReference w:type="first" r:id="rId12"/>
+      <w:headerReference w:type="default" r:id="rId12"/>
+      <w:headerReference w:type="first" r:id="rId13"/>
       <w:pgSz w:w="11906" w:h="16838"/>
       <w:pgMar w:top="851" w:right="567" w:bottom="851" w:left="1418" w:header="680" w:footer="680" w:gutter="0"/>
       <w:cols w:space="708"/>

--- a/8 семестр/МиСИИ/ЛР 7/МиСИИ ЛР 7.docx
+++ b/8 семестр/МиСИИ/ЛР 7/МиСИИ ЛР 7.docx
@@ -433,7 +433,7 @@
         <w:ind w:left="1134" w:hanging="567"/>
       </w:pPr>
       <w:r>
-        <w:t>Изучить по лекционному материалу и учебным пособиям методы недетерминированного поиска, основанные на использовании модели марковского процесса при</w:t>
+        <w:t>Изучить методы недетерминированного поиска, основанные на использовании модели марковского процесса при</w:t>
       </w:r>
       <w:r>
         <w:t>н</w:t>
@@ -488,10 +488,19 @@
       </w:r>
       <w:proofErr w:type="spellStart"/>
       <w:r>
+        <w:rPr>
+          <w:rFonts w:ascii="Courier New" w:hAnsi="Courier New" w:cs="Courier New"/>
+          <w:sz w:val="24"/>
+          <w:szCs w:val="20"/>
+        </w:rPr>
         <w:t>ValueIterationAgent</w:t>
       </w:r>
       <w:proofErr w:type="spellEnd"/>
       <w:r>
+        <w:rPr>
+          <w:sz w:val="24"/>
+          <w:szCs w:val="20"/>
+        </w:rPr>
         <w:t xml:space="preserve"> </w:t>
       </w:r>
       <w:r>
@@ -736,6 +745,51 @@
       <w:r>
         <w:t>:</w:t>
       </w:r>
+      <w:r>
+        <w:t xml:space="preserve"> з</w:t>
+      </w:r>
+      <w:r>
+        <w:t>авершит</w:t>
+      </w:r>
+      <w:r>
+        <w:t>ь</w:t>
+      </w:r>
+      <w:r>
+        <w:t xml:space="preserve"> реализацию агента с q-обучением, дописав эпсилон-жадную стратегию выбора действий в методе </w:t>
+      </w:r>
+      <w:proofErr w:type="spellStart"/>
+      <w:r>
+        <w:rPr>
+          <w:rFonts w:ascii="Courier New" w:hAnsi="Courier New" w:cs="Courier New"/>
+          <w:sz w:val="24"/>
+          <w:szCs w:val="20"/>
+        </w:rPr>
+        <w:t>getAction</w:t>
+      </w:r>
+      <w:proofErr w:type="spellEnd"/>
+      <w:r>
+        <w:rPr>
+          <w:sz w:val="24"/>
+          <w:szCs w:val="20"/>
+        </w:rPr>
+        <w:t xml:space="preserve"> </w:t>
+      </w:r>
+      <w:r>
+        <w:t xml:space="preserve">класса </w:t>
+      </w:r>
+      <w:proofErr w:type="spellStart"/>
+      <w:r>
+        <w:rPr>
+          <w:rFonts w:ascii="Courier New" w:hAnsi="Courier New" w:cs="Courier New"/>
+          <w:sz w:val="24"/>
+          <w:szCs w:val="20"/>
+        </w:rPr>
+        <w:t>QLearningAgent</w:t>
+      </w:r>
+      <w:proofErr w:type="spellEnd"/>
+      <w:r>
+        <w:t>;</w:t>
+      </w:r>
     </w:p>
     <w:p>
       <w:pPr>
@@ -751,6 +805,7 @@
           <w:b/>
           <w:bCs/>
         </w:rPr>
+        <w:lastRenderedPageBreak/>
         <w:t xml:space="preserve">Задание </w:t>
       </w:r>
       <w:r>
@@ -805,7 +860,6 @@
           <w:b/>
           <w:bCs/>
         </w:rPr>
-        <w:lastRenderedPageBreak/>
         <w:t xml:space="preserve">Задание </w:t>
       </w:r>
       <w:r>
@@ -1081,7 +1135,16 @@
           <w:bCs/>
           <w:szCs w:val="28"/>
         </w:rPr>
-        <w:t xml:space="preserve">Агент принимает в качестве входных данных </w:t>
+        <w:t xml:space="preserve">Агент принимает в качестве входных </w:t>
+      </w:r>
+      <w:r>
+        <w:rPr>
+          <w:rFonts w:cs="Times New Roman"/>
+          <w:bCs/>
+          <w:szCs w:val="28"/>
+        </w:rPr>
+        <w:lastRenderedPageBreak/>
+        <w:t xml:space="preserve">данных </w:t>
       </w:r>
       <w:r>
         <w:rPr>
@@ -1134,7 +1197,6 @@
           <w:bCs/>
           <w:szCs w:val="28"/>
         </w:rPr>
-        <w:lastRenderedPageBreak/>
         <w:t xml:space="preserve">В методе </w:t>
       </w:r>
       <w:proofErr w:type="spellStart"/>
@@ -2435,6 +2497,7 @@
         <w:pStyle w:val="af"/>
       </w:pPr>
       <w:r>
+        <w:lastRenderedPageBreak/>
         <w:t>        # для пары (</w:t>
       </w:r>
       <w:proofErr w:type="spellStart"/>
@@ -2527,7 +2590,6 @@
         <w:rPr>
           <w:lang w:val="en-US"/>
         </w:rPr>
-        <w:lastRenderedPageBreak/>
         <w:t> </w:t>
       </w:r>
       <w:r>
@@ -3397,6 +3459,7 @@
         <w:rPr>
           <w:noProof/>
         </w:rPr>
+        <w:lastRenderedPageBreak/>
         <w:drawing>
           <wp:inline distT="0" distB="0" distL="0" distR="0" wp14:anchorId="1C6A1D82" wp14:editId="49FABD80">
             <wp:extent cx="5041612" cy="2569845"/>
@@ -3686,6 +3749,7 @@
       </w:pPr>
       <w:proofErr w:type="spellStart"/>
       <w:r>
+        <w:lastRenderedPageBreak/>
         <w:t>def</w:t>
       </w:r>
       <w:proofErr w:type="spellEnd"/>
@@ -4260,7 +4324,6 @@
           <w:i/>
           <w:iCs/>
         </w:rPr>
-        <w:lastRenderedPageBreak/>
         <w:t>      Предпочитает дальний выход (+10), перемещаясь вдоль обрыва (-10)</w:t>
       </w:r>
     </w:p>
@@ -4970,6 +5033,7 @@
         <w:rPr>
           <w:noProof/>
         </w:rPr>
+        <w:lastRenderedPageBreak/>
         <w:drawing>
           <wp:inline distT="0" distB="0" distL="0" distR="0" wp14:anchorId="5F5DA23C" wp14:editId="4C0BF5A4">
             <wp:extent cx="4931332" cy="2654300"/>
@@ -5064,7 +5128,6 @@
     <w:p/>
     <w:p>
       <w:r>
-        <w:lastRenderedPageBreak/>
         <w:t>Был создан</w:t>
       </w:r>
       <w:r>
@@ -5089,7 +5152,13 @@
         <w:t xml:space="preserve">.  </w:t>
       </w:r>
       <w:r>
-        <w:t>Ключевая особенность этого агента заключается в обновлении Q-значений по правилу, учитывающему фактор обучения (α), коэффициент дисконтирования (γ) и моментальное вознаграждение.</w:t>
+        <w:t xml:space="preserve">Ключевая особенность этого агента заключается в обновлении Q-значений по правилу, учитывающему </w:t>
+      </w:r>
+      <w:r>
+        <w:t>параметры политики действий</w:t>
+      </w:r>
+      <w:r>
+        <w:t>.</w:t>
       </w:r>
     </w:p>
     <w:p>
@@ -5694,6 +5763,7 @@
         <w:rPr>
           <w:lang w:val="en-US"/>
         </w:rPr>
+        <w:lastRenderedPageBreak/>
         <w:t xml:space="preserve">            </w:t>
       </w:r>
       <w:proofErr w:type="spellStart"/>
@@ -6378,15 +6448,16 @@
     <w:p>
       <w:pPr>
         <w:pStyle w:val="af"/>
-      </w:pPr>
-      <w:r>
-        <w:rPr>
-          <w:lang w:val="en-US"/>
-        </w:rPr>
-        <w:lastRenderedPageBreak/>
+        <w:rPr>
+          <w:lang w:val="en-US"/>
+        </w:rPr>
+      </w:pPr>
+      <w:r>
+        <w:rPr>
+          <w:lang w:val="en-US"/>
+        </w:rPr>
         <w:t xml:space="preserve">    def </w:t>
       </w:r>
-      <w:proofErr w:type="spellStart"/>
       <w:proofErr w:type="gramStart"/>
       <w:r>
         <w:rPr>
@@ -6394,9 +6465,8 @@
           <w:bCs/>
           <w:lang w:val="en-US"/>
         </w:rPr>
-        <w:t>getAction</w:t>
-      </w:r>
-      <w:proofErr w:type="spellEnd"/>
+        <w:t>update</w:t>
+      </w:r>
       <w:r>
         <w:rPr>
           <w:lang w:val="en-US"/>
@@ -6408,314 +6478,316 @@
         <w:rPr>
           <w:lang w:val="en-US"/>
         </w:rPr>
-        <w:t>self, state):</w:t>
-      </w:r>
-    </w:p>
-    <w:p>
-      <w:pPr>
-        <w:pStyle w:val="af"/>
-      </w:pPr>
-      <w:r>
-        <w:t>        # Получаем список допустимых действий</w:t>
-      </w:r>
-    </w:p>
-    <w:p>
-      <w:pPr>
-        <w:pStyle w:val="af"/>
-      </w:pPr>
-      <w:r>
-        <w:t xml:space="preserve">        </w:t>
-      </w:r>
-      <w:proofErr w:type="spellStart"/>
-      <w:r>
-        <w:t>legalActions</w:t>
-      </w:r>
-      <w:proofErr w:type="spellEnd"/>
-      <w:r>
-        <w:t xml:space="preserve"> = </w:t>
+        <w:t xml:space="preserve">self, state, action, </w:t>
+      </w:r>
+      <w:proofErr w:type="spellStart"/>
+      <w:r>
+        <w:rPr>
+          <w:lang w:val="en-US"/>
+        </w:rPr>
+        <w:t>nextState</w:t>
+      </w:r>
+      <w:proofErr w:type="spellEnd"/>
+      <w:r>
+        <w:rPr>
+          <w:lang w:val="en-US"/>
+        </w:rPr>
+        <w:t>, reward: float):    </w:t>
+      </w:r>
+    </w:p>
+    <w:p>
+      <w:pPr>
+        <w:pStyle w:val="af"/>
+        <w:rPr>
+          <w:lang w:val="en-US"/>
+        </w:rPr>
+      </w:pPr>
+      <w:r>
+        <w:rPr>
+          <w:lang w:val="en-US"/>
+        </w:rPr>
+        <w:t>        # q-</w:t>
+      </w:r>
+      <w:r>
+        <w:t>обучение</w:t>
+      </w:r>
+      <w:r>
+        <w:rPr>
+          <w:lang w:val="en-US"/>
+        </w:rPr>
+        <w:t xml:space="preserve"> q(</w:t>
       </w:r>
       <w:proofErr w:type="spellStart"/>
       <w:proofErr w:type="gramStart"/>
       <w:r>
-        <w:t>self.getLegalActions</w:t>
+        <w:rPr>
+          <w:lang w:val="en-US"/>
+        </w:rPr>
+        <w:t>s,a</w:t>
       </w:r>
       <w:proofErr w:type="spellEnd"/>
       <w:proofErr w:type="gramEnd"/>
       <w:r>
+        <w:rPr>
+          <w:lang w:val="en-US"/>
+        </w:rPr>
+        <w:t>)=(1-</w:t>
+      </w:r>
+      <w:proofErr w:type="gramStart"/>
+      <w:r>
+        <w:rPr>
+          <w:lang w:val="en-US"/>
+        </w:rPr>
+        <w:t>alpha)*</w:t>
+      </w:r>
+      <w:proofErr w:type="gramEnd"/>
+      <w:r>
+        <w:rPr>
+          <w:lang w:val="en-US"/>
+        </w:rPr>
+        <w:t>q(</w:t>
+      </w:r>
+      <w:proofErr w:type="spellStart"/>
+      <w:proofErr w:type="gramStart"/>
+      <w:r>
+        <w:rPr>
+          <w:lang w:val="en-US"/>
+        </w:rPr>
+        <w:t>s,a</w:t>
+      </w:r>
+      <w:proofErr w:type="spellEnd"/>
+      <w:proofErr w:type="gramEnd"/>
+      <w:r>
+        <w:rPr>
+          <w:lang w:val="en-US"/>
+        </w:rPr>
+        <w:t>)+alpha*(</w:t>
+      </w:r>
+      <w:proofErr w:type="spellStart"/>
+      <w:r>
+        <w:rPr>
+          <w:lang w:val="en-US"/>
+        </w:rPr>
+        <w:t>r+gamma</w:t>
+      </w:r>
+      <w:proofErr w:type="spellEnd"/>
+      <w:r>
+        <w:rPr>
+          <w:lang w:val="en-US"/>
+        </w:rPr>
+        <w:t>*</w:t>
+      </w:r>
+      <w:proofErr w:type="spellStart"/>
+      <w:r>
+        <w:rPr>
+          <w:lang w:val="en-US"/>
+        </w:rPr>
+        <w:t>max_a</w:t>
+      </w:r>
+      <w:proofErr w:type="spellEnd"/>
+      <w:r>
+        <w:rPr>
+          <w:lang w:val="en-US"/>
+        </w:rPr>
+        <w:t>'(q(</w:t>
+      </w:r>
+      <w:proofErr w:type="spellStart"/>
+      <w:r>
+        <w:rPr>
+          <w:lang w:val="en-US"/>
+        </w:rPr>
+        <w:t>s</w:t>
+      </w:r>
+      <w:proofErr w:type="gramStart"/>
+      <w:r>
+        <w:rPr>
+          <w:lang w:val="en-US"/>
+        </w:rPr>
+        <w:t>',a</w:t>
+      </w:r>
+      <w:proofErr w:type="spellEnd"/>
+      <w:proofErr w:type="gramEnd"/>
+      <w:r>
+        <w:rPr>
+          <w:lang w:val="en-US"/>
+        </w:rPr>
+        <w:t>'))</w:t>
+      </w:r>
+    </w:p>
+    <w:p>
+      <w:pPr>
+        <w:pStyle w:val="af"/>
+        <w:rPr>
+          <w:lang w:val="en-US"/>
+        </w:rPr>
+      </w:pPr>
+      <w:r>
+        <w:rPr>
+          <w:lang w:val="en-US"/>
+        </w:rPr>
+        <w:t xml:space="preserve">  </w:t>
+      </w:r>
+      <w:r>
+        <w:rPr>
+          <w:lang w:val="en-US"/>
+        </w:rPr>
+        <w:t xml:space="preserve"> </w:t>
+      </w:r>
+      <w:proofErr w:type="spellStart"/>
+      <w:proofErr w:type="gramStart"/>
+      <w:r>
+        <w:rPr>
+          <w:lang w:val="en-US"/>
+        </w:rPr>
+        <w:t>self.values</w:t>
+      </w:r>
+      <w:proofErr w:type="spellEnd"/>
+      <w:proofErr w:type="gramEnd"/>
+      <w:r>
+        <w:rPr>
+          <w:lang w:val="en-US"/>
+        </w:rPr>
+        <w:t xml:space="preserve">[(state, action)] = (1 - </w:t>
+      </w:r>
+      <w:proofErr w:type="spellStart"/>
+      <w:proofErr w:type="gramStart"/>
+      <w:r>
+        <w:rPr>
+          <w:lang w:val="en-US"/>
+        </w:rPr>
+        <w:t>self.alpha</w:t>
+      </w:r>
+      <w:proofErr w:type="spellEnd"/>
+      <w:proofErr w:type="gramEnd"/>
+      <w:r>
+        <w:rPr>
+          <w:lang w:val="en-US"/>
+        </w:rPr>
+        <w:t xml:space="preserve">)* </w:t>
+      </w:r>
+      <w:proofErr w:type="spellStart"/>
+      <w:proofErr w:type="gramStart"/>
+      <w:r>
+        <w:rPr>
+          <w:lang w:val="en-US"/>
+        </w:rPr>
+        <w:t>self.values</w:t>
+      </w:r>
+      <w:proofErr w:type="spellEnd"/>
+      <w:proofErr w:type="gramEnd"/>
+      <w:r>
+        <w:rPr>
+          <w:lang w:val="en-US"/>
+        </w:rPr>
+        <w:t>[(</w:t>
+      </w:r>
+      <w:proofErr w:type="spellStart"/>
+      <w:proofErr w:type="gramStart"/>
+      <w:r>
+        <w:rPr>
+          <w:lang w:val="en-US"/>
+        </w:rPr>
+        <w:t>state,action</w:t>
+      </w:r>
+      <w:proofErr w:type="spellEnd"/>
+      <w:r>
+        <w:rPr>
+          <w:lang w:val="en-US"/>
+        </w:rPr>
+        <w:t>)]\</w:t>
+      </w:r>
+      <w:proofErr w:type="gramEnd"/>
+    </w:p>
+    <w:p>
+      <w:pPr>
+        <w:pStyle w:val="af"/>
+        <w:rPr>
+          <w:lang w:val="en-US"/>
+        </w:rPr>
+      </w:pPr>
+      <w:r>
+        <w:rPr>
+          <w:lang w:val="en-US"/>
+        </w:rPr>
+        <w:t xml:space="preserve">                                       + </w:t>
+      </w:r>
+      <w:proofErr w:type="spellStart"/>
+      <w:proofErr w:type="gramStart"/>
+      <w:r>
+        <w:rPr>
+          <w:lang w:val="en-US"/>
+        </w:rPr>
+        <w:t>self.alpha</w:t>
+      </w:r>
+      <w:proofErr w:type="spellEnd"/>
+      <w:proofErr w:type="gramEnd"/>
+      <w:r>
+        <w:rPr>
+          <w:lang w:val="en-US"/>
+        </w:rPr>
+        <w:t xml:space="preserve">*(reward + </w:t>
+      </w:r>
+      <w:proofErr w:type="spellStart"/>
+      <w:proofErr w:type="gramStart"/>
+      <w:r>
+        <w:rPr>
+          <w:lang w:val="en-US"/>
+        </w:rPr>
+        <w:t>self.discount</w:t>
+      </w:r>
+      <w:proofErr w:type="spellEnd"/>
+      <w:proofErr w:type="gramEnd"/>
+      <w:r>
+        <w:rPr>
+          <w:lang w:val="en-US"/>
+        </w:rPr>
+        <w:t xml:space="preserve"> * </w:t>
+      </w:r>
+      <w:proofErr w:type="spellStart"/>
+      <w:proofErr w:type="gramStart"/>
+      <w:r>
+        <w:rPr>
+          <w:lang w:val="en-US"/>
+        </w:rPr>
+        <w:t>self.getValue</w:t>
+      </w:r>
+      <w:proofErr w:type="spellEnd"/>
+      <w:proofErr w:type="gramEnd"/>
+      <w:r>
+        <w:rPr>
+          <w:lang w:val="en-US"/>
+        </w:rPr>
         <w:t>(</w:t>
       </w:r>
       <w:proofErr w:type="spellStart"/>
       <w:r>
-        <w:t>state</w:t>
-      </w:r>
-      <w:proofErr w:type="spellEnd"/>
-      <w:r>
-        <w:t>)</w:t>
-      </w:r>
-    </w:p>
-    <w:p>
-      <w:pPr>
-        <w:pStyle w:val="af"/>
-      </w:pPr>
-      <w:r>
-        <w:t xml:space="preserve">        </w:t>
-      </w:r>
-      <w:proofErr w:type="spellStart"/>
-      <w:r>
-        <w:t>action</w:t>
-      </w:r>
-      <w:proofErr w:type="spellEnd"/>
-      <w:r>
-        <w:t xml:space="preserve"> = </w:t>
-      </w:r>
-      <w:proofErr w:type="spellStart"/>
-      <w:r>
-        <w:t>None</w:t>
-      </w:r>
-      <w:proofErr w:type="spellEnd"/>
-    </w:p>
-    <w:p>
-      <w:pPr>
-        <w:pStyle w:val="af"/>
-      </w:pPr>
-      <w:r>
-        <w:t xml:space="preserve">                </w:t>
-      </w:r>
-    </w:p>
-    <w:p>
-      <w:pPr>
-        <w:pStyle w:val="af"/>
-      </w:pPr>
-      <w:r>
-        <w:t>        # подбрасываем монетку</w:t>
-      </w:r>
-    </w:p>
-    <w:p>
-      <w:pPr>
-        <w:pStyle w:val="af"/>
-      </w:pPr>
-      <w:r>
-        <w:t xml:space="preserve">        </w:t>
-      </w:r>
-      <w:proofErr w:type="spellStart"/>
-      <w:r>
-        <w:t>if</w:t>
-      </w:r>
-      <w:proofErr w:type="spellEnd"/>
-      <w:r>
-        <w:t xml:space="preserve"> </w:t>
-      </w:r>
-      <w:proofErr w:type="spellStart"/>
-      <w:proofErr w:type="gramStart"/>
-      <w:r>
-        <w:t>util.flipCoin</w:t>
-      </w:r>
-      <w:proofErr w:type="spellEnd"/>
-      <w:proofErr w:type="gramEnd"/>
-      <w:r>
-        <w:t>(</w:t>
-      </w:r>
-      <w:proofErr w:type="spellStart"/>
-      <w:proofErr w:type="gramStart"/>
-      <w:r>
-        <w:t>self.epsilon</w:t>
-      </w:r>
-      <w:proofErr w:type="spellEnd"/>
-      <w:proofErr w:type="gramEnd"/>
-      <w:r>
-        <w:t>):</w:t>
-      </w:r>
-    </w:p>
-    <w:p>
-      <w:pPr>
-        <w:pStyle w:val="af"/>
-      </w:pPr>
-      <w:r>
-        <w:t xml:space="preserve">            #  с вероятностью </w:t>
-      </w:r>
-      <w:proofErr w:type="spellStart"/>
-      <w:r>
-        <w:t>epsilon</w:t>
-      </w:r>
-      <w:proofErr w:type="spellEnd"/>
-      <w:r>
-        <w:t xml:space="preserve"> выбираем случайное действие</w:t>
-      </w:r>
-    </w:p>
-    <w:p>
-      <w:pPr>
-        <w:pStyle w:val="af"/>
-        <w:rPr>
-          <w:lang w:val="en-US"/>
-        </w:rPr>
-      </w:pPr>
-      <w:r>
-        <w:t xml:space="preserve">            </w:t>
-      </w:r>
-      <w:r>
-        <w:rPr>
-          <w:lang w:val="en-US"/>
-        </w:rPr>
-        <w:t xml:space="preserve">action = </w:t>
-      </w:r>
-      <w:proofErr w:type="spellStart"/>
-      <w:proofErr w:type="gramStart"/>
-      <w:r>
-        <w:rPr>
-          <w:lang w:val="en-US"/>
-        </w:rPr>
-        <w:t>random.choice</w:t>
-      </w:r>
-      <w:proofErr w:type="spellEnd"/>
-      <w:proofErr w:type="gramEnd"/>
-      <w:r>
-        <w:rPr>
-          <w:lang w:val="en-US"/>
-        </w:rPr>
-        <w:t>(</w:t>
-      </w:r>
-      <w:proofErr w:type="spellStart"/>
-      <w:r>
-        <w:rPr>
-          <w:lang w:val="en-US"/>
-        </w:rPr>
-        <w:t>legalActions</w:t>
-      </w:r>
-      <w:proofErr w:type="spellEnd"/>
-      <w:r>
-        <w:rPr>
-          <w:lang w:val="en-US"/>
-        </w:rPr>
-        <w:t>)</w:t>
-      </w:r>
-    </w:p>
-    <w:p>
-      <w:pPr>
-        <w:pStyle w:val="af"/>
-        <w:rPr>
-          <w:lang w:val="en-US"/>
-        </w:rPr>
-      </w:pPr>
-      <w:r>
-        <w:rPr>
-          <w:lang w:val="en-US"/>
-        </w:rPr>
-        <w:t>        else:</w:t>
-      </w:r>
-    </w:p>
-    <w:p>
-      <w:pPr>
-        <w:pStyle w:val="af"/>
-        <w:rPr>
-          <w:lang w:val="en-US"/>
-        </w:rPr>
-      </w:pPr>
-      <w:r>
-        <w:rPr>
-          <w:lang w:val="en-US"/>
-        </w:rPr>
-        <w:t xml:space="preserve">            # </w:t>
-      </w:r>
-      <w:r>
-        <w:t>иначе</w:t>
-      </w:r>
-      <w:r>
-        <w:rPr>
-          <w:lang w:val="en-US"/>
-        </w:rPr>
-        <w:t xml:space="preserve"> </w:t>
-      </w:r>
-      <w:r>
-        <w:t>выбираем</w:t>
-      </w:r>
-      <w:r>
-        <w:rPr>
-          <w:lang w:val="en-US"/>
-        </w:rPr>
-        <w:t xml:space="preserve"> </w:t>
-      </w:r>
-      <w:r>
-        <w:t>лучшее</w:t>
-      </w:r>
-      <w:r>
-        <w:rPr>
-          <w:lang w:val="en-US"/>
-        </w:rPr>
-        <w:t xml:space="preserve"> </w:t>
-      </w:r>
-      <w:r>
-        <w:t>действие</w:t>
-      </w:r>
-    </w:p>
-    <w:p>
-      <w:pPr>
-        <w:pStyle w:val="af"/>
-        <w:rPr>
-          <w:lang w:val="en-US"/>
-        </w:rPr>
-      </w:pPr>
-      <w:r>
-        <w:rPr>
-          <w:lang w:val="en-US"/>
-        </w:rPr>
-        <w:t xml:space="preserve">            action = </w:t>
-      </w:r>
-      <w:proofErr w:type="spellStart"/>
-      <w:proofErr w:type="gramStart"/>
-      <w:r>
-        <w:rPr>
-          <w:lang w:val="en-US"/>
-        </w:rPr>
-        <w:t>self.computeActionFromQValues</w:t>
-      </w:r>
-      <w:proofErr w:type="spellEnd"/>
-      <w:proofErr w:type="gramEnd"/>
-      <w:r>
-        <w:rPr>
-          <w:lang w:val="en-US"/>
-        </w:rPr>
-        <w:t>(state)</w:t>
-      </w:r>
-    </w:p>
-    <w:p>
-      <w:pPr>
-        <w:pStyle w:val="af"/>
-        <w:rPr>
-          <w:lang w:val="en-US"/>
-        </w:rPr>
-      </w:pPr>
-      <w:r>
-        <w:rPr>
-          <w:lang w:val="en-US"/>
-        </w:rPr>
-        <w:t xml:space="preserve">        </w:t>
-      </w:r>
-    </w:p>
-    <w:p>
-      <w:pPr>
-        <w:pStyle w:val="af"/>
-        <w:rPr>
-          <w:lang w:val="en-US"/>
-        </w:rPr>
-      </w:pPr>
-      <w:r>
-        <w:rPr>
-          <w:lang w:val="en-US"/>
-        </w:rPr>
-        <w:t>        return action</w:t>
-      </w:r>
-    </w:p>
-    <w:p>
-      <w:pPr>
-        <w:pStyle w:val="af"/>
-        <w:rPr>
-          <w:lang w:val="en-US"/>
-        </w:rPr>
-      </w:pPr>
-    </w:p>
-    <w:p>
-      <w:pPr>
-        <w:pStyle w:val="af"/>
+        <w:rPr>
+          <w:lang w:val="en-US"/>
+        </w:rPr>
+        <w:t>nextState</w:t>
+      </w:r>
+      <w:proofErr w:type="spellEnd"/>
+      <w:r>
+        <w:rPr>
+          <w:lang w:val="en-US"/>
+        </w:rPr>
+        <w:t>))</w:t>
+      </w:r>
+    </w:p>
+    <w:p>
+      <w:pPr>
+        <w:pStyle w:val="af"/>
+        <w:rPr>
+          <w:lang w:val="en-US"/>
+        </w:rPr>
+      </w:pPr>
+    </w:p>
+    <w:p>
+      <w:pPr>
+        <w:pStyle w:val="af"/>
+        <w:rPr>
+          <w:lang w:val="en-US"/>
+        </w:rPr>
       </w:pPr>
       <w:r>
         <w:rPr>
@@ -6723,6 +6795,7 @@
         </w:rPr>
         <w:t xml:space="preserve">    def </w:t>
       </w:r>
+      <w:proofErr w:type="spellStart"/>
       <w:proofErr w:type="gramStart"/>
       <w:r>
         <w:rPr>
@@ -6730,8 +6803,9 @@
           <w:bCs/>
           <w:lang w:val="en-US"/>
         </w:rPr>
-        <w:t>update</w:t>
-      </w:r>
+        <w:t>getPolicy</w:t>
+      </w:r>
+      <w:proofErr w:type="spellEnd"/>
       <w:r>
         <w:rPr>
           <w:lang w:val="en-US"/>
@@ -6743,44 +6817,21 @@
         <w:rPr>
           <w:lang w:val="en-US"/>
         </w:rPr>
-        <w:t xml:space="preserve">self, state, action, </w:t>
-      </w:r>
-      <w:proofErr w:type="spellStart"/>
-      <w:r>
-        <w:rPr>
-          <w:lang w:val="en-US"/>
-        </w:rPr>
-        <w:t>nextState</w:t>
-      </w:r>
-      <w:proofErr w:type="spellEnd"/>
-      <w:r>
-        <w:rPr>
-          <w:lang w:val="en-US"/>
-        </w:rPr>
-        <w:t>, reward: float):    </w:t>
-      </w:r>
-    </w:p>
-    <w:p>
-      <w:pPr>
-        <w:pStyle w:val="af"/>
-        <w:rPr>
-          <w:lang w:val="en-US"/>
-        </w:rPr>
-      </w:pPr>
-      <w:r>
-        <w:rPr>
-          <w:lang w:val="en-US"/>
-        </w:rPr>
-        <w:t>        # q-</w:t>
-      </w:r>
-      <w:r>
-        <w:t>обучение</w:t>
-      </w:r>
-      <w:r>
-        <w:rPr>
-          <w:lang w:val="en-US"/>
-        </w:rPr>
-        <w:t xml:space="preserve"> q(</w:t>
+        <w:t>self, state):</w:t>
+      </w:r>
+    </w:p>
+    <w:p>
+      <w:pPr>
+        <w:pStyle w:val="af"/>
+        <w:rPr>
+          <w:lang w:val="en-US"/>
+        </w:rPr>
+      </w:pPr>
+      <w:r>
+        <w:rPr>
+          <w:lang w:val="en-US"/>
+        </w:rPr>
+        <w:t xml:space="preserve">        return </w:t>
       </w:r>
       <w:proofErr w:type="spellStart"/>
       <w:proofErr w:type="gramStart"/>
@@ -6788,7 +6839,7 @@
         <w:rPr>
           <w:lang w:val="en-US"/>
         </w:rPr>
-        <w:t>s,a</w:t>
+        <w:t>self.computeActionFromQValues</w:t>
       </w:r>
       <w:proofErr w:type="spellEnd"/>
       <w:proofErr w:type="gramEnd"/>
@@ -6796,247 +6847,7 @@
         <w:rPr>
           <w:lang w:val="en-US"/>
         </w:rPr>
-        <w:t>)=(1-</w:t>
-      </w:r>
-      <w:proofErr w:type="gramStart"/>
-      <w:r>
-        <w:rPr>
-          <w:lang w:val="en-US"/>
-        </w:rPr>
-        <w:t>alpha)*</w:t>
-      </w:r>
-      <w:proofErr w:type="gramEnd"/>
-      <w:r>
-        <w:rPr>
-          <w:lang w:val="en-US"/>
-        </w:rPr>
-        <w:t>q(</w:t>
-      </w:r>
-      <w:proofErr w:type="spellStart"/>
-      <w:proofErr w:type="gramStart"/>
-      <w:r>
-        <w:rPr>
-          <w:lang w:val="en-US"/>
-        </w:rPr>
-        <w:t>s,a</w:t>
-      </w:r>
-      <w:proofErr w:type="spellEnd"/>
-      <w:proofErr w:type="gramEnd"/>
-      <w:r>
-        <w:rPr>
-          <w:lang w:val="en-US"/>
-        </w:rPr>
-        <w:t>)+alpha*(</w:t>
-      </w:r>
-      <w:proofErr w:type="spellStart"/>
-      <w:r>
-        <w:rPr>
-          <w:lang w:val="en-US"/>
-        </w:rPr>
-        <w:t>r+gamma</w:t>
-      </w:r>
-      <w:proofErr w:type="spellEnd"/>
-      <w:r>
-        <w:rPr>
-          <w:lang w:val="en-US"/>
-        </w:rPr>
-        <w:t>*</w:t>
-      </w:r>
-      <w:proofErr w:type="spellStart"/>
-      <w:r>
-        <w:rPr>
-          <w:lang w:val="en-US"/>
-        </w:rPr>
-        <w:t>max_a</w:t>
-      </w:r>
-      <w:proofErr w:type="spellEnd"/>
-      <w:r>
-        <w:rPr>
-          <w:lang w:val="en-US"/>
-        </w:rPr>
-        <w:t>'(q(</w:t>
-      </w:r>
-      <w:proofErr w:type="spellStart"/>
-      <w:r>
-        <w:rPr>
-          <w:lang w:val="en-US"/>
-        </w:rPr>
-        <w:t>s</w:t>
-      </w:r>
-      <w:proofErr w:type="gramStart"/>
-      <w:r>
-        <w:rPr>
-          <w:lang w:val="en-US"/>
-        </w:rPr>
-        <w:t>',a</w:t>
-      </w:r>
-      <w:proofErr w:type="spellEnd"/>
-      <w:proofErr w:type="gramEnd"/>
-      <w:r>
-        <w:rPr>
-          <w:lang w:val="en-US"/>
-        </w:rPr>
-        <w:t>'))</w:t>
-      </w:r>
-    </w:p>
-    <w:p>
-      <w:pPr>
-        <w:pStyle w:val="af"/>
-        <w:rPr>
-          <w:lang w:val="en-US"/>
-        </w:rPr>
-      </w:pPr>
-      <w:r>
-        <w:rPr>
-          <w:lang w:val="en-US"/>
-        </w:rPr>
-        <w:t xml:space="preserve">  </w:t>
-      </w:r>
-      <w:r>
-        <w:rPr>
-          <w:lang w:val="en-US"/>
-        </w:rPr>
-        <w:t xml:space="preserve"> </w:t>
-      </w:r>
-      <w:proofErr w:type="spellStart"/>
-      <w:proofErr w:type="gramStart"/>
-      <w:r>
-        <w:rPr>
-          <w:lang w:val="en-US"/>
-        </w:rPr>
-        <w:t>self.values</w:t>
-      </w:r>
-      <w:proofErr w:type="spellEnd"/>
-      <w:proofErr w:type="gramEnd"/>
-      <w:r>
-        <w:rPr>
-          <w:lang w:val="en-US"/>
-        </w:rPr>
-        <w:t xml:space="preserve">[(state, action)] = (1 - </w:t>
-      </w:r>
-      <w:proofErr w:type="spellStart"/>
-      <w:proofErr w:type="gramStart"/>
-      <w:r>
-        <w:rPr>
-          <w:lang w:val="en-US"/>
-        </w:rPr>
-        <w:t>self.alpha</w:t>
-      </w:r>
-      <w:proofErr w:type="spellEnd"/>
-      <w:proofErr w:type="gramEnd"/>
-      <w:r>
-        <w:rPr>
-          <w:lang w:val="en-US"/>
-        </w:rPr>
-        <w:t xml:space="preserve">)* </w:t>
-      </w:r>
-      <w:proofErr w:type="spellStart"/>
-      <w:proofErr w:type="gramStart"/>
-      <w:r>
-        <w:rPr>
-          <w:lang w:val="en-US"/>
-        </w:rPr>
-        <w:t>self.values</w:t>
-      </w:r>
-      <w:proofErr w:type="spellEnd"/>
-      <w:proofErr w:type="gramEnd"/>
-      <w:r>
-        <w:rPr>
-          <w:lang w:val="en-US"/>
-        </w:rPr>
-        <w:t>[(</w:t>
-      </w:r>
-      <w:proofErr w:type="spellStart"/>
-      <w:proofErr w:type="gramStart"/>
-      <w:r>
-        <w:rPr>
-          <w:lang w:val="en-US"/>
-        </w:rPr>
-        <w:t>state,action</w:t>
-      </w:r>
-      <w:proofErr w:type="spellEnd"/>
-      <w:r>
-        <w:rPr>
-          <w:lang w:val="en-US"/>
-        </w:rPr>
-        <w:t>)]\</w:t>
-      </w:r>
-      <w:proofErr w:type="gramEnd"/>
-    </w:p>
-    <w:p>
-      <w:pPr>
-        <w:pStyle w:val="af"/>
-        <w:rPr>
-          <w:lang w:val="en-US"/>
-        </w:rPr>
-      </w:pPr>
-      <w:r>
-        <w:rPr>
-          <w:lang w:val="en-US"/>
-        </w:rPr>
-        <w:t xml:space="preserve">                                       + </w:t>
-      </w:r>
-      <w:proofErr w:type="spellStart"/>
-      <w:proofErr w:type="gramStart"/>
-      <w:r>
-        <w:rPr>
-          <w:lang w:val="en-US"/>
-        </w:rPr>
-        <w:t>self.alpha</w:t>
-      </w:r>
-      <w:proofErr w:type="spellEnd"/>
-      <w:proofErr w:type="gramEnd"/>
-      <w:r>
-        <w:rPr>
-          <w:lang w:val="en-US"/>
-        </w:rPr>
-        <w:t xml:space="preserve">*(reward + </w:t>
-      </w:r>
-      <w:proofErr w:type="spellStart"/>
-      <w:proofErr w:type="gramStart"/>
-      <w:r>
-        <w:rPr>
-          <w:lang w:val="en-US"/>
-        </w:rPr>
-        <w:t>self.discount</w:t>
-      </w:r>
-      <w:proofErr w:type="spellEnd"/>
-      <w:proofErr w:type="gramEnd"/>
-      <w:r>
-        <w:rPr>
-          <w:lang w:val="en-US"/>
-        </w:rPr>
-        <w:t xml:space="preserve"> * </w:t>
-      </w:r>
-      <w:proofErr w:type="spellStart"/>
-      <w:proofErr w:type="gramStart"/>
-      <w:r>
-        <w:rPr>
-          <w:lang w:val="en-US"/>
-        </w:rPr>
-        <w:t>self.getValue</w:t>
-      </w:r>
-      <w:proofErr w:type="spellEnd"/>
-      <w:proofErr w:type="gramEnd"/>
-      <w:r>
-        <w:rPr>
-          <w:lang w:val="en-US"/>
-        </w:rPr>
-        <w:t>(</w:t>
-      </w:r>
-      <w:proofErr w:type="spellStart"/>
-      <w:r>
-        <w:rPr>
-          <w:lang w:val="en-US"/>
-        </w:rPr>
-        <w:t>nextState</w:t>
-      </w:r>
-      <w:proofErr w:type="spellEnd"/>
-      <w:r>
-        <w:rPr>
-          <w:lang w:val="en-US"/>
-        </w:rPr>
-        <w:t>))</w:t>
+        <w:t>(state)</w:t>
       </w:r>
     </w:p>
     <w:p>
@@ -7068,82 +6879,6 @@
           <w:bCs/>
           <w:lang w:val="en-US"/>
         </w:rPr>
-        <w:t>getPolicy</w:t>
-      </w:r>
-      <w:proofErr w:type="spellEnd"/>
-      <w:r>
-        <w:rPr>
-          <w:lang w:val="en-US"/>
-        </w:rPr>
-        <w:t>(</w:t>
-      </w:r>
-      <w:proofErr w:type="gramEnd"/>
-      <w:r>
-        <w:rPr>
-          <w:lang w:val="en-US"/>
-        </w:rPr>
-        <w:t>self, state):</w:t>
-      </w:r>
-    </w:p>
-    <w:p>
-      <w:pPr>
-        <w:pStyle w:val="af"/>
-        <w:rPr>
-          <w:lang w:val="en-US"/>
-        </w:rPr>
-      </w:pPr>
-      <w:r>
-        <w:rPr>
-          <w:lang w:val="en-US"/>
-        </w:rPr>
-        <w:t xml:space="preserve">        return </w:t>
-      </w:r>
-      <w:proofErr w:type="spellStart"/>
-      <w:proofErr w:type="gramStart"/>
-      <w:r>
-        <w:rPr>
-          <w:lang w:val="en-US"/>
-        </w:rPr>
-        <w:t>self.computeActionFromQValues</w:t>
-      </w:r>
-      <w:proofErr w:type="spellEnd"/>
-      <w:proofErr w:type="gramEnd"/>
-      <w:r>
-        <w:rPr>
-          <w:lang w:val="en-US"/>
-        </w:rPr>
-        <w:t>(state)</w:t>
-      </w:r>
-    </w:p>
-    <w:p>
-      <w:pPr>
-        <w:pStyle w:val="af"/>
-        <w:rPr>
-          <w:lang w:val="en-US"/>
-        </w:rPr>
-      </w:pPr>
-    </w:p>
-    <w:p>
-      <w:pPr>
-        <w:pStyle w:val="af"/>
-        <w:rPr>
-          <w:lang w:val="en-US"/>
-        </w:rPr>
-      </w:pPr>
-      <w:r>
-        <w:rPr>
-          <w:lang w:val="en-US"/>
-        </w:rPr>
-        <w:t xml:space="preserve">    def </w:t>
-      </w:r>
-      <w:proofErr w:type="spellStart"/>
-      <w:proofErr w:type="gramStart"/>
-      <w:r>
-        <w:rPr>
-          <w:b/>
-          <w:bCs/>
-          <w:lang w:val="en-US"/>
-        </w:rPr>
         <w:t>getValue</w:t>
       </w:r>
       <w:proofErr w:type="spellEnd"/>
@@ -7207,6 +6942,7 @@
         <w:rPr>
           <w:noProof/>
         </w:rPr>
+        <w:lastRenderedPageBreak/>
         <w:drawing>
           <wp:inline distT="0" distB="0" distL="0" distR="0" wp14:anchorId="7F3B3CEF" wp14:editId="058A364B">
             <wp:extent cx="4563758" cy="2320290"/>
@@ -7285,10 +7021,711 @@
     </w:p>
     <w:p/>
     <w:p>
-      <w:r>
-        <w:t>.</w:t>
-      </w:r>
-    </w:p>
+      <w:pPr>
+        <w:rPr>
+          <w:rFonts w:eastAsia="Times New Roman" w:cs="Times New Roman"/>
+          <w:color w:val="000000"/>
+          <w:szCs w:val="28"/>
+        </w:rPr>
+      </w:pPr>
+      <w:r>
+        <w:rPr>
+          <w:rFonts w:eastAsia="Times New Roman" w:cs="Times New Roman"/>
+          <w:color w:val="000000"/>
+          <w:szCs w:val="28"/>
+        </w:rPr>
+        <w:t xml:space="preserve">Агент с </w:t>
+      </w:r>
+      <w:r>
+        <w:rPr>
+          <w:rFonts w:eastAsia="Times New Roman" w:cs="Times New Roman"/>
+          <w:color w:val="000000"/>
+          <w:szCs w:val="28"/>
+          <w:lang w:val="en-US"/>
+        </w:rPr>
+        <w:t>Q</w:t>
+      </w:r>
+      <w:r>
+        <w:rPr>
+          <w:rFonts w:eastAsia="Times New Roman" w:cs="Times New Roman"/>
+          <w:color w:val="000000"/>
+          <w:szCs w:val="28"/>
+        </w:rPr>
+        <w:t>-</w:t>
+      </w:r>
+      <w:r>
+        <w:rPr>
+          <w:rFonts w:eastAsia="Times New Roman" w:cs="Times New Roman"/>
+          <w:color w:val="000000"/>
+          <w:szCs w:val="28"/>
+        </w:rPr>
+        <w:t xml:space="preserve">обучением из предыдущего задания был дополнен реализацией </w:t>
+      </w:r>
+      <w:r>
+        <w:rPr>
+          <w:rFonts w:eastAsia="Times New Roman" w:cs="Times New Roman"/>
+          <w:color w:val="000000"/>
+          <w:szCs w:val="28"/>
+          <w:lang w:val="en-US"/>
+        </w:rPr>
+        <w:sym w:font="Symbol" w:char="F065"/>
+      </w:r>
+      <w:r>
+        <w:rPr>
+          <w:rFonts w:eastAsia="Times New Roman" w:cs="Times New Roman"/>
+          <w:color w:val="000000"/>
+          <w:szCs w:val="28"/>
+        </w:rPr>
+        <w:t>-</w:t>
+      </w:r>
+      <w:r>
+        <w:rPr>
+          <w:rFonts w:eastAsia="Times New Roman" w:cs="Times New Roman"/>
+          <w:color w:val="000000"/>
+          <w:szCs w:val="28"/>
+        </w:rPr>
+        <w:t xml:space="preserve">жадной стратегии, благодаря которой пока дерево состояний не раскрыто полностью он более склонен к случайному исследованию вместо эксплуатации. </w:t>
+      </w:r>
+    </w:p>
+    <w:p>
+      <w:pPr>
+        <w:rPr>
+          <w:rFonts w:eastAsia="Times New Roman" w:cs="Times New Roman"/>
+          <w:color w:val="000000"/>
+          <w:szCs w:val="28"/>
+          <w:lang w:val="en-US"/>
+        </w:rPr>
+      </w:pPr>
+      <w:r>
+        <w:rPr>
+          <w:rFonts w:eastAsia="Times New Roman" w:cs="Times New Roman"/>
+          <w:color w:val="000000"/>
+          <w:szCs w:val="28"/>
+        </w:rPr>
+        <w:t>Для этого в классе</w:t>
+      </w:r>
+      <w:r>
+        <w:t xml:space="preserve"> </w:t>
+      </w:r>
+      <w:proofErr w:type="spellStart"/>
+      <w:r>
+        <w:rPr>
+          <w:rFonts w:ascii="Courier New" w:hAnsi="Courier New" w:cs="Courier New"/>
+          <w:sz w:val="24"/>
+          <w:szCs w:val="20"/>
+        </w:rPr>
+        <w:t>QLearningAgent</w:t>
+      </w:r>
+      <w:proofErr w:type="spellEnd"/>
+      <w:r>
+        <w:t xml:space="preserve"> был написан</w:t>
+      </w:r>
+      <w:r>
+        <w:t xml:space="preserve"> метод</w:t>
+      </w:r>
+      <w:r>
+        <w:rPr>
+          <w:rFonts w:eastAsia="Times New Roman" w:cs="Times New Roman"/>
+          <w:color w:val="000000"/>
+          <w:szCs w:val="28"/>
+        </w:rPr>
+        <w:t xml:space="preserve"> </w:t>
+      </w:r>
+      <w:proofErr w:type="spellStart"/>
+      <w:r>
+        <w:rPr>
+          <w:rFonts w:ascii="Courier New" w:eastAsia="Times New Roman" w:hAnsi="Courier New" w:cs="Courier New"/>
+          <w:color w:val="000000"/>
+          <w:sz w:val="24"/>
+          <w:szCs w:val="24"/>
+        </w:rPr>
+        <w:t>getAction</w:t>
+      </w:r>
+      <w:proofErr w:type="spellEnd"/>
+      <w:r>
+        <w:rPr>
+          <w:rFonts w:eastAsia="Times New Roman" w:cs="Times New Roman"/>
+          <w:color w:val="000000"/>
+          <w:szCs w:val="28"/>
+        </w:rPr>
+        <w:t xml:space="preserve">. С вероятностью </w:t>
+      </w:r>
+      <w:r>
+        <w:rPr>
+          <w:rFonts w:eastAsia="Times New Roman" w:cs="Times New Roman"/>
+          <w:color w:val="000000"/>
+          <w:szCs w:val="28"/>
+          <w:lang w:val="en-US"/>
+        </w:rPr>
+        <w:sym w:font="Symbol" w:char="F065"/>
+      </w:r>
+      <w:r>
+        <w:rPr>
+          <w:rFonts w:eastAsia="Times New Roman" w:cs="Times New Roman"/>
+          <w:color w:val="000000"/>
+          <w:szCs w:val="28"/>
+        </w:rPr>
+        <w:t xml:space="preserve"> агент выбирает</w:t>
+      </w:r>
+      <w:r>
+        <w:rPr>
+          <w:rFonts w:eastAsia="Times New Roman" w:cs="Times New Roman"/>
+          <w:color w:val="000000"/>
+          <w:szCs w:val="28"/>
+        </w:rPr>
+        <w:t xml:space="preserve"> не проверенную стратегию, а</w:t>
+      </w:r>
+      <w:r>
+        <w:rPr>
+          <w:rFonts w:eastAsia="Times New Roman" w:cs="Times New Roman"/>
+          <w:color w:val="000000"/>
+          <w:szCs w:val="28"/>
+        </w:rPr>
+        <w:t xml:space="preserve"> случайное действие для исследования среды. Это обеспечивает баланс между исследованием и эксплуатацией.</w:t>
+      </w:r>
+    </w:p>
+    <w:p>
+      <w:pPr>
+        <w:rPr>
+          <w:rFonts w:eastAsia="Times New Roman" w:cs="Times New Roman"/>
+          <w:color w:val="000000"/>
+          <w:szCs w:val="28"/>
+          <w:lang w:val="en-US"/>
+        </w:rPr>
+      </w:pPr>
+    </w:p>
+    <w:p>
+      <w:pPr>
+        <w:rPr>
+          <w:rFonts w:eastAsia="Times New Roman" w:cs="Times New Roman"/>
+          <w:color w:val="000000"/>
+          <w:szCs w:val="28"/>
+        </w:rPr>
+      </w:pPr>
+      <w:r>
+        <w:rPr>
+          <w:rFonts w:eastAsia="Times New Roman" w:cs="Times New Roman"/>
+          <w:color w:val="000000"/>
+          <w:szCs w:val="28"/>
+        </w:rPr>
+        <w:t>Листинг 3.4 – Метод жадной стратегии</w:t>
+      </w:r>
+    </w:p>
+    <w:p>
+      <w:pPr>
+        <w:pStyle w:val="af"/>
+      </w:pPr>
+      <w:proofErr w:type="spellStart"/>
+      <w:r>
+        <w:t>def</w:t>
+      </w:r>
+      <w:proofErr w:type="spellEnd"/>
+      <w:r>
+        <w:t xml:space="preserve"> </w:t>
+      </w:r>
+      <w:proofErr w:type="spellStart"/>
+      <w:proofErr w:type="gramStart"/>
+      <w:r>
+        <w:t>getAction</w:t>
+      </w:r>
+      <w:proofErr w:type="spellEnd"/>
+      <w:r>
+        <w:t>(</w:t>
+      </w:r>
+      <w:proofErr w:type="spellStart"/>
+      <w:proofErr w:type="gramEnd"/>
+      <w:r>
+        <w:t>self</w:t>
+      </w:r>
+      <w:proofErr w:type="spellEnd"/>
+      <w:r>
+        <w:t xml:space="preserve">, </w:t>
+      </w:r>
+      <w:proofErr w:type="spellStart"/>
+      <w:r>
+        <w:t>state</w:t>
+      </w:r>
+      <w:proofErr w:type="spellEnd"/>
+      <w:r>
+        <w:t>):</w:t>
+      </w:r>
+    </w:p>
+    <w:p>
+      <w:pPr>
+        <w:pStyle w:val="af"/>
+      </w:pPr>
+      <w:r>
+        <w:t>        # Получаем список допустимых действий</w:t>
+      </w:r>
+    </w:p>
+    <w:p>
+      <w:pPr>
+        <w:pStyle w:val="af"/>
+      </w:pPr>
+      <w:r>
+        <w:t xml:space="preserve">        </w:t>
+      </w:r>
+      <w:proofErr w:type="spellStart"/>
+      <w:r>
+        <w:t>legalActions</w:t>
+      </w:r>
+      <w:proofErr w:type="spellEnd"/>
+      <w:r>
+        <w:t xml:space="preserve"> = </w:t>
+      </w:r>
+      <w:proofErr w:type="spellStart"/>
+      <w:proofErr w:type="gramStart"/>
+      <w:r>
+        <w:t>self.getLegalActions</w:t>
+      </w:r>
+      <w:proofErr w:type="spellEnd"/>
+      <w:proofErr w:type="gramEnd"/>
+      <w:r>
+        <w:t>(</w:t>
+      </w:r>
+      <w:proofErr w:type="spellStart"/>
+      <w:r>
+        <w:t>state</w:t>
+      </w:r>
+      <w:proofErr w:type="spellEnd"/>
+      <w:r>
+        <w:t>)</w:t>
+      </w:r>
+    </w:p>
+    <w:p>
+      <w:pPr>
+        <w:pStyle w:val="af"/>
+      </w:pPr>
+      <w:r>
+        <w:t xml:space="preserve">        </w:t>
+      </w:r>
+      <w:proofErr w:type="spellStart"/>
+      <w:r>
+        <w:t>action</w:t>
+      </w:r>
+      <w:proofErr w:type="spellEnd"/>
+      <w:r>
+        <w:t xml:space="preserve"> = </w:t>
+      </w:r>
+      <w:proofErr w:type="spellStart"/>
+      <w:r>
+        <w:t>None</w:t>
+      </w:r>
+      <w:proofErr w:type="spellEnd"/>
+    </w:p>
+    <w:p>
+      <w:pPr>
+        <w:pStyle w:val="af"/>
+      </w:pPr>
+      <w:r>
+        <w:t xml:space="preserve">        </w:t>
+      </w:r>
+    </w:p>
+    <w:p>
+      <w:pPr>
+        <w:pStyle w:val="af"/>
+        <w:rPr>
+          <w:b/>
+          <w:bCs/>
+        </w:rPr>
+      </w:pPr>
+      <w:r>
+        <w:t xml:space="preserve">        </w:t>
+      </w:r>
+      <w:r>
+        <w:rPr>
+          <w:b/>
+          <w:bCs/>
+        </w:rPr>
+        <w:t>"*** ВСТАВЬТЕ ВАШ КОД СЮДА ***"</w:t>
+      </w:r>
+    </w:p>
+    <w:p>
+      <w:pPr>
+        <w:pStyle w:val="af"/>
+      </w:pPr>
+      <w:r>
+        <w:t xml:space="preserve">        </w:t>
+      </w:r>
+    </w:p>
+    <w:p>
+      <w:pPr>
+        <w:pStyle w:val="af"/>
+      </w:pPr>
+      <w:r>
+        <w:t>        # подбрасываем монетку</w:t>
+      </w:r>
+    </w:p>
+    <w:p>
+      <w:pPr>
+        <w:pStyle w:val="af"/>
+      </w:pPr>
+      <w:r>
+        <w:t xml:space="preserve">        </w:t>
+      </w:r>
+      <w:proofErr w:type="spellStart"/>
+      <w:r>
+        <w:t>if</w:t>
+      </w:r>
+      <w:proofErr w:type="spellEnd"/>
+      <w:r>
+        <w:t xml:space="preserve"> </w:t>
+      </w:r>
+      <w:proofErr w:type="spellStart"/>
+      <w:proofErr w:type="gramStart"/>
+      <w:r>
+        <w:t>util.flipCoin</w:t>
+      </w:r>
+      <w:proofErr w:type="spellEnd"/>
+      <w:proofErr w:type="gramEnd"/>
+      <w:r>
+        <w:t>(</w:t>
+      </w:r>
+      <w:proofErr w:type="spellStart"/>
+      <w:proofErr w:type="gramStart"/>
+      <w:r>
+        <w:t>self.epsilon</w:t>
+      </w:r>
+      <w:proofErr w:type="spellEnd"/>
+      <w:proofErr w:type="gramEnd"/>
+      <w:r>
+        <w:t>):</w:t>
+      </w:r>
+    </w:p>
+    <w:p>
+      <w:pPr>
+        <w:pStyle w:val="af"/>
+      </w:pPr>
+      <w:r>
+        <w:t xml:space="preserve">            # с вероятностью </w:t>
+      </w:r>
+      <w:proofErr w:type="spellStart"/>
+      <w:r>
+        <w:t>epsilon</w:t>
+      </w:r>
+      <w:proofErr w:type="spellEnd"/>
+      <w:r>
+        <w:t xml:space="preserve"> выбираем случайное действие</w:t>
+      </w:r>
+    </w:p>
+    <w:p>
+      <w:pPr>
+        <w:pStyle w:val="af"/>
+        <w:rPr>
+          <w:lang w:val="en-US"/>
+        </w:rPr>
+      </w:pPr>
+      <w:r>
+        <w:t xml:space="preserve">            </w:t>
+      </w:r>
+      <w:r>
+        <w:rPr>
+          <w:lang w:val="en-US"/>
+        </w:rPr>
+        <w:t xml:space="preserve">action = </w:t>
+      </w:r>
+      <w:proofErr w:type="spellStart"/>
+      <w:proofErr w:type="gramStart"/>
+      <w:r>
+        <w:rPr>
+          <w:lang w:val="en-US"/>
+        </w:rPr>
+        <w:t>random.choice</w:t>
+      </w:r>
+      <w:proofErr w:type="spellEnd"/>
+      <w:proofErr w:type="gramEnd"/>
+      <w:r>
+        <w:rPr>
+          <w:lang w:val="en-US"/>
+        </w:rPr>
+        <w:t>(</w:t>
+      </w:r>
+      <w:proofErr w:type="spellStart"/>
+      <w:r>
+        <w:rPr>
+          <w:lang w:val="en-US"/>
+        </w:rPr>
+        <w:t>legalActions</w:t>
+      </w:r>
+      <w:proofErr w:type="spellEnd"/>
+      <w:r>
+        <w:rPr>
+          <w:lang w:val="en-US"/>
+        </w:rPr>
+        <w:t>)</w:t>
+      </w:r>
+    </w:p>
+    <w:p>
+      <w:pPr>
+        <w:pStyle w:val="af"/>
+        <w:rPr>
+          <w:lang w:val="en-US"/>
+        </w:rPr>
+      </w:pPr>
+      <w:r>
+        <w:rPr>
+          <w:lang w:val="en-US"/>
+        </w:rPr>
+        <w:t>        else:</w:t>
+      </w:r>
+    </w:p>
+    <w:p>
+      <w:pPr>
+        <w:pStyle w:val="af"/>
+        <w:rPr>
+          <w:lang w:val="en-US"/>
+        </w:rPr>
+      </w:pPr>
+      <w:r>
+        <w:rPr>
+          <w:lang w:val="en-US"/>
+        </w:rPr>
+        <w:t xml:space="preserve">            # </w:t>
+      </w:r>
+      <w:r>
+        <w:t>иначе</w:t>
+      </w:r>
+      <w:r>
+        <w:rPr>
+          <w:lang w:val="en-US"/>
+        </w:rPr>
+        <w:t xml:space="preserve"> </w:t>
+      </w:r>
+      <w:r>
+        <w:t>выбираем</w:t>
+      </w:r>
+      <w:r>
+        <w:rPr>
+          <w:lang w:val="en-US"/>
+        </w:rPr>
+        <w:t xml:space="preserve"> </w:t>
+      </w:r>
+      <w:r>
+        <w:t>лучшее</w:t>
+      </w:r>
+      <w:r>
+        <w:rPr>
+          <w:lang w:val="en-US"/>
+        </w:rPr>
+        <w:t xml:space="preserve"> </w:t>
+      </w:r>
+      <w:r>
+        <w:t>действие</w:t>
+      </w:r>
+    </w:p>
+    <w:p>
+      <w:pPr>
+        <w:pStyle w:val="af"/>
+        <w:rPr>
+          <w:lang w:val="en-US"/>
+        </w:rPr>
+      </w:pPr>
+      <w:r>
+        <w:rPr>
+          <w:lang w:val="en-US"/>
+        </w:rPr>
+        <w:t xml:space="preserve">            action = </w:t>
+      </w:r>
+      <w:proofErr w:type="spellStart"/>
+      <w:proofErr w:type="gramStart"/>
+      <w:r>
+        <w:rPr>
+          <w:lang w:val="en-US"/>
+        </w:rPr>
+        <w:t>self.computeActionFromQValues</w:t>
+      </w:r>
+      <w:proofErr w:type="spellEnd"/>
+      <w:proofErr w:type="gramEnd"/>
+      <w:r>
+        <w:rPr>
+          <w:lang w:val="en-US"/>
+        </w:rPr>
+        <w:t>(state)</w:t>
+      </w:r>
+    </w:p>
+    <w:p>
+      <w:pPr>
+        <w:pStyle w:val="af"/>
+        <w:rPr>
+          <w:lang w:val="en-US"/>
+        </w:rPr>
+      </w:pPr>
+      <w:r>
+        <w:rPr>
+          <w:lang w:val="en-US"/>
+        </w:rPr>
+        <w:t xml:space="preserve">        </w:t>
+      </w:r>
+    </w:p>
+    <w:p>
+      <w:pPr>
+        <w:pStyle w:val="af"/>
+      </w:pPr>
+      <w:r>
+        <w:rPr>
+          <w:lang w:val="en-US"/>
+        </w:rPr>
+        <w:t xml:space="preserve">        </w:t>
+      </w:r>
+      <w:proofErr w:type="spellStart"/>
+      <w:r>
+        <w:t>return</w:t>
+      </w:r>
+      <w:proofErr w:type="spellEnd"/>
+      <w:r>
+        <w:t xml:space="preserve"> </w:t>
+      </w:r>
+      <w:proofErr w:type="spellStart"/>
+      <w:r>
+        <w:t>action</w:t>
+      </w:r>
+      <w:proofErr w:type="spellEnd"/>
+    </w:p>
+    <w:p>
+      <w:pPr>
+        <w:rPr>
+          <w:rFonts w:eastAsia="Times New Roman" w:cs="Times New Roman"/>
+          <w:color w:val="000000"/>
+          <w:szCs w:val="28"/>
+        </w:rPr>
+      </w:pPr>
+    </w:p>
+    <w:p>
+      <w:pPr>
+        <w:rPr>
+          <w:rFonts w:eastAsia="Times New Roman" w:cs="Times New Roman"/>
+          <w:color w:val="000000"/>
+          <w:szCs w:val="28"/>
+        </w:rPr>
+      </w:pPr>
+      <w:r>
+        <w:rPr>
+          <w:rFonts w:eastAsia="Times New Roman" w:cs="Times New Roman"/>
+          <w:color w:val="000000"/>
+          <w:szCs w:val="28"/>
+        </w:rPr>
+        <w:lastRenderedPageBreak/>
+        <w:t xml:space="preserve">Корректность написанного метода была протестирована в среде </w:t>
+      </w:r>
+      <w:proofErr w:type="spellStart"/>
+      <w:r>
+        <w:rPr>
+          <w:rFonts w:eastAsia="Times New Roman" w:cs="Times New Roman"/>
+          <w:color w:val="000000"/>
+          <w:szCs w:val="28"/>
+          <w:lang w:val="en-US"/>
+        </w:rPr>
+        <w:t>Grimworld</w:t>
+      </w:r>
+      <w:proofErr w:type="spellEnd"/>
+      <w:r>
+        <w:rPr>
+          <w:rFonts w:eastAsia="Times New Roman" w:cs="Times New Roman"/>
+          <w:color w:val="000000"/>
+          <w:szCs w:val="28"/>
+        </w:rPr>
+        <w:t xml:space="preserve"> </w:t>
+      </w:r>
+      <w:r>
+        <w:rPr>
+          <w:rFonts w:eastAsia="Times New Roman" w:cs="Times New Roman"/>
+          <w:color w:val="000000"/>
+          <w:szCs w:val="28"/>
+        </w:rPr>
+        <w:t>и с помощью автооценивателя (рисунок 3.4).</w:t>
+      </w:r>
+    </w:p>
+    <w:p>
+      <w:pPr>
+        <w:rPr>
+          <w:rFonts w:eastAsia="Times New Roman" w:cs="Times New Roman"/>
+          <w:color w:val="000000"/>
+          <w:szCs w:val="28"/>
+        </w:rPr>
+      </w:pPr>
+    </w:p>
+    <w:p>
+      <w:pPr>
+        <w:ind w:firstLine="0"/>
+        <w:jc w:val="center"/>
+        <w:rPr>
+          <w:rFonts w:eastAsia="Times New Roman" w:cs="Times New Roman"/>
+          <w:color w:val="000000"/>
+          <w:szCs w:val="28"/>
+        </w:rPr>
+      </w:pPr>
+      <w:r>
+        <w:rPr>
+          <w:noProof/>
+        </w:rPr>
+        <w:drawing>
+          <wp:inline distT="0" distB="0" distL="0" distR="0" wp14:anchorId="0B46DD98" wp14:editId="7E196404">
+            <wp:extent cx="5029200" cy="2599003"/>
+            <wp:effectExtent l="0" t="0" r="0" b="0"/>
+            <wp:docPr id="876113078" name="Рисунок 1"/>
+            <wp:cNvGraphicFramePr>
+              <a:graphicFrameLocks xmlns:a="http://schemas.openxmlformats.org/drawingml/2006/main" noChangeAspect="1"/>
+            </wp:cNvGraphicFramePr>
+            <a:graphic xmlns:a="http://schemas.openxmlformats.org/drawingml/2006/main">
+              <a:graphicData uri="http://schemas.openxmlformats.org/drawingml/2006/picture">
+                <pic:pic xmlns:pic="http://schemas.openxmlformats.org/drawingml/2006/picture">
+                  <pic:nvPicPr>
+                    <pic:cNvPr id="876113078" name=""/>
+                    <pic:cNvPicPr/>
+                  </pic:nvPicPr>
+                  <pic:blipFill>
+                    <a:blip r:embed="rId12"/>
+                    <a:stretch>
+                      <a:fillRect/>
+                    </a:stretch>
+                  </pic:blipFill>
+                  <pic:spPr>
+                    <a:xfrm>
+                      <a:off x="0" y="0"/>
+                      <a:ext cx="5036700" cy="2602879"/>
+                    </a:xfrm>
+                    <a:prstGeom prst="rect">
+                      <a:avLst/>
+                    </a:prstGeom>
+                  </pic:spPr>
+                </pic:pic>
+              </a:graphicData>
+            </a:graphic>
+          </wp:inline>
+        </w:drawing>
+      </w:r>
+    </w:p>
+    <w:p>
+      <w:pPr>
+        <w:ind w:firstLine="0"/>
+        <w:jc w:val="center"/>
+        <w:rPr>
+          <w:rFonts w:eastAsia="Times New Roman" w:cs="Times New Roman"/>
+          <w:color w:val="000000"/>
+          <w:szCs w:val="28"/>
+        </w:rPr>
+      </w:pPr>
+      <w:r>
+        <w:rPr>
+          <w:rFonts w:eastAsia="Times New Roman" w:cs="Times New Roman"/>
+          <w:color w:val="000000"/>
+          <w:szCs w:val="28"/>
+        </w:rPr>
+        <w:t xml:space="preserve">Рисунок 3.4 – Автооценивание метода </w:t>
+      </w:r>
+      <w:proofErr w:type="spellStart"/>
+      <w:r>
+        <w:rPr>
+          <w:rFonts w:ascii="Courier New" w:eastAsia="Times New Roman" w:hAnsi="Courier New" w:cs="Courier New"/>
+          <w:color w:val="000000"/>
+          <w:sz w:val="24"/>
+          <w:szCs w:val="24"/>
+        </w:rPr>
+        <w:t>getAction</w:t>
+      </w:r>
+      <w:proofErr w:type="spellEnd"/>
+    </w:p>
+    <w:p/>
     <w:p/>
     <w:p/>
     <w:p>
@@ -7375,6 +7812,7 @@
         </w:numPr>
       </w:pPr>
       <w:r>
+        <w:lastRenderedPageBreak/>
         <w:t>ВЫВОД</w:t>
       </w:r>
     </w:p>
@@ -7395,8 +7833,8 @@
     </w:p>
     <w:p/>
     <w:sectPr>
-      <w:headerReference w:type="default" r:id="rId12"/>
-      <w:headerReference w:type="first" r:id="rId13"/>
+      <w:headerReference w:type="default" r:id="rId13"/>
+      <w:headerReference w:type="first" r:id="rId14"/>
       <w:pgSz w:w="11906" w:h="16838"/>
       <w:pgMar w:top="851" w:right="567" w:bottom="851" w:left="1418" w:header="680" w:footer="680" w:gutter="0"/>
       <w:cols w:space="708"/>

--- a/8 семестр/МиСИИ/ЛР 7/МиСИИ ЛР 7.docx
+++ b/8 семестр/МиСИИ/ЛР 7/МиСИИ ЛР 7.docx
@@ -270,7 +270,13 @@
         <w:jc w:val="right"/>
       </w:pPr>
       <w:r>
-        <w:t>Проверил:</w:t>
+        <w:t>Проверил</w:t>
+      </w:r>
+      <w:r>
+        <w:t>а</w:t>
+      </w:r>
+      <w:r>
+        <w:t>:</w:t>
       </w:r>
     </w:p>
     <w:p>
@@ -279,7 +285,7 @@
         <w:jc w:val="right"/>
       </w:pPr>
       <w:r>
-        <w:t>.</w:t>
+        <w:t>Сметанина Т. И.</w:t>
       </w:r>
     </w:p>
     <w:p>
@@ -542,23 +548,13 @@
           <w:b/>
           <w:bCs/>
         </w:rPr>
-        <w:t xml:space="preserve">Задание </w:t>
-      </w:r>
-      <w:r>
-        <w:rPr>
-          <w:b/>
-          <w:bCs/>
-        </w:rPr>
-        <w:t>2</w:t>
+        <w:t>Задание 2</w:t>
       </w:r>
       <w:r>
         <w:t>:</w:t>
       </w:r>
       <w:r>
-        <w:t xml:space="preserve"> </w:t>
-      </w:r>
-      <w:r>
-        <w:t xml:space="preserve">подобрать значения коэффициента дисконтирования, уровня шума и текущей награды для схемы </w:t>
+        <w:t xml:space="preserve"> подобрать значения коэффициента дисконтирования, уровня шума и текущей награды для схемы </w:t>
       </w:r>
       <w:r>
         <w:rPr>
@@ -567,13 +563,7 @@
         <w:t>DiscountGrid</w:t>
       </w:r>
       <w:r>
-        <w:t>, чтобы сформировать оптимальные политики нескольких различных типов.</w:t>
-      </w:r>
-      <w:r>
-        <w:t xml:space="preserve"> </w:t>
-      </w:r>
-      <w:r>
-        <w:t>Внес</w:t>
+        <w:t>, чтобы сформировать оптимальные политики нескольких различных типов. Внес</w:t>
       </w:r>
       <w:r>
         <w:t xml:space="preserve">ти </w:t>
@@ -618,14 +608,7 @@
           <w:b/>
           <w:bCs/>
         </w:rPr>
-        <w:t xml:space="preserve">Задание </w:t>
-      </w:r>
-      <w:r>
-        <w:rPr>
-          <w:b/>
-          <w:bCs/>
-        </w:rPr>
-        <w:t>3</w:t>
+        <w:t>Задание 3</w:t>
       </w:r>
       <w:r>
         <w:t>:</w:t>
@@ -646,10 +629,7 @@
         <w:t>q</w:t>
       </w:r>
       <w:r>
-        <w:t xml:space="preserve">-обучением, который учится методом проб и ошибок, взаимодействуя со средой. </w:t>
-      </w:r>
-      <w:r>
-        <w:t xml:space="preserve"> </w:t>
+        <w:t xml:space="preserve">-обучением, который учится методом проб и ошибок, взаимодействуя со средой.  </w:t>
       </w:r>
       <w:r>
         <w:t>Р</w:t>
@@ -733,29 +713,13 @@
           <w:b/>
           <w:bCs/>
         </w:rPr>
-        <w:t xml:space="preserve">Задание </w:t>
-      </w:r>
-      <w:r>
-        <w:rPr>
-          <w:b/>
-          <w:bCs/>
-        </w:rPr>
-        <w:t>4</w:t>
+        <w:t>Задание 4</w:t>
       </w:r>
       <w:r>
         <w:t>:</w:t>
       </w:r>
       <w:r>
-        <w:t xml:space="preserve"> з</w:t>
-      </w:r>
-      <w:r>
-        <w:t>авершит</w:t>
-      </w:r>
-      <w:r>
-        <w:t>ь</w:t>
-      </w:r>
-      <w:r>
-        <w:t xml:space="preserve"> реализацию агента с q-обучением, дописав эпсилон-жадную стратегию выбора действий в методе </w:t>
+        <w:t xml:space="preserve"> завершить реализацию агента с q-обучением, дописав эпсилон-жадную стратегию выбора действий в методе </w:t>
       </w:r>
       <w:proofErr w:type="spellStart"/>
       <w:r>
@@ -806,17 +770,38 @@
           <w:bCs/>
         </w:rPr>
         <w:lastRenderedPageBreak/>
-        <w:t xml:space="preserve">Задание </w:t>
-      </w:r>
-      <w:r>
-        <w:rPr>
-          <w:b/>
-          <w:bCs/>
-        </w:rPr>
-        <w:t>5</w:t>
+        <w:t>Задание 5</w:t>
       </w:r>
       <w:r>
         <w:t>:</w:t>
+      </w:r>
+      <w:r>
+        <w:t xml:space="preserve"> запустить и протестировать </w:t>
+      </w:r>
+      <w:r>
+        <w:rPr>
+          <w:lang w:val="en-US"/>
+        </w:rPr>
+        <w:t>Q</w:t>
+      </w:r>
+      <w:r>
+        <w:t>-</w:t>
+      </w:r>
+      <w:r>
+        <w:t xml:space="preserve">обучение для агента </w:t>
+      </w:r>
+      <w:proofErr w:type="spellStart"/>
+      <w:r>
+        <w:rPr>
+          <w:rFonts w:ascii="Courier New" w:hAnsi="Courier New" w:cs="Courier New"/>
+          <w:sz w:val="24"/>
+          <w:szCs w:val="20"/>
+        </w:rPr>
+        <w:t>PacmanQAgent</w:t>
+      </w:r>
+      <w:proofErr w:type="spellEnd"/>
+      <w:r>
+        <w:t>;</w:t>
       </w:r>
     </w:p>
     <w:p>
@@ -833,14 +818,7 @@
           <w:b/>
           <w:bCs/>
         </w:rPr>
-        <w:t xml:space="preserve">Задание </w:t>
-      </w:r>
-      <w:r>
-        <w:rPr>
-          <w:b/>
-          <w:bCs/>
-        </w:rPr>
-        <w:t>6</w:t>
+        <w:t>Задание 6</w:t>
       </w:r>
       <w:r>
         <w:t>:</w:t>
@@ -860,29 +838,14 @@
           <w:b/>
           <w:bCs/>
         </w:rPr>
-        <w:t xml:space="preserve">Задание </w:t>
-      </w:r>
-      <w:r>
-        <w:rPr>
-          <w:b/>
-          <w:bCs/>
-        </w:rPr>
-        <w:t>7</w:t>
+        <w:t>Задание 7</w:t>
       </w:r>
       <w:r>
         <w:t>:</w:t>
       </w:r>
     </w:p>
-    <w:p>
-      <w:pPr>
-        <w:ind w:left="426" w:firstLine="0"/>
-      </w:pPr>
-    </w:p>
-    <w:p>
-      <w:pPr>
-        <w:ind w:left="426" w:firstLine="0"/>
-      </w:pPr>
-    </w:p>
+    <w:p/>
+    <w:p/>
     <w:p>
       <w:pPr>
         <w:pStyle w:val="1"/>
@@ -1080,21 +1043,7 @@
           <w:rFonts w:cs="Times New Roman"/>
           <w:szCs w:val="28"/>
         </w:rPr>
-        <w:t xml:space="preserve"> </w:t>
-      </w:r>
-      <w:r>
-        <w:rPr>
-          <w:rFonts w:cs="Times New Roman"/>
-          <w:szCs w:val="28"/>
-        </w:rPr>
-        <w:t>valueIterationAgents.py</w:t>
-      </w:r>
-      <w:r>
-        <w:rPr>
-          <w:rFonts w:cs="Times New Roman"/>
-          <w:szCs w:val="28"/>
-        </w:rPr>
-        <w:t xml:space="preserve"> был реализован класс </w:t>
+        <w:t xml:space="preserve"> valueIterationAgents.py был реализован класс </w:t>
       </w:r>
       <w:proofErr w:type="spellStart"/>
       <w:r>
@@ -1283,7 +1232,7 @@
           <w:bCs/>
           <w:szCs w:val="28"/>
         </w:rPr>
-        <w:t xml:space="preserve">ценностей пар «состояние-действие». </w:t>
+        <w:t>ценностей пар «состояние-действие». В</w:t>
       </w:r>
       <w:r>
         <w:rPr>
@@ -1291,7 +1240,7 @@
           <w:bCs/>
           <w:szCs w:val="28"/>
         </w:rPr>
-        <w:t>В</w:t>
+        <w:t xml:space="preserve"> </w:t>
       </w:r>
       <w:r>
         <w:rPr>
@@ -1299,51 +1248,32 @@
           <w:bCs/>
           <w:szCs w:val="28"/>
         </w:rPr>
+        <w:t>методе</w:t>
+      </w:r>
+      <w:r>
         <w:t xml:space="preserve"> </w:t>
       </w:r>
+      <w:proofErr w:type="spellStart"/>
+      <w:r>
+        <w:rPr>
+          <w:rFonts w:ascii="Courier New" w:hAnsi="Courier New" w:cs="Courier New"/>
+          <w:sz w:val="24"/>
+          <w:szCs w:val="24"/>
+          <w:lang w:val="en-US"/>
+        </w:rPr>
+        <w:t>computeQValueFromValues</w:t>
+      </w:r>
+      <w:proofErr w:type="spellEnd"/>
       <w:r>
         <w:rPr>
           <w:rFonts w:cs="Times New Roman"/>
           <w:bCs/>
           <w:szCs w:val="28"/>
         </w:rPr>
-        <w:t>методе</w:t>
-      </w:r>
-      <w:r>
-        <w:t xml:space="preserve"> </w:t>
-      </w:r>
-      <w:proofErr w:type="spellStart"/>
-      <w:r>
-        <w:rPr>
-          <w:rFonts w:ascii="Courier New" w:hAnsi="Courier New" w:cs="Courier New"/>
-          <w:sz w:val="24"/>
-          <w:szCs w:val="24"/>
-          <w:lang w:val="en-US"/>
-        </w:rPr>
-        <w:t>computeQValueFromValues</w:t>
-      </w:r>
-      <w:proofErr w:type="spellEnd"/>
-      <w:r>
-        <w:rPr>
-          <w:rFonts w:cs="Times New Roman"/>
-          <w:bCs/>
-          <w:szCs w:val="28"/>
-        </w:rPr>
-        <w:t xml:space="preserve"> </w:t>
-      </w:r>
-      <w:r>
-        <w:rPr>
-          <w:rFonts w:cs="Times New Roman"/>
-          <w:bCs/>
-          <w:szCs w:val="28"/>
-        </w:rPr>
-        <w:t xml:space="preserve">вычисляет ценности </w:t>
-      </w:r>
-      <w:r>
-        <w:t>q-</w:t>
-      </w:r>
-      <w:r>
-        <w:t>состояний</w:t>
+        <w:t xml:space="preserve"> вычисляет ценности </w:t>
+      </w:r>
+      <w:r>
+        <w:t>q-состояний</w:t>
       </w:r>
       <w:r>
         <w:t>, а м</w:t>
@@ -1369,10 +1299,7 @@
         <w:t xml:space="preserve"> </w:t>
       </w:r>
       <w:r>
-        <w:t>определяет лучшее действие в состоянии</w:t>
-      </w:r>
-      <w:r>
-        <w:t xml:space="preserve"> путём перебора всех доступных действий и вычислениях их </w:t>
+        <w:t xml:space="preserve">определяет лучшее действие в состоянии путём перебора всех доступных действий и вычислениях их </w:t>
       </w:r>
       <w:r>
         <w:rPr>
@@ -1497,6 +1424,9 @@
     <w:p>
       <w:pPr>
         <w:pStyle w:val="af"/>
+        <w:rPr>
+          <w:lang w:val="en-US"/>
+        </w:rPr>
       </w:pPr>
       <w:r>
         <w:rPr>
@@ -1682,6 +1612,9 @@
     <w:p>
       <w:pPr>
         <w:pStyle w:val="af"/>
+        <w:rPr>
+          <w:lang w:val="en-US"/>
+        </w:rPr>
       </w:pPr>
       <w:r>
         <w:rPr>
@@ -1768,7 +1701,10 @@
         <w:rPr>
           <w:lang w:val="en-US"/>
         </w:rPr>
-        <w:t xml:space="preserve">    def </w:t>
+        <w:t>    def</w:t>
+      </w:r>
+      <w:r>
+        <w:t xml:space="preserve"> </w:t>
       </w:r>
       <w:proofErr w:type="spellStart"/>
       <w:r>
@@ -1781,10 +1717,16 @@
       </w:r>
       <w:proofErr w:type="spellEnd"/>
       <w:r>
-        <w:rPr>
-          <w:lang w:val="en-US"/>
-        </w:rPr>
-        <w:t>(self):</w:t>
+        <w:t>(</w:t>
+      </w:r>
+      <w:r>
+        <w:rPr>
+          <w:lang w:val="en-US"/>
+        </w:rPr>
+        <w:t>self</w:t>
+      </w:r>
+      <w:r>
+        <w:t>):</w:t>
       </w:r>
     </w:p>
     <w:p>
@@ -2108,145 +2050,143 @@
       </w:r>
       <w:proofErr w:type="spellEnd"/>
       <w:r>
-        <w:t xml:space="preserve">, </w:t>
-      </w:r>
-      <w:proofErr w:type="spellStart"/>
-      <w:r>
-        <w:t>action</w:t>
-      </w:r>
-      <w:proofErr w:type="spellEnd"/>
-      <w:r>
+        <w:t>, action)</w:t>
+      </w:r>
+    </w:p>
+    <w:p>
+      <w:pPr>
+        <w:pStyle w:val="af"/>
+      </w:pPr>
+      <w:r>
+        <w:t>                        # и добавляем её в список q-</w:t>
+      </w:r>
+      <w:proofErr w:type="spellStart"/>
+      <w:r>
+        <w:t>state</w:t>
+      </w:r>
+      <w:proofErr w:type="spellEnd"/>
+    </w:p>
+    <w:p>
+      <w:pPr>
+        <w:pStyle w:val="af"/>
+        <w:rPr>
+          <w:lang w:val="en-US"/>
+        </w:rPr>
+      </w:pPr>
+      <w:r>
+        <w:t xml:space="preserve">                        </w:t>
+      </w:r>
+      <w:proofErr w:type="spellStart"/>
+      <w:r>
+        <w:rPr>
+          <w:lang w:val="en-US"/>
+        </w:rPr>
+        <w:t>q_</w:t>
+      </w:r>
+      <w:proofErr w:type="gramStart"/>
+      <w:r>
+        <w:rPr>
+          <w:lang w:val="en-US"/>
+        </w:rPr>
+        <w:t>state.append</w:t>
+      </w:r>
+      <w:proofErr w:type="spellEnd"/>
+      <w:proofErr w:type="gramEnd"/>
+      <w:r>
+        <w:rPr>
+          <w:lang w:val="en-US"/>
+        </w:rPr>
+        <w:t>(</w:t>
+      </w:r>
+      <w:proofErr w:type="spellStart"/>
+      <w:proofErr w:type="gramStart"/>
+      <w:r>
+        <w:rPr>
+          <w:lang w:val="en-US"/>
+        </w:rPr>
+        <w:t>self.getQValue</w:t>
+      </w:r>
+      <w:proofErr w:type="spellEnd"/>
+      <w:proofErr w:type="gramEnd"/>
+      <w:r>
+        <w:rPr>
+          <w:lang w:val="en-US"/>
+        </w:rPr>
+        <w:t>(state, action))</w:t>
+      </w:r>
+    </w:p>
+    <w:p>
+      <w:pPr>
+        <w:pStyle w:val="af"/>
+        <w:rPr>
+          <w:lang w:val="en-US"/>
+        </w:rPr>
+      </w:pPr>
+    </w:p>
+    <w:p>
+      <w:pPr>
+        <w:pStyle w:val="af"/>
+      </w:pPr>
+      <w:r>
+        <w:rPr>
+          <w:lang w:val="en-US"/>
+        </w:rPr>
+        <w:t xml:space="preserve">                    </w:t>
+      </w:r>
+      <w:r>
+        <w:t xml:space="preserve"># и запоминаем ценность состояния </w:t>
+      </w:r>
+      <w:proofErr w:type="spellStart"/>
+      <w:r>
+        <w:t>state</w:t>
+      </w:r>
+      <w:proofErr w:type="spellEnd"/>
+      <w:r>
+        <w:t xml:space="preserve"> в словаре </w:t>
+      </w:r>
+    </w:p>
+    <w:p>
+      <w:pPr>
+        <w:pStyle w:val="af"/>
+        <w:rPr>
+          <w:lang w:val="en-US"/>
+        </w:rPr>
+      </w:pPr>
+      <w:r>
+        <w:t xml:space="preserve">                    </w:t>
+      </w:r>
+      <w:proofErr w:type="spellStart"/>
+      <w:r>
+        <w:rPr>
+          <w:lang w:val="en-US"/>
+        </w:rPr>
+        <w:t>updatedValues</w:t>
+      </w:r>
+      <w:proofErr w:type="spellEnd"/>
+      <w:r>
+        <w:rPr>
+          <w:lang w:val="en-US"/>
+        </w:rPr>
+        <w:t>[state] = max(</w:t>
+      </w:r>
+      <w:proofErr w:type="spellStart"/>
+      <w:r>
+        <w:rPr>
+          <w:lang w:val="en-US"/>
+        </w:rPr>
+        <w:t>q_state</w:t>
+      </w:r>
+      <w:proofErr w:type="spellEnd"/>
+      <w:r>
+        <w:rPr>
+          <w:lang w:val="en-US"/>
+        </w:rPr>
         <w:t>)</w:t>
       </w:r>
     </w:p>
     <w:p>
       <w:pPr>
         <w:pStyle w:val="af"/>
-      </w:pPr>
-      <w:r>
-        <w:t>                        # и добавляем её в список q-</w:t>
-      </w:r>
-      <w:proofErr w:type="spellStart"/>
-      <w:r>
-        <w:t>state</w:t>
-      </w:r>
-      <w:proofErr w:type="spellEnd"/>
-    </w:p>
-    <w:p>
-      <w:pPr>
-        <w:pStyle w:val="af"/>
-        <w:rPr>
-          <w:lang w:val="en-US"/>
-        </w:rPr>
-      </w:pPr>
-      <w:r>
-        <w:t xml:space="preserve">                        </w:t>
-      </w:r>
-      <w:proofErr w:type="spellStart"/>
-      <w:r>
-        <w:rPr>
-          <w:lang w:val="en-US"/>
-        </w:rPr>
-        <w:t>q_</w:t>
-      </w:r>
-      <w:proofErr w:type="gramStart"/>
-      <w:r>
-        <w:rPr>
-          <w:lang w:val="en-US"/>
-        </w:rPr>
-        <w:t>state.append</w:t>
-      </w:r>
-      <w:proofErr w:type="spellEnd"/>
-      <w:proofErr w:type="gramEnd"/>
-      <w:r>
-        <w:rPr>
-          <w:lang w:val="en-US"/>
-        </w:rPr>
-        <w:t>(</w:t>
-      </w:r>
-      <w:proofErr w:type="spellStart"/>
-      <w:proofErr w:type="gramStart"/>
-      <w:r>
-        <w:rPr>
-          <w:lang w:val="en-US"/>
-        </w:rPr>
-        <w:t>self.getQValue</w:t>
-      </w:r>
-      <w:proofErr w:type="spellEnd"/>
-      <w:proofErr w:type="gramEnd"/>
-      <w:r>
-        <w:rPr>
-          <w:lang w:val="en-US"/>
-        </w:rPr>
-        <w:t>(state, action))</w:t>
-      </w:r>
-    </w:p>
-    <w:p>
-      <w:pPr>
-        <w:pStyle w:val="af"/>
-        <w:rPr>
-          <w:lang w:val="en-US"/>
-        </w:rPr>
-      </w:pPr>
-    </w:p>
-    <w:p>
-      <w:pPr>
-        <w:pStyle w:val="af"/>
-      </w:pPr>
-      <w:r>
-        <w:t xml:space="preserve">                    # и запоминаем ценность состояния </w:t>
-      </w:r>
-      <w:proofErr w:type="spellStart"/>
-      <w:r>
-        <w:t>state</w:t>
-      </w:r>
-      <w:proofErr w:type="spellEnd"/>
-      <w:r>
-        <w:t xml:space="preserve"> в словаре </w:t>
-      </w:r>
-    </w:p>
-    <w:p>
-      <w:pPr>
-        <w:pStyle w:val="af"/>
-        <w:rPr>
-          <w:lang w:val="en-US"/>
-        </w:rPr>
-      </w:pPr>
-      <w:r>
-        <w:t xml:space="preserve">                    </w:t>
-      </w:r>
-      <w:proofErr w:type="spellStart"/>
-      <w:r>
-        <w:rPr>
-          <w:lang w:val="en-US"/>
-        </w:rPr>
-        <w:t>updatedValues</w:t>
-      </w:r>
-      <w:proofErr w:type="spellEnd"/>
-      <w:r>
-        <w:rPr>
-          <w:lang w:val="en-US"/>
-        </w:rPr>
-        <w:t>[state] = max(</w:t>
-      </w:r>
-      <w:proofErr w:type="spellStart"/>
-      <w:r>
-        <w:rPr>
-          <w:lang w:val="en-US"/>
-        </w:rPr>
-        <w:t>q_state</w:t>
-      </w:r>
-      <w:proofErr w:type="spellEnd"/>
-      <w:r>
-        <w:rPr>
-          <w:lang w:val="en-US"/>
-        </w:rPr>
-        <w:t>)</w:t>
-      </w:r>
-    </w:p>
-    <w:p>
-      <w:pPr>
-        <w:pStyle w:val="af"/>
         <w:rPr>
           <w:lang w:val="en-US"/>
         </w:rPr>
@@ -2269,6 +2209,9 @@
         <w:t> </w:t>
       </w:r>
       <w:r>
+        <w:rPr>
+          <w:lang w:val="en-US"/>
+        </w:rPr>
         <w:t xml:space="preserve"> </w:t>
       </w:r>
       <w:r>
@@ -2278,6 +2221,9 @@
         <w:t> </w:t>
       </w:r>
       <w:r>
+        <w:rPr>
+          <w:lang w:val="en-US"/>
+        </w:rPr>
         <w:t xml:space="preserve"> </w:t>
       </w:r>
       <w:r>
@@ -2287,6 +2233,9 @@
         <w:t> </w:t>
       </w:r>
       <w:r>
+        <w:rPr>
+          <w:lang w:val="en-US"/>
+        </w:rPr>
         <w:t xml:space="preserve"> </w:t>
       </w:r>
       <w:r>
@@ -2296,6 +2245,9 @@
         <w:t> </w:t>
       </w:r>
       <w:r>
+        <w:rPr>
+          <w:lang w:val="en-US"/>
+        </w:rPr>
         <w:t xml:space="preserve"> </w:t>
       </w:r>
       <w:r>
@@ -2305,6 +2257,9 @@
         <w:t> </w:t>
       </w:r>
       <w:r>
+        <w:rPr>
+          <w:lang w:val="en-US"/>
+        </w:rPr>
         <w:t xml:space="preserve"> </w:t>
       </w:r>
       <w:r>
@@ -2314,7 +2269,13 @@
         <w:t> </w:t>
       </w:r>
       <w:r>
-        <w:t xml:space="preserve"> # Обновляем значения ценностей состояний объекта на итерации i   </w:t>
+        <w:rPr>
+          <w:lang w:val="en-US"/>
+        </w:rPr>
+        <w:t xml:space="preserve"> </w:t>
+      </w:r>
+      <w:r>
+        <w:t xml:space="preserve"># Обновляем значения ценностей состояний объекта на итерации i   </w:t>
       </w:r>
     </w:p>
     <w:p>
@@ -2439,6 +2400,9 @@
     <w:p>
       <w:pPr>
         <w:pStyle w:val="af"/>
+        <w:rPr>
+          <w:lang w:val="en-US"/>
+        </w:rPr>
       </w:pPr>
       <w:r>
         <w:rPr>
@@ -2476,6 +2440,9 @@
         <w:pStyle w:val="af"/>
       </w:pPr>
       <w:r>
+        <w:rPr>
+          <w:lang w:val="en-US"/>
+        </w:rPr>
         <w:t xml:space="preserve">        </w:t>
       </w:r>
       <w:proofErr w:type="spellStart"/>
@@ -2549,7 +2516,34 @@
         <w:rPr>
           <w:lang w:val="en-US"/>
         </w:rPr>
-        <w:t xml:space="preserve">       for </w:t>
+        <w:t> </w:t>
+      </w:r>
+      <w:r>
+        <w:t xml:space="preserve"> </w:t>
+      </w:r>
+      <w:r>
+        <w:rPr>
+          <w:lang w:val="en-US"/>
+        </w:rPr>
+        <w:t> </w:t>
+      </w:r>
+      <w:r>
+        <w:t xml:space="preserve"> </w:t>
+      </w:r>
+      <w:r>
+        <w:rPr>
+          <w:lang w:val="en-US"/>
+        </w:rPr>
+        <w:t> </w:t>
+      </w:r>
+      <w:r>
+        <w:t xml:space="preserve"> </w:t>
+      </w:r>
+      <w:r>
+        <w:rPr>
+          <w:lang w:val="en-US"/>
+        </w:rPr>
+        <w:t xml:space="preserve"> for </w:t>
       </w:r>
       <w:proofErr w:type="spellStart"/>
       <w:r>
@@ -2593,6 +2587,9 @@
         <w:t> </w:t>
       </w:r>
       <w:r>
+        <w:rPr>
+          <w:lang w:val="en-US"/>
+        </w:rPr>
         <w:t xml:space="preserve"> </w:t>
       </w:r>
       <w:r>
@@ -2602,6 +2599,9 @@
         <w:t> </w:t>
       </w:r>
       <w:r>
+        <w:rPr>
+          <w:lang w:val="en-US"/>
+        </w:rPr>
         <w:t xml:space="preserve"> </w:t>
       </w:r>
       <w:r>
@@ -2611,6 +2611,9 @@
         <w:t> </w:t>
       </w:r>
       <w:r>
+        <w:rPr>
+          <w:lang w:val="en-US"/>
+        </w:rPr>
         <w:t xml:space="preserve"> </w:t>
       </w:r>
       <w:r>
@@ -2620,6 +2623,9 @@
         <w:t> </w:t>
       </w:r>
       <w:r>
+        <w:rPr>
+          <w:lang w:val="en-US"/>
+        </w:rPr>
         <w:t xml:space="preserve"> </w:t>
       </w:r>
       <w:r>
@@ -2629,6 +2635,9 @@
         <w:t> </w:t>
       </w:r>
       <w:r>
+        <w:rPr>
+          <w:lang w:val="en-US"/>
+        </w:rPr>
         <w:t xml:space="preserve"> </w:t>
       </w:r>
       <w:r>
@@ -2799,6 +2808,9 @@
     <w:p>
       <w:pPr>
         <w:pStyle w:val="af"/>
+        <w:rPr>
+          <w:lang w:val="en-US"/>
+        </w:rPr>
       </w:pPr>
       <w:r>
         <w:rPr>
@@ -2834,16 +2846,46 @@
     <w:p>
       <w:pPr>
         <w:pStyle w:val="af"/>
-      </w:pPr>
-      <w:r>
-        <w:t>        # создаем словарь политик</w:t>
-      </w:r>
-    </w:p>
-    <w:p>
-      <w:pPr>
-        <w:pStyle w:val="af"/>
-      </w:pPr>
-      <w:r>
+        <w:rPr>
+          <w:lang w:val="en-US"/>
+        </w:rPr>
+      </w:pPr>
+      <w:r>
+        <w:rPr>
+          <w:lang w:val="en-US"/>
+        </w:rPr>
+        <w:t xml:space="preserve">        # </w:t>
+      </w:r>
+      <w:r>
+        <w:t>создаем</w:t>
+      </w:r>
+      <w:r>
+        <w:rPr>
+          <w:lang w:val="en-US"/>
+        </w:rPr>
+        <w:t xml:space="preserve"> </w:t>
+      </w:r>
+      <w:r>
+        <w:t>словарь</w:t>
+      </w:r>
+      <w:r>
+        <w:rPr>
+          <w:lang w:val="en-US"/>
+        </w:rPr>
+        <w:t xml:space="preserve"> </w:t>
+      </w:r>
+      <w:r>
+        <w:t>политик</w:t>
+      </w:r>
+    </w:p>
+    <w:p>
+      <w:pPr>
+        <w:pStyle w:val="af"/>
+      </w:pPr>
+      <w:r>
+        <w:rPr>
+          <w:lang w:val="en-US"/>
+        </w:rPr>
         <w:t xml:space="preserve">        </w:t>
       </w:r>
       <w:proofErr w:type="spellStart"/>
@@ -2955,202 +2997,188 @@
       </w:r>
       <w:proofErr w:type="spellEnd"/>
       <w:r>
+        <w:t xml:space="preserve"> len(temp) == 0:</w:t>
+      </w:r>
+    </w:p>
+    <w:p>
+      <w:pPr>
+        <w:pStyle w:val="af"/>
+      </w:pPr>
+      <w:r>
+        <w:t xml:space="preserve">            </w:t>
+      </w:r>
+      <w:proofErr w:type="spellStart"/>
+      <w:r>
+        <w:t>return</w:t>
+      </w:r>
+      <w:proofErr w:type="spellEnd"/>
+      <w:r>
+        <w:t xml:space="preserve"> None</w:t>
+      </w:r>
+    </w:p>
+    <w:p>
+      <w:pPr>
+        <w:pStyle w:val="af"/>
+      </w:pPr>
+      <w:r>
+        <w:t xml:space="preserve">        </w:t>
+      </w:r>
+    </w:p>
+    <w:p>
+      <w:pPr>
+        <w:pStyle w:val="af"/>
+      </w:pPr>
+      <w:r>
+        <w:t>        # для всех доступных действий в состоянии</w:t>
+      </w:r>
+    </w:p>
+    <w:p>
+      <w:pPr>
+        <w:pStyle w:val="af"/>
+      </w:pPr>
+      <w:r>
+        <w:t xml:space="preserve">        </w:t>
+      </w:r>
+      <w:proofErr w:type="spellStart"/>
+      <w:r>
+        <w:t>for</w:t>
+      </w:r>
+      <w:proofErr w:type="spellEnd"/>
+      <w:r>
+        <w:t xml:space="preserve"> action </w:t>
+      </w:r>
+      <w:proofErr w:type="spellStart"/>
+      <w:r>
+        <w:t>in</w:t>
+      </w:r>
+      <w:proofErr w:type="spellEnd"/>
+      <w:r>
         <w:t xml:space="preserve"> </w:t>
       </w:r>
       <w:proofErr w:type="spellStart"/>
       <w:r>
-        <w:t>len</w:t>
-      </w:r>
-      <w:proofErr w:type="spellEnd"/>
-      <w:r>
-        <w:t>(</w:t>
-      </w:r>
-      <w:proofErr w:type="spellStart"/>
-      <w:r>
         <w:t>temp</w:t>
       </w:r>
       <w:proofErr w:type="spellEnd"/>
       <w:r>
-        <w:t>) == 0:</w:t>
-      </w:r>
-    </w:p>
-    <w:p>
-      <w:pPr>
-        <w:pStyle w:val="af"/>
+        <w:t>:</w:t>
+      </w:r>
+    </w:p>
+    <w:p>
+      <w:pPr>
+        <w:pStyle w:val="af"/>
+      </w:pPr>
+      <w:r>
+        <w:t>          # вычислить q-ценность и запомнить в элементе словаря с ключ</w:t>
+      </w:r>
+      <w:r>
+        <w:t>о</w:t>
+      </w:r>
+      <w:r>
+        <w:t>м action</w:t>
+      </w:r>
+    </w:p>
+    <w:p>
+      <w:pPr>
+        <w:pStyle w:val="af"/>
+        <w:rPr>
+          <w:lang w:val="en-US"/>
+        </w:rPr>
       </w:pPr>
       <w:r>
         <w:t xml:space="preserve">            </w:t>
       </w:r>
-      <w:proofErr w:type="spellStart"/>
-      <w:r>
-        <w:t>return</w:t>
-      </w:r>
-      <w:proofErr w:type="spellEnd"/>
-      <w:r>
+      <w:r>
+        <w:rPr>
+          <w:lang w:val="en-US"/>
+        </w:rPr>
+        <w:t xml:space="preserve">policy[action] = </w:t>
+      </w:r>
+      <w:proofErr w:type="spellStart"/>
+      <w:proofErr w:type="gramStart"/>
+      <w:r>
+        <w:rPr>
+          <w:lang w:val="en-US"/>
+        </w:rPr>
+        <w:t>self.getQValue</w:t>
+      </w:r>
+      <w:proofErr w:type="spellEnd"/>
+      <w:proofErr w:type="gramEnd"/>
+      <w:r>
+        <w:rPr>
+          <w:lang w:val="en-US"/>
+        </w:rPr>
+        <w:t>(state, action)</w:t>
+      </w:r>
+    </w:p>
+    <w:p>
+      <w:pPr>
+        <w:pStyle w:val="af"/>
+        <w:rPr>
+          <w:lang w:val="en-US"/>
+        </w:rPr>
+      </w:pPr>
+      <w:r>
+        <w:rPr>
+          <w:lang w:val="en-US"/>
+        </w:rPr>
+        <w:t xml:space="preserve">        </w:t>
+      </w:r>
+    </w:p>
+    <w:p>
+      <w:pPr>
+        <w:pStyle w:val="af"/>
+      </w:pPr>
+      <w:r>
+        <w:rPr>
+          <w:lang w:val="en-US"/>
+        </w:rPr>
+        <w:t> </w:t>
+      </w:r>
+      <w:r>
+        <w:rPr>
+          <w:lang w:val="en-US"/>
+        </w:rPr>
         <w:t xml:space="preserve"> </w:t>
       </w:r>
-      <w:proofErr w:type="spellStart"/>
-      <w:r>
-        <w:t>None</w:t>
-      </w:r>
-      <w:proofErr w:type="spellEnd"/>
-    </w:p>
-    <w:p>
-      <w:pPr>
-        <w:pStyle w:val="af"/>
-      </w:pPr>
-      <w:r>
-        <w:t xml:space="preserve">        </w:t>
-      </w:r>
-    </w:p>
-    <w:p>
-      <w:pPr>
-        <w:pStyle w:val="af"/>
-      </w:pPr>
-      <w:r>
-        <w:t>        # для всех доступных действий в состоянии</w:t>
-      </w:r>
-    </w:p>
-    <w:p>
-      <w:pPr>
-        <w:pStyle w:val="af"/>
-      </w:pPr>
-      <w:r>
-        <w:t xml:space="preserve">        </w:t>
-      </w:r>
-      <w:proofErr w:type="spellStart"/>
-      <w:r>
-        <w:t>for</w:t>
-      </w:r>
-      <w:proofErr w:type="spellEnd"/>
-      <w:r>
+      <w:r>
+        <w:rPr>
+          <w:lang w:val="en-US"/>
+        </w:rPr>
+        <w:t> </w:t>
+      </w:r>
+      <w:r>
+        <w:rPr>
+          <w:lang w:val="en-US"/>
+        </w:rPr>
         <w:t xml:space="preserve"> </w:t>
       </w:r>
-      <w:proofErr w:type="spellStart"/>
-      <w:r>
-        <w:t>action</w:t>
-      </w:r>
-      <w:proofErr w:type="spellEnd"/>
-      <w:r>
+      <w:r>
+        <w:rPr>
+          <w:lang w:val="en-US"/>
+        </w:rPr>
+        <w:t> </w:t>
+      </w:r>
+      <w:r>
+        <w:rPr>
+          <w:lang w:val="en-US"/>
+        </w:rPr>
         <w:t xml:space="preserve"> </w:t>
       </w:r>
-      <w:proofErr w:type="spellStart"/>
-      <w:r>
-        <w:t>in</w:t>
-      </w:r>
-      <w:proofErr w:type="spellEnd"/>
-      <w:r>
+      <w:r>
+        <w:rPr>
+          <w:lang w:val="en-US"/>
+        </w:rPr>
+        <w:t> </w:t>
+      </w:r>
+      <w:r>
+        <w:rPr>
+          <w:lang w:val="en-US"/>
+        </w:rPr>
         <w:t xml:space="preserve"> </w:t>
       </w:r>
-      <w:proofErr w:type="spellStart"/>
-      <w:r>
-        <w:t>temp</w:t>
-      </w:r>
-      <w:proofErr w:type="spellEnd"/>
-      <w:r>
-        <w:t>:</w:t>
-      </w:r>
-    </w:p>
-    <w:p>
-      <w:pPr>
-        <w:pStyle w:val="af"/>
-      </w:pPr>
-      <w:r>
-        <w:t>          # вычислить q-ценность и запомнить в элементе словаря с ключ</w:t>
-      </w:r>
-      <w:r>
-        <w:t>о</w:t>
-      </w:r>
-      <w:r>
-        <w:t>м action</w:t>
-      </w:r>
-    </w:p>
-    <w:p>
-      <w:pPr>
-        <w:pStyle w:val="af"/>
-        <w:rPr>
-          <w:lang w:val="en-US"/>
-        </w:rPr>
-      </w:pPr>
-      <w:r>
-        <w:t xml:space="preserve">            </w:t>
-      </w:r>
-      <w:r>
-        <w:rPr>
-          <w:lang w:val="en-US"/>
-        </w:rPr>
-        <w:t xml:space="preserve">policy[action] = </w:t>
-      </w:r>
-      <w:proofErr w:type="spellStart"/>
-      <w:proofErr w:type="gramStart"/>
-      <w:r>
-        <w:rPr>
-          <w:lang w:val="en-US"/>
-        </w:rPr>
-        <w:t>self.getQValue</w:t>
-      </w:r>
-      <w:proofErr w:type="spellEnd"/>
-      <w:proofErr w:type="gramEnd"/>
-      <w:r>
-        <w:rPr>
-          <w:lang w:val="en-US"/>
-        </w:rPr>
-        <w:t>(state, action)</w:t>
-      </w:r>
-    </w:p>
-    <w:p>
-      <w:pPr>
-        <w:pStyle w:val="af"/>
-        <w:rPr>
-          <w:lang w:val="en-US"/>
-        </w:rPr>
-      </w:pPr>
-      <w:r>
-        <w:rPr>
-          <w:lang w:val="en-US"/>
-        </w:rPr>
-        <w:t xml:space="preserve">        </w:t>
-      </w:r>
-    </w:p>
-    <w:p>
-      <w:pPr>
-        <w:pStyle w:val="af"/>
-      </w:pPr>
-      <w:r>
-        <w:rPr>
-          <w:lang w:val="en-US"/>
-        </w:rPr>
-        <w:t> </w:t>
-      </w:r>
-      <w:r>
-        <w:t xml:space="preserve"> </w:t>
-      </w:r>
-      <w:r>
-        <w:rPr>
-          <w:lang w:val="en-US"/>
-        </w:rPr>
-        <w:t> </w:t>
-      </w:r>
-      <w:r>
-        <w:t xml:space="preserve"> </w:t>
-      </w:r>
-      <w:r>
-        <w:rPr>
-          <w:lang w:val="en-US"/>
-        </w:rPr>
-        <w:t> </w:t>
-      </w:r>
-      <w:r>
-        <w:t xml:space="preserve"> </w:t>
-      </w:r>
-      <w:r>
-        <w:rPr>
-          <w:lang w:val="en-US"/>
-        </w:rPr>
-        <w:t> </w:t>
-      </w:r>
-      <w:r>
-        <w:t xml:space="preserve"> # вернуть действие, обеспечивающие максимум q-ценности,</w:t>
+      <w:r>
+        <w:t># вернуть действие, обеспечивающие максимум q-ценности,</w:t>
       </w:r>
       <w:r>
         <w:t xml:space="preserve"> </w:t>
@@ -3443,7 +3471,13 @@
         <w:t>(state, action)</w:t>
       </w:r>
     </w:p>
-    <w:p/>
+    <w:p>
+      <w:pPr>
+        <w:rPr>
+          <w:lang w:val="en-US"/>
+        </w:rPr>
+      </w:pPr>
+    </w:p>
     <w:p>
       <w:r>
         <w:t>Правильность реализации агента была проверена с помощью автооценивателя и успешно прошла все его тесты (рисунок 3.1).</w:t>
@@ -3562,13 +3596,7 @@
         </w:numPr>
       </w:pPr>
       <w:r>
-        <w:t xml:space="preserve">близкий выход (+1), </w:t>
-      </w:r>
-      <w:r>
-        <w:t>перемещение</w:t>
-      </w:r>
-      <w:r>
-        <w:t xml:space="preserve"> вдоль обрыва (-10);</w:t>
+        <w:t>близкий выход (+1), перемещение вдоль обрыва (-10);</w:t>
       </w:r>
     </w:p>
     <w:p>
@@ -3580,13 +3608,7 @@
         </w:numPr>
       </w:pPr>
       <w:r>
-        <w:t xml:space="preserve">близкий выход (+1), </w:t>
-      </w:r>
-      <w:r>
-        <w:t>агент</w:t>
-      </w:r>
-      <w:r>
-        <w:t xml:space="preserve"> избегает обрыва (-10);</w:t>
+        <w:t>близкий выход (+1), агент избегает обрыва (-10);</w:t>
       </w:r>
     </w:p>
     <w:p>
@@ -3598,13 +3620,7 @@
         </w:numPr>
       </w:pPr>
       <w:r>
-        <w:t>дальний выход (+10), перемещ</w:t>
-      </w:r>
-      <w:r>
-        <w:t>ение</w:t>
-      </w:r>
-      <w:r>
-        <w:t xml:space="preserve"> вдоль обрыва (-10);</w:t>
+        <w:t>дальний выход (+10), перемещение вдоль обрыва (-10);</w:t>
       </w:r>
     </w:p>
     <w:p>
@@ -3616,13 +3632,7 @@
         </w:numPr>
       </w:pPr>
       <w:r>
-        <w:t xml:space="preserve">дальний выход (+10), </w:t>
-      </w:r>
-      <w:r>
-        <w:t xml:space="preserve">агент </w:t>
-      </w:r>
-      <w:r>
-        <w:t>избегает обрыва (-10);</w:t>
+        <w:t>дальний выход (+10), агент избегает обрыва (-10);</w:t>
       </w:r>
     </w:p>
     <w:p>
@@ -3634,13 +3644,7 @@
         </w:numPr>
       </w:pPr>
       <w:r>
-        <w:t>агент предпочитает избегать оба выхода и обрыва (</w:t>
-      </w:r>
-      <w:r>
-        <w:t>бесконечное блуждание</w:t>
-      </w:r>
-      <w:r>
-        <w:t>).</w:t>
+        <w:t>агент предпочитает избегать оба выхода и обрыва (бесконечное блуждание).</w:t>
       </w:r>
     </w:p>
     <w:p>
@@ -4726,6 +4730,9 @@
     <w:p>
       <w:pPr>
         <w:pStyle w:val="af"/>
+        <w:rPr>
+          <w:lang w:val="en-US"/>
+        </w:rPr>
       </w:pPr>
       <w:r>
         <w:rPr>
@@ -5017,7 +5024,13 @@
       </w:r>
       <w:proofErr w:type="spellEnd"/>
     </w:p>
-    <w:p/>
+    <w:p>
+      <w:pPr>
+        <w:rPr>
+          <w:lang w:val="en-US"/>
+        </w:rPr>
+      </w:pPr>
+    </w:p>
     <w:p>
       <w:r>
         <w:t>При подобранных значениях программа успешно прошла тестирования автооценивателя (рисунок 3.2).</w:t>
@@ -5100,13 +5113,7 @@
       </w:r>
     </w:p>
     <w:p/>
-    <w:p>
-      <w:pPr>
-        <w:rPr>
-          <w:lang w:val="en-US"/>
-        </w:rPr>
-      </w:pPr>
-    </w:p>
+    <w:p/>
     <w:p>
       <w:pPr>
         <w:pStyle w:val="2"/>
@@ -5143,10 +5150,7 @@
         <w:t>-обучени</w:t>
       </w:r>
       <w:r>
-        <w:t xml:space="preserve">я, </w:t>
-      </w:r>
-      <w:r>
-        <w:t>который обучается на основе собственного опыта взаимодействия со средой</w:t>
+        <w:t>я, который обучается на основе собственного опыта взаимодействия со средой</w:t>
       </w:r>
       <w:r>
         <w:t xml:space="preserve">.  </w:t>
@@ -5178,10 +5182,7 @@
         <w:t xml:space="preserve"> </w:t>
       </w:r>
       <w:r>
-        <w:t>qlearningAgents.py</w:t>
-      </w:r>
-      <w:r>
-        <w:t xml:space="preserve"> были реализованы методы класса </w:t>
+        <w:t xml:space="preserve">qlearningAgents.py были реализованы методы класса </w:t>
       </w:r>
       <w:proofErr w:type="spellStart"/>
       <w:r>
@@ -5267,6 +5268,9 @@
     <w:p>
       <w:pPr>
         <w:pStyle w:val="af"/>
+        <w:rPr>
+          <w:lang w:val="en-US"/>
+        </w:rPr>
       </w:pPr>
       <w:r>
         <w:rPr>
@@ -5278,22 +5282,21 @@
     <w:p>
       <w:pPr>
         <w:pStyle w:val="af"/>
-      </w:pPr>
-      <w:r>
-        <w:t xml:space="preserve">    </w:t>
-      </w:r>
-      <w:proofErr w:type="spellStart"/>
-      <w:r>
-        <w:t>def</w:t>
-      </w:r>
-      <w:proofErr w:type="spellEnd"/>
-      <w:r>
-        <w:t xml:space="preserve"> </w:t>
+        <w:rPr>
+          <w:lang w:val="en-US"/>
+        </w:rPr>
+      </w:pPr>
+      <w:r>
+        <w:rPr>
+          <w:lang w:val="en-US"/>
+        </w:rPr>
+        <w:t xml:space="preserve">    def </w:t>
       </w:r>
       <w:r>
         <w:rPr>
           <w:b/>
           <w:bCs/>
+          <w:lang w:val="en-US"/>
         </w:rPr>
         <w:t>__</w:t>
       </w:r>
@@ -5302,6 +5305,7 @@
         <w:rPr>
           <w:b/>
           <w:bCs/>
+          <w:lang w:val="en-US"/>
         </w:rPr>
         <w:t>init</w:t>
       </w:r>
@@ -5310,6 +5314,7 @@
         <w:rPr>
           <w:b/>
           <w:bCs/>
+          <w:lang w:val="en-US"/>
         </w:rPr>
         <w:t>_</w:t>
       </w:r>
@@ -5318,51 +5323,350 @@
         <w:rPr>
           <w:b/>
           <w:bCs/>
+          <w:lang w:val="en-US"/>
         </w:rPr>
         <w:t>_</w:t>
       </w:r>
       <w:r>
+        <w:rPr>
+          <w:lang w:val="en-US"/>
+        </w:rPr>
         <w:t>(</w:t>
       </w:r>
-      <w:proofErr w:type="spellStart"/>
       <w:proofErr w:type="gramEnd"/>
       <w:r>
+        <w:rPr>
+          <w:lang w:val="en-US"/>
+        </w:rPr>
+        <w:t>self, **</w:t>
+      </w:r>
+      <w:proofErr w:type="spellStart"/>
+      <w:r>
+        <w:rPr>
+          <w:lang w:val="en-US"/>
+        </w:rPr>
+        <w:t>args</w:t>
+      </w:r>
+      <w:proofErr w:type="spellEnd"/>
+      <w:r>
+        <w:rPr>
+          <w:lang w:val="en-US"/>
+        </w:rPr>
+        <w:t>):</w:t>
+      </w:r>
+    </w:p>
+    <w:p>
+      <w:pPr>
+        <w:pStyle w:val="af"/>
+        <w:rPr>
+          <w:lang w:val="en-US"/>
+        </w:rPr>
+      </w:pPr>
+      <w:r>
+        <w:rPr>
+          <w:lang w:val="en-US"/>
+        </w:rPr>
+        <w:t>        "</w:t>
+      </w:r>
+      <w:proofErr w:type="gramStart"/>
+      <w:r>
+        <w:t>Инициализация</w:t>
+      </w:r>
+      <w:r>
+        <w:rPr>
+          <w:lang w:val="en-US"/>
+        </w:rPr>
+        <w:t xml:space="preserve">  Q</w:t>
+      </w:r>
+      <w:proofErr w:type="gramEnd"/>
+      <w:r>
+        <w:rPr>
+          <w:lang w:val="en-US"/>
+        </w:rPr>
+        <w:t>-</w:t>
+      </w:r>
+      <w:r>
+        <w:t>ценностей</w:t>
+      </w:r>
+      <w:r>
+        <w:rPr>
+          <w:lang w:val="en-US"/>
+        </w:rPr>
+        <w:t>"</w:t>
+      </w:r>
+    </w:p>
+    <w:p>
+      <w:pPr>
+        <w:pStyle w:val="af"/>
+        <w:rPr>
+          <w:lang w:val="en-US"/>
+        </w:rPr>
+      </w:pPr>
+      <w:r>
+        <w:rPr>
+          <w:lang w:val="en-US"/>
+        </w:rPr>
+        <w:t xml:space="preserve">        </w:t>
+      </w:r>
+      <w:proofErr w:type="spellStart"/>
+      <w:r>
+        <w:rPr>
+          <w:lang w:val="en-US"/>
+        </w:rPr>
+        <w:t>ReinforcementAgent</w:t>
+      </w:r>
+      <w:proofErr w:type="spellEnd"/>
+      <w:r>
+        <w:rPr>
+          <w:lang w:val="en-US"/>
+        </w:rPr>
+        <w:t>.__</w:t>
+      </w:r>
+      <w:proofErr w:type="spellStart"/>
+      <w:r>
+        <w:rPr>
+          <w:lang w:val="en-US"/>
+        </w:rPr>
+        <w:t>init</w:t>
+      </w:r>
+      <w:proofErr w:type="spellEnd"/>
+      <w:r>
+        <w:rPr>
+          <w:lang w:val="en-US"/>
+        </w:rPr>
+        <w:t>_</w:t>
+      </w:r>
+      <w:proofErr w:type="gramStart"/>
+      <w:r>
+        <w:rPr>
+          <w:lang w:val="en-US"/>
+        </w:rPr>
+        <w:t>_(</w:t>
+      </w:r>
+      <w:proofErr w:type="gramEnd"/>
+      <w:r>
+        <w:rPr>
+          <w:lang w:val="en-US"/>
+        </w:rPr>
+        <w:t>self, **</w:t>
+      </w:r>
+      <w:proofErr w:type="spellStart"/>
+      <w:r>
+        <w:rPr>
+          <w:lang w:val="en-US"/>
+        </w:rPr>
+        <w:t>args</w:t>
+      </w:r>
+      <w:proofErr w:type="spellEnd"/>
+      <w:r>
+        <w:rPr>
+          <w:lang w:val="en-US"/>
+        </w:rPr>
+        <w:t>)</w:t>
+      </w:r>
+    </w:p>
+    <w:p>
+      <w:pPr>
+        <w:pStyle w:val="af"/>
+        <w:rPr>
+          <w:lang w:val="en-US"/>
+        </w:rPr>
+      </w:pPr>
+    </w:p>
+    <w:p>
+      <w:pPr>
+        <w:pStyle w:val="af"/>
+        <w:rPr>
+          <w:lang w:val="en-US"/>
+        </w:rPr>
+      </w:pPr>
+      <w:r>
+        <w:rPr>
+          <w:lang w:val="en-US"/>
+        </w:rPr>
+        <w:t> </w:t>
+      </w:r>
+      <w:r>
+        <w:rPr>
+          <w:lang w:val="en-US"/>
+        </w:rPr>
+        <w:t xml:space="preserve"> </w:t>
+      </w:r>
+      <w:r>
+        <w:rPr>
+          <w:lang w:val="en-US"/>
+        </w:rPr>
+        <w:t> </w:t>
+      </w:r>
+      <w:r>
+        <w:rPr>
+          <w:lang w:val="en-US"/>
+        </w:rPr>
+        <w:t xml:space="preserve"> </w:t>
+      </w:r>
+      <w:r>
+        <w:rPr>
+          <w:lang w:val="en-US"/>
+        </w:rPr>
+        <w:t> </w:t>
+      </w:r>
+      <w:r>
+        <w:rPr>
+          <w:lang w:val="en-US"/>
+        </w:rPr>
+        <w:t xml:space="preserve"> </w:t>
+      </w:r>
+      <w:r>
+        <w:rPr>
+          <w:lang w:val="en-US"/>
+        </w:rPr>
+        <w:t> </w:t>
+      </w:r>
+      <w:proofErr w:type="spellStart"/>
+      <w:proofErr w:type="gramStart"/>
+      <w:r>
+        <w:rPr>
+          <w:lang w:val="en-US"/>
+        </w:rPr>
         <w:t>self</w:t>
       </w:r>
-      <w:proofErr w:type="spellEnd"/>
-      <w:r>
-        <w:t>, **</w:t>
-      </w:r>
-      <w:proofErr w:type="spellStart"/>
-      <w:r>
-        <w:t>args</w:t>
-      </w:r>
-      <w:proofErr w:type="spellEnd"/>
-      <w:r>
-        <w:t>):</w:t>
-      </w:r>
-    </w:p>
-    <w:p>
-      <w:pPr>
-        <w:pStyle w:val="af"/>
-      </w:pPr>
-      <w:r>
-        <w:t>        "</w:t>
-      </w:r>
+      <w:r>
+        <w:rPr>
+          <w:lang w:val="en-US"/>
+        </w:rPr>
+        <w:t>.</w:t>
+      </w:r>
+      <w:r>
+        <w:rPr>
+          <w:lang w:val="en-US"/>
+        </w:rPr>
+        <w:t>values</w:t>
+      </w:r>
+      <w:proofErr w:type="spellEnd"/>
+      <w:proofErr w:type="gramEnd"/>
+      <w:r>
+        <w:rPr>
+          <w:lang w:val="en-US"/>
+        </w:rPr>
+        <w:t xml:space="preserve"> = </w:t>
+      </w:r>
+      <w:proofErr w:type="spellStart"/>
       <w:proofErr w:type="gramStart"/>
       <w:r>
-        <w:t>Инициализация  Q</w:t>
-      </w:r>
+        <w:rPr>
+          <w:lang w:val="en-US"/>
+        </w:rPr>
+        <w:t>util</w:t>
+      </w:r>
+      <w:r>
+        <w:rPr>
+          <w:lang w:val="en-US"/>
+        </w:rPr>
+        <w:t>.</w:t>
+      </w:r>
+      <w:r>
+        <w:rPr>
+          <w:lang w:val="en-US"/>
+        </w:rPr>
+        <w:t>Counter</w:t>
+      </w:r>
+      <w:proofErr w:type="spellEnd"/>
       <w:proofErr w:type="gramEnd"/>
       <w:r>
-        <w:t>-ценностей"</w:t>
-      </w:r>
-    </w:p>
-    <w:p>
-      <w:pPr>
-        <w:pStyle w:val="af"/>
-      </w:pPr>
-      <w:r>
+        <w:rPr>
+          <w:lang w:val="en-US"/>
+        </w:rPr>
+        <w:t xml:space="preserve">() # </w:t>
+      </w:r>
+      <w:r>
+        <w:rPr>
+          <w:lang w:val="en-US"/>
+        </w:rPr>
+        <w:t>Counter</w:t>
+      </w:r>
+      <w:r>
+        <w:rPr>
+          <w:lang w:val="en-US"/>
+        </w:rPr>
+        <w:t xml:space="preserve"> - </w:t>
+      </w:r>
+      <w:r>
+        <w:t>словарь</w:t>
+      </w:r>
+      <w:r>
+        <w:rPr>
+          <w:lang w:val="en-US"/>
+        </w:rPr>
+        <w:t xml:space="preserve"> </w:t>
+      </w:r>
+      <w:r>
+        <w:rPr>
+          <w:lang w:val="en-US"/>
+        </w:rPr>
+        <w:t>q</w:t>
+      </w:r>
+      <w:r>
+        <w:rPr>
+          <w:lang w:val="en-US"/>
+        </w:rPr>
+        <w:t xml:space="preserve"> </w:t>
+      </w:r>
+      <w:r>
+        <w:t>ценностей</w:t>
+      </w:r>
+      <w:r>
+        <w:rPr>
+          <w:lang w:val="en-US"/>
+        </w:rPr>
+        <w:t xml:space="preserve">, </w:t>
+      </w:r>
+      <w:r>
+        <w:t>по</w:t>
+      </w:r>
+      <w:r>
+        <w:rPr>
+          <w:lang w:val="en-US"/>
+        </w:rPr>
+        <w:t xml:space="preserve"> </w:t>
+      </w:r>
+      <w:r>
+        <w:t>умолчанию</w:t>
+      </w:r>
+      <w:r>
+        <w:rPr>
+          <w:lang w:val="en-US"/>
+        </w:rPr>
+        <w:t xml:space="preserve"> </w:t>
+      </w:r>
+      <w:r>
+        <w:t>содержит</w:t>
+      </w:r>
+      <w:r>
+        <w:rPr>
+          <w:lang w:val="en-US"/>
+        </w:rPr>
+        <w:t xml:space="preserve"> 0</w:t>
+      </w:r>
+    </w:p>
+    <w:p>
+      <w:pPr>
+        <w:pStyle w:val="af"/>
+        <w:rPr>
+          <w:lang w:val="en-US"/>
+        </w:rPr>
+      </w:pPr>
+    </w:p>
+    <w:p>
+      <w:pPr>
+        <w:pStyle w:val="af"/>
+        <w:rPr>
+          <w:lang w:val="en-US"/>
+        </w:rPr>
+      </w:pPr>
+      <w:r>
+        <w:rPr>
+          <w:lang w:val="en-US"/>
+        </w:rPr>
         <w:t xml:space="preserve">        </w:t>
       </w:r>
       <w:proofErr w:type="spellStart"/>
@@ -5371,186 +5675,14 @@
         <w:rPr>
           <w:lang w:val="en-US"/>
         </w:rPr>
-        <w:t>ReinforcementAgent</w:t>
-      </w:r>
-      <w:proofErr w:type="spellEnd"/>
-      <w:r>
-        <w:rPr>
-          <w:lang w:val="en-US"/>
-        </w:rPr>
-        <w:t>._</w:t>
-      </w:r>
+        <w:t>self.qVals</w:t>
+      </w:r>
+      <w:proofErr w:type="spellEnd"/>
       <w:proofErr w:type="gramEnd"/>
       <w:r>
         <w:rPr>
           <w:lang w:val="en-US"/>
         </w:rPr>
-        <w:t>_</w:t>
-      </w:r>
-      <w:proofErr w:type="spellStart"/>
-      <w:r>
-        <w:rPr>
-          <w:lang w:val="en-US"/>
-        </w:rPr>
-        <w:t>init</w:t>
-      </w:r>
-      <w:proofErr w:type="spellEnd"/>
-      <w:r>
-        <w:rPr>
-          <w:lang w:val="en-US"/>
-        </w:rPr>
-        <w:t>_</w:t>
-      </w:r>
-      <w:proofErr w:type="gramStart"/>
-      <w:r>
-        <w:rPr>
-          <w:lang w:val="en-US"/>
-        </w:rPr>
-        <w:t>_(</w:t>
-      </w:r>
-      <w:proofErr w:type="gramEnd"/>
-      <w:r>
-        <w:rPr>
-          <w:lang w:val="en-US"/>
-        </w:rPr>
-        <w:t>self, **</w:t>
-      </w:r>
-      <w:proofErr w:type="spellStart"/>
-      <w:r>
-        <w:rPr>
-          <w:lang w:val="en-US"/>
-        </w:rPr>
-        <w:t>args</w:t>
-      </w:r>
-      <w:proofErr w:type="spellEnd"/>
-      <w:r>
-        <w:rPr>
-          <w:lang w:val="en-US"/>
-        </w:rPr>
-        <w:t>)</w:t>
-      </w:r>
-    </w:p>
-    <w:p>
-      <w:pPr>
-        <w:pStyle w:val="af"/>
-      </w:pPr>
-    </w:p>
-    <w:p>
-      <w:pPr>
-        <w:pStyle w:val="af"/>
-      </w:pPr>
-      <w:r>
-        <w:rPr>
-          <w:lang w:val="en-US"/>
-        </w:rPr>
-        <w:t> </w:t>
-      </w:r>
-      <w:r>
-        <w:t xml:space="preserve"> </w:t>
-      </w:r>
-      <w:r>
-        <w:rPr>
-          <w:lang w:val="en-US"/>
-        </w:rPr>
-        <w:t> </w:t>
-      </w:r>
-      <w:r>
-        <w:t xml:space="preserve"> </w:t>
-      </w:r>
-      <w:r>
-        <w:rPr>
-          <w:lang w:val="en-US"/>
-        </w:rPr>
-        <w:t> </w:t>
-      </w:r>
-      <w:r>
-        <w:t xml:space="preserve"> </w:t>
-      </w:r>
-      <w:r>
-        <w:rPr>
-          <w:lang w:val="en-US"/>
-        </w:rPr>
-        <w:t> </w:t>
-      </w:r>
-      <w:proofErr w:type="gramStart"/>
-      <w:r>
-        <w:rPr>
-          <w:lang w:val="en-US"/>
-        </w:rPr>
-        <w:t>self</w:t>
-      </w:r>
-      <w:r>
-        <w:t>.</w:t>
-      </w:r>
-      <w:r>
-        <w:rPr>
-          <w:lang w:val="en-US"/>
-        </w:rPr>
-        <w:t>values</w:t>
-      </w:r>
-      <w:proofErr w:type="gramEnd"/>
-      <w:r>
-        <w:t xml:space="preserve"> = </w:t>
-      </w:r>
-      <w:proofErr w:type="gramStart"/>
-      <w:r>
-        <w:rPr>
-          <w:lang w:val="en-US"/>
-        </w:rPr>
-        <w:t>util</w:t>
-      </w:r>
-      <w:r>
-        <w:t>.</w:t>
-      </w:r>
-      <w:r>
-        <w:rPr>
-          <w:lang w:val="en-US"/>
-        </w:rPr>
-        <w:t>Counter</w:t>
-      </w:r>
-      <w:proofErr w:type="gramEnd"/>
-      <w:r>
-        <w:t xml:space="preserve">() # </w:t>
-      </w:r>
-      <w:r>
-        <w:rPr>
-          <w:lang w:val="en-US"/>
-        </w:rPr>
-        <w:t>Counter</w:t>
-      </w:r>
-      <w:r>
-        <w:t xml:space="preserve"> - словарь </w:t>
-      </w:r>
-      <w:r>
-        <w:rPr>
-          <w:lang w:val="en-US"/>
-        </w:rPr>
-        <w:t>q</w:t>
-      </w:r>
-      <w:r>
-        <w:t xml:space="preserve"> ценностей, по умолчанию содержит 0</w:t>
-      </w:r>
-    </w:p>
-    <w:p>
-      <w:pPr>
-        <w:pStyle w:val="af"/>
-      </w:pPr>
-    </w:p>
-    <w:p>
-      <w:pPr>
-        <w:pStyle w:val="af"/>
-      </w:pPr>
-      <w:r>
-        <w:t xml:space="preserve">        </w:t>
-      </w:r>
-      <w:proofErr w:type="spellStart"/>
-      <w:proofErr w:type="gramStart"/>
-      <w:r>
-        <w:t>self.qVals</w:t>
-      </w:r>
-      <w:proofErr w:type="spellEnd"/>
-      <w:proofErr w:type="gramEnd"/>
-      <w:r>
         <w:t xml:space="preserve"> = {}</w:t>
       </w:r>
     </w:p>
@@ -5562,6 +5694,9 @@
         </w:rPr>
       </w:pPr>
       <w:r>
+        <w:rPr>
+          <w:lang w:val="en-US"/>
+        </w:rPr>
         <w:t xml:space="preserve">        </w:t>
       </w:r>
       <w:proofErr w:type="spellStart"/>
@@ -5673,7 +5808,10 @@
         <w:rPr>
           <w:lang w:val="en-US"/>
         </w:rPr>
-        <w:t xml:space="preserve">    def </w:t>
+        <w:t>    def</w:t>
+      </w:r>
+      <w:r>
+        <w:t xml:space="preserve"> </w:t>
       </w:r>
       <w:proofErr w:type="spellStart"/>
       <w:proofErr w:type="gramStart"/>
@@ -5687,9 +5825,6 @@
       </w:r>
       <w:proofErr w:type="spellEnd"/>
       <w:r>
-        <w:rPr>
-          <w:lang w:val="en-US"/>
-        </w:rPr>
         <w:t>(</w:t>
       </w:r>
       <w:proofErr w:type="gramEnd"/>
@@ -5697,7 +5832,19 @@
         <w:rPr>
           <w:lang w:val="en-US"/>
         </w:rPr>
-        <w:t>self, state):</w:t>
+        <w:t>self</w:t>
+      </w:r>
+      <w:r>
+        <w:t xml:space="preserve">, </w:t>
+      </w:r>
+      <w:r>
+        <w:rPr>
+          <w:lang w:val="en-US"/>
+        </w:rPr>
+        <w:t>state</w:t>
+      </w:r>
+      <w:r>
+        <w:t>):</w:t>
       </w:r>
     </w:p>
     <w:p>
@@ -5935,56 +6082,62 @@
     <w:p>
       <w:pPr>
         <w:pStyle w:val="af"/>
+        <w:rPr>
+          <w:lang w:val="en-US"/>
+        </w:rPr>
       </w:pPr>
       <w:r>
         <w:t xml:space="preserve">        </w:t>
       </w:r>
-      <w:proofErr w:type="spellStart"/>
-      <w:r>
-        <w:t>return</w:t>
-      </w:r>
-      <w:proofErr w:type="spellEnd"/>
-      <w:r>
-        <w:t xml:space="preserve"> </w:t>
-      </w:r>
-      <w:proofErr w:type="spellStart"/>
+      <w:r>
+        <w:rPr>
+          <w:lang w:val="en-US"/>
+        </w:rPr>
+        <w:t xml:space="preserve">return </w:t>
+      </w:r>
       <w:proofErr w:type="gramStart"/>
       <w:r>
-        <w:t>max</w:t>
-      </w:r>
-      <w:proofErr w:type="spellEnd"/>
-      <w:r>
-        <w:t>(</w:t>
+        <w:rPr>
+          <w:lang w:val="en-US"/>
+        </w:rPr>
+        <w:t>max(</w:t>
       </w:r>
       <w:proofErr w:type="spellStart"/>
       <w:proofErr w:type="gramEnd"/>
       <w:r>
+        <w:rPr>
+          <w:lang w:val="en-US"/>
+        </w:rPr>
         <w:t>Qvalue_state</w:t>
       </w:r>
       <w:proofErr w:type="spellEnd"/>
       <w:r>
+        <w:rPr>
+          <w:lang w:val="en-US"/>
+        </w:rPr>
         <w:t>)</w:t>
       </w:r>
     </w:p>
     <w:p>
       <w:pPr>
         <w:pStyle w:val="af"/>
-      </w:pPr>
-    </w:p>
-    <w:p>
-      <w:pPr>
-        <w:pStyle w:val="af"/>
-      </w:pPr>
-      <w:r>
-        <w:t xml:space="preserve">    </w:t>
-      </w:r>
-      <w:proofErr w:type="spellStart"/>
-      <w:r>
-        <w:t>def</w:t>
-      </w:r>
-      <w:proofErr w:type="spellEnd"/>
-      <w:r>
-        <w:t xml:space="preserve"> </w:t>
+        <w:rPr>
+          <w:lang w:val="en-US"/>
+        </w:rPr>
+      </w:pPr>
+    </w:p>
+    <w:p>
+      <w:pPr>
+        <w:pStyle w:val="af"/>
+        <w:rPr>
+          <w:lang w:val="en-US"/>
+        </w:rPr>
+      </w:pPr>
+      <w:r>
+        <w:rPr>
+          <w:lang w:val="en-US"/>
+        </w:rPr>
+        <w:t xml:space="preserve">    def </w:t>
       </w:r>
       <w:proofErr w:type="spellStart"/>
       <w:proofErr w:type="gramStart"/>
@@ -5992,37 +6145,37 @@
         <w:rPr>
           <w:b/>
           <w:bCs/>
+          <w:lang w:val="en-US"/>
         </w:rPr>
         <w:t>computeActionFromQValues</w:t>
       </w:r>
       <w:proofErr w:type="spellEnd"/>
       <w:r>
+        <w:rPr>
+          <w:lang w:val="en-US"/>
+        </w:rPr>
         <w:t>(</w:t>
       </w:r>
-      <w:proofErr w:type="spellStart"/>
       <w:proofErr w:type="gramEnd"/>
       <w:r>
-        <w:t>self</w:t>
-      </w:r>
-      <w:proofErr w:type="spellEnd"/>
-      <w:r>
-        <w:t xml:space="preserve">, </w:t>
-      </w:r>
-      <w:proofErr w:type="spellStart"/>
-      <w:r>
-        <w:t>state</w:t>
-      </w:r>
-      <w:proofErr w:type="spellEnd"/>
-      <w:r>
-        <w:t>):</w:t>
-      </w:r>
-    </w:p>
-    <w:p>
-      <w:pPr>
-        <w:pStyle w:val="af"/>
-      </w:pPr>
-      <w:r>
-        <w:t xml:space="preserve">        # если состояние не имеет допустимых действий, возвращаем </w:t>
+        <w:rPr>
+          <w:lang w:val="en-US"/>
+        </w:rPr>
+        <w:t>self, state):</w:t>
+      </w:r>
+    </w:p>
+    <w:p>
+      <w:pPr>
+        <w:pStyle w:val="af"/>
+      </w:pPr>
+      <w:r>
+        <w:rPr>
+          <w:lang w:val="en-US"/>
+        </w:rPr>
+        <w:t xml:space="preserve">        </w:t>
+      </w:r>
+      <w:r>
+        <w:t xml:space="preserve"># если состояние не имеет допустимых действий, возвращаем </w:t>
       </w:r>
       <w:proofErr w:type="spellStart"/>
       <w:r>
@@ -6093,13 +6246,8 @@
       </w:r>
       <w:proofErr w:type="spellEnd"/>
       <w:r>
-        <w:t xml:space="preserve"> </w:t>
-      </w:r>
-      <w:proofErr w:type="spellStart"/>
-      <w:r>
-        <w:t>None</w:t>
-      </w:r>
-      <w:proofErr w:type="spellEnd"/>
+        <w:t xml:space="preserve"> None</w:t>
+      </w:r>
     </w:p>
     <w:p>
       <w:pPr>
@@ -6625,13 +6773,7 @@
         <w:rPr>
           <w:lang w:val="en-US"/>
         </w:rPr>
-        <w:t xml:space="preserve">  </w:t>
-      </w:r>
-      <w:r>
-        <w:rPr>
-          <w:lang w:val="en-US"/>
-        </w:rPr>
-        <w:t xml:space="preserve"> </w:t>
+        <w:t xml:space="preserve">   </w:t>
       </w:r>
       <w:proofErr w:type="spellStart"/>
       <w:proofErr w:type="gramStart"/>
@@ -6926,7 +7068,13 @@
         <w:t>(state)</w:t>
       </w:r>
     </w:p>
-    <w:p/>
+    <w:p>
+      <w:pPr>
+        <w:rPr>
+          <w:lang w:val="en-US"/>
+        </w:rPr>
+      </w:pPr>
+    </w:p>
     <w:p>
       <w:r>
         <w:t>Правильность реализации агента была успешно проверена с помощью запуска автооценивателя (рисунок 3.3).</w:t>
@@ -7093,7 +7241,6 @@
           <w:rFonts w:eastAsia="Times New Roman" w:cs="Times New Roman"/>
           <w:color w:val="000000"/>
           <w:szCs w:val="28"/>
-          <w:lang w:val="en-US"/>
         </w:rPr>
       </w:pPr>
       <w:r>
@@ -7118,10 +7265,7 @@
       </w:r>
       <w:proofErr w:type="spellEnd"/>
       <w:r>
-        <w:t xml:space="preserve"> был написан</w:t>
-      </w:r>
-      <w:r>
-        <w:t xml:space="preserve"> метод</w:t>
+        <w:t xml:space="preserve"> был написан метод</w:t>
       </w:r>
       <w:r>
         <w:rPr>
@@ -7190,7 +7334,6 @@
           <w:rFonts w:eastAsia="Times New Roman" w:cs="Times New Roman"/>
           <w:color w:val="000000"/>
           <w:szCs w:val="28"/>
-          <w:lang w:val="en-US"/>
         </w:rPr>
       </w:pPr>
     </w:p>
@@ -7261,63 +7404,69 @@
     <w:p>
       <w:pPr>
         <w:pStyle w:val="af"/>
+        <w:rPr>
+          <w:lang w:val="en-US"/>
+        </w:rPr>
       </w:pPr>
       <w:r>
         <w:t xml:space="preserve">        </w:t>
       </w:r>
       <w:proofErr w:type="spellStart"/>
       <w:r>
+        <w:rPr>
+          <w:lang w:val="en-US"/>
+        </w:rPr>
         <w:t>legalActions</w:t>
       </w:r>
       <w:proofErr w:type="spellEnd"/>
       <w:r>
+        <w:rPr>
+          <w:lang w:val="en-US"/>
+        </w:rPr>
         <w:t xml:space="preserve"> = </w:t>
       </w:r>
       <w:proofErr w:type="spellStart"/>
       <w:proofErr w:type="gramStart"/>
       <w:r>
+        <w:rPr>
+          <w:lang w:val="en-US"/>
+        </w:rPr>
         <w:t>self.getLegalActions</w:t>
       </w:r>
       <w:proofErr w:type="spellEnd"/>
       <w:proofErr w:type="gramEnd"/>
       <w:r>
-        <w:t>(</w:t>
-      </w:r>
-      <w:proofErr w:type="spellStart"/>
-      <w:r>
-        <w:t>state</w:t>
-      </w:r>
-      <w:proofErr w:type="spellEnd"/>
-      <w:r>
-        <w:t>)</w:t>
-      </w:r>
-    </w:p>
-    <w:p>
-      <w:pPr>
-        <w:pStyle w:val="af"/>
-      </w:pPr>
-      <w:r>
-        <w:t xml:space="preserve">        </w:t>
-      </w:r>
-      <w:proofErr w:type="spellStart"/>
-      <w:r>
-        <w:t>action</w:t>
-      </w:r>
-      <w:proofErr w:type="spellEnd"/>
-      <w:r>
-        <w:t xml:space="preserve"> = </w:t>
-      </w:r>
-      <w:proofErr w:type="spellStart"/>
-      <w:r>
-        <w:t>None</w:t>
-      </w:r>
-      <w:proofErr w:type="spellEnd"/>
-    </w:p>
-    <w:p>
-      <w:pPr>
-        <w:pStyle w:val="af"/>
-      </w:pPr>
-      <w:r>
+        <w:rPr>
+          <w:lang w:val="en-US"/>
+        </w:rPr>
+        <w:t>(state)</w:t>
+      </w:r>
+    </w:p>
+    <w:p>
+      <w:pPr>
+        <w:pStyle w:val="af"/>
+        <w:rPr>
+          <w:lang w:val="en-US"/>
+        </w:rPr>
+      </w:pPr>
+      <w:r>
+        <w:rPr>
+          <w:lang w:val="en-US"/>
+        </w:rPr>
+        <w:t>        action = None</w:t>
+      </w:r>
+    </w:p>
+    <w:p>
+      <w:pPr>
+        <w:pStyle w:val="af"/>
+        <w:rPr>
+          <w:lang w:val="en-US"/>
+        </w:rPr>
+      </w:pPr>
+      <w:r>
+        <w:rPr>
+          <w:lang w:val="en-US"/>
+        </w:rPr>
         <w:t xml:space="preserve">        </w:t>
       </w:r>
     </w:p>
@@ -7330,6 +7479,9 @@
         </w:rPr>
       </w:pPr>
       <w:r>
+        <w:rPr>
+          <w:lang w:val="en-US"/>
+        </w:rPr>
         <w:t xml:space="preserve">        </w:t>
       </w:r>
       <w:r>
@@ -7359,184 +7511,203 @@
     <w:p>
       <w:pPr>
         <w:pStyle w:val="af"/>
+        <w:rPr>
+          <w:lang w:val="en-US"/>
+        </w:rPr>
       </w:pPr>
       <w:r>
         <w:t xml:space="preserve">        </w:t>
       </w:r>
-      <w:proofErr w:type="spellStart"/>
-      <w:r>
-        <w:t>if</w:t>
-      </w:r>
-      <w:proofErr w:type="spellEnd"/>
-      <w:r>
+      <w:r>
+        <w:rPr>
+          <w:lang w:val="en-US"/>
+        </w:rPr>
+        <w:t xml:space="preserve">if </w:t>
+      </w:r>
+      <w:proofErr w:type="spellStart"/>
+      <w:proofErr w:type="gramStart"/>
+      <w:r>
+        <w:rPr>
+          <w:lang w:val="en-US"/>
+        </w:rPr>
+        <w:t>util.flipCoin</w:t>
+      </w:r>
+      <w:proofErr w:type="spellEnd"/>
+      <w:proofErr w:type="gramEnd"/>
+      <w:r>
+        <w:rPr>
+          <w:lang w:val="en-US"/>
+        </w:rPr>
+        <w:t>(</w:t>
+      </w:r>
+      <w:proofErr w:type="spellStart"/>
+      <w:proofErr w:type="gramStart"/>
+      <w:r>
+        <w:rPr>
+          <w:lang w:val="en-US"/>
+        </w:rPr>
+        <w:t>self.epsilon</w:t>
+      </w:r>
+      <w:proofErr w:type="spellEnd"/>
+      <w:proofErr w:type="gramEnd"/>
+      <w:r>
+        <w:rPr>
+          <w:lang w:val="en-US"/>
+        </w:rPr>
+        <w:t>):</w:t>
+      </w:r>
+    </w:p>
+    <w:p>
+      <w:pPr>
+        <w:pStyle w:val="af"/>
+      </w:pPr>
+      <w:r>
+        <w:rPr>
+          <w:lang w:val="en-US"/>
+        </w:rPr>
+        <w:t xml:space="preserve">            </w:t>
+      </w:r>
+      <w:r>
+        <w:t xml:space="preserve"># с вероятностью </w:t>
+      </w:r>
+      <w:proofErr w:type="spellStart"/>
+      <w:r>
+        <w:t>epsilon</w:t>
+      </w:r>
+      <w:proofErr w:type="spellEnd"/>
+      <w:r>
+        <w:t xml:space="preserve"> выбираем случайное действие</w:t>
+      </w:r>
+    </w:p>
+    <w:p>
+      <w:pPr>
+        <w:pStyle w:val="af"/>
+        <w:rPr>
+          <w:lang w:val="en-US"/>
+        </w:rPr>
+      </w:pPr>
+      <w:r>
+        <w:t xml:space="preserve">            </w:t>
+      </w:r>
+      <w:r>
+        <w:rPr>
+          <w:lang w:val="en-US"/>
+        </w:rPr>
+        <w:t xml:space="preserve">action = </w:t>
+      </w:r>
+      <w:proofErr w:type="spellStart"/>
+      <w:proofErr w:type="gramStart"/>
+      <w:r>
+        <w:rPr>
+          <w:lang w:val="en-US"/>
+        </w:rPr>
+        <w:t>random.choice</w:t>
+      </w:r>
+      <w:proofErr w:type="spellEnd"/>
+      <w:proofErr w:type="gramEnd"/>
+      <w:r>
+        <w:rPr>
+          <w:lang w:val="en-US"/>
+        </w:rPr>
+        <w:t>(</w:t>
+      </w:r>
+      <w:proofErr w:type="spellStart"/>
+      <w:r>
+        <w:rPr>
+          <w:lang w:val="en-US"/>
+        </w:rPr>
+        <w:t>legalActions</w:t>
+      </w:r>
+      <w:proofErr w:type="spellEnd"/>
+      <w:r>
+        <w:rPr>
+          <w:lang w:val="en-US"/>
+        </w:rPr>
+        <w:t>)</w:t>
+      </w:r>
+    </w:p>
+    <w:p>
+      <w:pPr>
+        <w:pStyle w:val="af"/>
+        <w:rPr>
+          <w:lang w:val="en-US"/>
+        </w:rPr>
+      </w:pPr>
+      <w:r>
+        <w:rPr>
+          <w:lang w:val="en-US"/>
+        </w:rPr>
+        <w:t>        else:</w:t>
+      </w:r>
+    </w:p>
+    <w:p>
+      <w:pPr>
+        <w:pStyle w:val="af"/>
+        <w:rPr>
+          <w:lang w:val="en-US"/>
+        </w:rPr>
+      </w:pPr>
+      <w:r>
+        <w:rPr>
+          <w:lang w:val="en-US"/>
+        </w:rPr>
+        <w:t xml:space="preserve">            # </w:t>
+      </w:r>
+      <w:r>
+        <w:t>иначе</w:t>
+      </w:r>
+      <w:r>
+        <w:rPr>
+          <w:lang w:val="en-US"/>
+        </w:rPr>
         <w:t xml:space="preserve"> </w:t>
       </w:r>
+      <w:r>
+        <w:t>выбираем</w:t>
+      </w:r>
+      <w:r>
+        <w:rPr>
+          <w:lang w:val="en-US"/>
+        </w:rPr>
+        <w:t xml:space="preserve"> </w:t>
+      </w:r>
+      <w:r>
+        <w:t>лучшее</w:t>
+      </w:r>
+      <w:r>
+        <w:rPr>
+          <w:lang w:val="en-US"/>
+        </w:rPr>
+        <w:t xml:space="preserve"> </w:t>
+      </w:r>
+      <w:r>
+        <w:t>действие</w:t>
+      </w:r>
+    </w:p>
+    <w:p>
+      <w:pPr>
+        <w:pStyle w:val="af"/>
+        <w:rPr>
+          <w:lang w:val="en-US"/>
+        </w:rPr>
+      </w:pPr>
+      <w:r>
+        <w:rPr>
+          <w:lang w:val="en-US"/>
+        </w:rPr>
+        <w:t xml:space="preserve">            action = </w:t>
+      </w:r>
       <w:proofErr w:type="spellStart"/>
       <w:proofErr w:type="gramStart"/>
       <w:r>
-        <w:t>util.flipCoin</w:t>
+        <w:rPr>
+          <w:lang w:val="en-US"/>
+        </w:rPr>
+        <w:t>self.computeActionFromQValues</w:t>
       </w:r>
       <w:proofErr w:type="spellEnd"/>
       <w:proofErr w:type="gramEnd"/>
       <w:r>
-        <w:t>(</w:t>
-      </w:r>
-      <w:proofErr w:type="spellStart"/>
-      <w:proofErr w:type="gramStart"/>
-      <w:r>
-        <w:t>self.epsilon</w:t>
-      </w:r>
-      <w:proofErr w:type="spellEnd"/>
-      <w:proofErr w:type="gramEnd"/>
-      <w:r>
-        <w:t>):</w:t>
-      </w:r>
-    </w:p>
-    <w:p>
-      <w:pPr>
-        <w:pStyle w:val="af"/>
-      </w:pPr>
-      <w:r>
-        <w:t xml:space="preserve">            # с вероятностью </w:t>
-      </w:r>
-      <w:proofErr w:type="spellStart"/>
-      <w:r>
-        <w:t>epsilon</w:t>
-      </w:r>
-      <w:proofErr w:type="spellEnd"/>
-      <w:r>
-        <w:t xml:space="preserve"> выбираем случайное действие</w:t>
-      </w:r>
-    </w:p>
-    <w:p>
-      <w:pPr>
-        <w:pStyle w:val="af"/>
-        <w:rPr>
-          <w:lang w:val="en-US"/>
-        </w:rPr>
-      </w:pPr>
-      <w:r>
-        <w:t xml:space="preserve">            </w:t>
-      </w:r>
-      <w:r>
-        <w:rPr>
-          <w:lang w:val="en-US"/>
-        </w:rPr>
-        <w:t xml:space="preserve">action = </w:t>
-      </w:r>
-      <w:proofErr w:type="spellStart"/>
-      <w:proofErr w:type="gramStart"/>
-      <w:r>
-        <w:rPr>
-          <w:lang w:val="en-US"/>
-        </w:rPr>
-        <w:t>random.choice</w:t>
-      </w:r>
-      <w:proofErr w:type="spellEnd"/>
-      <w:proofErr w:type="gramEnd"/>
-      <w:r>
-        <w:rPr>
-          <w:lang w:val="en-US"/>
-        </w:rPr>
-        <w:t>(</w:t>
-      </w:r>
-      <w:proofErr w:type="spellStart"/>
-      <w:r>
-        <w:rPr>
-          <w:lang w:val="en-US"/>
-        </w:rPr>
-        <w:t>legalActions</w:t>
-      </w:r>
-      <w:proofErr w:type="spellEnd"/>
-      <w:r>
-        <w:rPr>
-          <w:lang w:val="en-US"/>
-        </w:rPr>
-        <w:t>)</w:t>
-      </w:r>
-    </w:p>
-    <w:p>
-      <w:pPr>
-        <w:pStyle w:val="af"/>
-        <w:rPr>
-          <w:lang w:val="en-US"/>
-        </w:rPr>
-      </w:pPr>
-      <w:r>
-        <w:rPr>
-          <w:lang w:val="en-US"/>
-        </w:rPr>
-        <w:t>        else:</w:t>
-      </w:r>
-    </w:p>
-    <w:p>
-      <w:pPr>
-        <w:pStyle w:val="af"/>
-        <w:rPr>
-          <w:lang w:val="en-US"/>
-        </w:rPr>
-      </w:pPr>
-      <w:r>
-        <w:rPr>
-          <w:lang w:val="en-US"/>
-        </w:rPr>
-        <w:t xml:space="preserve">            # </w:t>
-      </w:r>
-      <w:r>
-        <w:t>иначе</w:t>
-      </w:r>
-      <w:r>
-        <w:rPr>
-          <w:lang w:val="en-US"/>
-        </w:rPr>
-        <w:t xml:space="preserve"> </w:t>
-      </w:r>
-      <w:r>
-        <w:t>выбираем</w:t>
-      </w:r>
-      <w:r>
-        <w:rPr>
-          <w:lang w:val="en-US"/>
-        </w:rPr>
-        <w:t xml:space="preserve"> </w:t>
-      </w:r>
-      <w:r>
-        <w:t>лучшее</w:t>
-      </w:r>
-      <w:r>
-        <w:rPr>
-          <w:lang w:val="en-US"/>
-        </w:rPr>
-        <w:t xml:space="preserve"> </w:t>
-      </w:r>
-      <w:r>
-        <w:t>действие</w:t>
-      </w:r>
-    </w:p>
-    <w:p>
-      <w:pPr>
-        <w:pStyle w:val="af"/>
-        <w:rPr>
-          <w:lang w:val="en-US"/>
-        </w:rPr>
-      </w:pPr>
-      <w:r>
-        <w:rPr>
-          <w:lang w:val="en-US"/>
-        </w:rPr>
-        <w:t xml:space="preserve">            action = </w:t>
-      </w:r>
-      <w:proofErr w:type="spellStart"/>
-      <w:proofErr w:type="gramStart"/>
-      <w:r>
-        <w:rPr>
-          <w:lang w:val="en-US"/>
-        </w:rPr>
-        <w:t>self.computeActionFromQValues</w:t>
-      </w:r>
-      <w:proofErr w:type="spellEnd"/>
-      <w:proofErr w:type="gramEnd"/>
-      <w:r>
         <w:rPr>
           <w:lang w:val="en-US"/>
         </w:rPr>
@@ -7560,6 +7731,9 @@
     <w:p>
       <w:pPr>
         <w:pStyle w:val="af"/>
+        <w:rPr>
+          <w:lang w:val="en-US"/>
+        </w:rPr>
       </w:pPr>
       <w:r>
         <w:rPr>
@@ -7567,19 +7741,12 @@
         </w:rPr>
         <w:t xml:space="preserve">        </w:t>
       </w:r>
-      <w:proofErr w:type="spellStart"/>
-      <w:r>
-        <w:t>return</w:t>
-      </w:r>
-      <w:proofErr w:type="spellEnd"/>
-      <w:r>
-        <w:t xml:space="preserve"> </w:t>
-      </w:r>
-      <w:proofErr w:type="spellStart"/>
-      <w:r>
-        <w:t>action</w:t>
-      </w:r>
-      <w:proofErr w:type="spellEnd"/>
+      <w:r>
+        <w:rPr>
+          <w:lang w:val="en-US"/>
+        </w:rPr>
+        <w:t>return action</w:t>
+      </w:r>
     </w:p>
     <w:p>
       <w:pPr>
@@ -7587,6 +7754,7 @@
           <w:rFonts w:eastAsia="Times New Roman" w:cs="Times New Roman"/>
           <w:color w:val="000000"/>
           <w:szCs w:val="28"/>
+          <w:lang w:val="en-US"/>
         </w:rPr>
       </w:pPr>
     </w:p>
@@ -7703,6 +7871,7 @@
           <w:rFonts w:eastAsia="Times New Roman" w:cs="Times New Roman"/>
           <w:color w:val="000000"/>
           <w:szCs w:val="28"/>
+          <w:lang w:val="en-US"/>
         </w:rPr>
       </w:pPr>
       <w:r>
@@ -7725,7 +7894,6 @@
       </w:r>
       <w:proofErr w:type="spellEnd"/>
     </w:p>
-    <w:p/>
     <w:p/>
     <w:p/>
     <w:p>
@@ -7743,8 +7911,250 @@
     <w:p/>
     <w:p>
       <w:r>
+        <w:rPr>
+          <w:lang w:val="en-US"/>
+        </w:rPr>
+        <w:t>Q</w:t>
+      </w:r>
+      <w:r>
+        <w:t>-</w:t>
+      </w:r>
+      <w:r>
+        <w:t>обучение также применимо для другого агента – Пакман. Он реализован в классе</w:t>
+      </w:r>
+      <w:r>
+        <w:t xml:space="preserve"> </w:t>
+      </w:r>
+      <w:proofErr w:type="spellStart"/>
+      <w:r>
+        <w:rPr>
+          <w:rFonts w:ascii="Courier New" w:hAnsi="Courier New" w:cs="Courier New"/>
+          <w:sz w:val="24"/>
+          <w:szCs w:val="20"/>
+        </w:rPr>
+        <w:t>PacmanQAgent</w:t>
+      </w:r>
+      <w:proofErr w:type="spellEnd"/>
+      <w:r>
+        <w:t>,</w:t>
+      </w:r>
+      <w:r>
+        <w:rPr>
+          <w:b/>
+          <w:bCs/>
+        </w:rPr>
+        <w:t xml:space="preserve"> </w:t>
+      </w:r>
+      <w:r>
+        <w:t>наследующем определения класса</w:t>
+      </w:r>
+      <w:r>
+        <w:t xml:space="preserve"> </w:t>
+      </w:r>
+      <w:proofErr w:type="spellStart"/>
+      <w:r>
+        <w:rPr>
+          <w:rFonts w:ascii="Courier New" w:hAnsi="Courier New" w:cs="Courier New"/>
+          <w:sz w:val="24"/>
+          <w:szCs w:val="20"/>
+        </w:rPr>
+        <w:t>QLearningAgent</w:t>
+      </w:r>
+      <w:proofErr w:type="spellEnd"/>
+      <w:r>
         <w:t>.</w:t>
       </w:r>
+      <w:r>
+        <w:t xml:space="preserve"> Параметры обучения заданы по умолчанию.</w:t>
+      </w:r>
+    </w:p>
+    <w:p>
+      <w:pPr>
+        <w:rPr>
+          <w:rFonts w:eastAsia="Calibri" w:cs="Times New Roman"/>
+          <w:szCs w:val="28"/>
+          <w:lang w:eastAsia="ru-RU"/>
+        </w:rPr>
+      </w:pPr>
+      <w:r>
+        <w:t xml:space="preserve">Обучение Пакмана выполняет в два этапа: обучение (без графики) и тестирование. </w:t>
+      </w:r>
+      <w:r>
+        <w:rPr>
+          <w:rFonts w:eastAsia="Calibri" w:cs="Times New Roman"/>
+          <w:szCs w:val="28"/>
+          <w:lang w:eastAsia="ru-RU"/>
+        </w:rPr>
+        <w:t>В ходе обучения агент вырабатывает оптимальную политику на основе Q-значений, а в тестовом режиме использует эту политику, отключая исследование (ε=0).</w:t>
+      </w:r>
+    </w:p>
+    <w:p>
+      <w:pPr>
+        <w:rPr>
+          <w:rFonts w:eastAsia="Calibri" w:cs="Times New Roman"/>
+          <w:szCs w:val="28"/>
+          <w:lang w:eastAsia="ru-RU"/>
+        </w:rPr>
+      </w:pPr>
+      <w:r>
+        <w:rPr>
+          <w:rFonts w:eastAsia="Calibri" w:cs="Times New Roman"/>
+          <w:szCs w:val="28"/>
+          <w:lang w:eastAsia="ru-RU"/>
+        </w:rPr>
+        <w:t xml:space="preserve">Работа класса была протестирована с помощью автооценивателя (рисунок 3.5). </w:t>
+      </w:r>
+      <w:r>
+        <w:rPr>
+          <w:rFonts w:eastAsia="Calibri" w:cs="Times New Roman"/>
+          <w:szCs w:val="28"/>
+          <w:lang w:eastAsia="ru-RU"/>
+        </w:rPr>
+        <w:t>На начальных этапах обучения средняя награда была отрицательной</w:t>
+      </w:r>
+      <w:r>
+        <w:rPr>
+          <w:rFonts w:eastAsia="Calibri" w:cs="Times New Roman"/>
+          <w:szCs w:val="28"/>
+          <w:lang w:eastAsia="ru-RU"/>
+        </w:rPr>
+        <w:t>, однако по</w:t>
+      </w:r>
+      <w:r>
+        <w:rPr>
+          <w:rFonts w:eastAsia="Calibri" w:cs="Times New Roman"/>
+          <w:szCs w:val="28"/>
+          <w:lang w:eastAsia="ru-RU"/>
+        </w:rPr>
+        <w:t xml:space="preserve"> мере обучения </w:t>
+      </w:r>
+      <w:r>
+        <w:rPr>
+          <w:rFonts w:eastAsia="Calibri" w:cs="Times New Roman"/>
+          <w:szCs w:val="28"/>
+          <w:lang w:eastAsia="ru-RU"/>
+        </w:rPr>
+        <w:t>результаты</w:t>
+      </w:r>
+      <w:r>
+        <w:rPr>
+          <w:rFonts w:eastAsia="Calibri" w:cs="Times New Roman"/>
+          <w:szCs w:val="28"/>
+          <w:lang w:eastAsia="ru-RU"/>
+        </w:rPr>
+        <w:t xml:space="preserve"> устойчиво улучш</w:t>
+      </w:r>
+      <w:r>
+        <w:rPr>
+          <w:rFonts w:eastAsia="Calibri" w:cs="Times New Roman"/>
+          <w:szCs w:val="28"/>
+          <w:lang w:eastAsia="ru-RU"/>
+        </w:rPr>
+        <w:t>ались. К</w:t>
+      </w:r>
+      <w:r>
+        <w:rPr>
+          <w:rFonts w:eastAsia="Calibri" w:cs="Times New Roman"/>
+          <w:szCs w:val="28"/>
+          <w:lang w:eastAsia="ru-RU"/>
+        </w:rPr>
+        <w:t xml:space="preserve"> концу обучения средняя награда за последние 100 эпизодов составила ≈207</w:t>
+      </w:r>
+      <w:r>
+        <w:rPr>
+          <w:rFonts w:eastAsia="Calibri" w:cs="Times New Roman"/>
+          <w:szCs w:val="28"/>
+          <w:lang w:eastAsia="ru-RU"/>
+        </w:rPr>
+        <w:t>, чт</w:t>
+      </w:r>
+      <w:r>
+        <w:rPr>
+          <w:rFonts w:eastAsia="Calibri" w:cs="Times New Roman"/>
+          <w:szCs w:val="28"/>
+          <w:lang w:eastAsia="ru-RU"/>
+        </w:rPr>
+        <w:t xml:space="preserve">о говорит </w:t>
+      </w:r>
+      <w:r>
+        <w:rPr>
+          <w:rFonts w:eastAsia="Calibri" w:cs="Times New Roman"/>
+          <w:szCs w:val="28"/>
+          <w:lang w:eastAsia="ru-RU"/>
+        </w:rPr>
+        <w:t>о способности агента формировать успешные стратегии.</w:t>
+      </w:r>
+    </w:p>
+    <w:p>
+      <w:pPr>
+        <w:ind w:firstLine="0"/>
+      </w:pPr>
+    </w:p>
+    <w:p>
+      <w:pPr>
+        <w:ind w:firstLine="0"/>
+        <w:jc w:val="center"/>
+      </w:pPr>
+      <w:r>
+        <w:rPr>
+          <w:noProof/>
+        </w:rPr>
+        <w:lastRenderedPageBreak/>
+        <w:drawing>
+          <wp:inline distT="0" distB="0" distL="0" distR="0" wp14:anchorId="42E1761B" wp14:editId="59B9BB4B">
+            <wp:extent cx="5432572" cy="1416050"/>
+            <wp:effectExtent l="0" t="0" r="0" b="0"/>
+            <wp:docPr id="2090885848" name="Рисунок 1"/>
+            <wp:cNvGraphicFramePr>
+              <a:graphicFrameLocks xmlns:a="http://schemas.openxmlformats.org/drawingml/2006/main" noChangeAspect="1"/>
+            </wp:cNvGraphicFramePr>
+            <a:graphic xmlns:a="http://schemas.openxmlformats.org/drawingml/2006/main">
+              <a:graphicData uri="http://schemas.openxmlformats.org/drawingml/2006/picture">
+                <pic:pic xmlns:pic="http://schemas.openxmlformats.org/drawingml/2006/picture">
+                  <pic:nvPicPr>
+                    <pic:cNvPr id="2090885848" name=""/>
+                    <pic:cNvPicPr/>
+                  </pic:nvPicPr>
+                  <pic:blipFill>
+                    <a:blip r:embed="rId13"/>
+                    <a:stretch>
+                      <a:fillRect/>
+                    </a:stretch>
+                  </pic:blipFill>
+                  <pic:spPr>
+                    <a:xfrm>
+                      <a:off x="0" y="0"/>
+                      <a:ext cx="5438018" cy="1417470"/>
+                    </a:xfrm>
+                    <a:prstGeom prst="rect">
+                      <a:avLst/>
+                    </a:prstGeom>
+                  </pic:spPr>
+                </pic:pic>
+              </a:graphicData>
+            </a:graphic>
+          </wp:inline>
+        </w:drawing>
+      </w:r>
+    </w:p>
+    <w:p>
+      <w:pPr>
+        <w:ind w:firstLine="0"/>
+        <w:jc w:val="center"/>
+      </w:pPr>
+      <w:r>
+        <w:t xml:space="preserve">Рисунок 3.5 – Автооценивание класса </w:t>
+      </w:r>
+      <w:proofErr w:type="spellStart"/>
+      <w:r>
+        <w:rPr>
+          <w:rFonts w:ascii="Courier New" w:hAnsi="Courier New" w:cs="Courier New"/>
+          <w:sz w:val="24"/>
+          <w:szCs w:val="20"/>
+        </w:rPr>
+        <w:t>PacmanQAgent</w:t>
+      </w:r>
+      <w:proofErr w:type="spellEnd"/>
     </w:p>
     <w:p/>
     <w:p/>
@@ -7812,7 +8222,6 @@
         </w:numPr>
       </w:pPr>
       <w:r>
-        <w:lastRenderedPageBreak/>
         <w:t>ВЫВОД</w:t>
       </w:r>
     </w:p>
@@ -7833,8 +8242,8 @@
     </w:p>
     <w:p/>
     <w:sectPr>
-      <w:headerReference w:type="default" r:id="rId13"/>
-      <w:headerReference w:type="first" r:id="rId14"/>
+      <w:headerReference w:type="default" r:id="rId14"/>
+      <w:headerReference w:type="first" r:id="rId15"/>
       <w:pgSz w:w="11906" w:h="16838"/>
       <w:pgMar w:top="851" w:right="567" w:bottom="851" w:left="1418" w:header="680" w:footer="680" w:gutter="0"/>
       <w:cols w:space="708"/>

--- a/8 семестр/МиСИИ/ЛР 7/МиСИИ ЛР 7.docx
+++ b/8 семестр/МиСИИ/ЛР 7/МиСИИ ЛР 7.docx
@@ -822,6 +822,41 @@
       </w:r>
       <w:r>
         <w:t>:</w:t>
+      </w:r>
+      <w:r>
+        <w:t xml:space="preserve"> реализовать</w:t>
+      </w:r>
+      <w:r>
+        <w:t xml:space="preserve"> q-обучение с аппроксимацией, которое обеспечивает обучение весов признаков состояний. Дополнит</w:t>
+      </w:r>
+      <w:r>
+        <w:t>ь</w:t>
+      </w:r>
+      <w:r>
+        <w:t xml:space="preserve"> описания класса </w:t>
+      </w:r>
+      <w:proofErr w:type="spellStart"/>
+      <w:r>
+        <w:rPr>
+          <w:rFonts w:ascii="Courier New" w:hAnsi="Courier New" w:cs="Courier New"/>
+          <w:sz w:val="24"/>
+          <w:szCs w:val="20"/>
+        </w:rPr>
+        <w:t>ApproximateQAgent</w:t>
+      </w:r>
+      <w:proofErr w:type="spellEnd"/>
+      <w:r>
+        <w:rPr>
+          <w:sz w:val="24"/>
+          <w:szCs w:val="20"/>
+        </w:rPr>
+        <w:t xml:space="preserve"> </w:t>
+      </w:r>
+      <w:r>
+        <w:t>в qlearningAgents.py</w:t>
+      </w:r>
+      <w:r>
+        <w:t>;</w:t>
       </w:r>
     </w:p>
     <w:p>
@@ -1004,6 +1039,7 @@
           <w:bCs/>
           <w:szCs w:val="28"/>
         </w:rPr>
+        <w:lastRenderedPageBreak/>
         <w:t>Б</w:t>
       </w:r>
       <w:r>
@@ -1084,16 +1120,7 @@
           <w:bCs/>
           <w:szCs w:val="28"/>
         </w:rPr>
-        <w:t xml:space="preserve">Агент принимает в качестве входных </w:t>
-      </w:r>
-      <w:r>
-        <w:rPr>
-          <w:rFonts w:cs="Times New Roman"/>
-          <w:bCs/>
-          <w:szCs w:val="28"/>
-        </w:rPr>
-        <w:lastRenderedPageBreak/>
-        <w:t xml:space="preserve">данных </w:t>
+        <w:t xml:space="preserve">Агент принимает в качестве входных данных </w:t>
       </w:r>
       <w:r>
         <w:rPr>
@@ -2332,6 +2359,7 @@
         <w:rPr>
           <w:lang w:val="en-US"/>
         </w:rPr>
+        <w:lastRenderedPageBreak/>
         <w:t xml:space="preserve">    def </w:t>
       </w:r>
       <w:proofErr w:type="spellStart"/>
@@ -2464,7 +2492,6 @@
         <w:pStyle w:val="af"/>
       </w:pPr>
       <w:r>
-        <w:lastRenderedPageBreak/>
         <w:t>        # для пары (</w:t>
       </w:r>
       <w:proofErr w:type="spellStart"/>
@@ -7962,11 +7989,638 @@
       </w:r>
       <w:proofErr w:type="spellEnd"/>
       <w:r>
+        <w:rPr>
+          <w:rFonts w:ascii="Courier New" w:hAnsi="Courier New" w:cs="Courier New"/>
+          <w:sz w:val="24"/>
+          <w:szCs w:val="20"/>
+        </w:rPr>
+        <w:t xml:space="preserve"> </w:t>
+      </w:r>
+      <w:r>
+        <w:t>(листинг 3.5)</w:t>
+      </w:r>
+      <w:r>
         <w:t>.</w:t>
       </w:r>
       <w:r>
         <w:t xml:space="preserve"> Параметры обучения заданы по умолчанию.</w:t>
       </w:r>
+    </w:p>
+    <w:p/>
+    <w:p>
+      <w:pPr>
+        <w:rPr>
+          <w:lang w:val="en-US"/>
+        </w:rPr>
+      </w:pPr>
+      <w:r>
+        <w:t xml:space="preserve">Листинг 3.5 – Подкласс агента </w:t>
+      </w:r>
+      <w:r>
+        <w:rPr>
+          <w:lang w:val="en-US"/>
+        </w:rPr>
+        <w:t>Q</w:t>
+      </w:r>
+      <w:r>
+        <w:t>-</w:t>
+      </w:r>
+      <w:r>
+        <w:t xml:space="preserve">обучения для среды </w:t>
+      </w:r>
+      <w:r>
+        <w:rPr>
+          <w:lang w:val="en-US"/>
+        </w:rPr>
+        <w:t>Packman</w:t>
+      </w:r>
+    </w:p>
+    <w:p>
+      <w:pPr>
+        <w:pStyle w:val="af"/>
+        <w:rPr>
+          <w:lang w:val="en-US"/>
+        </w:rPr>
+      </w:pPr>
+      <w:r>
+        <w:rPr>
+          <w:lang w:val="en-US"/>
+        </w:rPr>
+        <w:t xml:space="preserve">class </w:t>
+      </w:r>
+      <w:proofErr w:type="spellStart"/>
+      <w:proofErr w:type="gramStart"/>
+      <w:r>
+        <w:rPr>
+          <w:b/>
+          <w:bCs/>
+          <w:lang w:val="en-US"/>
+        </w:rPr>
+        <w:t>PacmanQAgent</w:t>
+      </w:r>
+      <w:proofErr w:type="spellEnd"/>
+      <w:r>
+        <w:rPr>
+          <w:lang w:val="en-US"/>
+        </w:rPr>
+        <w:t>(</w:t>
+      </w:r>
+      <w:proofErr w:type="spellStart"/>
+      <w:proofErr w:type="gramEnd"/>
+      <w:r>
+        <w:rPr>
+          <w:lang w:val="en-US"/>
+        </w:rPr>
+        <w:t>QLearningAgent</w:t>
+      </w:r>
+      <w:proofErr w:type="spellEnd"/>
+      <w:r>
+        <w:rPr>
+          <w:lang w:val="en-US"/>
+        </w:rPr>
+        <w:t>):</w:t>
+      </w:r>
+    </w:p>
+    <w:p>
+      <w:pPr>
+        <w:pStyle w:val="af"/>
+        <w:ind w:firstLine="0"/>
+        <w:rPr>
+          <w:lang w:val="en-US"/>
+        </w:rPr>
+      </w:pPr>
+    </w:p>
+    <w:p>
+      <w:pPr>
+        <w:pStyle w:val="af"/>
+        <w:rPr>
+          <w:lang w:val="en-US"/>
+        </w:rPr>
+      </w:pPr>
+      <w:r>
+        <w:rPr>
+          <w:lang w:val="en-US"/>
+        </w:rPr>
+        <w:t xml:space="preserve">    def </w:t>
+      </w:r>
+      <w:r>
+        <w:rPr>
+          <w:b/>
+          <w:bCs/>
+          <w:lang w:val="en-US"/>
+        </w:rPr>
+        <w:t>__</w:t>
+      </w:r>
+      <w:proofErr w:type="spellStart"/>
+      <w:r>
+        <w:rPr>
+          <w:b/>
+          <w:bCs/>
+          <w:lang w:val="en-US"/>
+        </w:rPr>
+        <w:t>init</w:t>
+      </w:r>
+      <w:proofErr w:type="spellEnd"/>
+      <w:r>
+        <w:rPr>
+          <w:b/>
+          <w:bCs/>
+          <w:lang w:val="en-US"/>
+        </w:rPr>
+        <w:t>_</w:t>
+      </w:r>
+      <w:proofErr w:type="gramStart"/>
+      <w:r>
+        <w:rPr>
+          <w:b/>
+          <w:bCs/>
+          <w:lang w:val="en-US"/>
+        </w:rPr>
+        <w:t>_</w:t>
+      </w:r>
+      <w:r>
+        <w:rPr>
+          <w:lang w:val="en-US"/>
+        </w:rPr>
+        <w:t>(</w:t>
+      </w:r>
+      <w:proofErr w:type="gramEnd"/>
+      <w:r>
+        <w:rPr>
+          <w:lang w:val="en-US"/>
+        </w:rPr>
+        <w:t>self, epsilon=0.</w:t>
+      </w:r>
+      <w:proofErr w:type="gramStart"/>
+      <w:r>
+        <w:rPr>
+          <w:lang w:val="en-US"/>
+        </w:rPr>
+        <w:t>05,gamma</w:t>
+      </w:r>
+      <w:proofErr w:type="gramEnd"/>
+      <w:r>
+        <w:rPr>
+          <w:lang w:val="en-US"/>
+        </w:rPr>
+        <w:t>=0.</w:t>
+      </w:r>
+      <w:proofErr w:type="gramStart"/>
+      <w:r>
+        <w:rPr>
+          <w:lang w:val="en-US"/>
+        </w:rPr>
+        <w:t>8,alpha</w:t>
+      </w:r>
+      <w:proofErr w:type="gramEnd"/>
+      <w:r>
+        <w:rPr>
+          <w:lang w:val="en-US"/>
+        </w:rPr>
+        <w:t xml:space="preserve">=0.2, </w:t>
+      </w:r>
+      <w:proofErr w:type="spellStart"/>
+      <w:r>
+        <w:rPr>
+          <w:lang w:val="en-US"/>
+        </w:rPr>
+        <w:t>numTraining</w:t>
+      </w:r>
+      <w:proofErr w:type="spellEnd"/>
+      <w:r>
+        <w:rPr>
+          <w:lang w:val="en-US"/>
+        </w:rPr>
+        <w:t>=0, **</w:t>
+      </w:r>
+      <w:proofErr w:type="spellStart"/>
+      <w:r>
+        <w:rPr>
+          <w:lang w:val="en-US"/>
+        </w:rPr>
+        <w:t>args</w:t>
+      </w:r>
+      <w:proofErr w:type="spellEnd"/>
+      <w:r>
+        <w:rPr>
+          <w:lang w:val="en-US"/>
+        </w:rPr>
+        <w:t>):</w:t>
+      </w:r>
+    </w:p>
+    <w:p>
+      <w:pPr>
+        <w:pStyle w:val="af"/>
+        <w:rPr>
+          <w:lang w:val="en-US"/>
+        </w:rPr>
+      </w:pPr>
+      <w:r>
+        <w:rPr>
+          <w:lang w:val="en-US"/>
+        </w:rPr>
+        <w:t xml:space="preserve">        </w:t>
+      </w:r>
+      <w:proofErr w:type="spellStart"/>
+      <w:r>
+        <w:rPr>
+          <w:lang w:val="en-US"/>
+        </w:rPr>
+        <w:t>args</w:t>
+      </w:r>
+      <w:proofErr w:type="spellEnd"/>
+      <w:r>
+        <w:rPr>
+          <w:lang w:val="en-US"/>
+        </w:rPr>
+        <w:t>['epsilon'] = epsilon</w:t>
+      </w:r>
+    </w:p>
+    <w:p>
+      <w:pPr>
+        <w:pStyle w:val="af"/>
+        <w:rPr>
+          <w:lang w:val="en-US"/>
+        </w:rPr>
+      </w:pPr>
+      <w:r>
+        <w:rPr>
+          <w:lang w:val="en-US"/>
+        </w:rPr>
+        <w:t xml:space="preserve">        </w:t>
+      </w:r>
+      <w:proofErr w:type="spellStart"/>
+      <w:r>
+        <w:rPr>
+          <w:lang w:val="en-US"/>
+        </w:rPr>
+        <w:t>args</w:t>
+      </w:r>
+      <w:proofErr w:type="spellEnd"/>
+      <w:r>
+        <w:rPr>
+          <w:lang w:val="en-US"/>
+        </w:rPr>
+        <w:t>['gamma'] = gamma</w:t>
+      </w:r>
+    </w:p>
+    <w:p>
+      <w:pPr>
+        <w:pStyle w:val="af"/>
+        <w:rPr>
+          <w:lang w:val="en-US"/>
+        </w:rPr>
+      </w:pPr>
+      <w:r>
+        <w:rPr>
+          <w:lang w:val="en-US"/>
+        </w:rPr>
+        <w:t xml:space="preserve">        </w:t>
+      </w:r>
+      <w:proofErr w:type="spellStart"/>
+      <w:r>
+        <w:rPr>
+          <w:lang w:val="en-US"/>
+        </w:rPr>
+        <w:t>args</w:t>
+      </w:r>
+      <w:proofErr w:type="spellEnd"/>
+      <w:r>
+        <w:rPr>
+          <w:lang w:val="en-US"/>
+        </w:rPr>
+        <w:t>['alpha'] = alpha</w:t>
+      </w:r>
+    </w:p>
+    <w:p>
+      <w:pPr>
+        <w:pStyle w:val="af"/>
+        <w:rPr>
+          <w:lang w:val="en-US"/>
+        </w:rPr>
+      </w:pPr>
+      <w:r>
+        <w:rPr>
+          <w:lang w:val="en-US"/>
+        </w:rPr>
+        <w:t xml:space="preserve">        </w:t>
+      </w:r>
+      <w:proofErr w:type="spellStart"/>
+      <w:r>
+        <w:rPr>
+          <w:lang w:val="en-US"/>
+        </w:rPr>
+        <w:t>args</w:t>
+      </w:r>
+      <w:proofErr w:type="spellEnd"/>
+      <w:r>
+        <w:rPr>
+          <w:lang w:val="en-US"/>
+        </w:rPr>
+        <w:t>['</w:t>
+      </w:r>
+      <w:proofErr w:type="spellStart"/>
+      <w:r>
+        <w:rPr>
+          <w:lang w:val="en-US"/>
+        </w:rPr>
+        <w:t>numTraining</w:t>
+      </w:r>
+      <w:proofErr w:type="spellEnd"/>
+      <w:r>
+        <w:rPr>
+          <w:lang w:val="en-US"/>
+        </w:rPr>
+        <w:t xml:space="preserve">'] = </w:t>
+      </w:r>
+      <w:proofErr w:type="spellStart"/>
+      <w:r>
+        <w:rPr>
+          <w:lang w:val="en-US"/>
+        </w:rPr>
+        <w:t>numTraining</w:t>
+      </w:r>
+      <w:proofErr w:type="spellEnd"/>
+    </w:p>
+    <w:p>
+      <w:pPr>
+        <w:pStyle w:val="af"/>
+        <w:rPr>
+          <w:lang w:val="en-US"/>
+        </w:rPr>
+      </w:pPr>
+      <w:r>
+        <w:rPr>
+          <w:lang w:val="en-US"/>
+        </w:rPr>
+        <w:t xml:space="preserve">        </w:t>
+      </w:r>
+      <w:proofErr w:type="spellStart"/>
+      <w:proofErr w:type="gramStart"/>
+      <w:r>
+        <w:rPr>
+          <w:lang w:val="en-US"/>
+        </w:rPr>
+        <w:t>self.index</w:t>
+      </w:r>
+      <w:proofErr w:type="spellEnd"/>
+      <w:proofErr w:type="gramEnd"/>
+      <w:r>
+        <w:rPr>
+          <w:lang w:val="en-US"/>
+        </w:rPr>
+        <w:t xml:space="preserve"> = </w:t>
+      </w:r>
+      <w:proofErr w:type="gramStart"/>
+      <w:r>
+        <w:rPr>
+          <w:lang w:val="en-US"/>
+        </w:rPr>
+        <w:t>0  #</w:t>
+      </w:r>
+      <w:proofErr w:type="gramEnd"/>
+      <w:r>
+        <w:rPr>
+          <w:lang w:val="en-US"/>
+        </w:rPr>
+        <w:t xml:space="preserve"> This is always Pacman</w:t>
+      </w:r>
+    </w:p>
+    <w:p>
+      <w:pPr>
+        <w:pStyle w:val="af"/>
+        <w:rPr>
+          <w:lang w:val="en-US"/>
+        </w:rPr>
+      </w:pPr>
+      <w:r>
+        <w:rPr>
+          <w:lang w:val="en-US"/>
+        </w:rPr>
+        <w:t xml:space="preserve">        </w:t>
+      </w:r>
+      <w:proofErr w:type="spellStart"/>
+      <w:proofErr w:type="gramStart"/>
+      <w:r>
+        <w:rPr>
+          <w:lang w:val="en-US"/>
+        </w:rPr>
+        <w:t>QLearningAgent</w:t>
+      </w:r>
+      <w:proofErr w:type="spellEnd"/>
+      <w:r>
+        <w:rPr>
+          <w:lang w:val="en-US"/>
+        </w:rPr>
+        <w:t>._</w:t>
+      </w:r>
+      <w:proofErr w:type="gramEnd"/>
+      <w:r>
+        <w:rPr>
+          <w:lang w:val="en-US"/>
+        </w:rPr>
+        <w:t>_</w:t>
+      </w:r>
+      <w:proofErr w:type="spellStart"/>
+      <w:r>
+        <w:rPr>
+          <w:lang w:val="en-US"/>
+        </w:rPr>
+        <w:t>init</w:t>
+      </w:r>
+      <w:proofErr w:type="spellEnd"/>
+      <w:r>
+        <w:rPr>
+          <w:lang w:val="en-US"/>
+        </w:rPr>
+        <w:t>_</w:t>
+      </w:r>
+      <w:proofErr w:type="gramStart"/>
+      <w:r>
+        <w:rPr>
+          <w:lang w:val="en-US"/>
+        </w:rPr>
+        <w:t>_(</w:t>
+      </w:r>
+      <w:proofErr w:type="gramEnd"/>
+      <w:r>
+        <w:rPr>
+          <w:lang w:val="en-US"/>
+        </w:rPr>
+        <w:t>self, **</w:t>
+      </w:r>
+      <w:proofErr w:type="spellStart"/>
+      <w:r>
+        <w:rPr>
+          <w:lang w:val="en-US"/>
+        </w:rPr>
+        <w:t>args</w:t>
+      </w:r>
+      <w:proofErr w:type="spellEnd"/>
+      <w:r>
+        <w:rPr>
+          <w:lang w:val="en-US"/>
+        </w:rPr>
+        <w:t>)</w:t>
+      </w:r>
+    </w:p>
+    <w:p>
+      <w:pPr>
+        <w:pStyle w:val="af"/>
+        <w:rPr>
+          <w:lang w:val="en-US"/>
+        </w:rPr>
+      </w:pPr>
+    </w:p>
+    <w:p>
+      <w:pPr>
+        <w:pStyle w:val="af"/>
+        <w:rPr>
+          <w:lang w:val="en-US"/>
+        </w:rPr>
+      </w:pPr>
+      <w:r>
+        <w:rPr>
+          <w:lang w:val="en-US"/>
+        </w:rPr>
+        <w:t xml:space="preserve">    def </w:t>
+      </w:r>
+      <w:proofErr w:type="spellStart"/>
+      <w:proofErr w:type="gramStart"/>
+      <w:r>
+        <w:rPr>
+          <w:b/>
+          <w:bCs/>
+          <w:lang w:val="en-US"/>
+        </w:rPr>
+        <w:t>getAction</w:t>
+      </w:r>
+      <w:proofErr w:type="spellEnd"/>
+      <w:r>
+        <w:rPr>
+          <w:lang w:val="en-US"/>
+        </w:rPr>
+        <w:t>(</w:t>
+      </w:r>
+      <w:proofErr w:type="gramEnd"/>
+      <w:r>
+        <w:rPr>
+          <w:lang w:val="en-US"/>
+        </w:rPr>
+        <w:t>self, state):</w:t>
+      </w:r>
+    </w:p>
+    <w:p>
+      <w:pPr>
+        <w:pStyle w:val="af"/>
+        <w:rPr>
+          <w:lang w:val="en-US"/>
+        </w:rPr>
+      </w:pPr>
+      <w:r>
+        <w:rPr>
+          <w:lang w:val="en-US"/>
+        </w:rPr>
+        <w:t xml:space="preserve">        action = </w:t>
+      </w:r>
+      <w:proofErr w:type="spellStart"/>
+      <w:r>
+        <w:rPr>
+          <w:lang w:val="en-US"/>
+        </w:rPr>
+        <w:t>QLearningAgent.getAction</w:t>
+      </w:r>
+      <w:proofErr w:type="spellEnd"/>
+      <w:r>
+        <w:rPr>
+          <w:lang w:val="en-US"/>
+        </w:rPr>
+        <w:t>(</w:t>
+      </w:r>
+      <w:proofErr w:type="spellStart"/>
+      <w:proofErr w:type="gramStart"/>
+      <w:r>
+        <w:rPr>
+          <w:lang w:val="en-US"/>
+        </w:rPr>
+        <w:t>self,state</w:t>
+      </w:r>
+      <w:proofErr w:type="spellEnd"/>
+      <w:proofErr w:type="gramEnd"/>
+      <w:r>
+        <w:rPr>
+          <w:lang w:val="en-US"/>
+        </w:rPr>
+        <w:t>)</w:t>
+      </w:r>
+    </w:p>
+    <w:p>
+      <w:pPr>
+        <w:pStyle w:val="af"/>
+        <w:rPr>
+          <w:lang w:val="en-US"/>
+        </w:rPr>
+      </w:pPr>
+      <w:r>
+        <w:rPr>
+          <w:lang w:val="en-US"/>
+        </w:rPr>
+        <w:t xml:space="preserve">        </w:t>
+      </w:r>
+      <w:proofErr w:type="spellStart"/>
+      <w:proofErr w:type="gramStart"/>
+      <w:r>
+        <w:rPr>
+          <w:lang w:val="en-US"/>
+        </w:rPr>
+        <w:t>self.doAction</w:t>
+      </w:r>
+      <w:proofErr w:type="spellEnd"/>
+      <w:proofErr w:type="gramEnd"/>
+      <w:r>
+        <w:rPr>
+          <w:lang w:val="en-US"/>
+        </w:rPr>
+        <w:t>(</w:t>
+      </w:r>
+      <w:proofErr w:type="spellStart"/>
+      <w:proofErr w:type="gramStart"/>
+      <w:r>
+        <w:rPr>
+          <w:lang w:val="en-US"/>
+        </w:rPr>
+        <w:t>state,action</w:t>
+      </w:r>
+      <w:proofErr w:type="spellEnd"/>
+      <w:proofErr w:type="gramEnd"/>
+      <w:r>
+        <w:rPr>
+          <w:lang w:val="en-US"/>
+        </w:rPr>
+        <w:t>)</w:t>
+      </w:r>
+    </w:p>
+    <w:p>
+      <w:pPr>
+        <w:pStyle w:val="af"/>
+        <w:rPr>
+          <w:lang w:val="en-US"/>
+        </w:rPr>
+      </w:pPr>
+      <w:r>
+        <w:rPr>
+          <w:lang w:val="en-US"/>
+        </w:rPr>
+        <w:t>        return action</w:t>
+      </w:r>
+    </w:p>
+    <w:p>
+      <w:pPr>
+        <w:ind w:firstLine="0"/>
+        <w:rPr>
+          <w:lang w:val="en-US"/>
+        </w:rPr>
+      </w:pPr>
     </w:p>
     <w:p>
       <w:pPr>
@@ -7977,7 +8631,17 @@
         </w:rPr>
       </w:pPr>
       <w:r>
-        <w:t xml:space="preserve">Обучение Пакмана выполняет в два этапа: обучение (без графики) и тестирование. </w:t>
+        <w:lastRenderedPageBreak/>
+        <w:t>Работа</w:t>
+      </w:r>
+      <w:r>
+        <w:t xml:space="preserve"> Пакмана выполняет</w:t>
+      </w:r>
+      <w:r>
+        <w:t>ся</w:t>
+      </w:r>
+      <w:r>
+        <w:t xml:space="preserve"> в два этапа: обучение (без графики) и тестирование. </w:t>
       </w:r>
       <w:r>
         <w:rPr>
@@ -8099,10 +8763,9 @@
         <w:rPr>
           <w:noProof/>
         </w:rPr>
-        <w:lastRenderedPageBreak/>
         <w:drawing>
-          <wp:inline distT="0" distB="0" distL="0" distR="0" wp14:anchorId="42E1761B" wp14:editId="59B9BB4B">
-            <wp:extent cx="5432572" cy="1416050"/>
+          <wp:inline distT="0" distB="0" distL="0" distR="0" wp14:anchorId="42E1761B" wp14:editId="0396D94E">
+            <wp:extent cx="5773630" cy="1504950"/>
             <wp:effectExtent l="0" t="0" r="0" b="0"/>
             <wp:docPr id="2090885848" name="Рисунок 1"/>
             <wp:cNvGraphicFramePr>
@@ -8124,7 +8787,7 @@
                   <pic:spPr>
                     <a:xfrm>
                       <a:off x="0" y="0"/>
-                      <a:ext cx="5438018" cy="1417470"/>
+                      <a:ext cx="5783583" cy="1507544"/>
                     </a:xfrm>
                     <a:prstGeom prst="rect">
                       <a:avLst/>
@@ -8157,6 +8820,40 @@
       <w:proofErr w:type="spellEnd"/>
     </w:p>
     <w:p/>
+    <w:p>
+      <w:r>
+        <w:t xml:space="preserve">Тем не менее при попытке использовать того же агента для обучения на поле </w:t>
+      </w:r>
+      <w:proofErr w:type="spellStart"/>
+      <w:r>
+        <w:rPr>
+          <w:lang w:val="en-US"/>
+        </w:rPr>
+        <w:t>middleGrid</w:t>
+      </w:r>
+      <w:proofErr w:type="spellEnd"/>
+      <w:r>
+        <w:t xml:space="preserve"> (</w:t>
+      </w:r>
+      <w:r>
+        <w:t xml:space="preserve">а не </w:t>
+      </w:r>
+      <w:proofErr w:type="spellStart"/>
+      <w:r>
+        <w:rPr>
+          <w:lang w:val="en-US"/>
+        </w:rPr>
+        <w:t>smallGrid</w:t>
+      </w:r>
+      <w:proofErr w:type="spellEnd"/>
+      <w:r>
+        <w:t xml:space="preserve">) </w:t>
+      </w:r>
+      <w:r>
+        <w:t>результат обучения отрицательный. Алгоритм неэффективен для больших деревьев состояний.</w:t>
+      </w:r>
+    </w:p>
+    <w:p/>
     <w:p/>
     <w:p>
       <w:pPr>
@@ -8173,8 +8870,2330 @@
     <w:p/>
     <w:p>
       <w:r>
+        <w:t>Для решения вышеуказанной проблемы был ре</w:t>
+      </w:r>
+      <w:r>
+        <w:t>а</w:t>
+      </w:r>
+      <w:r>
+        <w:t xml:space="preserve">лизован алгоритм </w:t>
+      </w:r>
+      <w:r>
+        <w:rPr>
+          <w:lang w:val="en-US"/>
+        </w:rPr>
+        <w:t>q</w:t>
+      </w:r>
+      <w:r>
+        <w:t>-</w:t>
+      </w:r>
+      <w:r>
+        <w:t xml:space="preserve">обучения с линейной аппроксимацией. Для </w:t>
+      </w:r>
+      <w:r>
+        <w:t xml:space="preserve">этого </w:t>
+      </w:r>
+      <w:r>
+        <w:t>в</w:t>
+      </w:r>
+      <w:r>
+        <w:t xml:space="preserve"> файле</w:t>
+      </w:r>
+      <w:r>
+        <w:t xml:space="preserve"> qlearningAgents.py</w:t>
+      </w:r>
+      <w:r>
+        <w:t xml:space="preserve"> </w:t>
+      </w:r>
+      <w:r>
+        <w:t xml:space="preserve">были </w:t>
+      </w:r>
+      <w:r>
+        <w:t>дополнены методы</w:t>
+      </w:r>
+      <w:r>
+        <w:t xml:space="preserve"> класса</w:t>
+      </w:r>
+      <w:r>
+        <w:t xml:space="preserve"> </w:t>
+      </w:r>
+      <w:proofErr w:type="spellStart"/>
+      <w:r>
+        <w:rPr>
+          <w:rFonts w:ascii="Courier New" w:hAnsi="Courier New" w:cs="Courier New"/>
+          <w:sz w:val="24"/>
+          <w:szCs w:val="20"/>
+        </w:rPr>
+        <w:t>ApproximateQAgent</w:t>
+      </w:r>
+      <w:proofErr w:type="spellEnd"/>
+      <w:r>
+        <w:t>,</w:t>
+      </w:r>
+      <w:r>
+        <w:t xml:space="preserve"> </w:t>
+      </w:r>
+      <w:r>
+        <w:t xml:space="preserve">который является подклассом </w:t>
+      </w:r>
+      <w:proofErr w:type="spellStart"/>
+      <w:r>
+        <w:rPr>
+          <w:rFonts w:ascii="Courier New" w:hAnsi="Courier New" w:cs="Courier New"/>
+          <w:sz w:val="24"/>
+          <w:szCs w:val="20"/>
+        </w:rPr>
+        <w:t>PacmanQAgent</w:t>
+      </w:r>
+      <w:proofErr w:type="spellEnd"/>
+      <w:r>
+        <w:t xml:space="preserve"> </w:t>
+      </w:r>
+      <w:r>
+        <w:t>(листинг 3.6)</w:t>
+      </w:r>
+      <w:r>
         <w:t>.</w:t>
       </w:r>
+    </w:p>
+    <w:p>
+      <w:r>
+        <w:t xml:space="preserve">Обучение с аппроксимацией оптимизирует работу </w:t>
+      </w:r>
+      <w:r>
+        <w:rPr>
+          <w:lang w:val="en-US"/>
+        </w:rPr>
+        <w:t>q</w:t>
+      </w:r>
+      <w:r>
+        <w:t>-</w:t>
+      </w:r>
+      <w:r>
+        <w:t xml:space="preserve">обучения за счёт того, что оценка действий хранится в памяти не в виде таблиц </w:t>
+      </w:r>
+      <w:proofErr w:type="gramStart"/>
+      <w:r>
+        <w:rPr>
+          <w:lang w:val="en-US"/>
+        </w:rPr>
+        <w:t>Q</w:t>
+      </w:r>
+      <w:r>
+        <w:t>(</w:t>
+      </w:r>
+      <w:proofErr w:type="gramEnd"/>
+      <w:r>
+        <w:rPr>
+          <w:lang w:val="en-US"/>
+        </w:rPr>
+        <w:t>s</w:t>
+      </w:r>
+      <w:r>
+        <w:t xml:space="preserve">, </w:t>
+      </w:r>
+      <w:r>
+        <w:sym w:font="Symbol" w:char="F061"/>
+      </w:r>
+      <w:r>
+        <w:t xml:space="preserve">), </w:t>
+      </w:r>
+      <w:r>
+        <w:t xml:space="preserve">а высчитываются </w:t>
+      </w:r>
+      <w:r>
+        <w:lastRenderedPageBreak/>
+        <w:t>с помощью вектора весов, перемноженного на вектор признаков. В ходе обучения меняются не оценки конкретных действий, а веса признаков каждого состояния.</w:t>
+      </w:r>
+    </w:p>
+    <w:p/>
+    <w:p>
+      <w:r>
+        <w:t xml:space="preserve">Листинг 3.6 – Агент </w:t>
+      </w:r>
+      <w:r>
+        <w:rPr>
+          <w:lang w:val="en-US"/>
+        </w:rPr>
+        <w:t>q</w:t>
+      </w:r>
+      <w:r>
+        <w:t>-</w:t>
+      </w:r>
+      <w:r>
+        <w:t>обучения с аппроксимацией</w:t>
+      </w:r>
+    </w:p>
+    <w:p>
+      <w:pPr>
+        <w:pStyle w:val="af"/>
+      </w:pPr>
+      <w:proofErr w:type="spellStart"/>
+      <w:r>
+        <w:t>class</w:t>
+      </w:r>
+      <w:proofErr w:type="spellEnd"/>
+      <w:r>
+        <w:t xml:space="preserve"> </w:t>
+      </w:r>
+      <w:proofErr w:type="spellStart"/>
+      <w:proofErr w:type="gramStart"/>
+      <w:r>
+        <w:rPr>
+          <w:b/>
+          <w:bCs/>
+        </w:rPr>
+        <w:t>ApproximateQAgent</w:t>
+      </w:r>
+      <w:proofErr w:type="spellEnd"/>
+      <w:r>
+        <w:t>(</w:t>
+      </w:r>
+      <w:proofErr w:type="spellStart"/>
+      <w:proofErr w:type="gramEnd"/>
+      <w:r>
+        <w:t>PacmanQAgent</w:t>
+      </w:r>
+      <w:proofErr w:type="spellEnd"/>
+      <w:r>
+        <w:t>):</w:t>
+      </w:r>
+    </w:p>
+    <w:p>
+      <w:pPr>
+        <w:pStyle w:val="af"/>
+        <w:rPr>
+          <w:lang w:val="en-US"/>
+        </w:rPr>
+      </w:pPr>
+    </w:p>
+    <w:p>
+      <w:pPr>
+        <w:pStyle w:val="af"/>
+        <w:rPr>
+          <w:lang w:val="en-US"/>
+        </w:rPr>
+      </w:pPr>
+      <w:r>
+        <w:rPr>
+          <w:lang w:val="en-US"/>
+        </w:rPr>
+        <w:t xml:space="preserve">    def </w:t>
+      </w:r>
+      <w:r>
+        <w:rPr>
+          <w:b/>
+          <w:bCs/>
+          <w:lang w:val="en-US"/>
+        </w:rPr>
+        <w:t>__</w:t>
+      </w:r>
+      <w:proofErr w:type="spellStart"/>
+      <w:r>
+        <w:rPr>
+          <w:b/>
+          <w:bCs/>
+          <w:lang w:val="en-US"/>
+        </w:rPr>
+        <w:t>init</w:t>
+      </w:r>
+      <w:proofErr w:type="spellEnd"/>
+      <w:r>
+        <w:rPr>
+          <w:b/>
+          <w:bCs/>
+          <w:lang w:val="en-US"/>
+        </w:rPr>
+        <w:t>_</w:t>
+      </w:r>
+      <w:proofErr w:type="gramStart"/>
+      <w:r>
+        <w:rPr>
+          <w:b/>
+          <w:bCs/>
+          <w:lang w:val="en-US"/>
+        </w:rPr>
+        <w:t>_</w:t>
+      </w:r>
+      <w:r>
+        <w:rPr>
+          <w:lang w:val="en-US"/>
+        </w:rPr>
+        <w:t>(</w:t>
+      </w:r>
+      <w:proofErr w:type="gramEnd"/>
+      <w:r>
+        <w:rPr>
+          <w:lang w:val="en-US"/>
+        </w:rPr>
+        <w:t>self, extractor='</w:t>
+      </w:r>
+      <w:proofErr w:type="spellStart"/>
+      <w:r>
+        <w:rPr>
+          <w:lang w:val="en-US"/>
+        </w:rPr>
+        <w:t>IdentityExtractor</w:t>
+      </w:r>
+      <w:proofErr w:type="spellEnd"/>
+      <w:r>
+        <w:rPr>
+          <w:lang w:val="en-US"/>
+        </w:rPr>
+        <w:t>', **</w:t>
+      </w:r>
+      <w:proofErr w:type="spellStart"/>
+      <w:r>
+        <w:rPr>
+          <w:lang w:val="en-US"/>
+        </w:rPr>
+        <w:t>args</w:t>
+      </w:r>
+      <w:proofErr w:type="spellEnd"/>
+      <w:r>
+        <w:rPr>
+          <w:lang w:val="en-US"/>
+        </w:rPr>
+        <w:t>):</w:t>
+      </w:r>
+    </w:p>
+    <w:p>
+      <w:pPr>
+        <w:pStyle w:val="af"/>
+        <w:rPr>
+          <w:lang w:val="en-US"/>
+        </w:rPr>
+      </w:pPr>
+      <w:r>
+        <w:rPr>
+          <w:lang w:val="en-US"/>
+        </w:rPr>
+        <w:t xml:space="preserve">        </w:t>
+      </w:r>
+      <w:proofErr w:type="spellStart"/>
+      <w:proofErr w:type="gramStart"/>
+      <w:r>
+        <w:rPr>
+          <w:lang w:val="en-US"/>
+        </w:rPr>
+        <w:t>self.featExtractor</w:t>
+      </w:r>
+      <w:proofErr w:type="spellEnd"/>
+      <w:proofErr w:type="gramEnd"/>
+      <w:r>
+        <w:rPr>
+          <w:lang w:val="en-US"/>
+        </w:rPr>
+        <w:t xml:space="preserve"> = </w:t>
+      </w:r>
+      <w:proofErr w:type="spellStart"/>
+      <w:proofErr w:type="gramStart"/>
+      <w:r>
+        <w:rPr>
+          <w:lang w:val="en-US"/>
+        </w:rPr>
+        <w:t>util.lookup</w:t>
+      </w:r>
+      <w:proofErr w:type="spellEnd"/>
+      <w:proofErr w:type="gramEnd"/>
+      <w:r>
+        <w:rPr>
+          <w:lang w:val="en-US"/>
+        </w:rPr>
+        <w:t xml:space="preserve">(extractor, </w:t>
+      </w:r>
+      <w:proofErr w:type="spellStart"/>
+      <w:proofErr w:type="gramStart"/>
+      <w:r>
+        <w:rPr>
+          <w:lang w:val="en-US"/>
+        </w:rPr>
+        <w:t>globals</w:t>
+      </w:r>
+      <w:proofErr w:type="spellEnd"/>
+      <w:r>
+        <w:rPr>
+          <w:lang w:val="en-US"/>
+        </w:rPr>
+        <w:t>())(</w:t>
+      </w:r>
+      <w:proofErr w:type="gramEnd"/>
+      <w:r>
+        <w:rPr>
+          <w:lang w:val="en-US"/>
+        </w:rPr>
+        <w:t>)</w:t>
+      </w:r>
+    </w:p>
+    <w:p>
+      <w:pPr>
+        <w:pStyle w:val="af"/>
+        <w:rPr>
+          <w:lang w:val="en-US"/>
+        </w:rPr>
+      </w:pPr>
+      <w:r>
+        <w:rPr>
+          <w:lang w:val="en-US"/>
+        </w:rPr>
+        <w:t xml:space="preserve">        </w:t>
+      </w:r>
+      <w:proofErr w:type="spellStart"/>
+      <w:proofErr w:type="gramStart"/>
+      <w:r>
+        <w:rPr>
+          <w:lang w:val="en-US"/>
+        </w:rPr>
+        <w:t>PacmanQAgent</w:t>
+      </w:r>
+      <w:proofErr w:type="spellEnd"/>
+      <w:r>
+        <w:rPr>
+          <w:lang w:val="en-US"/>
+        </w:rPr>
+        <w:t>._</w:t>
+      </w:r>
+      <w:proofErr w:type="gramEnd"/>
+      <w:r>
+        <w:rPr>
+          <w:lang w:val="en-US"/>
+        </w:rPr>
+        <w:t>_</w:t>
+      </w:r>
+      <w:proofErr w:type="spellStart"/>
+      <w:r>
+        <w:rPr>
+          <w:lang w:val="en-US"/>
+        </w:rPr>
+        <w:t>init</w:t>
+      </w:r>
+      <w:proofErr w:type="spellEnd"/>
+      <w:r>
+        <w:rPr>
+          <w:lang w:val="en-US"/>
+        </w:rPr>
+        <w:t>_</w:t>
+      </w:r>
+      <w:proofErr w:type="gramStart"/>
+      <w:r>
+        <w:rPr>
+          <w:lang w:val="en-US"/>
+        </w:rPr>
+        <w:t>_(</w:t>
+      </w:r>
+      <w:proofErr w:type="gramEnd"/>
+      <w:r>
+        <w:rPr>
+          <w:lang w:val="en-US"/>
+        </w:rPr>
+        <w:t>self, **</w:t>
+      </w:r>
+      <w:proofErr w:type="spellStart"/>
+      <w:r>
+        <w:rPr>
+          <w:lang w:val="en-US"/>
+        </w:rPr>
+        <w:t>args</w:t>
+      </w:r>
+      <w:proofErr w:type="spellEnd"/>
+      <w:r>
+        <w:rPr>
+          <w:lang w:val="en-US"/>
+        </w:rPr>
+        <w:t>)</w:t>
+      </w:r>
+    </w:p>
+    <w:p>
+      <w:pPr>
+        <w:pStyle w:val="af"/>
+        <w:rPr>
+          <w:lang w:val="en-US"/>
+        </w:rPr>
+      </w:pPr>
+      <w:r>
+        <w:rPr>
+          <w:lang w:val="en-US"/>
+        </w:rPr>
+        <w:t xml:space="preserve">        </w:t>
+      </w:r>
+      <w:proofErr w:type="spellStart"/>
+      <w:proofErr w:type="gramStart"/>
+      <w:r>
+        <w:rPr>
+          <w:lang w:val="en-US"/>
+        </w:rPr>
+        <w:t>self.weights</w:t>
+      </w:r>
+      <w:proofErr w:type="spellEnd"/>
+      <w:proofErr w:type="gramEnd"/>
+      <w:r>
+        <w:rPr>
+          <w:lang w:val="en-US"/>
+        </w:rPr>
+        <w:t xml:space="preserve"> = </w:t>
+      </w:r>
+      <w:proofErr w:type="spellStart"/>
+      <w:proofErr w:type="gramStart"/>
+      <w:r>
+        <w:rPr>
+          <w:lang w:val="en-US"/>
+        </w:rPr>
+        <w:t>util.Counter</w:t>
+      </w:r>
+      <w:proofErr w:type="spellEnd"/>
+      <w:proofErr w:type="gramEnd"/>
+      <w:r>
+        <w:rPr>
+          <w:lang w:val="en-US"/>
+        </w:rPr>
+        <w:t>()</w:t>
+      </w:r>
+    </w:p>
+    <w:p>
+      <w:pPr>
+        <w:pStyle w:val="af"/>
+        <w:rPr>
+          <w:lang w:val="en-US"/>
+        </w:rPr>
+      </w:pPr>
+    </w:p>
+    <w:p>
+      <w:pPr>
+        <w:pStyle w:val="af"/>
+        <w:rPr>
+          <w:lang w:val="en-US"/>
+        </w:rPr>
+      </w:pPr>
+      <w:r>
+        <w:rPr>
+          <w:lang w:val="en-US"/>
+        </w:rPr>
+        <w:t xml:space="preserve">    def </w:t>
+      </w:r>
+      <w:proofErr w:type="spellStart"/>
+      <w:r>
+        <w:rPr>
+          <w:b/>
+          <w:bCs/>
+          <w:lang w:val="en-US"/>
+        </w:rPr>
+        <w:t>getWeights</w:t>
+      </w:r>
+      <w:proofErr w:type="spellEnd"/>
+      <w:r>
+        <w:rPr>
+          <w:lang w:val="en-US"/>
+        </w:rPr>
+        <w:t>(self):</w:t>
+      </w:r>
+    </w:p>
+    <w:p>
+      <w:pPr>
+        <w:pStyle w:val="af"/>
+        <w:rPr>
+          <w:lang w:val="en-US"/>
+        </w:rPr>
+      </w:pPr>
+      <w:r>
+        <w:rPr>
+          <w:lang w:val="en-US"/>
+        </w:rPr>
+        <w:t xml:space="preserve">        return </w:t>
+      </w:r>
+      <w:proofErr w:type="spellStart"/>
+      <w:proofErr w:type="gramStart"/>
+      <w:r>
+        <w:rPr>
+          <w:lang w:val="en-US"/>
+        </w:rPr>
+        <w:t>self.weights</w:t>
+      </w:r>
+      <w:proofErr w:type="spellEnd"/>
+      <w:proofErr w:type="gramEnd"/>
+      <w:r>
+        <w:rPr>
+          <w:lang w:val="en-US"/>
+        </w:rPr>
+        <w:t xml:space="preserve"> # </w:t>
+      </w:r>
+      <w:r>
+        <w:t>веса</w:t>
+      </w:r>
+      <w:r>
+        <w:rPr>
+          <w:lang w:val="en-US"/>
+        </w:rPr>
+        <w:t xml:space="preserve"> </w:t>
+      </w:r>
+      <w:r>
+        <w:t>признаков</w:t>
+      </w:r>
+    </w:p>
+    <w:p>
+      <w:pPr>
+        <w:pStyle w:val="af"/>
+        <w:rPr>
+          <w:b/>
+          <w:bCs/>
+          <w:lang w:val="en-US"/>
+        </w:rPr>
+      </w:pPr>
+    </w:p>
+    <w:p>
+      <w:pPr>
+        <w:pStyle w:val="af"/>
+      </w:pPr>
+      <w:r>
+        <w:rPr>
+          <w:lang w:val="en-US"/>
+        </w:rPr>
+        <w:t xml:space="preserve">    def </w:t>
+      </w:r>
+      <w:proofErr w:type="spellStart"/>
+      <w:proofErr w:type="gramStart"/>
+      <w:r>
+        <w:rPr>
+          <w:b/>
+          <w:bCs/>
+          <w:lang w:val="en-US"/>
+        </w:rPr>
+        <w:t>getQValue</w:t>
+      </w:r>
+      <w:proofErr w:type="spellEnd"/>
+      <w:r>
+        <w:rPr>
+          <w:lang w:val="en-US"/>
+        </w:rPr>
+        <w:t>(</w:t>
+      </w:r>
+      <w:proofErr w:type="gramEnd"/>
+      <w:r>
+        <w:rPr>
+          <w:lang w:val="en-US"/>
+        </w:rPr>
+        <w:t>self, state, action):</w:t>
+      </w:r>
+    </w:p>
+    <w:p>
+      <w:pPr>
+        <w:pStyle w:val="af"/>
+        <w:rPr>
+          <w:lang w:val="en-US"/>
+        </w:rPr>
+      </w:pPr>
+      <w:r>
+        <w:t xml:space="preserve">        </w:t>
+      </w:r>
+      <w:r>
+        <w:rPr>
+          <w:lang w:val="en-US"/>
+        </w:rPr>
+        <w:t xml:space="preserve"># </w:t>
+      </w:r>
+      <w:r>
+        <w:t>извлекаем</w:t>
+      </w:r>
+      <w:r>
+        <w:rPr>
+          <w:lang w:val="en-US"/>
+        </w:rPr>
+        <w:t xml:space="preserve"> </w:t>
+      </w:r>
+      <w:r>
+        <w:t>признаки</w:t>
+      </w:r>
+      <w:r>
+        <w:rPr>
+          <w:lang w:val="en-US"/>
+        </w:rPr>
+        <w:t xml:space="preserve"> q-</w:t>
+      </w:r>
+      <w:r>
+        <w:t>состояния</w:t>
+      </w:r>
+    </w:p>
+    <w:p>
+      <w:pPr>
+        <w:pStyle w:val="af"/>
+        <w:rPr>
+          <w:lang w:val="en-US"/>
+        </w:rPr>
+      </w:pPr>
+      <w:r>
+        <w:rPr>
+          <w:lang w:val="en-US"/>
+        </w:rPr>
+        <w:t xml:space="preserve">        </w:t>
+      </w:r>
+      <w:proofErr w:type="spellStart"/>
+      <w:proofErr w:type="gramStart"/>
+      <w:r>
+        <w:rPr>
+          <w:lang w:val="en-US"/>
+        </w:rPr>
+        <w:t>self.features</w:t>
+      </w:r>
+      <w:proofErr w:type="spellEnd"/>
+      <w:proofErr w:type="gramEnd"/>
+      <w:r>
+        <w:rPr>
+          <w:lang w:val="en-US"/>
+        </w:rPr>
+        <w:t xml:space="preserve"> = </w:t>
+      </w:r>
+      <w:proofErr w:type="spellStart"/>
+      <w:proofErr w:type="gramStart"/>
+      <w:r>
+        <w:rPr>
+          <w:lang w:val="en-US"/>
+        </w:rPr>
+        <w:t>self.featExtractor.getFeatures</w:t>
+      </w:r>
+      <w:proofErr w:type="spellEnd"/>
+      <w:proofErr w:type="gramEnd"/>
+      <w:r>
+        <w:rPr>
+          <w:lang w:val="en-US"/>
+        </w:rPr>
+        <w:t>(state, action)</w:t>
+      </w:r>
+    </w:p>
+    <w:p>
+      <w:pPr>
+        <w:pStyle w:val="af"/>
+      </w:pPr>
+      <w:r>
+        <w:rPr>
+          <w:lang w:val="en-US"/>
+        </w:rPr>
+        <w:t xml:space="preserve">        </w:t>
+      </w:r>
+      <w:proofErr w:type="spellStart"/>
+      <w:r>
+        <w:t>total</w:t>
+      </w:r>
+      <w:proofErr w:type="spellEnd"/>
+      <w:r>
+        <w:t xml:space="preserve"> = 0</w:t>
+      </w:r>
+    </w:p>
+    <w:p>
+      <w:pPr>
+        <w:pStyle w:val="af"/>
+      </w:pPr>
+    </w:p>
+    <w:p>
+      <w:pPr>
+        <w:pStyle w:val="af"/>
+      </w:pPr>
+      <w:r>
+        <w:t xml:space="preserve">        # для каждого из признаков</w:t>
+      </w:r>
+    </w:p>
+    <w:p>
+      <w:pPr>
+        <w:pStyle w:val="af"/>
+      </w:pPr>
+      <w:r>
+        <w:t xml:space="preserve">        </w:t>
+      </w:r>
+      <w:proofErr w:type="spellStart"/>
+      <w:r>
+        <w:t>for</w:t>
+      </w:r>
+      <w:proofErr w:type="spellEnd"/>
+      <w:r>
+        <w:t xml:space="preserve"> i </w:t>
+      </w:r>
+      <w:proofErr w:type="spellStart"/>
+      <w:r>
+        <w:t>in</w:t>
+      </w:r>
+      <w:proofErr w:type="spellEnd"/>
+      <w:r>
+        <w:t xml:space="preserve"> </w:t>
+      </w:r>
+      <w:proofErr w:type="spellStart"/>
+      <w:proofErr w:type="gramStart"/>
+      <w:r>
+        <w:t>self.features</w:t>
+      </w:r>
+      <w:proofErr w:type="spellEnd"/>
+      <w:proofErr w:type="gramEnd"/>
+      <w:r>
+        <w:t>:</w:t>
+      </w:r>
+    </w:p>
+    <w:p>
+      <w:pPr>
+        <w:pStyle w:val="af"/>
+      </w:pPr>
+      <w:r>
+        <w:t xml:space="preserve">            # суммируем </w:t>
+      </w:r>
+      <w:proofErr w:type="gramStart"/>
+      <w:r>
+        <w:t>взвешенные  признаки</w:t>
+      </w:r>
+      <w:proofErr w:type="gramEnd"/>
+      <w:r>
+        <w:t xml:space="preserve"> </w:t>
+      </w:r>
+    </w:p>
+    <w:p>
+      <w:pPr>
+        <w:pStyle w:val="af"/>
+        <w:rPr>
+          <w:lang w:val="en-US"/>
+        </w:rPr>
+      </w:pPr>
+      <w:r>
+        <w:t xml:space="preserve">            </w:t>
+      </w:r>
+      <w:r>
+        <w:rPr>
+          <w:lang w:val="en-US"/>
+        </w:rPr>
+        <w:t xml:space="preserve">total += </w:t>
+      </w:r>
+      <w:proofErr w:type="spellStart"/>
+      <w:proofErr w:type="gramStart"/>
+      <w:r>
+        <w:rPr>
+          <w:lang w:val="en-US"/>
+        </w:rPr>
+        <w:t>self.features</w:t>
+      </w:r>
+      <w:proofErr w:type="spellEnd"/>
+      <w:proofErr w:type="gramEnd"/>
+      <w:r>
+        <w:rPr>
+          <w:lang w:val="en-US"/>
+        </w:rPr>
+        <w:t>[</w:t>
+      </w:r>
+      <w:proofErr w:type="spellStart"/>
+      <w:r>
+        <w:rPr>
+          <w:lang w:val="en-US"/>
+        </w:rPr>
+        <w:t>i</w:t>
+      </w:r>
+      <w:proofErr w:type="spellEnd"/>
+      <w:r>
+        <w:rPr>
+          <w:lang w:val="en-US"/>
+        </w:rPr>
+        <w:t xml:space="preserve">] * </w:t>
+      </w:r>
+      <w:proofErr w:type="spellStart"/>
+      <w:proofErr w:type="gramStart"/>
+      <w:r>
+        <w:rPr>
+          <w:lang w:val="en-US"/>
+        </w:rPr>
+        <w:t>self.weights</w:t>
+      </w:r>
+      <w:proofErr w:type="spellEnd"/>
+      <w:proofErr w:type="gramEnd"/>
+      <w:r>
+        <w:rPr>
+          <w:lang w:val="en-US"/>
+        </w:rPr>
+        <w:t>[</w:t>
+      </w:r>
+      <w:proofErr w:type="spellStart"/>
+      <w:r>
+        <w:rPr>
+          <w:lang w:val="en-US"/>
+        </w:rPr>
+        <w:t>i</w:t>
+      </w:r>
+      <w:proofErr w:type="spellEnd"/>
+      <w:r>
+        <w:rPr>
+          <w:lang w:val="en-US"/>
+        </w:rPr>
+        <w:t>]</w:t>
+      </w:r>
+    </w:p>
+    <w:p>
+      <w:pPr>
+        <w:pStyle w:val="af"/>
+        <w:rPr>
+          <w:lang w:val="en-US"/>
+        </w:rPr>
+      </w:pPr>
+    </w:p>
+    <w:p>
+      <w:pPr>
+        <w:pStyle w:val="af"/>
+      </w:pPr>
+      <w:r>
+        <w:rPr>
+          <w:lang w:val="en-US"/>
+        </w:rPr>
+        <w:t xml:space="preserve">        </w:t>
+      </w:r>
+      <w:r>
+        <w:t xml:space="preserve"># </w:t>
+      </w:r>
+      <w:proofErr w:type="spellStart"/>
+      <w:r>
+        <w:t>возращаем</w:t>
+      </w:r>
+      <w:proofErr w:type="spellEnd"/>
+      <w:r>
+        <w:t xml:space="preserve"> сумму признаков взвешенных с весами </w:t>
+      </w:r>
+      <w:proofErr w:type="spellStart"/>
+      <w:r>
+        <w:t>weights</w:t>
+      </w:r>
+      <w:proofErr w:type="spellEnd"/>
+    </w:p>
+    <w:p>
+      <w:pPr>
+        <w:pStyle w:val="af"/>
+        <w:rPr>
+          <w:lang w:val="en-US"/>
+        </w:rPr>
+      </w:pPr>
+      <w:r>
+        <w:t xml:space="preserve">        </w:t>
+      </w:r>
+      <w:r>
+        <w:rPr>
+          <w:lang w:val="en-US"/>
+        </w:rPr>
+        <w:t>return total</w:t>
+      </w:r>
+    </w:p>
+    <w:p>
+      <w:pPr>
+        <w:pStyle w:val="af"/>
+        <w:rPr>
+          <w:lang w:val="en-US"/>
+        </w:rPr>
+      </w:pPr>
+      <w:r>
+        <w:rPr>
+          <w:lang w:val="en-US"/>
+        </w:rPr>
+        <w:t xml:space="preserve">  </w:t>
+      </w:r>
+    </w:p>
+    <w:p>
+      <w:pPr>
+        <w:pStyle w:val="af"/>
+      </w:pPr>
+      <w:r>
+        <w:rPr>
+          <w:lang w:val="en-US"/>
+        </w:rPr>
+        <w:t xml:space="preserve">    def </w:t>
+      </w:r>
+      <w:proofErr w:type="gramStart"/>
+      <w:r>
+        <w:rPr>
+          <w:b/>
+          <w:bCs/>
+          <w:lang w:val="en-US"/>
+        </w:rPr>
+        <w:t>update</w:t>
+      </w:r>
+      <w:r>
+        <w:rPr>
+          <w:lang w:val="en-US"/>
+        </w:rPr>
+        <w:t>(</w:t>
+      </w:r>
+      <w:proofErr w:type="gramEnd"/>
+      <w:r>
+        <w:rPr>
+          <w:lang w:val="en-US"/>
+        </w:rPr>
+        <w:t xml:space="preserve">self, state, action, </w:t>
+      </w:r>
+      <w:proofErr w:type="spellStart"/>
+      <w:r>
+        <w:rPr>
+          <w:lang w:val="en-US"/>
+        </w:rPr>
+        <w:t>nextState</w:t>
+      </w:r>
+      <w:proofErr w:type="spellEnd"/>
+      <w:r>
+        <w:rPr>
+          <w:lang w:val="en-US"/>
+        </w:rPr>
+        <w:t>, reward: float):</w:t>
+      </w:r>
+    </w:p>
+    <w:p>
+      <w:pPr>
+        <w:pStyle w:val="af"/>
+        <w:rPr>
+          <w:lang w:val="en-US"/>
+        </w:rPr>
+      </w:pPr>
+      <w:r>
+        <w:rPr>
+          <w:lang w:val="en-US"/>
+        </w:rPr>
+        <w:t xml:space="preserve">        # diff=(</w:t>
+      </w:r>
+      <w:proofErr w:type="spellStart"/>
+      <w:r>
+        <w:rPr>
+          <w:lang w:val="en-US"/>
+        </w:rPr>
+        <w:t>r+gamma</w:t>
+      </w:r>
+      <w:proofErr w:type="spellEnd"/>
+      <w:r>
+        <w:rPr>
+          <w:lang w:val="en-US"/>
+        </w:rPr>
+        <w:t>*V(s'))-q(</w:t>
+      </w:r>
+      <w:proofErr w:type="spellStart"/>
+      <w:proofErr w:type="gramStart"/>
+      <w:r>
+        <w:rPr>
+          <w:lang w:val="en-US"/>
+        </w:rPr>
+        <w:t>s,a</w:t>
+      </w:r>
+      <w:proofErr w:type="spellEnd"/>
+      <w:proofErr w:type="gramEnd"/>
+      <w:r>
+        <w:rPr>
+          <w:lang w:val="en-US"/>
+        </w:rPr>
+        <w:t>))</w:t>
+      </w:r>
+    </w:p>
+    <w:p>
+      <w:pPr>
+        <w:pStyle w:val="af"/>
+        <w:rPr>
+          <w:lang w:val="en-US"/>
+        </w:rPr>
+      </w:pPr>
+      <w:r>
+        <w:rPr>
+          <w:lang w:val="en-US"/>
+        </w:rPr>
+        <w:t xml:space="preserve">        diff = (reward + </w:t>
+      </w:r>
+      <w:proofErr w:type="spellStart"/>
+      <w:proofErr w:type="gramStart"/>
+      <w:r>
+        <w:rPr>
+          <w:lang w:val="en-US"/>
+        </w:rPr>
+        <w:t>self.discount</w:t>
+      </w:r>
+      <w:proofErr w:type="spellEnd"/>
+      <w:proofErr w:type="gramEnd"/>
+      <w:r>
+        <w:rPr>
+          <w:lang w:val="en-US"/>
+        </w:rPr>
+        <w:t xml:space="preserve"> * </w:t>
+      </w:r>
+      <w:proofErr w:type="spellStart"/>
+      <w:proofErr w:type="gramStart"/>
+      <w:r>
+        <w:rPr>
+          <w:lang w:val="en-US"/>
+        </w:rPr>
+        <w:t>self.getValue</w:t>
+      </w:r>
+      <w:proofErr w:type="spellEnd"/>
+      <w:proofErr w:type="gramEnd"/>
+      <w:r>
+        <w:rPr>
+          <w:lang w:val="en-US"/>
+        </w:rPr>
+        <w:t>(</w:t>
+      </w:r>
+      <w:proofErr w:type="spellStart"/>
+      <w:r>
+        <w:rPr>
+          <w:lang w:val="en-US"/>
+        </w:rPr>
+        <w:t>nextState</w:t>
+      </w:r>
+      <w:proofErr w:type="spellEnd"/>
+      <w:r>
+        <w:rPr>
+          <w:lang w:val="en-US"/>
+        </w:rPr>
+        <w:t xml:space="preserve">)) - </w:t>
+      </w:r>
+      <w:proofErr w:type="spellStart"/>
+      <w:proofErr w:type="gramStart"/>
+      <w:r>
+        <w:rPr>
+          <w:lang w:val="en-US"/>
+        </w:rPr>
+        <w:t>self.getQValue</w:t>
+      </w:r>
+      <w:proofErr w:type="spellEnd"/>
+      <w:proofErr w:type="gramEnd"/>
+      <w:r>
+        <w:rPr>
+          <w:lang w:val="en-US"/>
+        </w:rPr>
+        <w:t>(state, action)</w:t>
+      </w:r>
+    </w:p>
+    <w:p>
+      <w:pPr>
+        <w:pStyle w:val="af"/>
+        <w:rPr>
+          <w:lang w:val="en-US"/>
+        </w:rPr>
+      </w:pPr>
+    </w:p>
+    <w:p>
+      <w:pPr>
+        <w:pStyle w:val="af"/>
+        <w:rPr>
+          <w:lang w:val="en-US"/>
+        </w:rPr>
+      </w:pPr>
+      <w:r>
+        <w:rPr>
+          <w:lang w:val="en-US"/>
+        </w:rPr>
+        <w:t xml:space="preserve">        # </w:t>
+      </w:r>
+      <w:r>
+        <w:t>извлекаем</w:t>
+      </w:r>
+      <w:r>
+        <w:rPr>
+          <w:lang w:val="en-US"/>
+        </w:rPr>
+        <w:t xml:space="preserve"> </w:t>
+      </w:r>
+      <w:r>
+        <w:t>признаки</w:t>
+      </w:r>
+      <w:r>
+        <w:rPr>
+          <w:lang w:val="en-US"/>
+        </w:rPr>
+        <w:t xml:space="preserve"> q-</w:t>
+      </w:r>
+      <w:r>
+        <w:t>состояния</w:t>
+      </w:r>
+    </w:p>
+    <w:p>
+      <w:pPr>
+        <w:pStyle w:val="af"/>
+        <w:rPr>
+          <w:lang w:val="en-US"/>
+        </w:rPr>
+      </w:pPr>
+      <w:r>
+        <w:rPr>
+          <w:lang w:val="en-US"/>
+        </w:rPr>
+        <w:t xml:space="preserve">        features = </w:t>
+      </w:r>
+      <w:proofErr w:type="spellStart"/>
+      <w:proofErr w:type="gramStart"/>
+      <w:r>
+        <w:rPr>
+          <w:lang w:val="en-US"/>
+        </w:rPr>
+        <w:t>self.featExtractor.getFeatures</w:t>
+      </w:r>
+      <w:proofErr w:type="spellEnd"/>
+      <w:proofErr w:type="gramEnd"/>
+      <w:r>
+        <w:rPr>
+          <w:lang w:val="en-US"/>
+        </w:rPr>
+        <w:t>(state, action)</w:t>
+      </w:r>
+    </w:p>
+    <w:p>
+      <w:pPr>
+        <w:pStyle w:val="af"/>
+        <w:rPr>
+          <w:lang w:val="en-US"/>
+        </w:rPr>
+      </w:pPr>
+    </w:p>
+    <w:p>
+      <w:pPr>
+        <w:pStyle w:val="af"/>
+      </w:pPr>
+      <w:r>
+        <w:rPr>
+          <w:lang w:val="en-US"/>
+        </w:rPr>
+        <w:t xml:space="preserve">        </w:t>
+      </w:r>
+      <w:r>
+        <w:t xml:space="preserve"># для каждого из признаков </w:t>
+      </w:r>
+      <w:proofErr w:type="spellStart"/>
+      <w:r>
+        <w:t>fi</w:t>
+      </w:r>
+      <w:proofErr w:type="spellEnd"/>
+      <w:r>
+        <w:t>(</w:t>
+      </w:r>
+      <w:proofErr w:type="spellStart"/>
+      <w:proofErr w:type="gramStart"/>
+      <w:r>
+        <w:t>s,a</w:t>
+      </w:r>
+      <w:proofErr w:type="spellEnd"/>
+      <w:proofErr w:type="gramEnd"/>
+      <w:r>
+        <w:t>)</w:t>
+      </w:r>
+    </w:p>
+    <w:p>
+      <w:pPr>
+        <w:pStyle w:val="af"/>
+        <w:rPr>
+          <w:lang w:val="en-US"/>
+        </w:rPr>
+      </w:pPr>
+      <w:r>
+        <w:t xml:space="preserve">        </w:t>
+      </w:r>
+      <w:r>
+        <w:rPr>
+          <w:lang w:val="en-US"/>
+        </w:rPr>
+        <w:t xml:space="preserve">for </w:t>
+      </w:r>
+      <w:proofErr w:type="spellStart"/>
+      <w:r>
+        <w:rPr>
+          <w:lang w:val="en-US"/>
+        </w:rPr>
+        <w:t>i</w:t>
+      </w:r>
+      <w:proofErr w:type="spellEnd"/>
+      <w:r>
+        <w:rPr>
+          <w:lang w:val="en-US"/>
+        </w:rPr>
+        <w:t xml:space="preserve"> in features:</w:t>
+      </w:r>
+    </w:p>
+    <w:p>
+      <w:pPr>
+        <w:pStyle w:val="af"/>
+        <w:rPr>
+          <w:lang w:val="en-US"/>
+        </w:rPr>
+      </w:pPr>
+      <w:r>
+        <w:rPr>
+          <w:lang w:val="en-US"/>
+        </w:rPr>
+        <w:t xml:space="preserve">            # </w:t>
+      </w:r>
+      <w:r>
+        <w:t>обновляем</w:t>
+      </w:r>
+      <w:r>
+        <w:rPr>
+          <w:lang w:val="en-US"/>
+        </w:rPr>
+        <w:t xml:space="preserve"> </w:t>
+      </w:r>
+      <w:r>
+        <w:t>его</w:t>
+      </w:r>
+      <w:r>
+        <w:rPr>
+          <w:lang w:val="en-US"/>
+        </w:rPr>
+        <w:t xml:space="preserve"> </w:t>
+      </w:r>
+      <w:r>
+        <w:t>вес</w:t>
+      </w:r>
+    </w:p>
+    <w:p>
+      <w:pPr>
+        <w:pStyle w:val="af"/>
+        <w:rPr>
+          <w:lang w:val="en-US"/>
+        </w:rPr>
+      </w:pPr>
+      <w:r>
+        <w:rPr>
+          <w:lang w:val="en-US"/>
+        </w:rPr>
+        <w:t xml:space="preserve">            # w &lt;-- w + alpha*diff*fi(</w:t>
+      </w:r>
+      <w:proofErr w:type="spellStart"/>
+      <w:proofErr w:type="gramStart"/>
+      <w:r>
+        <w:rPr>
+          <w:lang w:val="en-US"/>
+        </w:rPr>
+        <w:t>s,a</w:t>
+      </w:r>
+      <w:proofErr w:type="spellEnd"/>
+      <w:proofErr w:type="gramEnd"/>
+      <w:r>
+        <w:rPr>
+          <w:lang w:val="en-US"/>
+        </w:rPr>
+        <w:t>)</w:t>
+      </w:r>
+    </w:p>
+    <w:p>
+      <w:pPr>
+        <w:pStyle w:val="af"/>
+        <w:rPr>
+          <w:lang w:val="en-US"/>
+        </w:rPr>
+      </w:pPr>
+      <w:r>
+        <w:rPr>
+          <w:lang w:val="en-US"/>
+        </w:rPr>
+        <w:t xml:space="preserve">            </w:t>
+      </w:r>
+      <w:proofErr w:type="spellStart"/>
+      <w:proofErr w:type="gramStart"/>
+      <w:r>
+        <w:rPr>
+          <w:lang w:val="en-US"/>
+        </w:rPr>
+        <w:t>self.weights</w:t>
+      </w:r>
+      <w:proofErr w:type="spellEnd"/>
+      <w:proofErr w:type="gramEnd"/>
+      <w:r>
+        <w:rPr>
+          <w:lang w:val="en-US"/>
+        </w:rPr>
+        <w:t>[</w:t>
+      </w:r>
+      <w:proofErr w:type="spellStart"/>
+      <w:r>
+        <w:rPr>
+          <w:lang w:val="en-US"/>
+        </w:rPr>
+        <w:t>i</w:t>
+      </w:r>
+      <w:proofErr w:type="spellEnd"/>
+      <w:r>
+        <w:rPr>
+          <w:lang w:val="en-US"/>
+        </w:rPr>
+        <w:t xml:space="preserve">] = </w:t>
+      </w:r>
+      <w:proofErr w:type="spellStart"/>
+      <w:proofErr w:type="gramStart"/>
+      <w:r>
+        <w:rPr>
+          <w:lang w:val="en-US"/>
+        </w:rPr>
+        <w:t>self.weights</w:t>
+      </w:r>
+      <w:proofErr w:type="spellEnd"/>
+      <w:proofErr w:type="gramEnd"/>
+      <w:r>
+        <w:rPr>
+          <w:lang w:val="en-US"/>
+        </w:rPr>
+        <w:t>[</w:t>
+      </w:r>
+      <w:proofErr w:type="spellStart"/>
+      <w:r>
+        <w:rPr>
+          <w:lang w:val="en-US"/>
+        </w:rPr>
+        <w:t>i</w:t>
+      </w:r>
+      <w:proofErr w:type="spellEnd"/>
+      <w:r>
+        <w:rPr>
+          <w:lang w:val="en-US"/>
+        </w:rPr>
+        <w:t xml:space="preserve">] + </w:t>
+      </w:r>
+      <w:proofErr w:type="spellStart"/>
+      <w:proofErr w:type="gramStart"/>
+      <w:r>
+        <w:rPr>
+          <w:lang w:val="en-US"/>
+        </w:rPr>
+        <w:t>self.alpha</w:t>
+      </w:r>
+      <w:proofErr w:type="spellEnd"/>
+      <w:proofErr w:type="gramEnd"/>
+      <w:r>
+        <w:rPr>
+          <w:lang w:val="en-US"/>
+        </w:rPr>
+        <w:t xml:space="preserve"> * diff * features[</w:t>
+      </w:r>
+      <w:proofErr w:type="spellStart"/>
+      <w:r>
+        <w:rPr>
+          <w:lang w:val="en-US"/>
+        </w:rPr>
+        <w:t>i</w:t>
+      </w:r>
+      <w:proofErr w:type="spellEnd"/>
+      <w:r>
+        <w:rPr>
+          <w:lang w:val="en-US"/>
+        </w:rPr>
+        <w:t>]</w:t>
+      </w:r>
+    </w:p>
+    <w:p>
+      <w:pPr>
+        <w:pStyle w:val="af"/>
+        <w:rPr>
+          <w:lang w:val="en-US"/>
+        </w:rPr>
+      </w:pPr>
+    </w:p>
+    <w:p>
+      <w:pPr>
+        <w:pStyle w:val="af"/>
+      </w:pPr>
+      <w:r>
+        <w:rPr>
+          <w:lang w:val="en-US"/>
+        </w:rPr>
+        <w:t xml:space="preserve">    </w:t>
+      </w:r>
+      <w:proofErr w:type="spellStart"/>
+      <w:r>
+        <w:t>def</w:t>
+      </w:r>
+      <w:proofErr w:type="spellEnd"/>
+      <w:r>
+        <w:t xml:space="preserve"> </w:t>
+      </w:r>
+      <w:proofErr w:type="spellStart"/>
+      <w:proofErr w:type="gramStart"/>
+      <w:r>
+        <w:rPr>
+          <w:b/>
+          <w:bCs/>
+        </w:rPr>
+        <w:t>final</w:t>
+      </w:r>
+      <w:proofErr w:type="spellEnd"/>
+      <w:r>
+        <w:t>(</w:t>
+      </w:r>
+      <w:proofErr w:type="spellStart"/>
+      <w:proofErr w:type="gramEnd"/>
+      <w:r>
+        <w:t>self</w:t>
+      </w:r>
+      <w:proofErr w:type="spellEnd"/>
+      <w:r>
+        <w:t xml:space="preserve">, </w:t>
+      </w:r>
+      <w:proofErr w:type="spellStart"/>
+      <w:r>
+        <w:t>state</w:t>
+      </w:r>
+      <w:proofErr w:type="spellEnd"/>
+      <w:r>
+        <w:t>):</w:t>
+      </w:r>
+    </w:p>
+    <w:p>
+      <w:pPr>
+        <w:pStyle w:val="af"/>
+      </w:pPr>
+      <w:r>
+        <w:t xml:space="preserve">        "Вызывается в конце игры"</w:t>
+      </w:r>
+    </w:p>
+    <w:p>
+      <w:pPr>
+        <w:pStyle w:val="af"/>
+      </w:pPr>
+    </w:p>
+    <w:p>
+      <w:pPr>
+        <w:pStyle w:val="af"/>
+      </w:pPr>
+      <w:r>
+        <w:t xml:space="preserve">        # вызов метода </w:t>
+      </w:r>
+      <w:proofErr w:type="spellStart"/>
+      <w:r>
+        <w:t>final</w:t>
+      </w:r>
+      <w:proofErr w:type="spellEnd"/>
+      <w:r>
+        <w:t xml:space="preserve"> </w:t>
+      </w:r>
+      <w:proofErr w:type="gramStart"/>
+      <w:r>
+        <w:t>супер-класса</w:t>
+      </w:r>
+      <w:proofErr w:type="gramEnd"/>
+    </w:p>
+    <w:p>
+      <w:pPr>
+        <w:pStyle w:val="af"/>
+      </w:pPr>
+      <w:r>
+        <w:t xml:space="preserve">        </w:t>
+      </w:r>
+      <w:proofErr w:type="spellStart"/>
+      <w:r>
+        <w:t>PacmanQAgent.final</w:t>
+      </w:r>
+      <w:proofErr w:type="spellEnd"/>
+      <w:r>
+        <w:t>(</w:t>
+      </w:r>
+      <w:proofErr w:type="spellStart"/>
+      <w:r>
+        <w:t>self</w:t>
+      </w:r>
+      <w:proofErr w:type="spellEnd"/>
+      <w:r>
+        <w:t xml:space="preserve">, </w:t>
+      </w:r>
+      <w:proofErr w:type="spellStart"/>
+      <w:r>
+        <w:t>state</w:t>
+      </w:r>
+      <w:proofErr w:type="spellEnd"/>
+      <w:r>
+        <w:t>)</w:t>
+      </w:r>
+    </w:p>
+    <w:p>
+      <w:pPr>
+        <w:pStyle w:val="af"/>
+      </w:pPr>
+    </w:p>
+    <w:p>
+      <w:pPr>
+        <w:pStyle w:val="af"/>
+      </w:pPr>
+      <w:r>
+        <w:t xml:space="preserve">        # проверяем, завершилось ли обучение?</w:t>
+      </w:r>
+    </w:p>
+    <w:p>
+      <w:pPr>
+        <w:pStyle w:val="af"/>
+      </w:pPr>
+      <w:r>
+        <w:t xml:space="preserve">        </w:t>
+      </w:r>
+      <w:proofErr w:type="spellStart"/>
+      <w:r>
+        <w:t>if</w:t>
+      </w:r>
+      <w:proofErr w:type="spellEnd"/>
+      <w:r>
+        <w:t xml:space="preserve"> </w:t>
+      </w:r>
+      <w:proofErr w:type="spellStart"/>
+      <w:proofErr w:type="gramStart"/>
+      <w:r>
+        <w:t>self.episodesSoFar</w:t>
+      </w:r>
+      <w:proofErr w:type="spellEnd"/>
+      <w:proofErr w:type="gramEnd"/>
+      <w:r>
+        <w:t xml:space="preserve"> == </w:t>
+      </w:r>
+      <w:proofErr w:type="spellStart"/>
+      <w:proofErr w:type="gramStart"/>
+      <w:r>
+        <w:t>self.numTraining</w:t>
+      </w:r>
+      <w:proofErr w:type="spellEnd"/>
+      <w:proofErr w:type="gramEnd"/>
+      <w:r>
+        <w:t>:</w:t>
+      </w:r>
+    </w:p>
+    <w:p>
+      <w:pPr>
+        <w:pStyle w:val="af"/>
+      </w:pPr>
+      <w:r>
+        <w:t xml:space="preserve">            # здесь, если захотите, вы можете распечатать веса при отладке</w:t>
+      </w:r>
+    </w:p>
+    <w:p>
+      <w:pPr>
+        <w:pStyle w:val="af"/>
+      </w:pPr>
+      <w:r>
+        <w:t xml:space="preserve">           </w:t>
+      </w:r>
+    </w:p>
+    <w:p>
+      <w:pPr>
+        <w:pStyle w:val="af"/>
+        <w:rPr>
+          <w:b/>
+          <w:bCs/>
+          <w:i/>
+          <w:iCs/>
+        </w:rPr>
+      </w:pPr>
+      <w:r>
+        <w:t xml:space="preserve">            </w:t>
+      </w:r>
+      <w:r>
+        <w:rPr>
+          <w:b/>
+          <w:bCs/>
+          <w:i/>
+          <w:iCs/>
+        </w:rPr>
+        <w:t>"*** ВСТАВЬТЕ ВАШ КОД СЮДА ***"</w:t>
+      </w:r>
+    </w:p>
+    <w:p>
+      <w:pPr>
+        <w:pStyle w:val="af"/>
+      </w:pPr>
+    </w:p>
+    <w:p>
+      <w:pPr>
+        <w:pStyle w:val="af"/>
+      </w:pPr>
+      <w:r>
+        <w:t xml:space="preserve">            </w:t>
+      </w:r>
+      <w:proofErr w:type="spellStart"/>
+      <w:proofErr w:type="gramStart"/>
+      <w:r>
+        <w:t>print</w:t>
+      </w:r>
+      <w:proofErr w:type="spellEnd"/>
+      <w:r>
+        <w:t>(</w:t>
+      </w:r>
+      <w:proofErr w:type="gramEnd"/>
+      <w:r>
+        <w:t>"Итоги Q-обучения с аппроксимацией")</w:t>
+      </w:r>
+    </w:p>
+    <w:p>
+      <w:pPr>
+        <w:pStyle w:val="af"/>
+      </w:pPr>
+      <w:r>
+        <w:t xml:space="preserve">            </w:t>
+      </w:r>
+      <w:proofErr w:type="spellStart"/>
+      <w:proofErr w:type="gramStart"/>
+      <w:r>
+        <w:t>print</w:t>
+      </w:r>
+      <w:proofErr w:type="spellEnd"/>
+      <w:r>
+        <w:t>(</w:t>
+      </w:r>
+      <w:proofErr w:type="gramEnd"/>
+      <w:r>
+        <w:t>"Скорость обучения(</w:t>
+      </w:r>
+      <w:proofErr w:type="spellStart"/>
+      <w:r>
+        <w:t>alpha</w:t>
+      </w:r>
+      <w:proofErr w:type="spellEnd"/>
+      <w:proofErr w:type="gramStart"/>
+      <w:r>
+        <w:t>) :</w:t>
+      </w:r>
+      <w:proofErr w:type="gramEnd"/>
+      <w:r>
+        <w:t xml:space="preserve"> {0}</w:t>
+      </w:r>
+      <w:proofErr w:type="gramStart"/>
+      <w:r>
+        <w:t>".</w:t>
+      </w:r>
+      <w:proofErr w:type="spellStart"/>
+      <w:r>
+        <w:t>format</w:t>
+      </w:r>
+      <w:proofErr w:type="spellEnd"/>
+      <w:proofErr w:type="gramEnd"/>
+      <w:r>
+        <w:t>(</w:t>
+      </w:r>
+      <w:proofErr w:type="spellStart"/>
+      <w:proofErr w:type="gramStart"/>
+      <w:r>
+        <w:t>self.alpha</w:t>
+      </w:r>
+      <w:proofErr w:type="spellEnd"/>
+      <w:proofErr w:type="gramEnd"/>
+      <w:r>
+        <w:t>))</w:t>
+      </w:r>
+    </w:p>
+    <w:p>
+      <w:pPr>
+        <w:pStyle w:val="af"/>
+        <w:rPr>
+          <w:lang w:val="en-US"/>
+        </w:rPr>
+      </w:pPr>
+      <w:r>
+        <w:t xml:space="preserve">            </w:t>
+      </w:r>
+      <w:r>
+        <w:rPr>
+          <w:lang w:val="en-US"/>
+        </w:rPr>
+        <w:t>print("</w:t>
+      </w:r>
+      <w:r>
+        <w:t>Дисконтирование</w:t>
+      </w:r>
+      <w:r>
+        <w:rPr>
+          <w:lang w:val="en-US"/>
+        </w:rPr>
+        <w:t>(gamma</w:t>
+      </w:r>
+      <w:proofErr w:type="gramStart"/>
+      <w:r>
+        <w:rPr>
+          <w:lang w:val="en-US"/>
+        </w:rPr>
+        <w:t>) :</w:t>
+      </w:r>
+      <w:proofErr w:type="gramEnd"/>
+      <w:r>
+        <w:rPr>
+          <w:lang w:val="en-US"/>
+        </w:rPr>
+        <w:t xml:space="preserve"> {0}</w:t>
+      </w:r>
+      <w:proofErr w:type="gramStart"/>
+      <w:r>
+        <w:rPr>
+          <w:lang w:val="en-US"/>
+        </w:rPr>
+        <w:t>".format</w:t>
+      </w:r>
+      <w:proofErr w:type="gramEnd"/>
+      <w:r>
+        <w:rPr>
+          <w:lang w:val="en-US"/>
+        </w:rPr>
+        <w:t>(</w:t>
+      </w:r>
+      <w:proofErr w:type="spellStart"/>
+      <w:proofErr w:type="gramStart"/>
+      <w:r>
+        <w:rPr>
+          <w:lang w:val="en-US"/>
+        </w:rPr>
+        <w:t>self.discount</w:t>
+      </w:r>
+      <w:proofErr w:type="spellEnd"/>
+      <w:proofErr w:type="gramEnd"/>
+      <w:r>
+        <w:rPr>
+          <w:lang w:val="en-US"/>
+        </w:rPr>
+        <w:t>))</w:t>
+      </w:r>
+    </w:p>
+    <w:p>
+      <w:pPr>
+        <w:pStyle w:val="af"/>
+        <w:rPr>
+          <w:lang w:val="en-US"/>
+        </w:rPr>
+      </w:pPr>
+      <w:r>
+        <w:rPr>
+          <w:lang w:val="en-US"/>
+        </w:rPr>
+        <w:t xml:space="preserve">            </w:t>
+      </w:r>
+      <w:proofErr w:type="gramStart"/>
+      <w:r>
+        <w:rPr>
+          <w:lang w:val="en-US"/>
+        </w:rPr>
+        <w:t>print(</w:t>
+      </w:r>
+      <w:proofErr w:type="gramEnd"/>
+      <w:r>
+        <w:rPr>
+          <w:lang w:val="en-US"/>
+        </w:rPr>
+        <w:t>"</w:t>
+      </w:r>
+      <w:r>
+        <w:t>Вероятность</w:t>
+      </w:r>
+      <w:r>
+        <w:rPr>
+          <w:lang w:val="en-US"/>
+        </w:rPr>
+        <w:t xml:space="preserve"> </w:t>
+      </w:r>
+      <w:r>
+        <w:t>исследования</w:t>
+      </w:r>
+      <w:r>
+        <w:rPr>
+          <w:lang w:val="en-US"/>
+        </w:rPr>
+        <w:t xml:space="preserve"> (epsilon</w:t>
+      </w:r>
+      <w:proofErr w:type="gramStart"/>
+      <w:r>
+        <w:rPr>
+          <w:lang w:val="en-US"/>
+        </w:rPr>
+        <w:t>) :</w:t>
+      </w:r>
+      <w:proofErr w:type="gramEnd"/>
+      <w:r>
+        <w:rPr>
+          <w:lang w:val="en-US"/>
+        </w:rPr>
+        <w:t xml:space="preserve"> {0}</w:t>
+      </w:r>
+      <w:proofErr w:type="gramStart"/>
+      <w:r>
+        <w:rPr>
+          <w:lang w:val="en-US"/>
+        </w:rPr>
+        <w:t>".format</w:t>
+      </w:r>
+      <w:proofErr w:type="gramEnd"/>
+      <w:r>
+        <w:rPr>
+          <w:lang w:val="en-US"/>
+        </w:rPr>
+        <w:t>(</w:t>
+      </w:r>
+      <w:proofErr w:type="spellStart"/>
+      <w:proofErr w:type="gramStart"/>
+      <w:r>
+        <w:rPr>
+          <w:lang w:val="en-US"/>
+        </w:rPr>
+        <w:t>self.epsilon</w:t>
+      </w:r>
+      <w:proofErr w:type="spellEnd"/>
+      <w:proofErr w:type="gramEnd"/>
+      <w:r>
+        <w:rPr>
+          <w:lang w:val="en-US"/>
+        </w:rPr>
+        <w:t>))</w:t>
+      </w:r>
+    </w:p>
+    <w:p>
+      <w:pPr>
+        <w:pStyle w:val="af"/>
+        <w:rPr>
+          <w:lang w:val="en-US"/>
+        </w:rPr>
+      </w:pPr>
+      <w:r>
+        <w:rPr>
+          <w:lang w:val="en-US"/>
+        </w:rPr>
+        <w:t xml:space="preserve">            </w:t>
+      </w:r>
+      <w:proofErr w:type="gramStart"/>
+      <w:r>
+        <w:rPr>
+          <w:lang w:val="en-US"/>
+        </w:rPr>
+        <w:t>print(</w:t>
+      </w:r>
+      <w:proofErr w:type="gramEnd"/>
+      <w:r>
+        <w:rPr>
+          <w:lang w:val="en-US"/>
+        </w:rPr>
+        <w:t>"</w:t>
+      </w:r>
+      <w:r>
+        <w:t>Эпизодов</w:t>
+      </w:r>
+      <w:r>
+        <w:rPr>
+          <w:lang w:val="en-US"/>
+        </w:rPr>
+        <w:t xml:space="preserve"> </w:t>
+      </w:r>
+      <w:proofErr w:type="gramStart"/>
+      <w:r>
+        <w:t>обучения</w:t>
+      </w:r>
+      <w:r>
+        <w:rPr>
+          <w:lang w:val="en-US"/>
+        </w:rPr>
+        <w:t xml:space="preserve"> :</w:t>
+      </w:r>
+      <w:proofErr w:type="gramEnd"/>
+      <w:r>
+        <w:rPr>
+          <w:lang w:val="en-US"/>
+        </w:rPr>
+        <w:t xml:space="preserve"> {0}</w:t>
+      </w:r>
+      <w:proofErr w:type="gramStart"/>
+      <w:r>
+        <w:rPr>
+          <w:lang w:val="en-US"/>
+        </w:rPr>
+        <w:t>".format</w:t>
+      </w:r>
+      <w:proofErr w:type="gramEnd"/>
+      <w:r>
+        <w:rPr>
+          <w:lang w:val="en-US"/>
+        </w:rPr>
+        <w:t>(</w:t>
+      </w:r>
+      <w:proofErr w:type="spellStart"/>
+      <w:proofErr w:type="gramStart"/>
+      <w:r>
+        <w:rPr>
+          <w:lang w:val="en-US"/>
+        </w:rPr>
+        <w:t>self.numTraining</w:t>
+      </w:r>
+      <w:proofErr w:type="spellEnd"/>
+      <w:proofErr w:type="gramEnd"/>
+      <w:r>
+        <w:rPr>
+          <w:lang w:val="en-US"/>
+        </w:rPr>
+        <w:t>))</w:t>
+      </w:r>
+    </w:p>
+    <w:p>
+      <w:pPr>
+        <w:pStyle w:val="af"/>
+        <w:rPr>
+          <w:lang w:val="en-US"/>
+        </w:rPr>
+      </w:pPr>
+      <w:r>
+        <w:rPr>
+          <w:lang w:val="en-US"/>
+        </w:rPr>
+        <w:t xml:space="preserve">            </w:t>
+      </w:r>
+      <w:proofErr w:type="gramStart"/>
+      <w:r>
+        <w:rPr>
+          <w:lang w:val="en-US"/>
+        </w:rPr>
+        <w:t>print(</w:t>
+      </w:r>
+      <w:proofErr w:type="gramEnd"/>
+      <w:r>
+        <w:rPr>
+          <w:lang w:val="en-US"/>
+        </w:rPr>
+        <w:t>"=======</w:t>
+      </w:r>
+      <w:r>
+        <w:t>Веса</w:t>
+      </w:r>
+      <w:r>
+        <w:rPr>
+          <w:lang w:val="en-US"/>
+        </w:rPr>
+        <w:t xml:space="preserve"> </w:t>
+      </w:r>
+      <w:r>
+        <w:t>признаков</w:t>
+      </w:r>
+      <w:r>
+        <w:rPr>
+          <w:lang w:val="en-US"/>
+        </w:rPr>
+        <w:t>=======")</w:t>
+      </w:r>
+    </w:p>
+    <w:p>
+      <w:pPr>
+        <w:pStyle w:val="af"/>
+        <w:rPr>
+          <w:lang w:val="en-US"/>
+        </w:rPr>
+      </w:pPr>
+    </w:p>
+    <w:p>
+      <w:pPr>
+        <w:pStyle w:val="af"/>
+        <w:rPr>
+          <w:lang w:val="en-US"/>
+        </w:rPr>
+      </w:pPr>
+      <w:r>
+        <w:rPr>
+          <w:lang w:val="en-US"/>
+        </w:rPr>
+        <w:t xml:space="preserve">            for </w:t>
+      </w:r>
+      <w:proofErr w:type="spellStart"/>
+      <w:r>
+        <w:rPr>
+          <w:lang w:val="en-US"/>
+        </w:rPr>
+        <w:t>i</w:t>
+      </w:r>
+      <w:proofErr w:type="spellEnd"/>
+      <w:r>
+        <w:rPr>
+          <w:lang w:val="en-US"/>
+        </w:rPr>
+        <w:t xml:space="preserve"> in </w:t>
+      </w:r>
+      <w:proofErr w:type="spellStart"/>
+      <w:proofErr w:type="gramStart"/>
+      <w:r>
+        <w:rPr>
+          <w:lang w:val="en-US"/>
+        </w:rPr>
+        <w:t>self.features</w:t>
+      </w:r>
+      <w:proofErr w:type="spellEnd"/>
+      <w:proofErr w:type="gramEnd"/>
+      <w:r>
+        <w:rPr>
+          <w:lang w:val="en-US"/>
+        </w:rPr>
+        <w:t>:</w:t>
+      </w:r>
+    </w:p>
+    <w:p>
+      <w:pPr>
+        <w:pStyle w:val="af"/>
+        <w:rPr>
+          <w:lang w:val="en-US"/>
+        </w:rPr>
+      </w:pPr>
+      <w:r>
+        <w:rPr>
+          <w:lang w:val="en-US"/>
+        </w:rPr>
+        <w:t xml:space="preserve">                </w:t>
+      </w:r>
+      <w:proofErr w:type="gramStart"/>
+      <w:r>
+        <w:rPr>
+          <w:lang w:val="en-US"/>
+        </w:rPr>
+        <w:t>print(</w:t>
+      </w:r>
+      <w:proofErr w:type="gramEnd"/>
+      <w:r>
+        <w:rPr>
+          <w:lang w:val="en-US"/>
+        </w:rPr>
+        <w:t>"{0</w:t>
+      </w:r>
+      <w:proofErr w:type="gramStart"/>
+      <w:r>
+        <w:rPr>
+          <w:lang w:val="en-US"/>
+        </w:rPr>
+        <w:t>} :</w:t>
+      </w:r>
+      <w:proofErr w:type="gramEnd"/>
+      <w:r>
+        <w:rPr>
+          <w:lang w:val="en-US"/>
+        </w:rPr>
+        <w:t xml:space="preserve"> {1}</w:t>
+      </w:r>
+      <w:proofErr w:type="gramStart"/>
+      <w:r>
+        <w:rPr>
+          <w:lang w:val="en-US"/>
+        </w:rPr>
+        <w:t>".format</w:t>
+      </w:r>
+      <w:proofErr w:type="gramEnd"/>
+      <w:r>
+        <w:rPr>
+          <w:lang w:val="en-US"/>
+        </w:rPr>
+        <w:t>(</w:t>
+      </w:r>
+      <w:proofErr w:type="spellStart"/>
+      <w:r>
+        <w:rPr>
+          <w:lang w:val="en-US"/>
+        </w:rPr>
+        <w:t>i</w:t>
+      </w:r>
+      <w:proofErr w:type="spellEnd"/>
+      <w:r>
+        <w:rPr>
+          <w:lang w:val="en-US"/>
+        </w:rPr>
+        <w:t xml:space="preserve">, </w:t>
+      </w:r>
+      <w:proofErr w:type="spellStart"/>
+      <w:proofErr w:type="gramStart"/>
+      <w:r>
+        <w:rPr>
+          <w:lang w:val="en-US"/>
+        </w:rPr>
+        <w:t>self.weights</w:t>
+      </w:r>
+      <w:proofErr w:type="spellEnd"/>
+      <w:proofErr w:type="gramEnd"/>
+      <w:r>
+        <w:rPr>
+          <w:lang w:val="en-US"/>
+        </w:rPr>
+        <w:t>[</w:t>
+      </w:r>
+      <w:proofErr w:type="spellStart"/>
+      <w:r>
+        <w:rPr>
+          <w:lang w:val="en-US"/>
+        </w:rPr>
+        <w:t>i</w:t>
+      </w:r>
+      <w:proofErr w:type="spellEnd"/>
+      <w:r>
+        <w:rPr>
+          <w:lang w:val="en-US"/>
+        </w:rPr>
+        <w:t>]))</w:t>
+      </w:r>
+    </w:p>
+    <w:p>
+      <w:pPr>
+        <w:pStyle w:val="af"/>
+        <w:rPr>
+          <w:lang w:val="en-US"/>
+        </w:rPr>
+      </w:pPr>
+      <w:r>
+        <w:rPr>
+          <w:lang w:val="en-US"/>
+        </w:rPr>
+        <w:t xml:space="preserve">            </w:t>
+      </w:r>
+    </w:p>
+    <w:p>
+      <w:pPr>
+        <w:pStyle w:val="af"/>
+      </w:pPr>
+      <w:r>
+        <w:rPr>
+          <w:lang w:val="en-US"/>
+        </w:rPr>
+        <w:t xml:space="preserve">            </w:t>
+      </w:r>
+      <w:proofErr w:type="spellStart"/>
+      <w:r>
+        <w:t>pass</w:t>
+      </w:r>
+      <w:proofErr w:type="spellEnd"/>
+    </w:p>
+    <w:p/>
+    <w:p>
+      <w:r>
+        <w:t xml:space="preserve">Агент работает аналогично предыдущему, однако </w:t>
+      </w:r>
+      <w:r>
+        <w:t xml:space="preserve">результаты его обучения более универсальны и позволяют достигать хороших показателей </w:t>
+      </w:r>
+      <w:r>
+        <w:t>даже на более сложных полях</w:t>
+      </w:r>
+      <w:r>
+        <w:t xml:space="preserve"> (рисунок 3.6.1).</w:t>
+      </w:r>
+    </w:p>
+    <w:p/>
+    <w:p>
+      <w:pPr>
+        <w:ind w:firstLine="0"/>
+        <w:jc w:val="center"/>
+      </w:pPr>
+      <w:r>
+        <w:rPr>
+          <w:noProof/>
+        </w:rPr>
+        <w:drawing>
+          <wp:inline distT="0" distB="0" distL="0" distR="0" wp14:anchorId="3AC70B15" wp14:editId="1CAE0078">
+            <wp:extent cx="6299835" cy="1805305"/>
+            <wp:effectExtent l="0" t="0" r="0" b="0"/>
+            <wp:docPr id="1162968062" name="Рисунок 1"/>
+            <wp:cNvGraphicFramePr>
+              <a:graphicFrameLocks xmlns:a="http://schemas.openxmlformats.org/drawingml/2006/main" noChangeAspect="1"/>
+            </wp:cNvGraphicFramePr>
+            <a:graphic xmlns:a="http://schemas.openxmlformats.org/drawingml/2006/main">
+              <a:graphicData uri="http://schemas.openxmlformats.org/drawingml/2006/picture">
+                <pic:pic xmlns:pic="http://schemas.openxmlformats.org/drawingml/2006/picture">
+                  <pic:nvPicPr>
+                    <pic:cNvPr id="1162968062" name=""/>
+                    <pic:cNvPicPr/>
+                  </pic:nvPicPr>
+                  <pic:blipFill>
+                    <a:blip r:embed="rId14"/>
+                    <a:stretch>
+                      <a:fillRect/>
+                    </a:stretch>
+                  </pic:blipFill>
+                  <pic:spPr>
+                    <a:xfrm>
+                      <a:off x="0" y="0"/>
+                      <a:ext cx="6299835" cy="1805305"/>
+                    </a:xfrm>
+                    <a:prstGeom prst="rect">
+                      <a:avLst/>
+                    </a:prstGeom>
+                  </pic:spPr>
+                </pic:pic>
+              </a:graphicData>
+            </a:graphic>
+          </wp:inline>
+        </w:drawing>
+      </w:r>
+    </w:p>
+    <w:p>
+      <w:pPr>
+        <w:ind w:firstLine="0"/>
+        <w:jc w:val="center"/>
+        <w:rPr>
+          <w:lang w:val="en-US"/>
+        </w:rPr>
+      </w:pPr>
+      <w:r>
+        <w:t xml:space="preserve">Рисунок 3.6.1 – Проверка с </w:t>
+      </w:r>
+      <w:proofErr w:type="spellStart"/>
+      <w:r>
+        <w:rPr>
+          <w:lang w:val="en-US"/>
+        </w:rPr>
+        <w:t>SimpleExtractor</w:t>
+      </w:r>
+      <w:proofErr w:type="spellEnd"/>
+    </w:p>
+    <w:p>
+      <w:pPr>
+        <w:rPr>
+          <w:lang w:val="en-US"/>
+        </w:rPr>
+      </w:pPr>
+    </w:p>
+    <w:p>
+      <w:r>
+        <w:t>Правильность реализации агента с аппроксимацией была проверена с помощью автооценивателя (рисунок 3.6.2).</w:t>
+      </w:r>
+    </w:p>
+    <w:p/>
+    <w:p>
+      <w:pPr>
+        <w:ind w:firstLine="0"/>
+        <w:jc w:val="center"/>
+      </w:pPr>
+      <w:r>
+        <w:rPr>
+          <w:noProof/>
+        </w:rPr>
+        <w:drawing>
+          <wp:inline distT="0" distB="0" distL="0" distR="0" wp14:anchorId="307B2E42" wp14:editId="75233FA0">
+            <wp:extent cx="5041900" cy="2723470"/>
+            <wp:effectExtent l="0" t="0" r="0" b="0"/>
+            <wp:docPr id="913177739" name="Рисунок 1"/>
+            <wp:cNvGraphicFramePr>
+              <a:graphicFrameLocks xmlns:a="http://schemas.openxmlformats.org/drawingml/2006/main" noChangeAspect="1"/>
+            </wp:cNvGraphicFramePr>
+            <a:graphic xmlns:a="http://schemas.openxmlformats.org/drawingml/2006/main">
+              <a:graphicData uri="http://schemas.openxmlformats.org/drawingml/2006/picture">
+                <pic:pic xmlns:pic="http://schemas.openxmlformats.org/drawingml/2006/picture">
+                  <pic:nvPicPr>
+                    <pic:cNvPr id="913177739" name=""/>
+                    <pic:cNvPicPr/>
+                  </pic:nvPicPr>
+                  <pic:blipFill>
+                    <a:blip r:embed="rId15"/>
+                    <a:stretch>
+                      <a:fillRect/>
+                    </a:stretch>
+                  </pic:blipFill>
+                  <pic:spPr>
+                    <a:xfrm>
+                      <a:off x="0" y="0"/>
+                      <a:ext cx="5047003" cy="2726227"/>
+                    </a:xfrm>
+                    <a:prstGeom prst="rect">
+                      <a:avLst/>
+                    </a:prstGeom>
+                  </pic:spPr>
+                </pic:pic>
+              </a:graphicData>
+            </a:graphic>
+          </wp:inline>
+        </w:drawing>
+      </w:r>
+    </w:p>
+    <w:p>
+      <w:pPr>
+        <w:ind w:firstLine="0"/>
+        <w:jc w:val="center"/>
+      </w:pPr>
+      <w:r>
+        <w:t>Рисунок 3.6</w:t>
+      </w:r>
+      <w:r>
+        <w:t>.2</w:t>
+      </w:r>
+      <w:r>
+        <w:t xml:space="preserve"> – Автооценивание класса </w:t>
+      </w:r>
+      <w:proofErr w:type="spellStart"/>
+      <w:r>
+        <w:rPr>
+          <w:rFonts w:ascii="Courier New" w:hAnsi="Courier New" w:cs="Courier New"/>
+          <w:sz w:val="24"/>
+          <w:szCs w:val="20"/>
+        </w:rPr>
+        <w:t>ApproximateQAgent</w:t>
+      </w:r>
+      <w:proofErr w:type="spellEnd"/>
     </w:p>
     <w:p/>
     <w:p/>
@@ -8190,6 +11209,7 @@
         <w:rPr>
           <w:bCs/>
         </w:rPr>
+        <w:lastRenderedPageBreak/>
         <w:t>Глубокое Q-обучение</w:t>
       </w:r>
     </w:p>
@@ -8242,8 +11262,8 @@
     </w:p>
     <w:p/>
     <w:sectPr>
-      <w:headerReference w:type="default" r:id="rId14"/>
-      <w:headerReference w:type="first" r:id="rId15"/>
+      <w:headerReference w:type="default" r:id="rId16"/>
+      <w:headerReference w:type="first" r:id="rId17"/>
       <w:pgSz w:w="11906" w:h="16838"/>
       <w:pgMar w:top="851" w:right="567" w:bottom="851" w:left="1418" w:header="680" w:footer="680" w:gutter="0"/>
       <w:cols w:space="708"/>

--- a/8 семестр/МиСИИ/ЛР 7/МиСИИ ЛР 7.docx
+++ b/8 семестр/МиСИИ/ЛР 7/МиСИИ ЛР 7.docx
@@ -878,6 +878,77 @@
       <w:r>
         <w:t>:</w:t>
       </w:r>
+      <w:r>
+        <w:t xml:space="preserve"> </w:t>
+      </w:r>
+      <w:r>
+        <w:t>в</w:t>
+      </w:r>
+      <w:r>
+        <w:t xml:space="preserve"> файле </w:t>
+      </w:r>
+      <w:r>
+        <w:rPr>
+          <w:lang w:val="en-US"/>
+        </w:rPr>
+        <w:t>model</w:t>
+      </w:r>
+      <w:r>
+        <w:t>.</w:t>
+      </w:r>
+      <w:r>
+        <w:rPr>
+          <w:lang w:val="en-US"/>
+        </w:rPr>
+        <w:t>py</w:t>
+      </w:r>
+      <w:r>
+        <w:t xml:space="preserve"> реализовать класс </w:t>
+      </w:r>
+      <w:proofErr w:type="spellStart"/>
+      <w:r>
+        <w:rPr>
+          <w:rFonts w:ascii="Courier New" w:hAnsi="Courier New" w:cs="Courier New"/>
+          <w:sz w:val="24"/>
+          <w:szCs w:val="20"/>
+          <w:lang w:val="en-US"/>
+        </w:rPr>
+        <w:t>DeepQNetwork</w:t>
+      </w:r>
+      <w:proofErr w:type="spellEnd"/>
+      <w:r>
+        <w:t xml:space="preserve">, который представляет собой глубокую нейронную сеть, предсказывающую </w:t>
+      </w:r>
+      <w:r>
+        <w:rPr>
+          <w:lang w:val="en-US"/>
+        </w:rPr>
+        <w:t>Q</w:t>
+      </w:r>
+      <w:r>
+        <w:t>-ценности для всех возможных пар (</w:t>
+      </w:r>
+      <w:r>
+        <w:rPr>
+          <w:lang w:val="en-US"/>
+        </w:rPr>
+        <w:t>s</w:t>
+      </w:r>
+      <w:r>
+        <w:t xml:space="preserve">, </w:t>
+      </w:r>
+      <w:r>
+        <w:rPr>
+          <w:lang w:val="en-US"/>
+        </w:rPr>
+        <w:t>a</w:t>
+      </w:r>
+      <w:r>
+        <w:t>)</w:t>
+      </w:r>
+      <w:r>
+        <w:t>.</w:t>
+      </w:r>
     </w:p>
     <w:p/>
     <w:p/>
@@ -944,8 +1015,8 @@
           <w:noProof/>
         </w:rPr>
         <w:drawing>
-          <wp:inline distT="0" distB="0" distL="0" distR="0" wp14:anchorId="21B79C2A" wp14:editId="33969CF1">
-            <wp:extent cx="2387600" cy="1787631"/>
+          <wp:inline distT="0" distB="0" distL="0" distR="0" wp14:anchorId="21B79C2A" wp14:editId="68A17B8E">
+            <wp:extent cx="2387459" cy="1787525"/>
             <wp:effectExtent l="0" t="0" r="0" b="0"/>
             <wp:docPr id="1440690013" name="Рисунок 1"/>
             <wp:cNvGraphicFramePr>
@@ -967,7 +1038,7 @@
                   <pic:spPr>
                     <a:xfrm>
                       <a:off x="0" y="0"/>
-                      <a:ext cx="2398772" cy="1795995"/>
+                      <a:ext cx="2400632" cy="1797388"/>
                     </a:xfrm>
                     <a:prstGeom prst="rect">
                       <a:avLst/>
@@ -1017,6 +1088,7 @@
         </w:numPr>
       </w:pPr>
       <w:r>
+        <w:lastRenderedPageBreak/>
         <w:t>Итерации по значениям</w:t>
       </w:r>
     </w:p>
@@ -1039,7 +1111,6 @@
           <w:bCs/>
           <w:szCs w:val="28"/>
         </w:rPr>
-        <w:lastRenderedPageBreak/>
         <w:t>Б</w:t>
       </w:r>
       <w:r>
@@ -2222,6 +2293,7 @@
         <w:rPr>
           <w:lang w:val="en-US"/>
         </w:rPr>
+        <w:lastRenderedPageBreak/>
         <w:t xml:space="preserve">            </w:t>
       </w:r>
     </w:p>
@@ -2359,7 +2431,6 @@
         <w:rPr>
           <w:lang w:val="en-US"/>
         </w:rPr>
-        <w:lastRenderedPageBreak/>
         <w:t xml:space="preserve">    def </w:t>
       </w:r>
       <w:proofErr w:type="spellStart"/>
@@ -3522,8 +3593,8 @@
         </w:rPr>
         <w:lastRenderedPageBreak/>
         <w:drawing>
-          <wp:inline distT="0" distB="0" distL="0" distR="0" wp14:anchorId="1C6A1D82" wp14:editId="49FABD80">
-            <wp:extent cx="5041612" cy="2569845"/>
+          <wp:inline distT="0" distB="0" distL="0" distR="0" wp14:anchorId="1C6A1D82" wp14:editId="77FEB0DB">
+            <wp:extent cx="5443994" cy="2774950"/>
             <wp:effectExtent l="0" t="0" r="0" b="0"/>
             <wp:docPr id="769415298" name="Рисунок 1"/>
             <wp:cNvGraphicFramePr>
@@ -3545,7 +3616,7 @@
                   <pic:spPr>
                     <a:xfrm>
                       <a:off x="0" y="0"/>
-                      <a:ext cx="5043205" cy="2570657"/>
+                      <a:ext cx="5469882" cy="2788146"/>
                     </a:xfrm>
                     <a:prstGeom prst="rect">
                       <a:avLst/>
@@ -3768,6 +3839,7 @@
     <w:p/>
     <w:p>
       <w:r>
+        <w:lastRenderedPageBreak/>
         <w:t xml:space="preserve">Листинг 3.2 – </w:t>
       </w:r>
       <w:r>
@@ -3780,7 +3852,6 @@
       </w:pPr>
       <w:proofErr w:type="spellStart"/>
       <w:r>
-        <w:lastRenderedPageBreak/>
         <w:t>def</w:t>
       </w:r>
       <w:proofErr w:type="spellEnd"/>
@@ -8616,7 +8687,6 @@
     </w:p>
     <w:p>
       <w:pPr>
-        <w:ind w:firstLine="0"/>
         <w:rPr>
           <w:lang w:val="en-US"/>
         </w:rPr>
@@ -8993,7 +9063,10 @@
         <w:t xml:space="preserve">, </w:t>
       </w:r>
       <w:r>
-        <w:sym w:font="Symbol" w:char="F061"/>
+        <w:rPr>
+          <w:lang w:val="en-US"/>
+        </w:rPr>
+        <w:t>a</w:t>
       </w:r>
       <w:r>
         <w:t xml:space="preserve">), </w:t>
@@ -11055,8 +11128,8 @@
           <w:noProof/>
         </w:rPr>
         <w:drawing>
-          <wp:inline distT="0" distB="0" distL="0" distR="0" wp14:anchorId="3AC70B15" wp14:editId="1CAE0078">
-            <wp:extent cx="6299835" cy="1805305"/>
+          <wp:inline distT="0" distB="0" distL="0" distR="0" wp14:anchorId="3AC70B15" wp14:editId="346F78DD">
+            <wp:extent cx="6102350" cy="1748713"/>
             <wp:effectExtent l="0" t="0" r="0" b="0"/>
             <wp:docPr id="1162968062" name="Рисунок 1"/>
             <wp:cNvGraphicFramePr>
@@ -11078,7 +11151,7 @@
                   <pic:spPr>
                     <a:xfrm>
                       <a:off x="0" y="0"/>
-                      <a:ext cx="6299835" cy="1805305"/>
+                      <a:ext cx="6109593" cy="1750789"/>
                     </a:xfrm>
                     <a:prstGeom prst="rect">
                       <a:avLst/>
@@ -11134,8 +11207,8 @@
           <w:noProof/>
         </w:rPr>
         <w:drawing>
-          <wp:inline distT="0" distB="0" distL="0" distR="0" wp14:anchorId="307B2E42" wp14:editId="75233FA0">
-            <wp:extent cx="5041900" cy="2723470"/>
+          <wp:inline distT="0" distB="0" distL="0" distR="0" wp14:anchorId="307B2E42" wp14:editId="7C517A00">
+            <wp:extent cx="4889500" cy="2641149"/>
             <wp:effectExtent l="0" t="0" r="0" b="0"/>
             <wp:docPr id="913177739" name="Рисунок 1"/>
             <wp:cNvGraphicFramePr>
@@ -11157,7 +11230,7 @@
                   <pic:spPr>
                     <a:xfrm>
                       <a:off x="0" y="0"/>
-                      <a:ext cx="5047003" cy="2726227"/>
+                      <a:ext cx="4903456" cy="2648688"/>
                     </a:xfrm>
                     <a:prstGeom prst="rect">
                       <a:avLst/>
@@ -11215,24 +11288,2139 @@
     </w:p>
     <w:p/>
     <w:p>
+      <w:pPr>
+        <w:rPr>
+          <w:lang w:val="en-US"/>
+        </w:rPr>
+      </w:pPr>
+      <w:r>
+        <w:t>В</w:t>
+      </w:r>
+      <w:r>
+        <w:t xml:space="preserve"> файле model.py </w:t>
+      </w:r>
+      <w:r>
+        <w:t xml:space="preserve">был </w:t>
+      </w:r>
+      <w:r>
+        <w:t>дописан</w:t>
+      </w:r>
+      <w:r>
+        <w:t xml:space="preserve"> класс </w:t>
+      </w:r>
+      <w:proofErr w:type="spellStart"/>
+      <w:r>
+        <w:rPr>
+          <w:rFonts w:ascii="Courier New" w:hAnsi="Courier New" w:cs="Courier New"/>
+          <w:sz w:val="24"/>
+          <w:szCs w:val="20"/>
+        </w:rPr>
+        <w:t>DeepQNetwork</w:t>
+      </w:r>
+      <w:proofErr w:type="spellEnd"/>
+      <w:r>
+        <w:rPr>
+          <w:sz w:val="24"/>
+          <w:szCs w:val="20"/>
+        </w:rPr>
+        <w:t xml:space="preserve"> </w:t>
+      </w:r>
+      <w:r>
+        <w:t xml:space="preserve">(листинг 3.7). </w:t>
+      </w:r>
+      <w:r>
+        <w:t>В нём реализована</w:t>
+      </w:r>
+      <w:r>
+        <w:t xml:space="preserve"> </w:t>
+      </w:r>
+      <w:r>
+        <w:t>глубокая</w:t>
+      </w:r>
+      <w:r>
+        <w:t xml:space="preserve"> нейронн</w:t>
+      </w:r>
+      <w:r>
+        <w:t>ая</w:t>
+      </w:r>
+      <w:r>
+        <w:t xml:space="preserve"> сеть, предсказывающ</w:t>
+      </w:r>
+      <w:r>
+        <w:t>ая</w:t>
+      </w:r>
+      <w:r>
+        <w:t xml:space="preserve"> Q-ценности для всех возможных пар (</w:t>
+      </w:r>
+      <w:r>
+        <w:t>s, a</w:t>
+      </w:r>
+      <w:r>
+        <w:t>).</w:t>
+      </w:r>
+    </w:p>
+    <w:p>
+      <w:r>
+        <w:t>Был определён к</w:t>
+      </w:r>
+      <w:r>
+        <w:t xml:space="preserve">онструктор нейросети </w:t>
+      </w:r>
+      <w:r>
+        <w:rPr>
+          <w:rFonts w:ascii="Courier New" w:hAnsi="Courier New" w:cs="Courier New"/>
+          <w:sz w:val="24"/>
+          <w:szCs w:val="20"/>
+        </w:rPr>
+        <w:t>__</w:t>
+      </w:r>
+      <w:proofErr w:type="spellStart"/>
+      <w:r>
+        <w:rPr>
+          <w:rFonts w:ascii="Courier New" w:hAnsi="Courier New" w:cs="Courier New"/>
+          <w:sz w:val="24"/>
+          <w:szCs w:val="20"/>
+        </w:rPr>
+        <w:t>init</w:t>
+      </w:r>
+      <w:proofErr w:type="spellEnd"/>
+      <w:r>
+        <w:rPr>
+          <w:rFonts w:ascii="Courier New" w:hAnsi="Courier New" w:cs="Courier New"/>
+          <w:sz w:val="24"/>
+          <w:szCs w:val="20"/>
+        </w:rPr>
+        <w:t>__</w:t>
+      </w:r>
+      <w:r>
+        <w:t xml:space="preserve">, </w:t>
+      </w:r>
+      <w:r>
+        <w:t xml:space="preserve">в нём инициализированы обязательные </w:t>
+      </w:r>
+      <w:r>
+        <w:t>гипер</w:t>
+      </w:r>
+      <w:r>
+        <w:t>параметр</w:t>
+      </w:r>
+      <w:r>
+        <w:t>ы</w:t>
+      </w:r>
+      <w:r>
+        <w:t>: скорость обучения, число обучающих игр, размер мини блока данных.</w:t>
+      </w:r>
+    </w:p>
+    <w:p>
+      <w:r>
+        <w:t xml:space="preserve">Для нейросети была выбрана трёхслойная архитектура, на выходах первого и второго слоя работает активационная функция </w:t>
+      </w:r>
+      <w:proofErr w:type="spellStart"/>
+      <w:r>
+        <w:rPr>
+          <w:lang w:val="en-US"/>
+        </w:rPr>
+        <w:t>ReLU</w:t>
+      </w:r>
+      <w:proofErr w:type="spellEnd"/>
       <w:r>
         <w:t>.</w:t>
       </w:r>
     </w:p>
-    <w:p>
-      <w:pPr>
-        <w:rPr>
-          <w:lang w:val="en-US"/>
-        </w:rPr>
-      </w:pPr>
-    </w:p>
-    <w:p>
-      <w:pPr>
-        <w:rPr>
-          <w:lang w:val="en-US"/>
-        </w:rPr>
-      </w:pPr>
-    </w:p>
+    <w:p/>
+    <w:p>
+      <w:r>
+        <w:t xml:space="preserve">Листинг 3.7 – Нейросеть с глубоким </w:t>
+      </w:r>
+      <w:r>
+        <w:rPr>
+          <w:lang w:val="en-US"/>
+        </w:rPr>
+        <w:t>Q</w:t>
+      </w:r>
+      <w:r>
+        <w:t>-</w:t>
+      </w:r>
+      <w:r>
+        <w:t>обучением</w:t>
+      </w:r>
+    </w:p>
+    <w:p>
+      <w:pPr>
+        <w:pStyle w:val="af"/>
+      </w:pPr>
+      <w:proofErr w:type="spellStart"/>
+      <w:r>
+        <w:t>class</w:t>
+      </w:r>
+      <w:proofErr w:type="spellEnd"/>
+      <w:r>
+        <w:t xml:space="preserve"> </w:t>
+      </w:r>
+      <w:proofErr w:type="spellStart"/>
+      <w:proofErr w:type="gramStart"/>
+      <w:r>
+        <w:rPr>
+          <w:b/>
+          <w:bCs/>
+        </w:rPr>
+        <w:t>DeepQNetwork</w:t>
+      </w:r>
+      <w:proofErr w:type="spellEnd"/>
+      <w:r>
+        <w:t>(</w:t>
+      </w:r>
+      <w:proofErr w:type="spellStart"/>
+      <w:proofErr w:type="gramEnd"/>
+      <w:r>
+        <w:t>Module</w:t>
+      </w:r>
+      <w:proofErr w:type="spellEnd"/>
+      <w:r>
+        <w:t>):</w:t>
+      </w:r>
+    </w:p>
+    <w:p>
+      <w:pPr>
+        <w:pStyle w:val="af"/>
+      </w:pPr>
+      <w:r>
+        <w:t>    """</w:t>
+      </w:r>
+    </w:p>
+    <w:p>
+      <w:pPr>
+        <w:pStyle w:val="af"/>
+      </w:pPr>
+      <w:r>
+        <w:t>    Модель глубокой нейросети для</w:t>
+      </w:r>
+    </w:p>
+    <w:p>
+      <w:pPr>
+        <w:pStyle w:val="af"/>
+      </w:pPr>
+      <w:r>
+        <w:t>    аппроксимации функции ценности Q(</w:t>
+      </w:r>
+      <w:proofErr w:type="spellStart"/>
+      <w:proofErr w:type="gramStart"/>
+      <w:r>
+        <w:t>s,a</w:t>
+      </w:r>
+      <w:proofErr w:type="spellEnd"/>
+      <w:r>
+        <w:t>) .</w:t>
+      </w:r>
+      <w:proofErr w:type="gramEnd"/>
+    </w:p>
+    <w:p>
+      <w:pPr>
+        <w:pStyle w:val="af"/>
+      </w:pPr>
+      <w:r>
+        <w:t xml:space="preserve">    </w:t>
+      </w:r>
+    </w:p>
+    <w:p>
+      <w:pPr>
+        <w:pStyle w:val="af"/>
+      </w:pPr>
+      <w:r>
+        <w:t xml:space="preserve">    </w:t>
+      </w:r>
+      <w:proofErr w:type="spellStart"/>
+      <w:r>
+        <w:t>state_dim</w:t>
+      </w:r>
+      <w:proofErr w:type="spellEnd"/>
+      <w:r>
+        <w:t xml:space="preserve"> - размер входного вектора состояний</w:t>
+      </w:r>
+    </w:p>
+    <w:p>
+      <w:pPr>
+        <w:pStyle w:val="af"/>
+      </w:pPr>
+      <w:r>
+        <w:t xml:space="preserve">    </w:t>
+      </w:r>
+      <w:proofErr w:type="spellStart"/>
+      <w:r>
+        <w:t>action_dim</w:t>
+      </w:r>
+      <w:proofErr w:type="spellEnd"/>
+      <w:r>
+        <w:t xml:space="preserve"> - кол-во действий</w:t>
+      </w:r>
+    </w:p>
+    <w:p>
+      <w:pPr>
+        <w:pStyle w:val="af"/>
+      </w:pPr>
+      <w:r>
+        <w:t xml:space="preserve">    </w:t>
+      </w:r>
+      <w:proofErr w:type="spellStart"/>
+      <w:proofErr w:type="gramStart"/>
+      <w:r>
+        <w:t>self.learning</w:t>
+      </w:r>
+      <w:proofErr w:type="gramEnd"/>
+      <w:r>
+        <w:t>_rate</w:t>
+      </w:r>
+      <w:proofErr w:type="spellEnd"/>
+      <w:r>
+        <w:t xml:space="preserve"> - скорость обучения нейросети</w:t>
+      </w:r>
+    </w:p>
+    <w:p>
+      <w:pPr>
+        <w:pStyle w:val="af"/>
+      </w:pPr>
+      <w:r>
+        <w:t xml:space="preserve">    </w:t>
+      </w:r>
+      <w:proofErr w:type="spellStart"/>
+      <w:proofErr w:type="gramStart"/>
+      <w:r>
+        <w:t>self.numTrainingGames</w:t>
+      </w:r>
+      <w:proofErr w:type="spellEnd"/>
+      <w:proofErr w:type="gramEnd"/>
+      <w:r>
+        <w:t xml:space="preserve"> - кол-во обучающих игр</w:t>
+      </w:r>
+    </w:p>
+    <w:p>
+      <w:pPr>
+        <w:pStyle w:val="af"/>
+      </w:pPr>
+      <w:r>
+        <w:t xml:space="preserve">    </w:t>
+      </w:r>
+      <w:proofErr w:type="spellStart"/>
+      <w:proofErr w:type="gramStart"/>
+      <w:r>
+        <w:t>self.batch</w:t>
+      </w:r>
+      <w:proofErr w:type="gramEnd"/>
+      <w:r>
+        <w:t>_size</w:t>
+      </w:r>
+      <w:proofErr w:type="spellEnd"/>
+      <w:r>
+        <w:t xml:space="preserve"> - размер </w:t>
+      </w:r>
+      <w:proofErr w:type="spellStart"/>
+      <w:r>
+        <w:t>миниблока</w:t>
+      </w:r>
+      <w:proofErr w:type="spellEnd"/>
+    </w:p>
+    <w:p>
+      <w:pPr>
+        <w:pStyle w:val="af"/>
+      </w:pPr>
+      <w:r>
+        <w:t>    """</w:t>
+      </w:r>
+    </w:p>
+    <w:p>
+      <w:pPr>
+        <w:pStyle w:val="af"/>
+      </w:pPr>
+      <w:r>
+        <w:t xml:space="preserve">    </w:t>
+      </w:r>
+    </w:p>
+    <w:p>
+      <w:pPr>
+        <w:pStyle w:val="af"/>
+        <w:rPr>
+          <w:lang w:val="en-US"/>
+        </w:rPr>
+      </w:pPr>
+      <w:r>
+        <w:t xml:space="preserve">    </w:t>
+      </w:r>
+      <w:r>
+        <w:rPr>
+          <w:lang w:val="en-US"/>
+        </w:rPr>
+        <w:t xml:space="preserve">def </w:t>
+      </w:r>
+      <w:r>
+        <w:rPr>
+          <w:b/>
+          <w:bCs/>
+          <w:lang w:val="en-US"/>
+        </w:rPr>
+        <w:t>__</w:t>
+      </w:r>
+      <w:proofErr w:type="spellStart"/>
+      <w:r>
+        <w:rPr>
+          <w:b/>
+          <w:bCs/>
+          <w:lang w:val="en-US"/>
+        </w:rPr>
+        <w:t>init</w:t>
+      </w:r>
+      <w:proofErr w:type="spellEnd"/>
+      <w:r>
+        <w:rPr>
+          <w:b/>
+          <w:bCs/>
+          <w:lang w:val="en-US"/>
+        </w:rPr>
+        <w:t>_</w:t>
+      </w:r>
+      <w:proofErr w:type="gramStart"/>
+      <w:r>
+        <w:rPr>
+          <w:b/>
+          <w:bCs/>
+          <w:lang w:val="en-US"/>
+        </w:rPr>
+        <w:t>_</w:t>
+      </w:r>
+      <w:r>
+        <w:rPr>
+          <w:lang w:val="en-US"/>
+        </w:rPr>
+        <w:t>(</w:t>
+      </w:r>
+      <w:proofErr w:type="gramEnd"/>
+      <w:r>
+        <w:rPr>
+          <w:lang w:val="en-US"/>
+        </w:rPr>
+        <w:t xml:space="preserve">self, </w:t>
+      </w:r>
+      <w:proofErr w:type="spellStart"/>
+      <w:r>
+        <w:rPr>
+          <w:lang w:val="en-US"/>
+        </w:rPr>
+        <w:t>state_dim</w:t>
+      </w:r>
+      <w:proofErr w:type="spellEnd"/>
+      <w:r>
+        <w:rPr>
+          <w:lang w:val="en-US"/>
+        </w:rPr>
+        <w:t xml:space="preserve">, </w:t>
+      </w:r>
+      <w:proofErr w:type="spellStart"/>
+      <w:r>
+        <w:rPr>
+          <w:lang w:val="en-US"/>
+        </w:rPr>
+        <w:t>action_dim</w:t>
+      </w:r>
+      <w:proofErr w:type="spellEnd"/>
+      <w:r>
+        <w:rPr>
+          <w:lang w:val="en-US"/>
+        </w:rPr>
+        <w:t>):</w:t>
+      </w:r>
+    </w:p>
+    <w:p>
+      <w:pPr>
+        <w:pStyle w:val="af"/>
+        <w:rPr>
+          <w:lang w:val="en-US"/>
+        </w:rPr>
+      </w:pPr>
+      <w:r>
+        <w:rPr>
+          <w:lang w:val="en-US"/>
+        </w:rPr>
+        <w:t xml:space="preserve">        </w:t>
+      </w:r>
+      <w:proofErr w:type="spellStart"/>
+      <w:r>
+        <w:rPr>
+          <w:lang w:val="en-US"/>
+        </w:rPr>
+        <w:t>self.num_actions</w:t>
+      </w:r>
+      <w:proofErr w:type="spellEnd"/>
+      <w:r>
+        <w:rPr>
+          <w:lang w:val="en-US"/>
+        </w:rPr>
+        <w:t xml:space="preserve"> = </w:t>
+      </w:r>
+      <w:proofErr w:type="spellStart"/>
+      <w:r>
+        <w:rPr>
+          <w:lang w:val="en-US"/>
+        </w:rPr>
+        <w:t>action_dim</w:t>
+      </w:r>
+      <w:proofErr w:type="spellEnd"/>
+      <w:r>
+        <w:rPr>
+          <w:lang w:val="en-US"/>
+        </w:rPr>
+        <w:t xml:space="preserve"> </w:t>
+      </w:r>
+    </w:p>
+    <w:p>
+      <w:pPr>
+        <w:pStyle w:val="af"/>
+        <w:rPr>
+          <w:lang w:val="en-US"/>
+        </w:rPr>
+      </w:pPr>
+      <w:r>
+        <w:rPr>
+          <w:lang w:val="en-US"/>
+        </w:rPr>
+        <w:t xml:space="preserve">        </w:t>
+      </w:r>
+      <w:proofErr w:type="spellStart"/>
+      <w:proofErr w:type="gramStart"/>
+      <w:r>
+        <w:rPr>
+          <w:lang w:val="en-US"/>
+        </w:rPr>
+        <w:t>self.state</w:t>
+      </w:r>
+      <w:proofErr w:type="gramEnd"/>
+      <w:r>
+        <w:rPr>
+          <w:lang w:val="en-US"/>
+        </w:rPr>
+        <w:t>_size</w:t>
+      </w:r>
+      <w:proofErr w:type="spellEnd"/>
+      <w:r>
+        <w:rPr>
+          <w:lang w:val="en-US"/>
+        </w:rPr>
+        <w:t xml:space="preserve"> = </w:t>
+      </w:r>
+      <w:proofErr w:type="spellStart"/>
+      <w:r>
+        <w:rPr>
+          <w:lang w:val="en-US"/>
+        </w:rPr>
+        <w:t>state_dim</w:t>
+      </w:r>
+      <w:proofErr w:type="spellEnd"/>
+      <w:r>
+        <w:rPr>
+          <w:lang w:val="en-US"/>
+        </w:rPr>
+        <w:t xml:space="preserve"> </w:t>
+      </w:r>
+    </w:p>
+    <w:p>
+      <w:pPr>
+        <w:pStyle w:val="af"/>
+        <w:rPr>
+          <w:lang w:val="en-US"/>
+        </w:rPr>
+      </w:pPr>
+      <w:r>
+        <w:rPr>
+          <w:lang w:val="en-US"/>
+        </w:rPr>
+        <w:t xml:space="preserve">        </w:t>
+      </w:r>
+      <w:proofErr w:type="gramStart"/>
+      <w:r>
+        <w:rPr>
+          <w:lang w:val="en-US"/>
+        </w:rPr>
+        <w:t>super(</w:t>
+      </w:r>
+      <w:proofErr w:type="spellStart"/>
+      <w:proofErr w:type="gramEnd"/>
+      <w:r>
+        <w:rPr>
+          <w:lang w:val="en-US"/>
+        </w:rPr>
+        <w:t>DeepQNetwork</w:t>
+      </w:r>
+      <w:proofErr w:type="spellEnd"/>
+      <w:r>
+        <w:rPr>
+          <w:lang w:val="en-US"/>
+        </w:rPr>
+        <w:t>, self</w:t>
+      </w:r>
+      <w:proofErr w:type="gramStart"/>
+      <w:r>
+        <w:rPr>
+          <w:lang w:val="en-US"/>
+        </w:rPr>
+        <w:t>)._</w:t>
+      </w:r>
+      <w:proofErr w:type="gramEnd"/>
+      <w:r>
+        <w:rPr>
+          <w:lang w:val="en-US"/>
+        </w:rPr>
+        <w:t>_</w:t>
+      </w:r>
+      <w:proofErr w:type="spellStart"/>
+      <w:r>
+        <w:rPr>
+          <w:lang w:val="en-US"/>
+        </w:rPr>
+        <w:t>init</w:t>
+      </w:r>
+      <w:proofErr w:type="spellEnd"/>
+      <w:r>
+        <w:rPr>
+          <w:lang w:val="en-US"/>
+        </w:rPr>
+        <w:t>_</w:t>
+      </w:r>
+      <w:proofErr w:type="gramStart"/>
+      <w:r>
+        <w:rPr>
+          <w:lang w:val="en-US"/>
+        </w:rPr>
+        <w:t>_(</w:t>
+      </w:r>
+      <w:proofErr w:type="gramEnd"/>
+      <w:r>
+        <w:rPr>
+          <w:lang w:val="en-US"/>
+        </w:rPr>
+        <w:t>)</w:t>
+      </w:r>
+    </w:p>
+    <w:p>
+      <w:pPr>
+        <w:pStyle w:val="af"/>
+        <w:rPr>
+          <w:lang w:val="en-US"/>
+        </w:rPr>
+      </w:pPr>
+      <w:r>
+        <w:rPr>
+          <w:lang w:val="en-US"/>
+        </w:rPr>
+        <w:t xml:space="preserve">        </w:t>
+      </w:r>
+    </w:p>
+    <w:p>
+      <w:pPr>
+        <w:pStyle w:val="af"/>
+        <w:rPr>
+          <w:lang w:val="en-US"/>
+        </w:rPr>
+      </w:pPr>
+      <w:r>
+        <w:rPr>
+          <w:lang w:val="en-US"/>
+        </w:rPr>
+        <w:t xml:space="preserve">        # </w:t>
+      </w:r>
+      <w:proofErr w:type="spellStart"/>
+      <w:r>
+        <w:t>Незабудьте</w:t>
+      </w:r>
+      <w:proofErr w:type="spellEnd"/>
+      <w:r>
+        <w:rPr>
+          <w:lang w:val="en-US"/>
+        </w:rPr>
+        <w:t xml:space="preserve"> </w:t>
+      </w:r>
+      <w:r>
+        <w:t>определить</w:t>
+      </w:r>
+      <w:r>
+        <w:rPr>
+          <w:lang w:val="en-US"/>
+        </w:rPr>
+        <w:t xml:space="preserve"> </w:t>
+      </w:r>
+      <w:proofErr w:type="spellStart"/>
+      <w:proofErr w:type="gramStart"/>
+      <w:r>
+        <w:rPr>
+          <w:lang w:val="en-US"/>
+        </w:rPr>
+        <w:t>self.learning</w:t>
+      </w:r>
+      <w:proofErr w:type="gramEnd"/>
+      <w:r>
+        <w:rPr>
+          <w:lang w:val="en-US"/>
+        </w:rPr>
+        <w:t>_rate</w:t>
+      </w:r>
+      <w:proofErr w:type="spellEnd"/>
+      <w:r>
+        <w:rPr>
+          <w:lang w:val="en-US"/>
+        </w:rPr>
+        <w:t>,</w:t>
+      </w:r>
+    </w:p>
+    <w:p>
+      <w:pPr>
+        <w:pStyle w:val="af"/>
+        <w:rPr>
+          <w:lang w:val="en-US"/>
+        </w:rPr>
+      </w:pPr>
+      <w:r>
+        <w:rPr>
+          <w:lang w:val="en-US"/>
+        </w:rPr>
+        <w:t xml:space="preserve">        # </w:t>
+      </w:r>
+      <w:proofErr w:type="spellStart"/>
+      <w:proofErr w:type="gramStart"/>
+      <w:r>
+        <w:rPr>
+          <w:lang w:val="en-US"/>
+        </w:rPr>
+        <w:t>self.numTrainingGames</w:t>
+      </w:r>
+      <w:proofErr w:type="spellEnd"/>
+      <w:proofErr w:type="gramEnd"/>
+      <w:r>
+        <w:rPr>
+          <w:lang w:val="en-US"/>
+        </w:rPr>
+        <w:t xml:space="preserve"> </w:t>
+      </w:r>
+      <w:r>
+        <w:t>и</w:t>
+      </w:r>
+      <w:r>
+        <w:rPr>
+          <w:lang w:val="en-US"/>
+        </w:rPr>
+        <w:t xml:space="preserve"> </w:t>
+      </w:r>
+      <w:proofErr w:type="gramStart"/>
+      <w:r>
+        <w:rPr>
+          <w:lang w:val="en-US"/>
+        </w:rPr>
+        <w:t>self.batch</w:t>
+      </w:r>
+      <w:proofErr w:type="gramEnd"/>
+      <w:r>
+        <w:rPr>
+          <w:lang w:val="en-US"/>
+        </w:rPr>
+        <w:t>_size!</w:t>
+      </w:r>
+    </w:p>
+    <w:p>
+      <w:pPr>
+        <w:pStyle w:val="af"/>
+        <w:rPr>
+          <w:lang w:val="en-US"/>
+        </w:rPr>
+      </w:pPr>
+      <w:r>
+        <w:rPr>
+          <w:lang w:val="en-US"/>
+        </w:rPr>
+        <w:t xml:space="preserve">        </w:t>
+      </w:r>
+    </w:p>
+    <w:p>
+      <w:pPr>
+        <w:pStyle w:val="af"/>
+        <w:rPr>
+          <w:lang w:val="en-US"/>
+        </w:rPr>
+      </w:pPr>
+      <w:r>
+        <w:rPr>
+          <w:lang w:val="en-US"/>
+        </w:rPr>
+        <w:t xml:space="preserve">        "*** </w:t>
+      </w:r>
+      <w:r>
+        <w:t>ВСТАВЬТЕ</w:t>
+      </w:r>
+      <w:r>
+        <w:rPr>
+          <w:lang w:val="en-US"/>
+        </w:rPr>
+        <w:t xml:space="preserve"> </w:t>
+      </w:r>
+      <w:r>
+        <w:t>ВАШ</w:t>
+      </w:r>
+      <w:r>
+        <w:rPr>
+          <w:lang w:val="en-US"/>
+        </w:rPr>
+        <w:t xml:space="preserve"> </w:t>
+      </w:r>
+      <w:r>
+        <w:t>КОД</w:t>
+      </w:r>
+      <w:r>
+        <w:rPr>
+          <w:lang w:val="en-US"/>
+        </w:rPr>
+        <w:t xml:space="preserve"> </w:t>
+      </w:r>
+      <w:r>
+        <w:t>СЮДА</w:t>
+      </w:r>
+      <w:r>
+        <w:rPr>
+          <w:lang w:val="en-US"/>
+        </w:rPr>
+        <w:t xml:space="preserve"> ***"</w:t>
+      </w:r>
+    </w:p>
+    <w:p>
+      <w:pPr>
+        <w:pStyle w:val="af"/>
+        <w:rPr>
+          <w:lang w:val="en-US"/>
+        </w:rPr>
+      </w:pPr>
+      <w:r>
+        <w:rPr>
+          <w:lang w:val="en-US"/>
+        </w:rPr>
+        <w:t xml:space="preserve">        </w:t>
+      </w:r>
+    </w:p>
+    <w:p>
+      <w:pPr>
+        <w:pStyle w:val="af"/>
+        <w:rPr>
+          <w:lang w:val="en-US"/>
+        </w:rPr>
+      </w:pPr>
+      <w:r>
+        <w:rPr>
+          <w:lang w:val="en-US"/>
+        </w:rPr>
+        <w:t xml:space="preserve">        </w:t>
+      </w:r>
+      <w:proofErr w:type="spellStart"/>
+      <w:proofErr w:type="gramStart"/>
+      <w:r>
+        <w:rPr>
+          <w:lang w:val="en-US"/>
+        </w:rPr>
+        <w:t>self.learning</w:t>
+      </w:r>
+      <w:proofErr w:type="gramEnd"/>
+      <w:r>
+        <w:rPr>
+          <w:lang w:val="en-US"/>
+        </w:rPr>
+        <w:t>_rate</w:t>
+      </w:r>
+      <w:proofErr w:type="spellEnd"/>
+      <w:r>
+        <w:rPr>
+          <w:lang w:val="en-US"/>
+        </w:rPr>
+        <w:t xml:space="preserve"> = 0.001</w:t>
+      </w:r>
+    </w:p>
+    <w:p>
+      <w:pPr>
+        <w:pStyle w:val="af"/>
+        <w:rPr>
+          <w:lang w:val="en-US"/>
+        </w:rPr>
+      </w:pPr>
+      <w:r>
+        <w:rPr>
+          <w:lang w:val="en-US"/>
+        </w:rPr>
+        <w:t xml:space="preserve">        </w:t>
+      </w:r>
+      <w:proofErr w:type="spellStart"/>
+      <w:proofErr w:type="gramStart"/>
+      <w:r>
+        <w:rPr>
+          <w:lang w:val="en-US"/>
+        </w:rPr>
+        <w:t>self.numTrainingGames</w:t>
+      </w:r>
+      <w:proofErr w:type="spellEnd"/>
+      <w:proofErr w:type="gramEnd"/>
+      <w:r>
+        <w:rPr>
+          <w:lang w:val="en-US"/>
+        </w:rPr>
+        <w:t xml:space="preserve"> = 2500</w:t>
+      </w:r>
+    </w:p>
+    <w:p>
+      <w:pPr>
+        <w:pStyle w:val="af"/>
+      </w:pPr>
+      <w:r>
+        <w:rPr>
+          <w:lang w:val="en-US"/>
+        </w:rPr>
+        <w:t xml:space="preserve">        </w:t>
+      </w:r>
+      <w:proofErr w:type="spellStart"/>
+      <w:proofErr w:type="gramStart"/>
+      <w:r>
+        <w:t>self.batch</w:t>
+      </w:r>
+      <w:proofErr w:type="gramEnd"/>
+      <w:r>
+        <w:t>_size</w:t>
+      </w:r>
+      <w:proofErr w:type="spellEnd"/>
+      <w:r>
+        <w:t xml:space="preserve"> = 64 </w:t>
+      </w:r>
+    </w:p>
+    <w:p>
+      <w:pPr>
+        <w:pStyle w:val="af"/>
+      </w:pPr>
+      <w:r>
+        <w:t xml:space="preserve">        </w:t>
+      </w:r>
+    </w:p>
+    <w:p>
+      <w:pPr>
+        <w:pStyle w:val="af"/>
+      </w:pPr>
+      <w:r>
+        <w:t>        # кол-во нейронов скрытых слоев</w:t>
+      </w:r>
+    </w:p>
+    <w:p>
+      <w:pPr>
+        <w:pStyle w:val="af"/>
+        <w:rPr>
+          <w:lang w:val="en-US"/>
+        </w:rPr>
+      </w:pPr>
+      <w:r>
+        <w:t xml:space="preserve">        </w:t>
+      </w:r>
+      <w:r>
+        <w:rPr>
+          <w:lang w:val="en-US"/>
+        </w:rPr>
+        <w:t>H1 = 512</w:t>
+      </w:r>
+    </w:p>
+    <w:p>
+      <w:pPr>
+        <w:pStyle w:val="af"/>
+        <w:rPr>
+          <w:lang w:val="en-US"/>
+        </w:rPr>
+      </w:pPr>
+      <w:r>
+        <w:rPr>
+          <w:lang w:val="en-US"/>
+        </w:rPr>
+        <w:t>        H2 = 256</w:t>
+      </w:r>
+    </w:p>
+    <w:p>
+      <w:pPr>
+        <w:pStyle w:val="af"/>
+        <w:rPr>
+          <w:lang w:val="en-US"/>
+        </w:rPr>
+      </w:pPr>
+      <w:r>
+        <w:rPr>
+          <w:lang w:val="en-US"/>
+        </w:rPr>
+        <w:t>        #H3 = 128</w:t>
+      </w:r>
+    </w:p>
+    <w:p>
+      <w:pPr>
+        <w:pStyle w:val="af"/>
+        <w:rPr>
+          <w:lang w:val="en-US"/>
+        </w:rPr>
+      </w:pPr>
+    </w:p>
+    <w:p>
+      <w:pPr>
+        <w:pStyle w:val="af"/>
+        <w:rPr>
+          <w:lang w:val="en-US"/>
+        </w:rPr>
+      </w:pPr>
+      <w:r>
+        <w:rPr>
+          <w:lang w:val="en-US"/>
+        </w:rPr>
+        <w:t xml:space="preserve">        </w:t>
+      </w:r>
+      <w:proofErr w:type="gramStart"/>
+      <w:r>
+        <w:rPr>
+          <w:lang w:val="en-US"/>
+        </w:rPr>
+        <w:t>self.layer</w:t>
+      </w:r>
+      <w:proofErr w:type="gramEnd"/>
+      <w:r>
+        <w:rPr>
+          <w:lang w:val="en-US"/>
+        </w:rPr>
+        <w:t xml:space="preserve">1 = </w:t>
+      </w:r>
+      <w:proofErr w:type="gramStart"/>
+      <w:r>
+        <w:rPr>
+          <w:lang w:val="en-US"/>
+        </w:rPr>
+        <w:t>Linear(</w:t>
+      </w:r>
+      <w:proofErr w:type="spellStart"/>
+      <w:r>
+        <w:rPr>
+          <w:lang w:val="en-US"/>
+        </w:rPr>
+        <w:t>self.state</w:t>
+      </w:r>
+      <w:proofErr w:type="gramEnd"/>
+      <w:r>
+        <w:rPr>
+          <w:lang w:val="en-US"/>
+        </w:rPr>
+        <w:t>_size</w:t>
+      </w:r>
+      <w:proofErr w:type="spellEnd"/>
+      <w:r>
+        <w:rPr>
+          <w:lang w:val="en-US"/>
+        </w:rPr>
+        <w:t>, H1)</w:t>
+      </w:r>
+    </w:p>
+    <w:p>
+      <w:pPr>
+        <w:pStyle w:val="af"/>
+        <w:rPr>
+          <w:lang w:val="en-US"/>
+        </w:rPr>
+      </w:pPr>
+      <w:r>
+        <w:rPr>
+          <w:lang w:val="en-US"/>
+        </w:rPr>
+        <w:t xml:space="preserve">        </w:t>
+      </w:r>
+      <w:proofErr w:type="gramStart"/>
+      <w:r>
+        <w:rPr>
+          <w:lang w:val="en-US"/>
+        </w:rPr>
+        <w:t>self.layer</w:t>
+      </w:r>
+      <w:proofErr w:type="gramEnd"/>
+      <w:r>
+        <w:rPr>
+          <w:lang w:val="en-US"/>
+        </w:rPr>
+        <w:t xml:space="preserve">2 = </w:t>
+      </w:r>
+      <w:proofErr w:type="gramStart"/>
+      <w:r>
+        <w:rPr>
+          <w:lang w:val="en-US"/>
+        </w:rPr>
+        <w:t>Linear(</w:t>
+      </w:r>
+      <w:proofErr w:type="gramEnd"/>
+      <w:r>
+        <w:rPr>
+          <w:lang w:val="en-US"/>
+        </w:rPr>
+        <w:t>H1, H2)</w:t>
+      </w:r>
+    </w:p>
+    <w:p>
+      <w:pPr>
+        <w:pStyle w:val="af"/>
+        <w:rPr>
+          <w:lang w:val="en-US"/>
+        </w:rPr>
+      </w:pPr>
+      <w:r>
+        <w:rPr>
+          <w:lang w:val="en-US"/>
+        </w:rPr>
+        <w:t xml:space="preserve">        </w:t>
+      </w:r>
+      <w:proofErr w:type="gramStart"/>
+      <w:r>
+        <w:rPr>
+          <w:lang w:val="en-US"/>
+        </w:rPr>
+        <w:t>self.layer</w:t>
+      </w:r>
+      <w:proofErr w:type="gramEnd"/>
+      <w:r>
+        <w:rPr>
+          <w:lang w:val="en-US"/>
+        </w:rPr>
+        <w:t xml:space="preserve">3 = </w:t>
+      </w:r>
+      <w:proofErr w:type="gramStart"/>
+      <w:r>
+        <w:rPr>
+          <w:lang w:val="en-US"/>
+        </w:rPr>
+        <w:t>Linear(</w:t>
+      </w:r>
+      <w:proofErr w:type="gramEnd"/>
+      <w:r>
+        <w:rPr>
+          <w:lang w:val="en-US"/>
+        </w:rPr>
+        <w:t xml:space="preserve">H2, </w:t>
+      </w:r>
+      <w:proofErr w:type="spellStart"/>
+      <w:r>
+        <w:rPr>
+          <w:lang w:val="en-US"/>
+        </w:rPr>
+        <w:t>self.num_actions</w:t>
+      </w:r>
+      <w:proofErr w:type="spellEnd"/>
+      <w:r>
+        <w:rPr>
+          <w:lang w:val="en-US"/>
+        </w:rPr>
+        <w:t>)</w:t>
+      </w:r>
+    </w:p>
+    <w:p>
+      <w:pPr>
+        <w:pStyle w:val="af"/>
+        <w:rPr>
+          <w:lang w:val="en-US"/>
+        </w:rPr>
+      </w:pPr>
+    </w:p>
+    <w:p>
+      <w:pPr>
+        <w:pStyle w:val="af"/>
+        <w:rPr>
+          <w:lang w:val="en-US"/>
+        </w:rPr>
+      </w:pPr>
+      <w:r>
+        <w:rPr>
+          <w:lang w:val="en-US"/>
+        </w:rPr>
+        <w:t xml:space="preserve">        # </w:t>
+      </w:r>
+      <w:r>
+        <w:t>оптимизатор</w:t>
+      </w:r>
+    </w:p>
+    <w:p>
+      <w:pPr>
+        <w:pStyle w:val="af"/>
+        <w:rPr>
+          <w:lang w:val="en-US"/>
+        </w:rPr>
+      </w:pPr>
+      <w:r>
+        <w:rPr>
+          <w:lang w:val="en-US"/>
+        </w:rPr>
+        <w:t>       </w:t>
+      </w:r>
+      <w:proofErr w:type="spellStart"/>
+      <w:proofErr w:type="gramStart"/>
+      <w:r>
+        <w:rPr>
+          <w:lang w:val="en-US"/>
+        </w:rPr>
+        <w:t>self.optimizer</w:t>
+      </w:r>
+      <w:proofErr w:type="spellEnd"/>
+      <w:proofErr w:type="gramEnd"/>
+      <w:r>
+        <w:rPr>
+          <w:lang w:val="en-US"/>
+        </w:rPr>
+        <w:t xml:space="preserve"> = </w:t>
+      </w:r>
+      <w:proofErr w:type="spellStart"/>
+      <w:proofErr w:type="gramStart"/>
+      <w:r>
+        <w:rPr>
+          <w:lang w:val="en-US"/>
+        </w:rPr>
+        <w:t>optim.Adam</w:t>
+      </w:r>
+      <w:proofErr w:type="spellEnd"/>
+      <w:proofErr w:type="gramEnd"/>
+      <w:r>
+        <w:rPr>
+          <w:lang w:val="en-US"/>
+        </w:rPr>
+        <w:t>(</w:t>
+      </w:r>
+      <w:proofErr w:type="spellStart"/>
+      <w:proofErr w:type="gramStart"/>
+      <w:r>
+        <w:rPr>
+          <w:lang w:val="en-US"/>
+        </w:rPr>
+        <w:t>self.parameters</w:t>
+      </w:r>
+      <w:proofErr w:type="spellEnd"/>
+      <w:proofErr w:type="gramEnd"/>
+      <w:r>
+        <w:rPr>
+          <w:lang w:val="en-US"/>
+        </w:rPr>
+        <w:t xml:space="preserve">(), </w:t>
+      </w:r>
+      <w:proofErr w:type="spellStart"/>
+      <w:r>
+        <w:rPr>
+          <w:lang w:val="en-US"/>
+        </w:rPr>
+        <w:t>lr</w:t>
+      </w:r>
+      <w:proofErr w:type="spellEnd"/>
+      <w:r>
+        <w:rPr>
+          <w:lang w:val="en-US"/>
+        </w:rPr>
+        <w:t>=</w:t>
+      </w:r>
+      <w:proofErr w:type="spellStart"/>
+      <w:proofErr w:type="gramStart"/>
+      <w:r>
+        <w:rPr>
+          <w:lang w:val="en-US"/>
+        </w:rPr>
+        <w:t>self.learning</w:t>
+      </w:r>
+      <w:proofErr w:type="gramEnd"/>
+      <w:r>
+        <w:rPr>
+          <w:lang w:val="en-US"/>
+        </w:rPr>
+        <w:t>_rate</w:t>
+      </w:r>
+      <w:proofErr w:type="spellEnd"/>
+      <w:r>
+        <w:rPr>
+          <w:lang w:val="en-US"/>
+        </w:rPr>
+        <w:t>)</w:t>
+      </w:r>
+    </w:p>
+    <w:p>
+      <w:pPr>
+        <w:pStyle w:val="af"/>
+        <w:rPr>
+          <w:lang w:val="en-US"/>
+        </w:rPr>
+      </w:pPr>
+    </w:p>
+    <w:p>
+      <w:pPr>
+        <w:pStyle w:val="af"/>
+        <w:rPr>
+          <w:lang w:val="en-US"/>
+        </w:rPr>
+      </w:pPr>
+      <w:r>
+        <w:rPr>
+          <w:lang w:val="en-US"/>
+        </w:rPr>
+        <w:t xml:space="preserve">        </w:t>
+      </w:r>
+      <w:proofErr w:type="spellStart"/>
+      <w:proofErr w:type="gramStart"/>
+      <w:r>
+        <w:rPr>
+          <w:lang w:val="en-US"/>
+        </w:rPr>
+        <w:t>self.double</w:t>
+      </w:r>
+      <w:proofErr w:type="spellEnd"/>
+      <w:proofErr w:type="gramEnd"/>
+      <w:r>
+        <w:rPr>
+          <w:lang w:val="en-US"/>
+        </w:rPr>
+        <w:t>()</w:t>
+      </w:r>
+    </w:p>
+    <w:p>
+      <w:pPr>
+        <w:pStyle w:val="af"/>
+        <w:rPr>
+          <w:lang w:val="en-US"/>
+        </w:rPr>
+      </w:pPr>
+      <w:r>
+        <w:rPr>
+          <w:lang w:val="en-US"/>
+        </w:rPr>
+        <w:lastRenderedPageBreak/>
+        <w:t> </w:t>
+      </w:r>
+    </w:p>
+    <w:p>
+      <w:pPr>
+        <w:pStyle w:val="af"/>
+        <w:rPr>
+          <w:lang w:val="en-US"/>
+        </w:rPr>
+      </w:pPr>
+      <w:r>
+        <w:rPr>
+          <w:lang w:val="en-US"/>
+        </w:rPr>
+        <w:t xml:space="preserve">    def </w:t>
+      </w:r>
+      <w:proofErr w:type="gramStart"/>
+      <w:r>
+        <w:rPr>
+          <w:lang w:val="en-US"/>
+        </w:rPr>
+        <w:t>forward(</w:t>
+      </w:r>
+      <w:proofErr w:type="gramEnd"/>
+      <w:r>
+        <w:rPr>
+          <w:lang w:val="en-US"/>
+        </w:rPr>
+        <w:t>self, states):</w:t>
+      </w:r>
+    </w:p>
+    <w:p>
+      <w:pPr>
+        <w:pStyle w:val="af"/>
+        <w:rPr>
+          <w:lang w:val="en-US"/>
+        </w:rPr>
+      </w:pPr>
+      <w:r>
+        <w:rPr>
+          <w:lang w:val="en-US"/>
+        </w:rPr>
+        <w:t xml:space="preserve">        x = </w:t>
+      </w:r>
+      <w:proofErr w:type="spellStart"/>
+      <w:r>
+        <w:rPr>
+          <w:lang w:val="en-US"/>
+        </w:rPr>
+        <w:t>relu</w:t>
+      </w:r>
+      <w:proofErr w:type="spellEnd"/>
+      <w:r>
+        <w:rPr>
+          <w:lang w:val="en-US"/>
+        </w:rPr>
+        <w:t>(</w:t>
+      </w:r>
+      <w:proofErr w:type="gramStart"/>
+      <w:r>
+        <w:rPr>
+          <w:lang w:val="en-US"/>
+        </w:rPr>
+        <w:t>self.layer</w:t>
+      </w:r>
+      <w:proofErr w:type="gramEnd"/>
+      <w:r>
+        <w:rPr>
+          <w:lang w:val="en-US"/>
+        </w:rPr>
+        <w:t>1(states))</w:t>
+      </w:r>
+    </w:p>
+    <w:p>
+      <w:pPr>
+        <w:pStyle w:val="af"/>
+        <w:rPr>
+          <w:lang w:val="en-US"/>
+        </w:rPr>
+      </w:pPr>
+      <w:r>
+        <w:rPr>
+          <w:lang w:val="en-US"/>
+        </w:rPr>
+        <w:t xml:space="preserve">        x = </w:t>
+      </w:r>
+      <w:proofErr w:type="spellStart"/>
+      <w:r>
+        <w:rPr>
+          <w:lang w:val="en-US"/>
+        </w:rPr>
+        <w:t>relu</w:t>
+      </w:r>
+      <w:proofErr w:type="spellEnd"/>
+      <w:r>
+        <w:rPr>
+          <w:lang w:val="en-US"/>
+        </w:rPr>
+        <w:t>(</w:t>
+      </w:r>
+      <w:proofErr w:type="gramStart"/>
+      <w:r>
+        <w:rPr>
+          <w:lang w:val="en-US"/>
+        </w:rPr>
+        <w:t>self.layer</w:t>
+      </w:r>
+      <w:proofErr w:type="gramEnd"/>
+      <w:r>
+        <w:rPr>
+          <w:lang w:val="en-US"/>
+        </w:rPr>
+        <w:t>2(x))</w:t>
+      </w:r>
+    </w:p>
+    <w:p>
+      <w:pPr>
+        <w:pStyle w:val="af"/>
+        <w:rPr>
+          <w:lang w:val="en-US"/>
+        </w:rPr>
+      </w:pPr>
+      <w:r>
+        <w:rPr>
+          <w:lang w:val="en-US"/>
+        </w:rPr>
+        <w:t xml:space="preserve">        x = </w:t>
+      </w:r>
+      <w:proofErr w:type="gramStart"/>
+      <w:r>
+        <w:rPr>
+          <w:lang w:val="en-US"/>
+        </w:rPr>
+        <w:t>self.layer</w:t>
+      </w:r>
+      <w:proofErr w:type="gramEnd"/>
+      <w:r>
+        <w:rPr>
+          <w:lang w:val="en-US"/>
+        </w:rPr>
+        <w:t>3(x)</w:t>
+      </w:r>
+    </w:p>
+    <w:p>
+      <w:pPr>
+        <w:pStyle w:val="af"/>
+        <w:rPr>
+          <w:lang w:val="en-US"/>
+        </w:rPr>
+      </w:pPr>
+      <w:r>
+        <w:rPr>
+          <w:lang w:val="en-US"/>
+        </w:rPr>
+        <w:t xml:space="preserve">        </w:t>
+      </w:r>
+    </w:p>
+    <w:p>
+      <w:pPr>
+        <w:pStyle w:val="af"/>
+        <w:rPr>
+          <w:lang w:val="en-US"/>
+        </w:rPr>
+      </w:pPr>
+      <w:r>
+        <w:rPr>
+          <w:lang w:val="en-US"/>
+        </w:rPr>
+        <w:t>        return x</w:t>
+      </w:r>
+    </w:p>
+    <w:p>
+      <w:pPr>
+        <w:pStyle w:val="af"/>
+        <w:rPr>
+          <w:lang w:val="en-US"/>
+        </w:rPr>
+      </w:pPr>
+      <w:r>
+        <w:rPr>
+          <w:lang w:val="en-US"/>
+        </w:rPr>
+        <w:t xml:space="preserve">    </w:t>
+      </w:r>
+    </w:p>
+    <w:p>
+      <w:pPr>
+        <w:pStyle w:val="af"/>
+      </w:pPr>
+      <w:r>
+        <w:rPr>
+          <w:lang w:val="en-US"/>
+        </w:rPr>
+        <w:t xml:space="preserve">    </w:t>
+      </w:r>
+      <w:proofErr w:type="spellStart"/>
+      <w:r>
+        <w:t>def</w:t>
+      </w:r>
+      <w:proofErr w:type="spellEnd"/>
+      <w:r>
+        <w:t xml:space="preserve"> </w:t>
+      </w:r>
+      <w:proofErr w:type="spellStart"/>
+      <w:proofErr w:type="gramStart"/>
+      <w:r>
+        <w:rPr>
+          <w:b/>
+          <w:bCs/>
+        </w:rPr>
+        <w:t>run</w:t>
+      </w:r>
+      <w:proofErr w:type="spellEnd"/>
+      <w:r>
+        <w:t>(</w:t>
+      </w:r>
+      <w:proofErr w:type="spellStart"/>
+      <w:proofErr w:type="gramEnd"/>
+      <w:r>
+        <w:t>self</w:t>
+      </w:r>
+      <w:proofErr w:type="spellEnd"/>
+      <w:r>
+        <w:t xml:space="preserve">, </w:t>
+      </w:r>
+      <w:proofErr w:type="spellStart"/>
+      <w:r>
+        <w:t>states</w:t>
+      </w:r>
+      <w:proofErr w:type="spellEnd"/>
+      <w:r>
+        <w:t>):</w:t>
+      </w:r>
+    </w:p>
+    <w:p>
+      <w:pPr>
+        <w:pStyle w:val="af"/>
+      </w:pPr>
+      <w:r>
+        <w:t>        # Метод необходим для совместимости кода с другими модулями</w:t>
+      </w:r>
+    </w:p>
+    <w:p>
+      <w:pPr>
+        <w:pStyle w:val="af"/>
+        <w:rPr>
+          <w:lang w:val="en-US"/>
+        </w:rPr>
+      </w:pPr>
+      <w:r>
+        <w:t xml:space="preserve">        </w:t>
+      </w:r>
+      <w:r>
+        <w:rPr>
+          <w:lang w:val="en-US"/>
+        </w:rPr>
+        <w:t xml:space="preserve">return </w:t>
+      </w:r>
+      <w:proofErr w:type="spellStart"/>
+      <w:r>
+        <w:rPr>
+          <w:lang w:val="en-US"/>
+        </w:rPr>
+        <w:t>self.forward</w:t>
+      </w:r>
+      <w:proofErr w:type="spellEnd"/>
+      <w:r>
+        <w:rPr>
+          <w:lang w:val="en-US"/>
+        </w:rPr>
+        <w:t>(states)</w:t>
+      </w:r>
+    </w:p>
+    <w:p>
+      <w:pPr>
+        <w:pStyle w:val="af"/>
+        <w:rPr>
+          <w:lang w:val="en-US"/>
+        </w:rPr>
+      </w:pPr>
+      <w:r>
+        <w:rPr>
+          <w:lang w:val="en-US"/>
+        </w:rPr>
+        <w:t xml:space="preserve">    </w:t>
+      </w:r>
+    </w:p>
+    <w:p>
+      <w:pPr>
+        <w:pStyle w:val="af"/>
+        <w:rPr>
+          <w:lang w:val="en-US"/>
+        </w:rPr>
+      </w:pPr>
+      <w:r>
+        <w:rPr>
+          <w:lang w:val="en-US"/>
+        </w:rPr>
+        <w:t xml:space="preserve">    def </w:t>
+      </w:r>
+      <w:proofErr w:type="spellStart"/>
+      <w:r>
+        <w:rPr>
+          <w:b/>
+          <w:bCs/>
+          <w:lang w:val="en-US"/>
+        </w:rPr>
+        <w:t>get_</w:t>
+      </w:r>
+      <w:proofErr w:type="gramStart"/>
+      <w:r>
+        <w:rPr>
+          <w:b/>
+          <w:bCs/>
+          <w:lang w:val="en-US"/>
+        </w:rPr>
+        <w:t>loss</w:t>
+      </w:r>
+      <w:proofErr w:type="spellEnd"/>
+      <w:r>
+        <w:rPr>
+          <w:lang w:val="en-US"/>
+        </w:rPr>
+        <w:t>(</w:t>
+      </w:r>
+      <w:proofErr w:type="gramEnd"/>
+      <w:r>
+        <w:rPr>
+          <w:lang w:val="en-US"/>
+        </w:rPr>
+        <w:t xml:space="preserve">self, states, </w:t>
+      </w:r>
+      <w:proofErr w:type="spellStart"/>
+      <w:r>
+        <w:rPr>
+          <w:lang w:val="en-US"/>
+        </w:rPr>
+        <w:t>Q_target</w:t>
+      </w:r>
+      <w:proofErr w:type="spellEnd"/>
+      <w:r>
+        <w:rPr>
+          <w:lang w:val="en-US"/>
+        </w:rPr>
+        <w:t>):</w:t>
+      </w:r>
+    </w:p>
+    <w:p>
+      <w:pPr>
+        <w:pStyle w:val="af"/>
+        <w:rPr>
+          <w:lang w:val="en-US"/>
+        </w:rPr>
+      </w:pPr>
+      <w:r>
+        <w:rPr>
+          <w:lang w:val="en-US"/>
+        </w:rPr>
+        <w:t xml:space="preserve">        </w:t>
+      </w:r>
+      <w:proofErr w:type="spellStart"/>
+      <w:r>
+        <w:rPr>
+          <w:lang w:val="en-US"/>
+        </w:rPr>
+        <w:t>q_pred</w:t>
+      </w:r>
+      <w:proofErr w:type="spellEnd"/>
+      <w:r>
+        <w:rPr>
+          <w:lang w:val="en-US"/>
+        </w:rPr>
+        <w:t xml:space="preserve"> = </w:t>
+      </w:r>
+      <w:proofErr w:type="spellStart"/>
+      <w:r>
+        <w:rPr>
+          <w:lang w:val="en-US"/>
+        </w:rPr>
+        <w:t>self.forward</w:t>
+      </w:r>
+      <w:proofErr w:type="spellEnd"/>
+      <w:r>
+        <w:rPr>
+          <w:lang w:val="en-US"/>
+        </w:rPr>
+        <w:t>(states)</w:t>
+      </w:r>
+    </w:p>
+    <w:p>
+      <w:pPr>
+        <w:pStyle w:val="af"/>
+        <w:rPr>
+          <w:lang w:val="en-US"/>
+        </w:rPr>
+      </w:pPr>
+      <w:r>
+        <w:rPr>
+          <w:lang w:val="en-US"/>
+        </w:rPr>
+        <w:t xml:space="preserve">        </w:t>
+      </w:r>
+      <w:proofErr w:type="spellStart"/>
+      <w:r>
+        <w:rPr>
+          <w:lang w:val="en-US"/>
+        </w:rPr>
+        <w:t>mse</w:t>
+      </w:r>
+      <w:proofErr w:type="spellEnd"/>
+      <w:r>
+        <w:rPr>
+          <w:lang w:val="en-US"/>
+        </w:rPr>
+        <w:t xml:space="preserve"> = </w:t>
+      </w:r>
+      <w:proofErr w:type="spellStart"/>
+      <w:r>
+        <w:rPr>
+          <w:lang w:val="en-US"/>
+        </w:rPr>
+        <w:t>mse_</w:t>
+      </w:r>
+      <w:proofErr w:type="gramStart"/>
+      <w:r>
+        <w:rPr>
+          <w:lang w:val="en-US"/>
+        </w:rPr>
+        <w:t>loss</w:t>
+      </w:r>
+      <w:proofErr w:type="spellEnd"/>
+      <w:r>
+        <w:rPr>
+          <w:lang w:val="en-US"/>
+        </w:rPr>
+        <w:t>(</w:t>
+      </w:r>
+      <w:proofErr w:type="spellStart"/>
+      <w:proofErr w:type="gramEnd"/>
+      <w:r>
+        <w:rPr>
+          <w:lang w:val="en-US"/>
+        </w:rPr>
+        <w:t>q_pred</w:t>
+      </w:r>
+      <w:proofErr w:type="spellEnd"/>
+      <w:r>
+        <w:rPr>
+          <w:lang w:val="en-US"/>
+        </w:rPr>
+        <w:t xml:space="preserve">, </w:t>
+      </w:r>
+      <w:proofErr w:type="spellStart"/>
+      <w:r>
+        <w:rPr>
+          <w:lang w:val="en-US"/>
+        </w:rPr>
+        <w:t>Q_target</w:t>
+      </w:r>
+      <w:proofErr w:type="spellEnd"/>
+      <w:r>
+        <w:rPr>
+          <w:lang w:val="en-US"/>
+        </w:rPr>
+        <w:t>)</w:t>
+      </w:r>
+    </w:p>
+    <w:p>
+      <w:pPr>
+        <w:pStyle w:val="af"/>
+        <w:rPr>
+          <w:lang w:val="en-US"/>
+        </w:rPr>
+      </w:pPr>
+      <w:r>
+        <w:rPr>
+          <w:lang w:val="en-US"/>
+        </w:rPr>
+        <w:t xml:space="preserve">        return </w:t>
+      </w:r>
+      <w:proofErr w:type="spellStart"/>
+      <w:r>
+        <w:rPr>
+          <w:lang w:val="en-US"/>
+        </w:rPr>
+        <w:t>mse</w:t>
+      </w:r>
+      <w:proofErr w:type="spellEnd"/>
+    </w:p>
+    <w:p>
+      <w:pPr>
+        <w:pStyle w:val="af"/>
+        <w:rPr>
+          <w:lang w:val="en-US"/>
+        </w:rPr>
+      </w:pPr>
+      <w:r>
+        <w:rPr>
+          <w:lang w:val="en-US"/>
+        </w:rPr>
+        <w:t xml:space="preserve">    </w:t>
+      </w:r>
+    </w:p>
+    <w:p>
+      <w:pPr>
+        <w:pStyle w:val="af"/>
+        <w:rPr>
+          <w:lang w:val="en-US"/>
+        </w:rPr>
+      </w:pPr>
+    </w:p>
+    <w:p>
+      <w:pPr>
+        <w:pStyle w:val="af"/>
+        <w:rPr>
+          <w:lang w:val="en-US"/>
+        </w:rPr>
+      </w:pPr>
+      <w:r>
+        <w:rPr>
+          <w:lang w:val="en-US"/>
+        </w:rPr>
+        <w:t xml:space="preserve">    def </w:t>
+      </w:r>
+      <w:proofErr w:type="spellStart"/>
+      <w:r>
+        <w:rPr>
+          <w:b/>
+          <w:bCs/>
+          <w:lang w:val="en-US"/>
+        </w:rPr>
+        <w:t>gradient_</w:t>
+      </w:r>
+      <w:proofErr w:type="gramStart"/>
+      <w:r>
+        <w:rPr>
+          <w:b/>
+          <w:bCs/>
+          <w:lang w:val="en-US"/>
+        </w:rPr>
+        <w:t>update</w:t>
+      </w:r>
+      <w:proofErr w:type="spellEnd"/>
+      <w:r>
+        <w:rPr>
+          <w:lang w:val="en-US"/>
+        </w:rPr>
+        <w:t>(</w:t>
+      </w:r>
+      <w:proofErr w:type="gramEnd"/>
+      <w:r>
+        <w:rPr>
+          <w:lang w:val="en-US"/>
+        </w:rPr>
+        <w:t xml:space="preserve">self, states, </w:t>
+      </w:r>
+      <w:proofErr w:type="spellStart"/>
+      <w:r>
+        <w:rPr>
+          <w:lang w:val="en-US"/>
+        </w:rPr>
+        <w:t>Q_target</w:t>
+      </w:r>
+      <w:proofErr w:type="spellEnd"/>
+      <w:r>
+        <w:rPr>
+          <w:lang w:val="en-US"/>
+        </w:rPr>
+        <w:t>):</w:t>
+      </w:r>
+    </w:p>
+    <w:p>
+      <w:pPr>
+        <w:pStyle w:val="af"/>
+        <w:rPr>
+          <w:lang w:val="en-US"/>
+        </w:rPr>
+      </w:pPr>
+      <w:r>
+        <w:rPr>
+          <w:lang w:val="en-US"/>
+        </w:rPr>
+        <w:t xml:space="preserve">        loss = </w:t>
+      </w:r>
+      <w:proofErr w:type="spellStart"/>
+      <w:r>
+        <w:rPr>
+          <w:lang w:val="en-US"/>
+        </w:rPr>
+        <w:t>self.get_</w:t>
+      </w:r>
+      <w:proofErr w:type="gramStart"/>
+      <w:r>
+        <w:rPr>
+          <w:lang w:val="en-US"/>
+        </w:rPr>
+        <w:t>loss</w:t>
+      </w:r>
+      <w:proofErr w:type="spellEnd"/>
+      <w:r>
+        <w:rPr>
+          <w:lang w:val="en-US"/>
+        </w:rPr>
+        <w:t>(</w:t>
+      </w:r>
+      <w:proofErr w:type="gramEnd"/>
+      <w:r>
+        <w:rPr>
+          <w:lang w:val="en-US"/>
+        </w:rPr>
+        <w:t xml:space="preserve">states, </w:t>
+      </w:r>
+      <w:proofErr w:type="spellStart"/>
+      <w:r>
+        <w:rPr>
+          <w:lang w:val="en-US"/>
+        </w:rPr>
+        <w:t>Q_target</w:t>
+      </w:r>
+      <w:proofErr w:type="spellEnd"/>
+      <w:r>
+        <w:rPr>
+          <w:lang w:val="en-US"/>
+        </w:rPr>
+        <w:t>)</w:t>
+      </w:r>
+    </w:p>
+    <w:p>
+      <w:pPr>
+        <w:pStyle w:val="af"/>
+        <w:rPr>
+          <w:lang w:val="en-US"/>
+        </w:rPr>
+      </w:pPr>
+      <w:r>
+        <w:rPr>
+          <w:lang w:val="en-US"/>
+        </w:rPr>
+        <w:t xml:space="preserve">        </w:t>
+      </w:r>
+      <w:proofErr w:type="spellStart"/>
+      <w:proofErr w:type="gramStart"/>
+      <w:r>
+        <w:rPr>
+          <w:lang w:val="en-US"/>
+        </w:rPr>
+        <w:t>self.optimizer</w:t>
+      </w:r>
+      <w:proofErr w:type="gramEnd"/>
+      <w:r>
+        <w:rPr>
+          <w:lang w:val="en-US"/>
+        </w:rPr>
+        <w:t>.zero_</w:t>
+      </w:r>
+      <w:proofErr w:type="gramStart"/>
+      <w:r>
+        <w:rPr>
+          <w:lang w:val="en-US"/>
+        </w:rPr>
+        <w:t>grad</w:t>
+      </w:r>
+      <w:proofErr w:type="spellEnd"/>
+      <w:r>
+        <w:rPr>
+          <w:lang w:val="en-US"/>
+        </w:rPr>
+        <w:t>(</w:t>
+      </w:r>
+      <w:proofErr w:type="gramEnd"/>
+      <w:r>
+        <w:rPr>
+          <w:lang w:val="en-US"/>
+        </w:rPr>
+        <w:t>)</w:t>
+      </w:r>
+    </w:p>
+    <w:p>
+      <w:pPr>
+        <w:pStyle w:val="af"/>
+        <w:rPr>
+          <w:lang w:val="en-US"/>
+        </w:rPr>
+      </w:pPr>
+      <w:r>
+        <w:rPr>
+          <w:lang w:val="en-US"/>
+        </w:rPr>
+        <w:t xml:space="preserve">        </w:t>
+      </w:r>
+      <w:proofErr w:type="spellStart"/>
+      <w:proofErr w:type="gramStart"/>
+      <w:r>
+        <w:rPr>
+          <w:lang w:val="en-US"/>
+        </w:rPr>
+        <w:t>loss.backward</w:t>
+      </w:r>
+      <w:proofErr w:type="spellEnd"/>
+      <w:proofErr w:type="gramEnd"/>
+      <w:r>
+        <w:rPr>
+          <w:lang w:val="en-US"/>
+        </w:rPr>
+        <w:t>()</w:t>
+      </w:r>
+    </w:p>
+    <w:p>
+      <w:pPr>
+        <w:pStyle w:val="af"/>
+      </w:pPr>
+      <w:r>
+        <w:rPr>
+          <w:lang w:val="en-US"/>
+        </w:rPr>
+        <w:t xml:space="preserve">        </w:t>
+      </w:r>
+      <w:proofErr w:type="spellStart"/>
+      <w:proofErr w:type="gramStart"/>
+      <w:r>
+        <w:t>self.optimizer</w:t>
+      </w:r>
+      <w:proofErr w:type="gramEnd"/>
+      <w:r>
+        <w:t>.</w:t>
+      </w:r>
+      <w:proofErr w:type="gramStart"/>
+      <w:r>
+        <w:t>step</w:t>
+      </w:r>
+      <w:proofErr w:type="spellEnd"/>
+      <w:r>
+        <w:t>(</w:t>
+      </w:r>
+      <w:proofErr w:type="gramEnd"/>
+      <w:r>
+        <w:t>)</w:t>
+      </w:r>
+    </w:p>
+    <w:p/>
+    <w:p>
+      <w:r>
+        <w:t>Не с первого раза, однако реализация нейросети успешно прошла автооценивание</w:t>
+      </w:r>
+      <w:r>
+        <w:t xml:space="preserve"> (рисунок 3.7). Из 10 тестов было успешно пройдено </w:t>
+      </w:r>
+      <w:r>
+        <w:t>8</w:t>
+      </w:r>
+      <w:r>
+        <w:t xml:space="preserve">, </w:t>
+      </w:r>
+      <w:r>
+        <w:t>что даже больше ожидаемого минимума</w:t>
+      </w:r>
+      <w:r>
+        <w:t>.</w:t>
+      </w:r>
+    </w:p>
+    <w:p>
+      <w:pPr>
+        <w:ind w:firstLine="0"/>
+        <w:jc w:val="center"/>
+      </w:pPr>
+    </w:p>
+    <w:p>
+      <w:pPr>
+        <w:ind w:firstLine="0"/>
+        <w:jc w:val="center"/>
+      </w:pPr>
+      <w:r>
+        <w:rPr>
+          <w:noProof/>
+        </w:rPr>
+        <w:drawing>
+          <wp:inline distT="0" distB="0" distL="0" distR="0" wp14:anchorId="6D05BC5E" wp14:editId="6D7A6E8E">
+            <wp:extent cx="5194793" cy="3594100"/>
+            <wp:effectExtent l="0" t="0" r="0" b="0"/>
+            <wp:docPr id="1314340885" name="Рисунок 1"/>
+            <wp:cNvGraphicFramePr>
+              <a:graphicFrameLocks xmlns:a="http://schemas.openxmlformats.org/drawingml/2006/main" noChangeAspect="1"/>
+            </wp:cNvGraphicFramePr>
+            <a:graphic xmlns:a="http://schemas.openxmlformats.org/drawingml/2006/main">
+              <a:graphicData uri="http://schemas.openxmlformats.org/drawingml/2006/picture">
+                <pic:pic xmlns:pic="http://schemas.openxmlformats.org/drawingml/2006/picture">
+                  <pic:nvPicPr>
+                    <pic:cNvPr id="1314340885" name=""/>
+                    <pic:cNvPicPr/>
+                  </pic:nvPicPr>
+                  <pic:blipFill>
+                    <a:blip r:embed="rId16"/>
+                    <a:stretch>
+                      <a:fillRect/>
+                    </a:stretch>
+                  </pic:blipFill>
+                  <pic:spPr>
+                    <a:xfrm>
+                      <a:off x="0" y="0"/>
+                      <a:ext cx="5207724" cy="3603047"/>
+                    </a:xfrm>
+                    <a:prstGeom prst="rect">
+                      <a:avLst/>
+                    </a:prstGeom>
+                  </pic:spPr>
+                </pic:pic>
+              </a:graphicData>
+            </a:graphic>
+          </wp:inline>
+        </w:drawing>
+      </w:r>
+      <w:r>
+        <w:t xml:space="preserve"> </w:t>
+      </w:r>
+    </w:p>
+    <w:p>
+      <w:pPr>
+        <w:ind w:firstLine="0"/>
+        <w:jc w:val="center"/>
+      </w:pPr>
+      <w:r>
+        <w:t xml:space="preserve">Рисунок 3.7 – Автооценивание класса </w:t>
+      </w:r>
+      <w:proofErr w:type="spellStart"/>
+      <w:r>
+        <w:rPr>
+          <w:rFonts w:ascii="Courier New" w:hAnsi="Courier New" w:cs="Courier New"/>
+          <w:sz w:val="24"/>
+          <w:szCs w:val="20"/>
+        </w:rPr>
+        <w:t>DeepQNetwork</w:t>
+      </w:r>
+      <w:proofErr w:type="spellEnd"/>
+    </w:p>
+    <w:p/>
+    <w:p/>
     <w:p>
       <w:pPr>
         <w:pStyle w:val="1"/>
@@ -11242,6 +13430,7 @@
         </w:numPr>
       </w:pPr>
       <w:r>
+        <w:lastRenderedPageBreak/>
         <w:t>ВЫВОД</w:t>
       </w:r>
     </w:p>
@@ -11251,19 +13440,94 @@
       </w:pPr>
     </w:p>
     <w:p>
+      <w:r>
+        <w:t>В ходе работы были и</w:t>
+      </w:r>
+      <w:r>
+        <w:t>сследован</w:t>
+      </w:r>
+      <w:r>
+        <w:t>ы</w:t>
+      </w:r>
+      <w:r>
+        <w:t xml:space="preserve"> метод</w:t>
+      </w:r>
+      <w:r>
+        <w:t>ы</w:t>
+      </w:r>
+      <w:r>
+        <w:t xml:space="preserve"> недетерминированного поиска решений задач</w:t>
+      </w:r>
+      <w:r>
+        <w:t xml:space="preserve">, изучено устройство марковских процессов принятия решений. Освоены методы итеративного поиска оптимальных политик, пассивные и активные алгоритмы обучения с подкреплением. </w:t>
+      </w:r>
+    </w:p>
+    <w:p>
+      <w:r>
+        <w:t>На практике были запрограммированы</w:t>
+      </w:r>
+      <w:r>
+        <w:t xml:space="preserve"> интеллектуальны</w:t>
+      </w:r>
+      <w:r>
+        <w:t xml:space="preserve">е </w:t>
+      </w:r>
+      <w:r>
+        <w:t>агент</w:t>
+      </w:r>
+      <w:r>
+        <w:t>ы</w:t>
+      </w:r>
+      <w:r>
+        <w:t>, функционирующи</w:t>
+      </w:r>
+      <w:r>
+        <w:t>е</w:t>
+      </w:r>
+      <w:r>
+        <w:t xml:space="preserve"> в </w:t>
+      </w:r>
+      <w:r>
+        <w:t xml:space="preserve">различных </w:t>
+      </w:r>
+      <w:r>
+        <w:t>недетерминированных средах</w:t>
+      </w:r>
+      <w:r>
+        <w:t xml:space="preserve"> и реализующие </w:t>
+      </w:r>
+      <w:proofErr w:type="spellStart"/>
+      <w:r>
+        <w:t>разлиные</w:t>
+      </w:r>
+      <w:proofErr w:type="spellEnd"/>
+      <w:r>
+        <w:t xml:space="preserve"> методы поиска оптимальных политик. В конце работы на основе </w:t>
+      </w:r>
+      <w:r>
+        <w:rPr>
+          <w:lang w:val="en-US"/>
+        </w:rPr>
+        <w:t>Q</w:t>
+      </w:r>
+      <w:r>
+        <w:t>-</w:t>
+      </w:r>
+      <w:r>
+        <w:t>обучения была создана нейронная сеть, обучающаяся с подкреплением.</w:t>
+      </w:r>
+    </w:p>
+    <w:p>
       <w:pPr>
         <w:rPr>
           <w:szCs w:val="28"/>
         </w:rPr>
       </w:pPr>
-      <w:r>
-        <w:t>.</w:t>
-      </w:r>
     </w:p>
     <w:p/>
     <w:sectPr>
-      <w:headerReference w:type="default" r:id="rId16"/>
-      <w:headerReference w:type="first" r:id="rId17"/>
+      <w:headerReference w:type="default" r:id="rId17"/>
+      <w:headerReference w:type="first" r:id="rId18"/>
       <w:pgSz w:w="11906" w:h="16838"/>
       <w:pgMar w:top="851" w:right="567" w:bottom="851" w:left="1418" w:header="680" w:footer="680" w:gutter="0"/>
       <w:cols w:space="708"/>

--- a/8 семестр/МиСИИ/ЛР 7/МиСИИ ЛР 7.docx
+++ b/8 семестр/МиСИИ/ЛР 7/МиСИИ ЛР 7.docx
@@ -944,10 +944,7 @@
         <w:t>a</w:t>
       </w:r>
       <w:r>
-        <w:t>)</w:t>
-      </w:r>
-      <w:r>
-        <w:t>.</w:t>
+        <w:t>).</w:t>
       </w:r>
     </w:p>
     <w:p/>
@@ -4945,7 +4942,6 @@
         <w:rPr>
           <w:i/>
           <w:iCs/>
-          <w:lang w:val="en-US"/>
         </w:rPr>
       </w:pPr>
       <w:r>
@@ -5507,6 +5503,7 @@
         <w:t xml:space="preserve">        </w:t>
       </w:r>
       <w:proofErr w:type="spellStart"/>
+      <w:proofErr w:type="gramStart"/>
       <w:r>
         <w:rPr>
           <w:lang w:val="en-US"/>
@@ -5518,7 +5515,14 @@
         <w:rPr>
           <w:lang w:val="en-US"/>
         </w:rPr>
-        <w:t>.__</w:t>
+        <w:t>._</w:t>
+      </w:r>
+      <w:proofErr w:type="gramEnd"/>
+      <w:r>
+        <w:rPr>
+          <w:lang w:val="en-US"/>
+        </w:rPr>
+        <w:t>_</w:t>
       </w:r>
       <w:proofErr w:type="spellStart"/>
       <w:r>
@@ -8079,11 +8083,6 @@
     </w:p>
     <w:p/>
     <w:p>
-      <w:pPr>
-        <w:rPr>
-          <w:lang w:val="en-US"/>
-        </w:rPr>
-      </w:pPr>
       <w:r>
         <w:t xml:space="preserve">Листинг 3.5 – Подкласс агента </w:t>
       </w:r>
@@ -9100,14 +9099,15 @@
     <w:p>
       <w:pPr>
         <w:pStyle w:val="af"/>
-      </w:pPr>
-      <w:proofErr w:type="spellStart"/>
-      <w:r>
-        <w:t>class</w:t>
-      </w:r>
-      <w:proofErr w:type="spellEnd"/>
-      <w:r>
-        <w:t xml:space="preserve"> </w:t>
+        <w:rPr>
+          <w:lang w:val="en-US"/>
+        </w:rPr>
+      </w:pPr>
+      <w:r>
+        <w:rPr>
+          <w:lang w:val="en-US"/>
+        </w:rPr>
+        <w:t xml:space="preserve">class </w:t>
       </w:r>
       <w:proofErr w:type="spellStart"/>
       <w:proofErr w:type="gramStart"/>
@@ -9115,20 +9115,30 @@
         <w:rPr>
           <w:b/>
           <w:bCs/>
+          <w:lang w:val="en-US"/>
         </w:rPr>
         <w:t>ApproximateQAgent</w:t>
       </w:r>
       <w:proofErr w:type="spellEnd"/>
       <w:r>
+        <w:rPr>
+          <w:lang w:val="en-US"/>
+        </w:rPr>
         <w:t>(</w:t>
       </w:r>
       <w:proofErr w:type="spellStart"/>
       <w:proofErr w:type="gramEnd"/>
       <w:r>
+        <w:rPr>
+          <w:lang w:val="en-US"/>
+        </w:rPr>
         <w:t>PacmanQAgent</w:t>
       </w:r>
       <w:proofErr w:type="spellEnd"/>
       <w:r>
+        <w:rPr>
+          <w:lang w:val="en-US"/>
+        </w:rPr>
         <w:t>):</w:t>
       </w:r>
     </w:p>
@@ -9515,6 +9525,9 @@
     <w:p>
       <w:pPr>
         <w:pStyle w:val="af"/>
+        <w:rPr>
+          <w:lang w:val="en-US"/>
+        </w:rPr>
       </w:pPr>
       <w:r>
         <w:rPr>
@@ -9555,6 +9568,9 @@
         </w:rPr>
       </w:pPr>
       <w:r>
+        <w:rPr>
+          <w:lang w:val="en-US"/>
+        </w:rPr>
         <w:t xml:space="preserve">        </w:t>
       </w:r>
       <w:r>
@@ -9666,80 +9682,123 @@
     <w:p>
       <w:pPr>
         <w:pStyle w:val="af"/>
+        <w:rPr>
+          <w:lang w:val="en-US"/>
+        </w:rPr>
       </w:pPr>
       <w:r>
         <w:t xml:space="preserve">        </w:t>
       </w:r>
-      <w:proofErr w:type="spellStart"/>
-      <w:r>
-        <w:t>for</w:t>
-      </w:r>
-      <w:proofErr w:type="spellEnd"/>
-      <w:r>
-        <w:t xml:space="preserve"> i </w:t>
-      </w:r>
-      <w:proofErr w:type="spellStart"/>
-      <w:r>
-        <w:t>in</w:t>
-      </w:r>
-      <w:proofErr w:type="spellEnd"/>
-      <w:r>
+      <w:r>
+        <w:rPr>
+          <w:lang w:val="en-US"/>
+        </w:rPr>
+        <w:t xml:space="preserve">for </w:t>
+      </w:r>
+      <w:proofErr w:type="spellStart"/>
+      <w:r>
+        <w:rPr>
+          <w:lang w:val="en-US"/>
+        </w:rPr>
+        <w:t>i</w:t>
+      </w:r>
+      <w:proofErr w:type="spellEnd"/>
+      <w:r>
+        <w:rPr>
+          <w:lang w:val="en-US"/>
+        </w:rPr>
+        <w:t xml:space="preserve"> in </w:t>
+      </w:r>
+      <w:proofErr w:type="spellStart"/>
+      <w:proofErr w:type="gramStart"/>
+      <w:r>
+        <w:rPr>
+          <w:lang w:val="en-US"/>
+        </w:rPr>
+        <w:t>self.features</w:t>
+      </w:r>
+      <w:proofErr w:type="spellEnd"/>
+      <w:proofErr w:type="gramEnd"/>
+      <w:r>
+        <w:rPr>
+          <w:lang w:val="en-US"/>
+        </w:rPr>
+        <w:t>:</w:t>
+      </w:r>
+    </w:p>
+    <w:p>
+      <w:pPr>
+        <w:pStyle w:val="af"/>
+        <w:rPr>
+          <w:lang w:val="en-US"/>
+        </w:rPr>
+      </w:pPr>
+      <w:r>
+        <w:rPr>
+          <w:lang w:val="en-US"/>
+        </w:rPr>
+        <w:t xml:space="preserve">            # </w:t>
+      </w:r>
+      <w:r>
+        <w:t>суммируем</w:t>
+      </w:r>
+      <w:r>
+        <w:rPr>
+          <w:lang w:val="en-US"/>
+        </w:rPr>
         <w:t xml:space="preserve"> </w:t>
       </w:r>
-      <w:proofErr w:type="spellStart"/>
-      <w:proofErr w:type="gramStart"/>
-      <w:r>
+      <w:proofErr w:type="gramStart"/>
+      <w:r>
+        <w:t>взвешенные</w:t>
+      </w:r>
+      <w:r>
+        <w:rPr>
+          <w:lang w:val="en-US"/>
+        </w:rPr>
+        <w:t xml:space="preserve">  </w:t>
+      </w:r>
+      <w:r>
+        <w:t>признаки</w:t>
+      </w:r>
+      <w:proofErr w:type="gramEnd"/>
+      <w:r>
+        <w:rPr>
+          <w:lang w:val="en-US"/>
+        </w:rPr>
+        <w:t xml:space="preserve"> </w:t>
+      </w:r>
+    </w:p>
+    <w:p>
+      <w:pPr>
+        <w:pStyle w:val="af"/>
+        <w:rPr>
+          <w:lang w:val="en-US"/>
+        </w:rPr>
+      </w:pPr>
+      <w:r>
+        <w:rPr>
+          <w:lang w:val="en-US"/>
+        </w:rPr>
+        <w:t xml:space="preserve">            </w:t>
+      </w:r>
+      <w:r>
+        <w:rPr>
+          <w:lang w:val="en-US"/>
+        </w:rPr>
+        <w:t xml:space="preserve">total += </w:t>
+      </w:r>
+      <w:proofErr w:type="spellStart"/>
+      <w:proofErr w:type="gramStart"/>
+      <w:r>
+        <w:rPr>
+          <w:lang w:val="en-US"/>
+        </w:rPr>
         <w:t>self.features</w:t>
       </w:r>
       <w:proofErr w:type="spellEnd"/>
       <w:proofErr w:type="gramEnd"/>
       <w:r>
-        <w:t>:</w:t>
-      </w:r>
-    </w:p>
-    <w:p>
-      <w:pPr>
-        <w:pStyle w:val="af"/>
-      </w:pPr>
-      <w:r>
-        <w:t xml:space="preserve">            # суммируем </w:t>
-      </w:r>
-      <w:proofErr w:type="gramStart"/>
-      <w:r>
-        <w:t>взвешенные  признаки</w:t>
-      </w:r>
-      <w:proofErr w:type="gramEnd"/>
-      <w:r>
-        <w:t xml:space="preserve"> </w:t>
-      </w:r>
-    </w:p>
-    <w:p>
-      <w:pPr>
-        <w:pStyle w:val="af"/>
-        <w:rPr>
-          <w:lang w:val="en-US"/>
-        </w:rPr>
-      </w:pPr>
-      <w:r>
-        <w:t xml:space="preserve">            </w:t>
-      </w:r>
-      <w:r>
-        <w:rPr>
-          <w:lang w:val="en-US"/>
-        </w:rPr>
-        <w:t xml:space="preserve">total += </w:t>
-      </w:r>
-      <w:proofErr w:type="spellStart"/>
-      <w:proofErr w:type="gramStart"/>
-      <w:r>
-        <w:rPr>
-          <w:lang w:val="en-US"/>
-        </w:rPr>
-        <w:t>self.features</w:t>
-      </w:r>
-      <w:proofErr w:type="spellEnd"/>
-      <w:proofErr w:type="gramEnd"/>
-      <w:r>
         <w:rPr>
           <w:lang w:val="en-US"/>
         </w:rPr>
@@ -9859,6 +9918,9 @@
     <w:p>
       <w:pPr>
         <w:pStyle w:val="af"/>
+        <w:rPr>
+          <w:lang w:val="en-US"/>
+        </w:rPr>
       </w:pPr>
       <w:r>
         <w:rPr>
@@ -10475,36 +10537,49 @@
     <w:p>
       <w:pPr>
         <w:pStyle w:val="af"/>
+        <w:rPr>
+          <w:lang w:val="en-US"/>
+        </w:rPr>
       </w:pPr>
       <w:r>
         <w:t xml:space="preserve">        </w:t>
       </w:r>
-      <w:proofErr w:type="spellStart"/>
-      <w:r>
-        <w:t>if</w:t>
-      </w:r>
-      <w:proofErr w:type="spellEnd"/>
-      <w:r>
-        <w:t xml:space="preserve"> </w:t>
-      </w:r>
-      <w:proofErr w:type="spellStart"/>
-      <w:proofErr w:type="gramStart"/>
-      <w:r>
+      <w:r>
+        <w:rPr>
+          <w:lang w:val="en-US"/>
+        </w:rPr>
+        <w:t xml:space="preserve">if </w:t>
+      </w:r>
+      <w:proofErr w:type="spellStart"/>
+      <w:proofErr w:type="gramStart"/>
+      <w:r>
+        <w:rPr>
+          <w:lang w:val="en-US"/>
+        </w:rPr>
         <w:t>self.episodesSoFar</w:t>
       </w:r>
       <w:proofErr w:type="spellEnd"/>
       <w:proofErr w:type="gramEnd"/>
       <w:r>
+        <w:rPr>
+          <w:lang w:val="en-US"/>
+        </w:rPr>
         <w:t xml:space="preserve"> == </w:t>
       </w:r>
       <w:proofErr w:type="spellStart"/>
       <w:proofErr w:type="gramStart"/>
       <w:r>
+        <w:rPr>
+          <w:lang w:val="en-US"/>
+        </w:rPr>
         <w:t>self.numTraining</w:t>
       </w:r>
       <w:proofErr w:type="spellEnd"/>
       <w:proofErr w:type="gramEnd"/>
       <w:r>
+        <w:rPr>
+          <w:lang w:val="en-US"/>
+        </w:rPr>
         <w:t>:</w:t>
       </w:r>
     </w:p>
@@ -10513,7 +10588,13 @@
         <w:pStyle w:val="af"/>
       </w:pPr>
       <w:r>
-        <w:t xml:space="preserve">            # здесь, если захотите, вы можете распечатать веса при отладке</w:t>
+        <w:rPr>
+          <w:lang w:val="en-US"/>
+        </w:rPr>
+        <w:t xml:space="preserve">            </w:t>
+      </w:r>
+      <w:r>
+        <w:t># здесь, если захотите, вы можете распечатать веса при отладке</w:t>
       </w:r>
     </w:p>
     <w:p>
@@ -11041,7 +11122,6 @@
         </w:rPr>
         <w:t xml:space="preserve">, </w:t>
       </w:r>
-      <w:proofErr w:type="spellStart"/>
       <w:proofErr w:type="gramStart"/>
       <w:r>
         <w:rPr>
@@ -11049,27 +11129,12 @@
         </w:rPr>
         <w:t>self.weights</w:t>
       </w:r>
-      <w:proofErr w:type="spellEnd"/>
-      <w:proofErr w:type="gramEnd"/>
-      <w:r>
-        <w:rPr>
-          <w:lang w:val="en-US"/>
-        </w:rPr>
-        <w:t>[</w:t>
-      </w:r>
-      <w:proofErr w:type="spellStart"/>
-      <w:r>
-        <w:rPr>
-          <w:lang w:val="en-US"/>
-        </w:rPr>
-        <w:t>i</w:t>
-      </w:r>
-      <w:proofErr w:type="spellEnd"/>
-      <w:r>
-        <w:rPr>
-          <w:lang w:val="en-US"/>
-        </w:rPr>
-        <w:t>]))</w:t>
+      <w:proofErr w:type="gramEnd"/>
+      <w:r>
+        <w:rPr>
+          <w:lang w:val="en-US"/>
+        </w:rPr>
+        <w:t>[i]))</w:t>
       </w:r>
     </w:p>
     <w:p>
@@ -11168,9 +11233,6 @@
       <w:pPr>
         <w:ind w:firstLine="0"/>
         <w:jc w:val="center"/>
-        <w:rPr>
-          <w:lang w:val="en-US"/>
-        </w:rPr>
       </w:pPr>
       <w:r>
         <w:t xml:space="preserve">Рисунок 3.6.1 – Проверка с </w:t>
@@ -11184,13 +11246,7 @@
       </w:r>
       <w:proofErr w:type="spellEnd"/>
     </w:p>
-    <w:p>
-      <w:pPr>
-        <w:rPr>
-          <w:lang w:val="en-US"/>
-        </w:rPr>
-      </w:pPr>
-    </w:p>
+    <w:p/>
     <w:p>
       <w:r>
         <w:t>Правильность реализации агента с аппроксимацией была проверена с помощью автооценивателя (рисунок 3.6.2).</w:t>
@@ -11288,19 +11344,8 @@
     </w:p>
     <w:p/>
     <w:p>
-      <w:pPr>
-        <w:rPr>
-          <w:lang w:val="en-US"/>
-        </w:rPr>
-      </w:pPr>
-      <w:r>
-        <w:t>В</w:t>
-      </w:r>
-      <w:r>
-        <w:t xml:space="preserve"> файле model.py </w:t>
-      </w:r>
-      <w:r>
-        <w:t xml:space="preserve">был </w:t>
+      <w:r>
+        <w:t xml:space="preserve">В файле model.py был </w:t>
       </w:r>
       <w:r>
         <w:t>дописан</w:t>
@@ -11915,15 +11960,15 @@
     <w:p>
       <w:pPr>
         <w:pStyle w:val="af"/>
-        <w:rPr>
-          <w:lang w:val="en-US"/>
-        </w:rPr>
-      </w:pPr>
-      <w:r>
-        <w:rPr>
-          <w:lang w:val="en-US"/>
-        </w:rPr>
-        <w:t xml:space="preserve">        # </w:t>
+      </w:pPr>
+      <w:r>
+        <w:rPr>
+          <w:lang w:val="en-US"/>
+        </w:rPr>
+        <w:t xml:space="preserve">        </w:t>
+      </w:r>
+      <w:r>
+        <w:t xml:space="preserve"># </w:t>
       </w:r>
       <w:proofErr w:type="spellStart"/>
       <w:r>
@@ -11931,40 +11976,41 @@
       </w:r>
       <w:proofErr w:type="spellEnd"/>
       <w:r>
-        <w:rPr>
-          <w:lang w:val="en-US"/>
-        </w:rPr>
         <w:t xml:space="preserve"> </w:t>
       </w:r>
       <w:r>
         <w:t>определить</w:t>
       </w:r>
       <w:r>
-        <w:rPr>
-          <w:lang w:val="en-US"/>
-        </w:rPr>
         <w:t xml:space="preserve"> </w:t>
       </w:r>
-      <w:proofErr w:type="spellStart"/>
-      <w:proofErr w:type="gramStart"/>
-      <w:r>
-        <w:rPr>
-          <w:lang w:val="en-US"/>
-        </w:rPr>
-        <w:t>self.learning</w:t>
-      </w:r>
-      <w:proofErr w:type="gramEnd"/>
-      <w:r>
-        <w:rPr>
-          <w:lang w:val="en-US"/>
-        </w:rPr>
-        <w:t>_rate</w:t>
-      </w:r>
-      <w:proofErr w:type="spellEnd"/>
-      <w:r>
-        <w:rPr>
-          <w:lang w:val="en-US"/>
-        </w:rPr>
+      <w:proofErr w:type="gramStart"/>
+      <w:r>
+        <w:rPr>
+          <w:lang w:val="en-US"/>
+        </w:rPr>
+        <w:t>self</w:t>
+      </w:r>
+      <w:r>
+        <w:t>.</w:t>
+      </w:r>
+      <w:r>
+        <w:rPr>
+          <w:lang w:val="en-US"/>
+        </w:rPr>
+        <w:t>learning</w:t>
+      </w:r>
+      <w:proofErr w:type="gramEnd"/>
+      <w:r>
+        <w:t>_</w:t>
+      </w:r>
+      <w:r>
+        <w:rPr>
+          <w:lang w:val="en-US"/>
+        </w:rPr>
+        <w:t>rate</w:t>
+      </w:r>
+      <w:r>
         <w:t>,</w:t>
       </w:r>
     </w:p>
@@ -11979,7 +12025,43 @@
         <w:rPr>
           <w:lang w:val="en-US"/>
         </w:rPr>
-        <w:t xml:space="preserve">        # </w:t>
+        <w:t> </w:t>
+      </w:r>
+      <w:r>
+        <w:t xml:space="preserve"> </w:t>
+      </w:r>
+      <w:r>
+        <w:rPr>
+          <w:lang w:val="en-US"/>
+        </w:rPr>
+        <w:t> </w:t>
+      </w:r>
+      <w:r>
+        <w:t xml:space="preserve"> </w:t>
+      </w:r>
+      <w:r>
+        <w:rPr>
+          <w:lang w:val="en-US"/>
+        </w:rPr>
+        <w:t> </w:t>
+      </w:r>
+      <w:r>
+        <w:t xml:space="preserve"> </w:t>
+      </w:r>
+      <w:r>
+        <w:rPr>
+          <w:lang w:val="en-US"/>
+        </w:rPr>
+        <w:t> </w:t>
+      </w:r>
+      <w:r>
+        <w:t xml:space="preserve"> </w:t>
+      </w:r>
+      <w:r>
+        <w:rPr>
+          <w:lang w:val="en-US"/>
+        </w:rPr>
+        <w:t xml:space="preserve"># </w:t>
       </w:r>
       <w:proofErr w:type="spellStart"/>
       <w:proofErr w:type="gramStart"/>
@@ -12006,6 +12088,7 @@
         </w:rPr>
         <w:t xml:space="preserve"> </w:t>
       </w:r>
+      <w:proofErr w:type="spellStart"/>
       <w:proofErr w:type="gramStart"/>
       <w:r>
         <w:rPr>
@@ -12018,7 +12101,14 @@
         <w:rPr>
           <w:lang w:val="en-US"/>
         </w:rPr>
-        <w:t>_size!</w:t>
+        <w:t>_size</w:t>
+      </w:r>
+      <w:proofErr w:type="spellEnd"/>
+      <w:r>
+        <w:rPr>
+          <w:lang w:val="en-US"/>
+        </w:rPr>
+        <w:t>!</w:t>
       </w:r>
     </w:p>
     <w:p>
@@ -18099,6 +18189,7 @@
   <w:style w:type="character" w:default="1" w:styleId="a0">
     <w:name w:val="Default Paragraph Font"/>
     <w:uiPriority w:val="1"/>
+    <w:semiHidden/>
     <w:unhideWhenUsed/>
   </w:style>
   <w:style w:type="table" w:default="1" w:styleId="a1">
